--- a/lovable_prompt.docx
+++ b/lovable_prompt.docx
@@ -4,5211 +4,4427 @@
   <w:body>
     <w:p>
       <w:pPr>
-        <w:spacing w:before="0" w:after="120"/>
-        <w:jc w:val="center"/>
-      </w:pPr>
-      <w:r>
-        <w:rPr>
-          <w:rFonts w:ascii="Calibri" w:hAnsi="Calibri"/>
+        <w:spacing w:after="0"/>
+      </w:pPr>
+      <w:r>
+        <w:rPr>
+          <w:color w:val="9CA3AF"/>
+          <w:sz w:val="16"/>
+        </w:rPr>
+        <w:t>================================================================================</w:t>
+      </w:r>
+    </w:p>
+    <w:p>
+      <w:pPr>
+        <w:spacing w:after="0"/>
+      </w:pPr>
+      <w:r>
+        <w:rPr>
           <w:b/>
-          <w:i w:val="0"/>
-          <w:color w:val="1E3A5F"/>
-          <w:sz w:val="32"/>
-        </w:rPr>
-        <w:t>JobHunter — Lovable Frontend Specification</w:t>
-      </w:r>
-    </w:p>
-    <w:p>
-      <w:pPr>
-        <w:spacing w:before="0" w:after="200"/>
-        <w:jc w:val="center"/>
-      </w:pPr>
-      <w:r>
-        <w:rPr>
-          <w:rFonts w:ascii="Calibri" w:hAnsi="Calibri"/>
-          <w:b w:val="0"/>
-          <w:i/>
-          <w:color w:val="555555"/>
-          <w:sz w:val="19"/>
-        </w:rPr>
-        <w:t>v3  ·  Complete bug fixes + all features  ·  Do not skip any section</w:t>
-      </w:r>
-    </w:p>
-    <w:p>
-      <w:pPr>
-        <w:spacing w:before="200" w:after="60"/>
-        <w:shd w:val="clear" w:color="auto" w:fill="1E3A5F"/>
-      </w:pPr>
-      <w:r>
-        <w:rPr>
-          <w:rFonts w:ascii="Calibri" w:hAnsi="Calibri"/>
+          <w:color w:val="1D4ED8"/>
+          <w:sz w:val="22"/>
+        </w:rPr>
+        <w:t>JOBHUNTER — LOVABLE PROMPT v3</w:t>
+      </w:r>
+    </w:p>
+    <w:p>
+      <w:pPr>
+        <w:spacing w:after="0"/>
+      </w:pPr>
+      <w:r>
+        <w:rPr>
+          <w:sz w:val="20"/>
+        </w:rPr>
+        <w:t>Complete frontend specification: bug fixes + all features</w:t>
+      </w:r>
+    </w:p>
+    <w:p>
+      <w:pPr>
+        <w:spacing w:after="0"/>
+      </w:pPr>
+      <w:r>
+        <w:rPr>
+          <w:color w:val="9CA3AF"/>
+          <w:sz w:val="16"/>
+        </w:rPr>
+        <w:t>================================================================================</w:t>
+      </w:r>
+    </w:p>
+    <w:p>
+      <w:pPr>
+        <w:spacing w:after="0"/>
+      </w:pPr>
+      <w:r>
+        <w:rPr>
+          <w:sz w:val="20"/>
+        </w:rPr>
+      </w:r>
+    </w:p>
+    <w:p>
+      <w:pPr>
+        <w:spacing w:after="0"/>
+      </w:pPr>
+      <w:r>
+        <w:rPr>
+          <w:color w:val="9CA3AF"/>
+          <w:sz w:val="16"/>
+        </w:rPr>
+        <w:t>────────────────────────────────────────────────────────────────────────────────</w:t>
+      </w:r>
+    </w:p>
+    <w:p>
+      <w:pPr>
+        <w:spacing w:after="0"/>
+      </w:pPr>
+      <w:r>
+        <w:rPr>
           <w:b/>
-          <w:i w:val="0"/>
-          <w:color w:val="FFFFFF"/>
+          <w:color w:val="1D4ED8"/>
           <w:sz w:val="22"/>
         </w:rPr>
-        <w:t xml:space="preserve">  PART 1 — CRITICAL FIXES (DO FIRST)  </w:t>
-      </w:r>
-    </w:p>
-    <w:p>
-      <w:pPr>
-        <w:spacing w:before="140" w:after="40"/>
-        <w:shd w:val="clear" w:color="auto" w:fill="EFF6FF"/>
-      </w:pPr>
-      <w:r>
-        <w:rPr>
-          <w:rFonts w:ascii="Calibri" w:hAnsi="Calibri"/>
+        <w:t>PART 1 — CRITICAL FIXES (DO THESE FIRST)</w:t>
+      </w:r>
+    </w:p>
+    <w:p>
+      <w:pPr>
+        <w:spacing w:after="0"/>
+      </w:pPr>
+      <w:r>
+        <w:rPr>
+          <w:color w:val="9CA3AF"/>
+          <w:sz w:val="16"/>
+        </w:rPr>
+        <w:t>────────────────────────────────────────────────────────────────────────────────</w:t>
+      </w:r>
+    </w:p>
+    <w:p>
+      <w:pPr>
+        <w:spacing w:after="0"/>
+      </w:pPr>
+      <w:r>
+        <w:rPr>
+          <w:sz w:val="20"/>
+        </w:rPr>
+      </w:r>
+    </w:p>
+    <w:p>
+      <w:pPr>
+        <w:spacing w:after="0"/>
+      </w:pPr>
+      <w:r>
+        <w:rPr>
           <w:b/>
-          <w:i w:val="0"/>
-          <w:color w:val="2563EB"/>
-          <w:sz w:val="20"/>
-        </w:rPr>
-        <w:t xml:space="preserve">  Fix 1 — Jobs Disappear on Navigation</w:t>
-      </w:r>
-    </w:p>
-    <w:p>
-      <w:pPr>
-        <w:spacing w:before="0" w:after="40"/>
-        <w:ind w:left="0"/>
-      </w:pPr>
-      <w:r>
-        <w:rPr>
-          <w:rFonts w:ascii="Calibri" w:hAnsi="Calibri"/>
-          <w:b w:val="0"/>
-          <w:i w:val="0"/>
-          <w:color w:val="1A1A1A"/>
-          <w:sz w:val="19"/>
-        </w:rPr>
-        <w:t>The dashboard re-fetches on every mount. When the user navigates away and back, matches flash empty.</w:t>
-      </w:r>
-    </w:p>
-    <w:p>
-      <w:pPr>
-        <w:spacing w:before="0" w:after="40"/>
-        <w:ind w:left="0"/>
-      </w:pPr>
-      <w:r>
-        <w:rPr>
-          <w:rFonts w:ascii="Calibri" w:hAnsi="Calibri"/>
-          <w:b w:val="0"/>
-          <w:i w:val="0"/>
-          <w:color w:val="1A1A1A"/>
-          <w:sz w:val="19"/>
-        </w:rPr>
-        <w:t>Fix: Cache matches in a global store (Zustand or React Query) with stale-while-revalidate.</w:t>
-      </w:r>
-    </w:p>
-    <w:p>
-      <w:pPr>
-        <w:pStyle w:val="ListBullet"/>
-        <w:spacing w:before="0" w:after="20"/>
-        <w:ind w:left="360"/>
-      </w:pPr>
-      <w:r>
-        <w:rPr>
-          <w:rFonts w:ascii="Calibri" w:hAnsi="Calibri"/>
-          <w:b w:val="0"/>
-          <w:i w:val="0"/>
-          <w:color w:val="1A1A1A"/>
-          <w:sz w:val="19"/>
-        </w:rPr>
-        <w:t>React Query: staleTime: 5*60*1000, placeholderData: keepPreviousData</w:t>
-      </w:r>
-    </w:p>
-    <w:p>
-      <w:pPr>
-        <w:pStyle w:val="ListBullet"/>
-        <w:spacing w:before="0" w:after="20"/>
-        <w:ind w:left="360"/>
-      </w:pPr>
-      <w:r>
-        <w:rPr>
-          <w:rFonts w:ascii="Calibri" w:hAnsi="Calibri"/>
-          <w:b w:val="0"/>
-          <w:i w:val="0"/>
-          <w:color w:val="1A1A1A"/>
-          <w:sz w:val="19"/>
-        </w:rPr>
-        <w:t>Zustand: store { matchesData, lastFetched }; show cached data instantly on mount</w:t>
-      </w:r>
-    </w:p>
-    <w:p>
-      <w:pPr>
-        <w:pStyle w:val="ListBullet"/>
-        <w:spacing w:before="0" w:after="20"/>
-        <w:ind w:left="360"/>
-      </w:pPr>
-      <w:r>
-        <w:rPr>
-          <w:rFonts w:ascii="Calibri" w:hAnsi="Calibri"/>
-          <w:b w:val="0"/>
-          <w:i w:val="0"/>
-          <w:color w:val="1A1A1A"/>
-          <w:sz w:val="19"/>
-        </w:rPr>
-        <w:t>Persist to localStorage so data survives page refresh</w:t>
-      </w:r>
-    </w:p>
-    <w:p>
-      <w:pPr>
-        <w:pStyle w:val="ListBullet"/>
-        <w:spacing w:before="0" w:after="20"/>
-        <w:ind w:left="360"/>
-      </w:pPr>
-      <w:r>
-        <w:rPr>
-          <w:rFonts w:ascii="Calibri" w:hAnsi="Calibri"/>
-          <w:b w:val="0"/>
-          <w:i w:val="0"/>
-          <w:color w:val="1A1A1A"/>
-          <w:sz w:val="19"/>
-        </w:rPr>
-        <w:t>Show a subtle 'Updating…' spinner — NEVER a full blank state — while re-fetching</w:t>
-      </w:r>
-    </w:p>
-    <w:p>
-      <w:pPr>
-        <w:spacing w:before="140" w:after="40"/>
-        <w:shd w:val="clear" w:color="auto" w:fill="EFF6FF"/>
-      </w:pPr>
-      <w:r>
-        <w:rPr>
-          <w:rFonts w:ascii="Calibri" w:hAnsi="Calibri"/>
+          <w:color w:val="1D4ED8"/>
+          <w:sz w:val="22"/>
+        </w:rPr>
+        <w:t>FIX 1 — JOBS DISAPPEARING WHEN NAVIGATING AWAY</w:t>
+      </w:r>
+    </w:p>
+    <w:p>
+      <w:pPr>
+        <w:spacing w:after="0"/>
+      </w:pPr>
+      <w:r>
+        <w:rPr>
+          <w:sz w:val="20"/>
+        </w:rPr>
+        <w:t>The dashboard fetches jobs on mount. When the user navigates to Settings and</w:t>
+      </w:r>
+    </w:p>
+    <w:p>
+      <w:pPr>
+        <w:spacing w:after="0"/>
+      </w:pPr>
+      <w:r>
+        <w:rPr>
+          <w:sz w:val="20"/>
+        </w:rPr>
+        <w:t>back, the component unmounts and the jobs array resets to empty, causing a</w:t>
+      </w:r>
+    </w:p>
+    <w:p>
+      <w:pPr>
+        <w:spacing w:after="0"/>
+      </w:pPr>
+      <w:r>
+        <w:rPr>
+          <w:sz w:val="20"/>
+        </w:rPr>
+        <w:t>flash of "no matches" before re-loading.</w:t>
+      </w:r>
+    </w:p>
+    <w:p>
+      <w:pPr>
+        <w:spacing w:after="0"/>
+      </w:pPr>
+      <w:r>
+        <w:rPr>
+          <w:sz w:val="20"/>
+        </w:rPr>
+      </w:r>
+    </w:p>
+    <w:p>
+      <w:pPr>
+        <w:spacing w:after="0"/>
+      </w:pPr>
+      <w:r>
+        <w:rPr>
+          <w:sz w:val="20"/>
+        </w:rPr>
+        <w:t>Fix: Cache the matches in a global store (Zustand or React Query) so:</w:t>
+      </w:r>
+    </w:p>
+    <w:p>
+      <w:pPr>
+        <w:spacing w:after="0"/>
+      </w:pPr>
+      <w:r>
+        <w:rPr>
+          <w:sz w:val="20"/>
+        </w:rPr>
+        <w:t xml:space="preserve">  • Data shows immediately from cache on return to dashboard</w:t>
+      </w:r>
+    </w:p>
+    <w:p>
+      <w:pPr>
+        <w:spacing w:after="0"/>
+      </w:pPr>
+      <w:r>
+        <w:rPr>
+          <w:sz w:val="20"/>
+        </w:rPr>
+        <w:t xml:space="preserve">  • Refresh happens in the background (stale-while-revalidate pattern)</w:t>
+      </w:r>
+    </w:p>
+    <w:p>
+      <w:pPr>
+        <w:spacing w:after="0"/>
+      </w:pPr>
+      <w:r>
+        <w:rPr>
+          <w:sz w:val="20"/>
+        </w:rPr>
+        <w:t xml:space="preserve">  • Never show empty state if cached data exists</w:t>
+      </w:r>
+    </w:p>
+    <w:p>
+      <w:pPr>
+        <w:spacing w:after="0"/>
+      </w:pPr>
+      <w:r>
+        <w:rPr>
+          <w:sz w:val="20"/>
+        </w:rPr>
+      </w:r>
+    </w:p>
+    <w:p>
+      <w:pPr>
+        <w:spacing w:after="0"/>
+      </w:pPr>
+      <w:r>
+        <w:rPr>
+          <w:sz w:val="20"/>
+        </w:rPr>
+        <w:t>Implementation:</w:t>
+      </w:r>
+    </w:p>
+    <w:p>
+      <w:pPr>
+        <w:spacing w:after="0"/>
+      </w:pPr>
+      <w:r>
+        <w:rPr>
+          <w:sz w:val="20"/>
+        </w:rPr>
+        <w:t xml:space="preserve">  - If using React Query:  staleTime: 5 * 60 * 1000, placeholderData: keepPreviousData</w:t>
+      </w:r>
+    </w:p>
+    <w:p>
+      <w:pPr>
+        <w:spacing w:after="0"/>
+      </w:pPr>
+      <w:r>
+        <w:rPr>
+          <w:sz w:val="20"/>
+        </w:rPr>
+        <w:t xml:space="preserve">  - If using Zustand:      store matchesData + lastFetched, show stored data instantly</w:t>
+      </w:r>
+    </w:p>
+    <w:p>
+      <w:pPr>
+        <w:spacing w:after="0"/>
+      </w:pPr>
+      <w:r>
+        <w:rPr>
+          <w:sz w:val="20"/>
+        </w:rPr>
+        <w:t xml:space="preserve">  - Also persist to localStorage so data survives page refresh</w:t>
+      </w:r>
+    </w:p>
+    <w:p>
+      <w:pPr>
+        <w:spacing w:after="0"/>
+      </w:pPr>
+      <w:r>
+        <w:rPr>
+          <w:sz w:val="20"/>
+        </w:rPr>
+        <w:t xml:space="preserve">  - Show a subtle "Updating..." spinner (NOT a full blank state) during re-fetch</w:t>
+      </w:r>
+    </w:p>
+    <w:p>
+      <w:pPr>
+        <w:spacing w:after="0"/>
+      </w:pPr>
+      <w:r>
+        <w:rPr>
+          <w:sz w:val="20"/>
+        </w:rPr>
+      </w:r>
+    </w:p>
+    <w:p>
+      <w:pPr>
+        <w:spacing w:after="0"/>
+      </w:pPr>
+      <w:r>
+        <w:rPr>
           <w:b/>
-          <w:i w:val="0"/>
-          <w:color w:val="2563EB"/>
-          <w:sz w:val="20"/>
-        </w:rPr>
-        <w:t xml:space="preserve">  Fix 2 — Use Backend API for Matches (not direct Supabase)</w:t>
-      </w:r>
-    </w:p>
-    <w:p>
-      <w:pPr>
-        <w:spacing w:before="0" w:after="40"/>
-        <w:ind w:left="0"/>
-      </w:pPr>
-      <w:r>
-        <w:rPr>
-          <w:rFonts w:ascii="Calibri" w:hAnsi="Calibri"/>
-          <w:b w:val="0"/>
-          <w:i w:val="0"/>
-          <w:color w:val="1A1A1A"/>
-          <w:sz w:val="19"/>
-        </w:rPr>
-        <w:t>Replace any direct Supabase query on user_job_matches with:</w:t>
-      </w:r>
-    </w:p>
-    <w:p>
-      <w:pPr>
-        <w:spacing w:before="0" w:after="20"/>
-        <w:ind w:left="216"/>
-        <w:shd w:val="clear" w:color="auto" w:fill="F8FAFC"/>
-      </w:pPr>
-      <w:r>
-        <w:rPr>
-          <w:rFonts w:ascii="Courier New" w:hAnsi="Courier New"/>
-          <w:b w:val="0"/>
-          <w:i w:val="0"/>
-          <w:color w:val="1D4E89"/>
-          <w:sz w:val="17"/>
-        </w:rPr>
-        <w:t>POST /api/refresh-matches   Body: { "user_id": string }</w:t>
-      </w:r>
-    </w:p>
-    <w:p>
-      <w:pPr>
-        <w:spacing w:before="0" w:after="20"/>
-        <w:ind w:left="216"/>
-        <w:shd w:val="clear" w:color="auto" w:fill="F8FAFC"/>
-      </w:pPr>
-      <w:r>
-        <w:rPr>
-          <w:rFonts w:ascii="Courier New" w:hAnsi="Courier New"/>
-          <w:b w:val="0"/>
-          <w:i w:val="0"/>
-          <w:color w:val="1D4E89"/>
-          <w:sz w:val="17"/>
-        </w:rPr>
-        <w:t>Returns: { "matches": Job[], "pending_titles": string[] }</w:t>
-      </w:r>
-    </w:p>
-    <w:p>
-      <w:pPr>
-        <w:spacing w:before="0" w:after="40"/>
-        <w:ind w:left="0"/>
-      </w:pPr>
-      <w:r>
-        <w:rPr>
-          <w:rFonts w:ascii="Calibri" w:hAnsi="Calibri"/>
-          <w:b w:val="0"/>
-          <w:i w:val="0"/>
-          <w:color w:val="1A1A1A"/>
-          <w:sz w:val="19"/>
-        </w:rPr>
-        <w:t>If direct Supabase queries are still needed, this select now works:</w:t>
-      </w:r>
-    </w:p>
-    <w:p>
-      <w:pPr>
-        <w:spacing w:before="0" w:after="20"/>
-        <w:ind w:left="216"/>
-        <w:shd w:val="clear" w:color="auto" w:fill="F8FAFC"/>
-      </w:pPr>
-      <w:r>
-        <w:rPr>
-          <w:rFonts w:ascii="Courier New" w:hAnsi="Courier New"/>
-          <w:b w:val="0"/>
-          <w:i w:val="0"/>
-          <w:color w:val="1D4E89"/>
-          <w:sz w:val="17"/>
-        </w:rPr>
-        <w:t>supabase.from('user_job_matches')</w:t>
-        <w:br/>
-        <w:t xml:space="preserve">  .select('job_id, score, status, match_reason, quality_score, notes, interview_date')</w:t>
-      </w:r>
-    </w:p>
-    <w:p>
-      <w:pPr>
-        <w:spacing w:before="140" w:after="40"/>
-        <w:shd w:val="clear" w:color="auto" w:fill="EFF6FF"/>
-      </w:pPr>
-      <w:r>
-        <w:rPr>
-          <w:rFonts w:ascii="Calibri" w:hAnsi="Calibri"/>
+          <w:color w:val="1D4ED8"/>
+          <w:sz w:val="22"/>
+        </w:rPr>
+        <w:t>FIX 2 — DATA SOURCE FOR MATCHES</w:t>
+      </w:r>
+    </w:p>
+    <w:p>
+      <w:pPr>
+        <w:spacing w:after="0"/>
+      </w:pPr>
+      <w:r>
+        <w:rPr>
+          <w:sz w:val="20"/>
+        </w:rPr>
+        <w:t>Use the backend API exclusively (not direct Supabase queries) for the matches</w:t>
+      </w:r>
+    </w:p>
+    <w:p>
+      <w:pPr>
+        <w:spacing w:after="0"/>
+      </w:pPr>
+      <w:r>
+        <w:rPr>
+          <w:sz w:val="20"/>
+        </w:rPr>
+        <w:t>list. The backend already returns all required fields including quality_score,</w:t>
+      </w:r>
+    </w:p>
+    <w:p>
+      <w:pPr>
+        <w:spacing w:after="0"/>
+      </w:pPr>
+      <w:r>
+        <w:rPr>
+          <w:sz w:val="20"/>
+        </w:rPr>
+        <w:t>match_reason, and status:</w:t>
+      </w:r>
+    </w:p>
+    <w:p>
+      <w:pPr>
+        <w:spacing w:after="0"/>
+      </w:pPr>
+      <w:r>
+        <w:rPr>
+          <w:sz w:val="20"/>
+        </w:rPr>
+      </w:r>
+    </w:p>
+    <w:p>
+      <w:pPr>
+        <w:spacing w:after="0"/>
+      </w:pPr>
+      <w:r>
+        <w:rPr>
+          <w:sz w:val="20"/>
+        </w:rPr>
+        <w:t xml:space="preserve">  POST /api/refresh-matches</w:t>
+      </w:r>
+    </w:p>
+    <w:p>
+      <w:pPr>
+        <w:spacing w:after="0"/>
+      </w:pPr>
+      <w:r>
+        <w:rPr>
+          <w:sz w:val="20"/>
+        </w:rPr>
+        <w:t xml:space="preserve">  Body: { "user_id": "&lt;user uuid&gt;" }</w:t>
+      </w:r>
+    </w:p>
+    <w:p>
+      <w:pPr>
+        <w:spacing w:after="0"/>
+      </w:pPr>
+      <w:r>
+        <w:rPr>
+          <w:sz w:val="20"/>
+        </w:rPr>
+        <w:t xml:space="preserve">  Returns: { "matches": Job[], "pending_titles": string[] }</w:t>
+      </w:r>
+    </w:p>
+    <w:p>
+      <w:pPr>
+        <w:spacing w:after="0"/>
+      </w:pPr>
+      <w:r>
+        <w:rPr>
+          <w:sz w:val="20"/>
+        </w:rPr>
+      </w:r>
+    </w:p>
+    <w:p>
+      <w:pPr>
+        <w:spacing w:after="0"/>
+      </w:pPr>
+      <w:r>
+        <w:rPr>
+          <w:sz w:val="20"/>
+        </w:rPr>
+        <w:t>If you still do any direct Supabase queries, this select now works:</w:t>
+      </w:r>
+    </w:p>
+    <w:p>
+      <w:pPr>
+        <w:spacing w:after="0"/>
+      </w:pPr>
+      <w:r>
+        <w:rPr>
+          <w:sz w:val="20"/>
+        </w:rPr>
+        <w:t xml:space="preserve">  supabase.from('user_job_matches')</w:t>
+      </w:r>
+    </w:p>
+    <w:p>
+      <w:pPr>
+        <w:spacing w:after="0"/>
+      </w:pPr>
+      <w:r>
+        <w:rPr>
+          <w:sz w:val="20"/>
+        </w:rPr>
+        <w:t xml:space="preserve">    .select('job_id, score, status, match_reason, quality_score, notes, interview_date')</w:t>
+      </w:r>
+    </w:p>
+    <w:p>
+      <w:pPr>
+        <w:spacing w:after="0"/>
+      </w:pPr>
+      <w:r>
+        <w:rPr>
+          <w:sz w:val="20"/>
+        </w:rPr>
+      </w:r>
+    </w:p>
+    <w:p>
+      <w:pPr>
+        <w:spacing w:after="0"/>
+      </w:pPr>
+      <w:r>
+        <w:rPr>
           <w:b/>
-          <w:i w:val="0"/>
-          <w:color w:val="2563EB"/>
-          <w:sz w:val="20"/>
-        </w:rPr>
-        <w:t xml:space="preserve">  Fix 3 — Run in Supabase SQL Editor Before Next Deploy</w:t>
-      </w:r>
-    </w:p>
-    <w:p>
-      <w:pPr>
-        <w:spacing w:before="0" w:after="20"/>
-        <w:ind w:left="216"/>
-        <w:shd w:val="clear" w:color="auto" w:fill="F8FAFC"/>
-      </w:pPr>
-      <w:r>
-        <w:rPr>
-          <w:rFonts w:ascii="Courier New" w:hAnsi="Courier New"/>
-          <w:b w:val="0"/>
-          <w:i w:val="0"/>
-          <w:color w:val="1D4E89"/>
-          <w:sz w:val="17"/>
-        </w:rPr>
-        <w:t>ALTER TABLE user_job_matches ADD COLUMN IF NOT EXISTS quality_score int;</w:t>
-      </w:r>
-    </w:p>
-    <w:p>
-      <w:pPr>
-        <w:spacing w:before="0" w:after="20"/>
-        <w:ind w:left="216"/>
-        <w:shd w:val="clear" w:color="auto" w:fill="F8FAFC"/>
-      </w:pPr>
-      <w:r>
-        <w:rPr>
-          <w:rFonts w:ascii="Courier New" w:hAnsi="Courier New"/>
-          <w:b w:val="0"/>
-          <w:i w:val="0"/>
-          <w:color w:val="1D4E89"/>
-          <w:sz w:val="17"/>
-        </w:rPr>
-        <w:t>ALTER TABLE user_job_matches ADD COLUMN IF NOT EXISTS created_at timestamptz DEFAULT now();</w:t>
-      </w:r>
-    </w:p>
-    <w:p>
-      <w:pPr>
-        <w:spacing w:before="0" w:after="20"/>
-        <w:ind w:left="216"/>
-        <w:shd w:val="clear" w:color="auto" w:fill="F8FAFC"/>
-      </w:pPr>
-      <w:r>
-        <w:rPr>
-          <w:rFonts w:ascii="Courier New" w:hAnsi="Courier New"/>
-          <w:b w:val="0"/>
-          <w:i w:val="0"/>
-          <w:color w:val="1D4E89"/>
-          <w:sz w:val="17"/>
-        </w:rPr>
-        <w:t>ALTER TABLE user_job_matches ADD COLUMN IF NOT EXISTS interview_date timestamptz;</w:t>
-      </w:r>
-    </w:p>
-    <w:p>
-      <w:pPr>
-        <w:spacing w:before="0" w:after="20"/>
-        <w:ind w:left="216"/>
-        <w:shd w:val="clear" w:color="auto" w:fill="F8FAFC"/>
-      </w:pPr>
-      <w:r>
-        <w:rPr>
-          <w:rFonts w:ascii="Courier New" w:hAnsi="Courier New"/>
-          <w:b w:val="0"/>
-          <w:i w:val="0"/>
-          <w:color w:val="1D4E89"/>
-          <w:sz w:val="17"/>
-        </w:rPr>
-        <w:t>ALTER TABLE user_job_matches ADD COLUMN IF NOT EXISTS notes text;</w:t>
-      </w:r>
-    </w:p>
-    <w:p>
-      <w:pPr>
-        <w:spacing w:before="0" w:after="20"/>
-        <w:ind w:left="216"/>
-        <w:shd w:val="clear" w:color="auto" w:fill="F8FAFC"/>
-      </w:pPr>
-      <w:r>
-        <w:rPr>
-          <w:rFonts w:ascii="Courier New" w:hAnsi="Courier New"/>
-          <w:b w:val="0"/>
-          <w:i w:val="0"/>
-          <w:color w:val="1D4E89"/>
-          <w:sz w:val="17"/>
-        </w:rPr>
-        <w:t>ALTER TABLE job_pool ADD COLUMN IF NOT EXISTS salary_min_aed int;</w:t>
-      </w:r>
-    </w:p>
-    <w:p>
-      <w:pPr>
-        <w:spacing w:before="0" w:after="20"/>
-        <w:ind w:left="216"/>
-        <w:shd w:val="clear" w:color="auto" w:fill="F8FAFC"/>
-      </w:pPr>
-      <w:r>
-        <w:rPr>
-          <w:rFonts w:ascii="Courier New" w:hAnsi="Courier New"/>
-          <w:b w:val="0"/>
-          <w:i w:val="0"/>
-          <w:color w:val="1D4E89"/>
-          <w:sz w:val="17"/>
-        </w:rPr>
-        <w:t>ALTER TABLE job_pool ADD COLUMN IF NOT EXISTS salary_max_aed int;</w:t>
-      </w:r>
-    </w:p>
-    <w:p>
-      <w:pPr>
-        <w:spacing w:before="0" w:after="20"/>
-        <w:ind w:left="216"/>
-        <w:shd w:val="clear" w:color="auto" w:fill="F8FAFC"/>
-      </w:pPr>
-      <w:r>
-        <w:rPr>
-          <w:rFonts w:ascii="Courier New" w:hAnsi="Courier New"/>
-          <w:b w:val="0"/>
-          <w:i w:val="0"/>
-          <w:color w:val="1D4E89"/>
-          <w:sz w:val="17"/>
-        </w:rPr>
-        <w:t>ALTER TABLE job_pool ADD COLUMN IF NOT EXISTS summary_bullets text;</w:t>
-      </w:r>
-    </w:p>
-    <w:p>
-      <w:pPr>
-        <w:spacing w:before="0" w:after="20"/>
-        <w:ind w:left="216"/>
-        <w:shd w:val="clear" w:color="auto" w:fill="F8FAFC"/>
-      </w:pPr>
-      <w:r>
-        <w:rPr>
-          <w:rFonts w:ascii="Courier New" w:hAnsi="Courier New"/>
-          <w:b w:val="0"/>
-          <w:i w:val="0"/>
-          <w:color w:val="1D4E89"/>
-          <w:sz w:val="17"/>
-        </w:rPr>
-        <w:t>ALTER TABLE job_pool ADD COLUMN IF NOT EXISTS link_active boolean DEFAULT true;</w:t>
-      </w:r>
-    </w:p>
-    <w:p>
-      <w:pPr>
-        <w:spacing w:before="200" w:after="60"/>
-        <w:shd w:val="clear" w:color="auto" w:fill="1E3A5F"/>
-      </w:pPr>
-      <w:r>
-        <w:rPr>
-          <w:rFonts w:ascii="Calibri" w:hAnsi="Calibri"/>
+          <w:color w:val="1D4ED8"/>
+          <w:sz w:val="22"/>
+        </w:rPr>
+        <w:t>FIX 3 — SUPABASE MIGRATION (run in SQL Editor BEFORE next deploy)</w:t>
+      </w:r>
+    </w:p>
+    <w:p>
+      <w:pPr>
+        <w:spacing w:after="0"/>
+      </w:pPr>
+      <w:r>
+        <w:rPr>
+          <w:sz w:val="20"/>
+        </w:rPr>
+        <w:t xml:space="preserve">  ALTER TABLE user_job_matches ADD COLUMN IF NOT EXISTS quality_score int;</w:t>
+      </w:r>
+    </w:p>
+    <w:p>
+      <w:pPr>
+        <w:spacing w:after="0"/>
+      </w:pPr>
+      <w:r>
+        <w:rPr>
+          <w:sz w:val="20"/>
+        </w:rPr>
+        <w:t xml:space="preserve">  ALTER TABLE user_job_matches ADD COLUMN IF NOT EXISTS created_at timestamptz DEFAULT now();</w:t>
+      </w:r>
+    </w:p>
+    <w:p>
+      <w:pPr>
+        <w:spacing w:after="0"/>
+      </w:pPr>
+      <w:r>
+        <w:rPr>
+          <w:sz w:val="20"/>
+        </w:rPr>
+        <w:t xml:space="preserve">  ALTER TABLE user_job_matches ADD COLUMN IF NOT EXISTS interview_date timestamptz;</w:t>
+      </w:r>
+    </w:p>
+    <w:p>
+      <w:pPr>
+        <w:spacing w:after="0"/>
+      </w:pPr>
+      <w:r>
+        <w:rPr>
+          <w:sz w:val="20"/>
+        </w:rPr>
+        <w:t xml:space="preserve">  ALTER TABLE user_job_matches ADD COLUMN IF NOT EXISTS notes text;</w:t>
+      </w:r>
+    </w:p>
+    <w:p>
+      <w:pPr>
+        <w:spacing w:after="0"/>
+      </w:pPr>
+      <w:r>
+        <w:rPr>
+          <w:sz w:val="20"/>
+        </w:rPr>
+        <w:t xml:space="preserve">  ALTER TABLE job_pool ADD COLUMN IF NOT EXISTS salary_min_aed int;</w:t>
+      </w:r>
+    </w:p>
+    <w:p>
+      <w:pPr>
+        <w:spacing w:after="0"/>
+      </w:pPr>
+      <w:r>
+        <w:rPr>
+          <w:sz w:val="20"/>
+        </w:rPr>
+        <w:t xml:space="preserve">  ALTER TABLE job_pool ADD COLUMN IF NOT EXISTS salary_max_aed int;</w:t>
+      </w:r>
+    </w:p>
+    <w:p>
+      <w:pPr>
+        <w:spacing w:after="0"/>
+      </w:pPr>
+      <w:r>
+        <w:rPr>
+          <w:sz w:val="20"/>
+        </w:rPr>
+        <w:t xml:space="preserve">  ALTER TABLE job_pool ADD COLUMN IF NOT EXISTS summary_bullets text;</w:t>
+      </w:r>
+    </w:p>
+    <w:p>
+      <w:pPr>
+        <w:spacing w:after="0"/>
+      </w:pPr>
+      <w:r>
+        <w:rPr>
+          <w:sz w:val="20"/>
+        </w:rPr>
+        <w:t xml:space="preserve">  ALTER TABLE job_pool ADD COLUMN IF NOT EXISTS link_active boolean DEFAULT true;</w:t>
+      </w:r>
+    </w:p>
+    <w:p>
+      <w:pPr>
+        <w:spacing w:after="0"/>
+      </w:pPr>
+      <w:r>
+        <w:rPr>
+          <w:sz w:val="20"/>
+        </w:rPr>
+      </w:r>
+    </w:p>
+    <w:p>
+      <w:pPr>
+        <w:spacing w:after="0"/>
+      </w:pPr>
+      <w:r>
+        <w:rPr>
+          <w:color w:val="9CA3AF"/>
+          <w:sz w:val="16"/>
+        </w:rPr>
+        <w:t>────────────────────────────────────────────────────────────────────────────────</w:t>
+      </w:r>
+    </w:p>
+    <w:p>
+      <w:pPr>
+        <w:spacing w:after="0"/>
+      </w:pPr>
+      <w:r>
+        <w:rPr>
           <w:b/>
-          <w:i w:val="0"/>
-          <w:color w:val="FFFFFF"/>
+          <w:color w:val="1D4ED8"/>
           <w:sz w:val="22"/>
         </w:rPr>
-        <w:t xml:space="preserve">  PART 2 — COMPLETE API REFERENCE  </w:t>
-      </w:r>
-    </w:p>
-    <w:p>
-      <w:pPr>
-        <w:spacing w:before="140" w:after="40"/>
-        <w:shd w:val="clear" w:color="auto" w:fill="EFF6FF"/>
-      </w:pPr>
-      <w:r>
-        <w:rPr>
-          <w:rFonts w:ascii="Calibri" w:hAnsi="Calibri"/>
+        <w:t>PART 2 — COMPLETE API REFERENCE</w:t>
+      </w:r>
+    </w:p>
+    <w:p>
+      <w:pPr>
+        <w:spacing w:after="0"/>
+      </w:pPr>
+      <w:r>
+        <w:rPr>
+          <w:color w:val="9CA3AF"/>
+          <w:sz w:val="16"/>
+        </w:rPr>
+        <w:t>────────────────────────────────────────────────────────────────────────────────</w:t>
+      </w:r>
+    </w:p>
+    <w:p>
+      <w:pPr>
+        <w:spacing w:after="0"/>
+      </w:pPr>
+      <w:r>
+        <w:rPr>
+          <w:sz w:val="20"/>
+        </w:rPr>
+      </w:r>
+    </w:p>
+    <w:p>
+      <w:pPr>
+        <w:spacing w:after="0"/>
+      </w:pPr>
+      <w:r>
+        <w:rPr>
+          <w:sz w:val="20"/>
+        </w:rPr>
+        <w:t>BASE URL: https://[your-backend]/</w:t>
+      </w:r>
+    </w:p>
+    <w:p>
+      <w:pPr>
+        <w:spacing w:after="0"/>
+      </w:pPr>
+      <w:r>
+        <w:rPr>
+          <w:sz w:val="20"/>
+        </w:rPr>
+      </w:r>
+    </w:p>
+    <w:p>
+      <w:pPr>
+        <w:spacing w:after="0"/>
+      </w:pPr>
+      <w:r>
+        <w:rPr>
           <w:b/>
-          <w:i w:val="0"/>
-          <w:color w:val="2563EB"/>
-          <w:sz w:val="20"/>
-        </w:rPr>
-        <w:t xml:space="preserve">  Matches</w:t>
-      </w:r>
-    </w:p>
-    <w:tbl>
-      <w:tblPr>
-        <w:tblStyle w:val="TableGrid"/>
-        <w:tblW w:type="auto" w:w="0"/>
-        <w:tblLook w:firstColumn="1" w:firstRow="1" w:lastColumn="0" w:lastRow="0" w:noHBand="0" w:noVBand="1" w:val="04A0"/>
-      </w:tblPr>
-      <w:tblGrid>
-        <w:gridCol w:w="3264"/>
-        <w:gridCol w:w="3264"/>
-        <w:gridCol w:w="3264"/>
-      </w:tblGrid>
-      <w:tr>
-        <w:tc>
-          <w:tcPr>
-            <w:tcW w:type="dxa" w:w="2592"/>
-          </w:tcPr>
-          <w:p>
-            <w:pPr>
-              <w:shd w:val="clear" w:fill="1E3A5F"/>
-            </w:pPr>
-            <w:r>
-              <w:rPr>
-                <w:b/>
-                <w:color w:val="FFFFFF"/>
-                <w:sz w:val="18"/>
-              </w:rPr>
-              <w:t>Endpoint</w:t>
-            </w:r>
-          </w:p>
-        </w:tc>
-        <w:tc>
-          <w:tcPr>
-            <w:tcW w:type="dxa" w:w="2448"/>
-          </w:tcPr>
-          <w:p>
-            <w:pPr>
-              <w:shd w:val="clear" w:fill="1E3A5F"/>
-            </w:pPr>
-            <w:r>
-              <w:rPr>
-                <w:b/>
-                <w:color w:val="FFFFFF"/>
-                <w:sz w:val="18"/>
-              </w:rPr>
-              <w:t>Body</w:t>
-            </w:r>
-          </w:p>
-        </w:tc>
-        <w:tc>
-          <w:tcPr>
-            <w:tcW w:type="dxa" w:w="4608"/>
-          </w:tcPr>
-          <w:p>
-            <w:pPr>
-              <w:shd w:val="clear" w:fill="1E3A5F"/>
-            </w:pPr>
-            <w:r>
-              <w:rPr>
-                <w:b/>
-                <w:color w:val="FFFFFF"/>
-                <w:sz w:val="18"/>
-              </w:rPr>
-              <w:t>Returns / Notes</w:t>
-            </w:r>
-          </w:p>
-        </w:tc>
-      </w:tr>
-      <w:tr>
-        <w:tc>
-          <w:tcPr>
-            <w:tcW w:type="dxa" w:w="2592"/>
-          </w:tcPr>
-          <w:p>
-            <w:r>
-              <w:rPr>
-                <w:rFonts w:ascii="Calibri" w:hAnsi="Calibri"/>
-                <w:sz w:val="17"/>
-              </w:rPr>
-              <w:t>POST /api/refresh-matches</w:t>
-            </w:r>
-          </w:p>
-        </w:tc>
-        <w:tc>
-          <w:tcPr>
-            <w:tcW w:type="dxa" w:w="2448"/>
-          </w:tcPr>
-          <w:p>
-            <w:r>
-              <w:rPr>
-                <w:rFonts w:ascii="Calibri" w:hAnsi="Calibri"/>
-                <w:sz w:val="17"/>
-              </w:rPr>
-              <w:t>{ "user_id" }</w:t>
-            </w:r>
-          </w:p>
-        </w:tc>
-        <w:tc>
-          <w:tcPr>
-            <w:tcW w:type="dxa" w:w="4608"/>
-          </w:tcPr>
-          <w:p>
-            <w:r>
-              <w:rPr>
-                <w:rFonts w:ascii="Calibri" w:hAnsi="Calibri"/>
-                <w:sz w:val="17"/>
-              </w:rPr>
-              <w:t>{ "matches": Job[], "pending_titles": string[] } — call on mount, cache result. Only status=new, score≥60.</w:t>
-            </w:r>
-          </w:p>
-        </w:tc>
-      </w:tr>
-      <w:tr>
-        <w:tc>
-          <w:tcPr>
-            <w:tcW w:type="dxa" w:w="2592"/>
-          </w:tcPr>
-          <w:p>
-            <w:r>
-              <w:rPr>
-                <w:rFonts w:ascii="Calibri" w:hAnsi="Calibri"/>
-                <w:sz w:val="17"/>
-              </w:rPr>
-              <w:t>POST /api/job-status</w:t>
-            </w:r>
-          </w:p>
-        </w:tc>
-        <w:tc>
-          <w:tcPr>
-            <w:tcW w:type="dxa" w:w="2448"/>
-          </w:tcPr>
-          <w:p>
-            <w:r>
-              <w:rPr>
-                <w:rFonts w:ascii="Calibri" w:hAnsi="Calibri"/>
-                <w:sz w:val="17"/>
-              </w:rPr>
-              <w:t>{ "user_id", "job_id", "status" }</w:t>
-            </w:r>
-          </w:p>
-        </w:tc>
-        <w:tc>
-          <w:tcPr>
-            <w:tcW w:type="dxa" w:w="4608"/>
-          </w:tcPr>
-          <w:p>
-            <w:r>
-              <w:rPr>
-                <w:rFonts w:ascii="Calibri" w:hAnsi="Calibri"/>
-                <w:sz w:val="17"/>
-              </w:rPr>
-              <w:t>{ "ok": true }   status: new|skipped|applied|interview|offer|rejected</w:t>
-            </w:r>
-          </w:p>
-        </w:tc>
-      </w:tr>
-      <w:tr>
-        <w:tc>
-          <w:tcPr>
-            <w:tcW w:type="dxa" w:w="2592"/>
-          </w:tcPr>
-          <w:p>
-            <w:r>
-              <w:rPr>
-                <w:rFonts w:ascii="Calibri" w:hAnsi="Calibri"/>
-                <w:sz w:val="17"/>
-              </w:rPr>
-              <w:t>POST /api/update-match-notes</w:t>
-            </w:r>
-          </w:p>
-        </w:tc>
-        <w:tc>
-          <w:tcPr>
-            <w:tcW w:type="dxa" w:w="2448"/>
-          </w:tcPr>
-          <w:p>
-            <w:r>
-              <w:rPr>
-                <w:rFonts w:ascii="Calibri" w:hAnsi="Calibri"/>
-                <w:sz w:val="17"/>
-              </w:rPr>
-              <w:t>{ "user_id", "job_id", "notes" }</w:t>
-            </w:r>
-          </w:p>
-        </w:tc>
-        <w:tc>
-          <w:tcPr>
-            <w:tcW w:type="dxa" w:w="4608"/>
-          </w:tcPr>
-          <w:p>
-            <w:r>
-              <w:rPr>
-                <w:rFonts w:ascii="Calibri" w:hAnsi="Calibri"/>
-                <w:sz w:val="17"/>
-              </w:rPr>
-              <w:t>{ "ok": true }   max 2000 chars. Recruiter name, follow-ups, etc.</w:t>
-            </w:r>
-          </w:p>
-        </w:tc>
-      </w:tr>
-      <w:tr>
-        <w:tc>
-          <w:tcPr>
-            <w:tcW w:type="dxa" w:w="2592"/>
-          </w:tcPr>
-          <w:p>
-            <w:r>
-              <w:rPr>
-                <w:rFonts w:ascii="Calibri" w:hAnsi="Calibri"/>
-                <w:sz w:val="17"/>
-              </w:rPr>
-              <w:t>POST /api/set-interview-date</w:t>
-            </w:r>
-          </w:p>
-        </w:tc>
-        <w:tc>
-          <w:tcPr>
-            <w:tcW w:type="dxa" w:w="2448"/>
-          </w:tcPr>
-          <w:p>
-            <w:r>
-              <w:rPr>
-                <w:rFonts w:ascii="Calibri" w:hAnsi="Calibri"/>
-                <w:sz w:val="17"/>
-              </w:rPr>
-              <w:t>{ "user_id", "job_id", "interview_date" }</w:t>
-            </w:r>
-          </w:p>
-        </w:tc>
-        <w:tc>
-          <w:tcPr>
-            <w:tcW w:type="dxa" w:w="4608"/>
-          </w:tcPr>
-          <w:p>
-            <w:r>
-              <w:rPr>
-                <w:rFonts w:ascii="Calibri" w:hAnsi="Calibri"/>
-                <w:sz w:val="17"/>
-              </w:rPr>
-              <w:t>{ "ok": true }   ISO string or null to clear</w:t>
-            </w:r>
-          </w:p>
-        </w:tc>
-      </w:tr>
-      <w:tr>
-        <w:tc>
-          <w:tcPr>
-            <w:tcW w:type="dxa" w:w="2592"/>
-          </w:tcPr>
-          <w:p>
-            <w:r>
-              <w:rPr>
-                <w:rFonts w:ascii="Calibri" w:hAnsi="Calibri"/>
-                <w:sz w:val="17"/>
-              </w:rPr>
-              <w:t>POST /api/application-board</w:t>
-            </w:r>
-          </w:p>
-        </w:tc>
-        <w:tc>
-          <w:tcPr>
-            <w:tcW w:type="dxa" w:w="2448"/>
-          </w:tcPr>
-          <w:p>
-            <w:r>
-              <w:rPr>
-                <w:rFonts w:ascii="Calibri" w:hAnsi="Calibri"/>
-                <w:sz w:val="17"/>
-              </w:rPr>
-              <w:t>{ "user_id" }</w:t>
-            </w:r>
-          </w:p>
-        </w:tc>
-        <w:tc>
-          <w:tcPr>
-            <w:tcW w:type="dxa" w:w="4608"/>
-          </w:tcPr>
-          <w:p>
-            <w:r>
-              <w:rPr>
-                <w:rFonts w:ascii="Calibri" w:hAnsi="Calibri"/>
-                <w:sz w:val="17"/>
-              </w:rPr>
-              <w:t>{ "board": { new[], applied[], interview[], offer[], rejected[], skipped[] } }</w:t>
-            </w:r>
-          </w:p>
-        </w:tc>
-      </w:tr>
-    </w:tbl>
-    <w:p/>
-    <w:p>
-      <w:pPr>
-        <w:spacing w:before="140" w:after="40"/>
-        <w:shd w:val="clear" w:color="auto" w:fill="EFF6FF"/>
-      </w:pPr>
-      <w:r>
-        <w:rPr>
-          <w:rFonts w:ascii="Calibri" w:hAnsi="Calibri"/>
+          <w:sz w:val="20"/>
+        </w:rPr>
+        <w:t>── MATCHES ─────────────────────────────────────────────────────────────────────</w:t>
+      </w:r>
+    </w:p>
+    <w:p>
+      <w:pPr>
+        <w:spacing w:after="0"/>
+      </w:pPr>
+      <w:r>
+        <w:rPr>
+          <w:sz w:val="20"/>
+        </w:rPr>
+      </w:r>
+    </w:p>
+    <w:p>
+      <w:pPr>
+        <w:spacing w:after="0"/>
+      </w:pPr>
+      <w:r>
+        <w:rPr>
           <w:b/>
-          <w:i w:val="0"/>
-          <w:color w:val="2563EB"/>
-          <w:sz w:val="20"/>
-        </w:rPr>
-        <w:t xml:space="preserve">  Titles</w:t>
-      </w:r>
-    </w:p>
-    <w:tbl>
-      <w:tblPr>
-        <w:tblStyle w:val="TableGrid"/>
-        <w:tblW w:type="auto" w:w="0"/>
-        <w:tblLook w:firstColumn="1" w:firstRow="1" w:lastColumn="0" w:lastRow="0" w:noHBand="0" w:noVBand="1" w:val="04A0"/>
-      </w:tblPr>
-      <w:tblGrid>
-        <w:gridCol w:w="3264"/>
-        <w:gridCol w:w="3264"/>
-        <w:gridCol w:w="3264"/>
-      </w:tblGrid>
-      <w:tr>
-        <w:tc>
-          <w:tcPr>
-            <w:tcW w:type="dxa" w:w="2736"/>
-          </w:tcPr>
-          <w:p>
-            <w:pPr>
-              <w:shd w:val="clear" w:fill="1E3A5F"/>
-            </w:pPr>
-            <w:r>
-              <w:rPr>
-                <w:b/>
-                <w:color w:val="FFFFFF"/>
-                <w:sz w:val="18"/>
-              </w:rPr>
-              <w:t>Endpoint</w:t>
-            </w:r>
-          </w:p>
-        </w:tc>
-        <w:tc>
-          <w:tcPr>
-            <w:tcW w:type="dxa" w:w="2592"/>
-          </w:tcPr>
-          <w:p>
-            <w:pPr>
-              <w:shd w:val="clear" w:fill="1E3A5F"/>
-            </w:pPr>
-            <w:r>
-              <w:rPr>
-                <w:b/>
-                <w:color w:val="FFFFFF"/>
-                <w:sz w:val="18"/>
-              </w:rPr>
-              <w:t>Body</w:t>
-            </w:r>
-          </w:p>
-        </w:tc>
-        <w:tc>
-          <w:tcPr>
-            <w:tcW w:type="dxa" w:w="4320"/>
-          </w:tcPr>
-          <w:p>
-            <w:pPr>
-              <w:shd w:val="clear" w:fill="1E3A5F"/>
-            </w:pPr>
-            <w:r>
-              <w:rPr>
-                <w:b/>
-                <w:color w:val="FFFFFF"/>
-                <w:sz w:val="18"/>
-              </w:rPr>
-              <w:t>Returns</w:t>
-            </w:r>
-          </w:p>
-        </w:tc>
-      </w:tr>
-      <w:tr>
-        <w:tc>
-          <w:tcPr>
-            <w:tcW w:type="dxa" w:w="2736"/>
-          </w:tcPr>
-          <w:p>
-            <w:r>
-              <w:rPr>
-                <w:rFonts w:ascii="Calibri" w:hAnsi="Calibri"/>
-                <w:sz w:val="17"/>
-              </w:rPr>
-              <w:t>POST /api/get-titles</w:t>
-            </w:r>
-          </w:p>
-        </w:tc>
-        <w:tc>
-          <w:tcPr>
-            <w:tcW w:type="dxa" w:w="2592"/>
-          </w:tcPr>
-          <w:p>
-            <w:r>
-              <w:rPr>
-                <w:rFonts w:ascii="Calibri" w:hAnsi="Calibri"/>
-                <w:sz w:val="17"/>
-              </w:rPr>
-              <w:t>{ "user_id" }</w:t>
-            </w:r>
-          </w:p>
-        </w:tc>
-        <w:tc>
-          <w:tcPr>
-            <w:tcW w:type="dxa" w:w="4320"/>
-          </w:tcPr>
-          <w:p>
-            <w:r>
-              <w:rPr>
-                <w:rFonts w:ascii="Calibri" w:hAnsi="Calibri"/>
-                <w:sz w:val="17"/>
-              </w:rPr>
-              <w:t>{ "titles": [{ user_title_id, title_id, keyword, last_scraped, job_count }] }</w:t>
-            </w:r>
-          </w:p>
-        </w:tc>
-      </w:tr>
-      <w:tr>
-        <w:tc>
-          <w:tcPr>
-            <w:tcW w:type="dxa" w:w="2736"/>
-          </w:tcPr>
-          <w:p>
-            <w:r>
-              <w:rPr>
-                <w:rFonts w:ascii="Calibri" w:hAnsi="Calibri"/>
-                <w:sz w:val="17"/>
-              </w:rPr>
-              <w:t>POST /api/add-title</w:t>
-            </w:r>
-          </w:p>
-        </w:tc>
-        <w:tc>
-          <w:tcPr>
-            <w:tcW w:type="dxa" w:w="2592"/>
-          </w:tcPr>
-          <w:p>
-            <w:r>
-              <w:rPr>
-                <w:rFonts w:ascii="Calibri" w:hAnsi="Calibri"/>
-                <w:sz w:val="17"/>
-              </w:rPr>
-              <w:t>{ "user_id", "title" }</w:t>
-            </w:r>
-          </w:p>
-        </w:tc>
-        <w:tc>
-          <w:tcPr>
-            <w:tcW w:type="dxa" w:w="4320"/>
-          </w:tcPr>
-          <w:p>
-            <w:r>
-              <w:rPr>
-                <w:rFonts w:ascii="Calibri" w:hAnsi="Calibri"/>
-                <w:sz w:val="17"/>
-              </w:rPr>
-              <w:t>{ "added": [str], "title_id", "expanding": bool }</w:t>
-            </w:r>
-          </w:p>
-        </w:tc>
-      </w:tr>
-      <w:tr>
-        <w:tc>
-          <w:tcPr>
-            <w:tcW w:type="dxa" w:w="2736"/>
-          </w:tcPr>
-          <w:p>
-            <w:r>
-              <w:rPr>
-                <w:rFonts w:ascii="Calibri" w:hAnsi="Calibri"/>
-                <w:sz w:val="17"/>
-              </w:rPr>
-              <w:t>POST /api/can-edit-titles</w:t>
-            </w:r>
-          </w:p>
-        </w:tc>
-        <w:tc>
-          <w:tcPr>
-            <w:tcW w:type="dxa" w:w="2592"/>
-          </w:tcPr>
-          <w:p>
-            <w:r>
-              <w:rPr>
-                <w:rFonts w:ascii="Calibri" w:hAnsi="Calibri"/>
-                <w:sz w:val="17"/>
-              </w:rPr>
-              <w:t>{ "user_id" }</w:t>
-            </w:r>
-          </w:p>
-        </w:tc>
-        <w:tc>
-          <w:tcPr>
-            <w:tcW w:type="dxa" w:w="4320"/>
-          </w:tcPr>
-          <w:p>
-            <w:r>
-              <w:rPr>
-                <w:rFonts w:ascii="Calibri" w:hAnsi="Calibri"/>
-                <w:sz w:val="17"/>
-              </w:rPr>
-              <w:t>{ "can_add": bool, "count": n, "max": 10 }</w:t>
-            </w:r>
-          </w:p>
-        </w:tc>
-      </w:tr>
-      <w:tr>
-        <w:tc>
-          <w:tcPr>
-            <w:tcW w:type="dxa" w:w="2736"/>
-          </w:tcPr>
-          <w:p>
-            <w:r>
-              <w:rPr>
-                <w:rFonts w:ascii="Calibri" w:hAnsi="Calibri"/>
-                <w:sz w:val="17"/>
-              </w:rPr>
-              <w:t>POST /api/delete-title</w:t>
-            </w:r>
-          </w:p>
-        </w:tc>
-        <w:tc>
-          <w:tcPr>
-            <w:tcW w:type="dxa" w:w="2592"/>
-          </w:tcPr>
-          <w:p>
-            <w:r>
-              <w:rPr>
-                <w:rFonts w:ascii="Calibri" w:hAnsi="Calibri"/>
-                <w:sz w:val="17"/>
-              </w:rPr>
-              <w:t>{ "user_id", "title_id" }</w:t>
-            </w:r>
-          </w:p>
-        </w:tc>
-        <w:tc>
-          <w:tcPr>
-            <w:tcW w:type="dxa" w:w="4320"/>
-          </w:tcPr>
-          <w:p>
-            <w:r>
-              <w:rPr>
-                <w:rFonts w:ascii="Calibri" w:hAnsi="Calibri"/>
-                <w:sz w:val="17"/>
-              </w:rPr>
-              <w:t>{ "ok": true }   ← use user_title_id as title_id</w:t>
-            </w:r>
-          </w:p>
-        </w:tc>
-      </w:tr>
-    </w:tbl>
-    <w:p/>
-    <w:p>
-      <w:pPr>
-        <w:spacing w:before="140" w:after="40"/>
-        <w:shd w:val="clear" w:color="auto" w:fill="EFF6FF"/>
-      </w:pPr>
-      <w:r>
-        <w:rPr>
-          <w:rFonts w:ascii="Calibri" w:hAnsi="Calibri"/>
+          <w:sz w:val="20"/>
+        </w:rPr>
+        <w:t>POST /api/refresh-matches</w:t>
+      </w:r>
+    </w:p>
+    <w:p>
+      <w:pPr>
+        <w:spacing w:after="0"/>
+      </w:pPr>
+      <w:r>
+        <w:rPr>
+          <w:sz w:val="20"/>
+        </w:rPr>
+        <w:t xml:space="preserve">  Body:    { "user_id": string }</w:t>
+      </w:r>
+    </w:p>
+    <w:p>
+      <w:pPr>
+        <w:spacing w:after="0"/>
+      </w:pPr>
+      <w:r>
+        <w:rPr>
+          <w:sz w:val="20"/>
+        </w:rPr>
+        <w:t xml:space="preserve">  Returns: { "matches": Job[], "pending_titles": string[] }</w:t>
+      </w:r>
+    </w:p>
+    <w:p>
+      <w:pPr>
+        <w:spacing w:after="0"/>
+      </w:pPr>
+      <w:r>
+        <w:rPr>
+          <w:sz w:val="20"/>
+        </w:rPr>
+        <w:t xml:space="preserve">  Notes:   - pending_titles = titles still being scraped (show loading banner)</w:t>
+      </w:r>
+    </w:p>
+    <w:p>
+      <w:pPr>
+        <w:spacing w:after="0"/>
+      </w:pPr>
+      <w:r>
+        <w:rPr>
+          <w:sz w:val="20"/>
+        </w:rPr>
+        <w:t xml:space="preserve">           - Only returns status="new" jobs (60%+ score)</w:t>
+      </w:r>
+    </w:p>
+    <w:p>
+      <w:pPr>
+        <w:spacing w:after="0"/>
+      </w:pPr>
+      <w:r>
+        <w:rPr>
+          <w:sz w:val="20"/>
+        </w:rPr>
+        <w:t xml:space="preserve">           - Call on dashboard mount; cache result</w:t>
+      </w:r>
+    </w:p>
+    <w:p>
+      <w:pPr>
+        <w:spacing w:after="0"/>
+      </w:pPr>
+      <w:r>
+        <w:rPr>
+          <w:sz w:val="20"/>
+        </w:rPr>
+      </w:r>
+    </w:p>
+    <w:p>
+      <w:pPr>
+        <w:spacing w:after="0"/>
+      </w:pPr>
+      <w:r>
+        <w:rPr>
           <w:b/>
-          <w:i w:val="0"/>
-          <w:color w:val="2563EB"/>
-          <w:sz w:val="20"/>
-        </w:rPr>
-        <w:t xml:space="preserve">  CV &amp; Documents</w:t>
-      </w:r>
-    </w:p>
-    <w:tbl>
-      <w:tblPr>
-        <w:tblStyle w:val="TableGrid"/>
-        <w:tblW w:type="auto" w:w="0"/>
-        <w:tblLook w:firstColumn="1" w:firstRow="1" w:lastColumn="0" w:lastRow="0" w:noHBand="0" w:noVBand="1" w:val="04A0"/>
-      </w:tblPr>
-      <w:tblGrid>
-        <w:gridCol w:w="3264"/>
-        <w:gridCol w:w="3264"/>
-        <w:gridCol w:w="3264"/>
-      </w:tblGrid>
-      <w:tr>
-        <w:tc>
-          <w:tcPr>
-            <w:tcW w:type="dxa" w:w="2736"/>
-          </w:tcPr>
-          <w:p>
-            <w:pPr>
-              <w:shd w:val="clear" w:fill="1E3A5F"/>
-            </w:pPr>
-            <w:r>
-              <w:rPr>
-                <w:b/>
-                <w:color w:val="FFFFFF"/>
-                <w:sz w:val="18"/>
-              </w:rPr>
-              <w:t>Endpoint</w:t>
-            </w:r>
-          </w:p>
-        </w:tc>
-        <w:tc>
-          <w:tcPr>
-            <w:tcW w:type="dxa" w:w="3456"/>
-          </w:tcPr>
-          <w:p>
-            <w:pPr>
-              <w:shd w:val="clear" w:fill="1E3A5F"/>
-            </w:pPr>
-            <w:r>
-              <w:rPr>
-                <w:b/>
-                <w:color w:val="FFFFFF"/>
-                <w:sz w:val="18"/>
-              </w:rPr>
-              <w:t>Body / Notes</w:t>
-            </w:r>
-          </w:p>
-        </w:tc>
-        <w:tc>
-          <w:tcPr>
-            <w:tcW w:type="dxa" w:w="3456"/>
-          </w:tcPr>
-          <w:p>
-            <w:pPr>
-              <w:shd w:val="clear" w:fill="1E3A5F"/>
-            </w:pPr>
-            <w:r>
-              <w:rPr>
-                <w:b/>
-                <w:color w:val="FFFFFF"/>
-                <w:sz w:val="18"/>
-              </w:rPr>
-              <w:t>Returns</w:t>
-            </w:r>
-          </w:p>
-        </w:tc>
-      </w:tr>
-      <w:tr>
-        <w:tc>
-          <w:tcPr>
-            <w:tcW w:type="dxa" w:w="2736"/>
-          </w:tcPr>
-          <w:p>
-            <w:r>
-              <w:rPr>
-                <w:rFonts w:ascii="Calibri" w:hAnsi="Calibri"/>
-                <w:sz w:val="17"/>
-              </w:rPr>
-              <w:t>POST /api/upload-cv</w:t>
-            </w:r>
-          </w:p>
-        </w:tc>
-        <w:tc>
-          <w:tcPr>
-            <w:tcW w:type="dxa" w:w="3456"/>
-          </w:tcPr>
-          <w:p>
-            <w:r>
-              <w:rPr>
-                <w:rFonts w:ascii="Calibri" w:hAnsi="Calibri"/>
-                <w:sz w:val="17"/>
-              </w:rPr>
-              <w:t>multipart: user_id + file (PDF/DOCX/TXT)</w:t>
-              <w:br/>
-              <w:t>Clears old unactioned matches for re-score.</w:t>
-            </w:r>
-          </w:p>
-        </w:tc>
-        <w:tc>
-          <w:tcPr>
-            <w:tcW w:type="dxa" w:w="3456"/>
-          </w:tcPr>
-          <w:p>
-            <w:r>
-              <w:rPr>
-                <w:rFonts w:ascii="Calibri" w:hAnsi="Calibri"/>
-                <w:sz w:val="17"/>
-              </w:rPr>
-              <w:t>{ ok, name_detected, chars, rescoring: true }</w:t>
-            </w:r>
-          </w:p>
-        </w:tc>
-      </w:tr>
-      <w:tr>
-        <w:tc>
-          <w:tcPr>
-            <w:tcW w:type="dxa" w:w="2736"/>
-          </w:tcPr>
-          <w:p>
-            <w:r>
-              <w:rPr>
-                <w:rFonts w:ascii="Calibri" w:hAnsi="Calibri"/>
-                <w:sz w:val="17"/>
-              </w:rPr>
-              <w:t>POST /api/generate-cv</w:t>
-            </w:r>
-          </w:p>
-        </w:tc>
-        <w:tc>
-          <w:tcPr>
-            <w:tcW w:type="dxa" w:w="3456"/>
-          </w:tcPr>
-          <w:p>
-            <w:r>
-              <w:rPr>
-                <w:rFonts w:ascii="Calibri" w:hAnsi="Calibri"/>
-                <w:sz w:val="17"/>
-              </w:rPr>
-              <w:t>{ "user_id", "job_id" }</w:t>
-            </w:r>
-          </w:p>
-        </w:tc>
-        <w:tc>
-          <w:tcPr>
-            <w:tcW w:type="dxa" w:w="3456"/>
-          </w:tcPr>
-          <w:p>
-            <w:r>
-              <w:rPr>
-                <w:rFonts w:ascii="Calibri" w:hAnsi="Calibri"/>
-                <w:sz w:val="17"/>
-              </w:rPr>
-              <w:t>{ cover_letter, tailored_cv, cl_docx_b64, cv_docx_b64, cl_filename, cv_filename, cover_letter_ok, tailored_cv_ok, job_title, company }</w:t>
-              <w:br/>
-              <w:t>Offer Download DOCX + Preview Text options.</w:t>
-            </w:r>
-          </w:p>
-        </w:tc>
-      </w:tr>
-      <w:tr>
-        <w:tc>
-          <w:tcPr>
-            <w:tcW w:type="dxa" w:w="2736"/>
-          </w:tcPr>
-          <w:p>
-            <w:r>
-              <w:rPr>
-                <w:rFonts w:ascii="Calibri" w:hAnsi="Calibri"/>
-                <w:sz w:val="17"/>
-              </w:rPr>
-              <w:t>POST /api/download-cv</w:t>
-            </w:r>
-          </w:p>
-        </w:tc>
-        <w:tc>
-          <w:tcPr>
-            <w:tcW w:type="dxa" w:w="3456"/>
-          </w:tcPr>
-          <w:p>
-            <w:r>
-              <w:rPr>
-                <w:rFonts w:ascii="Calibri" w:hAnsi="Calibri"/>
-                <w:sz w:val="17"/>
-              </w:rPr>
-              <w:t>{ "user_id", "job_id" }</w:t>
-            </w:r>
-          </w:p>
-        </w:tc>
-        <w:tc>
-          <w:tcPr>
-            <w:tcW w:type="dxa" w:w="3456"/>
-          </w:tcPr>
-          <w:p>
-            <w:r>
-              <w:rPr>
-                <w:rFonts w:ascii="Calibri" w:hAnsi="Calibri"/>
-                <w:sz w:val="17"/>
-              </w:rPr>
-              <w:t>DOCX file stream</w:t>
-            </w:r>
-          </w:p>
-        </w:tc>
-      </w:tr>
-      <w:tr>
-        <w:tc>
-          <w:tcPr>
-            <w:tcW w:type="dxa" w:w="2736"/>
-          </w:tcPr>
-          <w:p>
-            <w:r>
-              <w:rPr>
-                <w:rFonts w:ascii="Calibri" w:hAnsi="Calibri"/>
-                <w:sz w:val="17"/>
-              </w:rPr>
-              <w:t>POST /api/download-cover-letter</w:t>
-            </w:r>
-          </w:p>
-        </w:tc>
-        <w:tc>
-          <w:tcPr>
-            <w:tcW w:type="dxa" w:w="3456"/>
-          </w:tcPr>
-          <w:p>
-            <w:r>
-              <w:rPr>
-                <w:rFonts w:ascii="Calibri" w:hAnsi="Calibri"/>
-                <w:sz w:val="17"/>
-              </w:rPr>
-              <w:t>{ "user_id", "job_id" }</w:t>
-            </w:r>
-          </w:p>
-        </w:tc>
-        <w:tc>
-          <w:tcPr>
-            <w:tcW w:type="dxa" w:w="3456"/>
-          </w:tcPr>
-          <w:p>
-            <w:r>
-              <w:rPr>
-                <w:rFonts w:ascii="Calibri" w:hAnsi="Calibri"/>
-                <w:sz w:val="17"/>
-              </w:rPr>
-              <w:t>DOCX file stream</w:t>
-            </w:r>
-          </w:p>
-        </w:tc>
-      </w:tr>
-    </w:tbl>
-    <w:p/>
-    <w:p>
-      <w:pPr>
-        <w:spacing w:before="140" w:after="40"/>
-        <w:shd w:val="clear" w:color="auto" w:fill="EFF6FF"/>
-      </w:pPr>
-      <w:r>
-        <w:rPr>
-          <w:rFonts w:ascii="Calibri" w:hAnsi="Calibri"/>
+          <w:sz w:val="20"/>
+        </w:rPr>
+        <w:t>POST /api/job-status</w:t>
+      </w:r>
+    </w:p>
+    <w:p>
+      <w:pPr>
+        <w:spacing w:after="0"/>
+      </w:pPr>
+      <w:r>
+        <w:rPr>
+          <w:sz w:val="20"/>
+        </w:rPr>
+        <w:t xml:space="preserve">  Body:    { "user_id": string, "job_id": string,</w:t>
+      </w:r>
+    </w:p>
+    <w:p>
+      <w:pPr>
+        <w:spacing w:after="0"/>
+      </w:pPr>
+      <w:r>
+        <w:rPr>
+          <w:sz w:val="20"/>
+        </w:rPr>
+        <w:t xml:space="preserve">             "status": "new" | "skipped" | "applied" | "interview" | "offer" | "rejected" }</w:t>
+      </w:r>
+    </w:p>
+    <w:p>
+      <w:pPr>
+        <w:spacing w:after="0"/>
+      </w:pPr>
+      <w:r>
+        <w:rPr>
+          <w:sz w:val="20"/>
+        </w:rPr>
+        <w:t xml:space="preserve">  Returns: { "ok": true }</w:t>
+      </w:r>
+    </w:p>
+    <w:p>
+      <w:pPr>
+        <w:spacing w:after="0"/>
+      </w:pPr>
+      <w:r>
+        <w:rPr>
+          <w:sz w:val="20"/>
+        </w:rPr>
+      </w:r>
+    </w:p>
+    <w:p>
+      <w:pPr>
+        <w:spacing w:after="0"/>
+      </w:pPr>
+      <w:r>
+        <w:rPr>
           <w:b/>
-          <w:i w:val="0"/>
-          <w:color w:val="2563EB"/>
-          <w:sz w:val="20"/>
-        </w:rPr>
-        <w:t xml:space="preserve">  Premium Intelligence  (all take { user_id, job_id } unless noted)</w:t>
-      </w:r>
-    </w:p>
-    <w:tbl>
-      <w:tblPr>
-        <w:tblStyle w:val="TableGrid"/>
-        <w:tblW w:type="auto" w:w="0"/>
-        <w:tblLook w:firstColumn="1" w:firstRow="1" w:lastColumn="0" w:lastRow="0" w:noHBand="0" w:noVBand="1" w:val="04A0"/>
-      </w:tblPr>
-      <w:tblGrid>
-        <w:gridCol w:w="3264"/>
-        <w:gridCol w:w="3264"/>
-        <w:gridCol w:w="3264"/>
-      </w:tblGrid>
-      <w:tr>
-        <w:tc>
-          <w:tcPr>
-            <w:tcW w:type="dxa" w:w="2736"/>
-          </w:tcPr>
-          <w:p>
-            <w:pPr>
-              <w:shd w:val="clear" w:fill="1E3A5F"/>
-            </w:pPr>
-            <w:r>
-              <w:rPr>
-                <w:b/>
-                <w:color w:val="FFFFFF"/>
-                <w:sz w:val="18"/>
-              </w:rPr>
-              <w:t>Endpoint</w:t>
-            </w:r>
-          </w:p>
-        </w:tc>
-        <w:tc>
-          <w:tcPr>
-            <w:tcW w:type="dxa" w:w="3600"/>
-          </w:tcPr>
-          <w:p>
-            <w:pPr>
-              <w:shd w:val="clear" w:fill="1E3A5F"/>
-            </w:pPr>
-            <w:r>
-              <w:rPr>
-                <w:b/>
-                <w:color w:val="FFFFFF"/>
-                <w:sz w:val="18"/>
-              </w:rPr>
-              <w:t>Returns</w:t>
-            </w:r>
-          </w:p>
-        </w:tc>
-        <w:tc>
-          <w:tcPr>
-            <w:tcW w:type="dxa" w:w="3312"/>
-          </w:tcPr>
-          <w:p>
-            <w:pPr>
-              <w:shd w:val="clear" w:fill="1E3A5F"/>
-            </w:pPr>
-            <w:r>
-              <w:rPr>
-                <w:b/>
-                <w:color w:val="FFFFFF"/>
-                <w:sz w:val="18"/>
-              </w:rPr>
-              <w:t>Display</w:t>
-            </w:r>
-          </w:p>
-        </w:tc>
-      </w:tr>
-      <w:tr>
-        <w:tc>
-          <w:tcPr>
-            <w:tcW w:type="dxa" w:w="2736"/>
-          </w:tcPr>
-          <w:p>
-            <w:r>
-              <w:rPr>
-                <w:rFonts w:ascii="Calibri" w:hAnsi="Calibri"/>
-                <w:sz w:val="17"/>
-              </w:rPr>
-              <w:t>POST /api/premium/ats-score</w:t>
-            </w:r>
-          </w:p>
-        </w:tc>
-        <w:tc>
-          <w:tcPr>
-            <w:tcW w:type="dxa" w:w="3600"/>
-          </w:tcPr>
-          <w:p>
-            <w:r>
-              <w:rPr>
-                <w:rFonts w:ascii="Calibri" w:hAnsi="Calibri"/>
-                <w:sz w:val="17"/>
-              </w:rPr>
-              <w:t>{ ats_score, label, score_breakdown: { keyword_match, experience_match, skills_match, education_match }, missing_keywords[], strengths[], improvements[] }</w:t>
-            </w:r>
-          </w:p>
-        </w:tc>
-        <w:tc>
-          <w:tcPr>
-            <w:tcW w:type="dxa" w:w="3312"/>
-          </w:tcPr>
-          <w:p>
-            <w:r>
-              <w:rPr>
-                <w:rFonts w:ascii="Calibri" w:hAnsi="Calibri"/>
-                <w:sz w:val="17"/>
-              </w:rPr>
-              <w:t>Large label (colour-coded), 4 progress bars, then 3 lists</w:t>
-            </w:r>
-          </w:p>
-        </w:tc>
-      </w:tr>
-      <w:tr>
-        <w:tc>
-          <w:tcPr>
-            <w:tcW w:type="dxa" w:w="2736"/>
-          </w:tcPr>
-          <w:p>
-            <w:r>
-              <w:rPr>
-                <w:rFonts w:ascii="Calibri" w:hAnsi="Calibri"/>
-                <w:sz w:val="17"/>
-              </w:rPr>
-              <w:t>POST /api/premium/salary</w:t>
-            </w:r>
-          </w:p>
-        </w:tc>
-        <w:tc>
-          <w:tcPr>
-            <w:tcW w:type="dxa" w:w="3600"/>
-          </w:tcPr>
-          <w:p>
-            <w:r>
-              <w:rPr>
-                <w:rFonts w:ascii="Calibri" w:hAnsi="Calibri"/>
-                <w:sz w:val="17"/>
-              </w:rPr>
-              <w:t>{ min_aed, max_aed, confidence, basis }</w:t>
-            </w:r>
-          </w:p>
-        </w:tc>
-        <w:tc>
-          <w:tcPr>
-            <w:tcW w:type="dxa" w:w="3312"/>
-          </w:tcPr>
-          <w:p>
-            <w:r>
-              <w:rPr>
-                <w:rFonts w:ascii="Calibri" w:hAnsi="Calibri"/>
-                <w:sz w:val="17"/>
-              </w:rPr>
-              <w:t>"AED 18,000–25,000/mo" + confidence badge + basis text</w:t>
-            </w:r>
-          </w:p>
-        </w:tc>
-      </w:tr>
-      <w:tr>
-        <w:tc>
-          <w:tcPr>
-            <w:tcW w:type="dxa" w:w="2736"/>
-          </w:tcPr>
-          <w:p>
-            <w:r>
-              <w:rPr>
-                <w:rFonts w:ascii="Calibri" w:hAnsi="Calibri"/>
-                <w:sz w:val="17"/>
-              </w:rPr>
-              <w:t>POST /api/premium/red-flags</w:t>
-            </w:r>
-          </w:p>
-        </w:tc>
-        <w:tc>
-          <w:tcPr>
-            <w:tcW w:type="dxa" w:w="3600"/>
-          </w:tcPr>
-          <w:p>
-            <w:r>
-              <w:rPr>
-                <w:rFonts w:ascii="Calibri" w:hAnsi="Calibri"/>
-                <w:sz w:val="17"/>
-              </w:rPr>
-              <w:t>{ risk_level, flags[], positives[], advice, live_search_used }</w:t>
-            </w:r>
-          </w:p>
-        </w:tc>
-        <w:tc>
-          <w:tcPr>
-            <w:tcW w:type="dxa" w:w="3312"/>
-          </w:tcPr>
-          <w:p>
-            <w:r>
-              <w:rPr>
-                <w:rFonts w:ascii="Calibri" w:hAnsi="Calibri"/>
-                <w:sz w:val="17"/>
-              </w:rPr>
-              <w:t>Risk badge (green/amber/red) + bullet lists</w:t>
-            </w:r>
-          </w:p>
-        </w:tc>
-      </w:tr>
-      <w:tr>
-        <w:tc>
-          <w:tcPr>
-            <w:tcW w:type="dxa" w:w="2736"/>
-          </w:tcPr>
-          <w:p>
-            <w:r>
-              <w:rPr>
-                <w:rFonts w:ascii="Calibri" w:hAnsi="Calibri"/>
-                <w:sz w:val="17"/>
-              </w:rPr>
-              <w:t>POST /api/premium/interview-prep</w:t>
-            </w:r>
-          </w:p>
-        </w:tc>
-        <w:tc>
-          <w:tcPr>
-            <w:tcW w:type="dxa" w:w="3600"/>
-          </w:tcPr>
-          <w:p>
-            <w:r>
-              <w:rPr>
-                <w:rFonts w:ascii="Calibri" w:hAnsi="Calibri"/>
-                <w:sz w:val="17"/>
-              </w:rPr>
-              <w:t>{ likely_questions[{q,approach}], questions_to_ask[], key_selling_points[] }</w:t>
-            </w:r>
-          </w:p>
-        </w:tc>
-        <w:tc>
-          <w:tcPr>
-            <w:tcW w:type="dxa" w:w="3312"/>
-          </w:tcPr>
-          <w:p>
-            <w:r>
-              <w:rPr>
-                <w:rFonts w:ascii="Calibri" w:hAnsi="Calibri"/>
-                <w:sz w:val="17"/>
-              </w:rPr>
-              <w:t>Expandable Q&amp;A list + 2 bullet lists</w:t>
-            </w:r>
-          </w:p>
-        </w:tc>
-      </w:tr>
-      <w:tr>
-        <w:tc>
-          <w:tcPr>
-            <w:tcW w:type="dxa" w:w="2736"/>
-          </w:tcPr>
-          <w:p>
-            <w:r>
-              <w:rPr>
-                <w:rFonts w:ascii="Calibri" w:hAnsi="Calibri"/>
-                <w:sz w:val="17"/>
-              </w:rPr>
-              <w:t>POST /api/premium/company-info</w:t>
-            </w:r>
-          </w:p>
-        </w:tc>
-        <w:tc>
-          <w:tcPr>
-            <w:tcW w:type="dxa" w:w="3600"/>
-          </w:tcPr>
-          <w:p>
-            <w:r>
-              <w:rPr>
-                <w:rFonts w:ascii="Calibri" w:hAnsi="Calibri"/>
-                <w:sz w:val="17"/>
-              </w:rPr>
-              <w:t>{ company, website, linkedin, overview, uae_presence, culture_notes, interview_style, live_search_used }</w:t>
-            </w:r>
-          </w:p>
-        </w:tc>
-        <w:tc>
-          <w:tcPr>
-            <w:tcW w:type="dxa" w:w="3312"/>
-          </w:tcPr>
-          <w:p>
-            <w:r>
-              <w:rPr>
-                <w:rFonts w:ascii="Calibri" w:hAnsi="Calibri"/>
-                <w:sz w:val="17"/>
-              </w:rPr>
-              <w:t>Links card + AI overview sections</w:t>
-            </w:r>
-          </w:p>
-        </w:tc>
-      </w:tr>
-      <w:tr>
-        <w:tc>
-          <w:tcPr>
-            <w:tcW w:type="dxa" w:w="2736"/>
-          </w:tcPr>
-          <w:p>
-            <w:r>
-              <w:rPr>
-                <w:rFonts w:ascii="Calibri" w:hAnsi="Calibri"/>
-                <w:sz w:val="17"/>
-              </w:rPr>
-              <w:t>POST /api/job-summary  ★NEW</w:t>
-            </w:r>
-          </w:p>
-        </w:tc>
-        <w:tc>
-          <w:tcPr>
-            <w:tcW w:type="dxa" w:w="3600"/>
-          </w:tcPr>
-          <w:p>
-            <w:r>
-              <w:rPr>
-                <w:rFonts w:ascii="Calibri" w:hAnsi="Calibri"/>
-                <w:sz w:val="17"/>
-              </w:rPr>
-              <w:t>{ "user_id", "job_id" }</w:t>
-              <w:br/>
-              <w:t>Returns: { bullets: [str×3] }</w:t>
-            </w:r>
-          </w:p>
-        </w:tc>
-        <w:tc>
-          <w:tcPr>
-            <w:tcW w:type="dxa" w:w="3312"/>
-          </w:tcPr>
-          <w:p>
-            <w:r>
-              <w:rPr>
-                <w:rFonts w:ascii="Calibri" w:hAnsi="Calibri"/>
-                <w:sz w:val="17"/>
-              </w:rPr>
-              <w:t>3 bullets at top of card (not behind paywall). Show skeleton while loading.</w:t>
-            </w:r>
-          </w:p>
-        </w:tc>
-      </w:tr>
-      <w:tr>
-        <w:tc>
-          <w:tcPr>
-            <w:tcW w:type="dxa" w:w="2736"/>
-          </w:tcPr>
-          <w:p>
-            <w:r>
-              <w:rPr>
-                <w:rFonts w:ascii="Calibri" w:hAnsi="Calibri"/>
-                <w:sz w:val="17"/>
-              </w:rPr>
-              <w:t>POST /api/skills-gap  ★NEW</w:t>
-            </w:r>
-          </w:p>
-        </w:tc>
-        <w:tc>
-          <w:tcPr>
-            <w:tcW w:type="dxa" w:w="3600"/>
-          </w:tcPr>
-          <w:p>
-            <w:r>
-              <w:rPr>
-                <w:rFonts w:ascii="Calibri" w:hAnsi="Calibri"/>
-                <w:sz w:val="17"/>
-              </w:rPr>
-              <w:t>{ "user_id" } only</w:t>
-              <w:br/>
-              <w:t>Returns: { critical_gaps[], nice_to_have[], quick_wins[], estimated_impact }</w:t>
-            </w:r>
-          </w:p>
-        </w:tc>
-        <w:tc>
-          <w:tcPr>
-            <w:tcW w:type="dxa" w:w="3312"/>
-          </w:tcPr>
-          <w:p>
-            <w:r>
-              <w:rPr>
-                <w:rFonts w:ascii="Calibri" w:hAnsi="Calibri"/>
-                <w:sz w:val="17"/>
-              </w:rPr>
-              <w:t>Skills gap card in Settings page</w:t>
-            </w:r>
-          </w:p>
-        </w:tc>
-      </w:tr>
-    </w:tbl>
-    <w:p/>
-    <w:p>
-      <w:pPr>
-        <w:spacing w:before="140" w:after="40"/>
-        <w:shd w:val="clear" w:color="auto" w:fill="EFF6FF"/>
-      </w:pPr>
-      <w:r>
-        <w:rPr>
-          <w:rFonts w:ascii="Calibri" w:hAnsi="Calibri"/>
+          <w:sz w:val="20"/>
+        </w:rPr>
+        <w:t>POST /api/update-match-notes</w:t>
+      </w:r>
+    </w:p>
+    <w:p>
+      <w:pPr>
+        <w:spacing w:after="0"/>
+      </w:pPr>
+      <w:r>
+        <w:rPr>
+          <w:sz w:val="20"/>
+        </w:rPr>
+        <w:t xml:space="preserve">  Body:    { "user_id": string, "job_id": string, "notes": string (max 2000 chars) }</w:t>
+      </w:r>
+    </w:p>
+    <w:p>
+      <w:pPr>
+        <w:spacing w:after="0"/>
+      </w:pPr>
+      <w:r>
+        <w:rPr>
+          <w:sz w:val="20"/>
+        </w:rPr>
+        <w:t xml:space="preserve">  Returns: { "ok": true }</w:t>
+      </w:r>
+    </w:p>
+    <w:p>
+      <w:pPr>
+        <w:spacing w:after="0"/>
+      </w:pPr>
+      <w:r>
+        <w:rPr>
+          <w:sz w:val="20"/>
+        </w:rPr>
+        <w:t xml:space="preserve">  Use:     Recruiter name, follow-up date, anything the user wants to remember</w:t>
+      </w:r>
+    </w:p>
+    <w:p>
+      <w:pPr>
+        <w:spacing w:after="0"/>
+      </w:pPr>
+      <w:r>
+        <w:rPr>
+          <w:sz w:val="20"/>
+        </w:rPr>
+      </w:r>
+    </w:p>
+    <w:p>
+      <w:pPr>
+        <w:spacing w:after="0"/>
+      </w:pPr>
+      <w:r>
+        <w:rPr>
           <w:b/>
-          <w:i w:val="0"/>
-          <w:color w:val="2563EB"/>
-          <w:sz w:val="20"/>
-        </w:rPr>
-        <w:t xml:space="preserve">  System</w:t>
-      </w:r>
-    </w:p>
-    <w:p>
-      <w:pPr>
-        <w:spacing w:before="0" w:after="20"/>
-        <w:ind w:left="216"/>
-        <w:shd w:val="clear" w:color="auto" w:fill="F8FAFC"/>
-      </w:pPr>
-      <w:r>
-        <w:rPr>
-          <w:rFonts w:ascii="Courier New" w:hAnsi="Courier New"/>
-          <w:b w:val="0"/>
-          <w:i w:val="0"/>
-          <w:color w:val="1D4E89"/>
-          <w:sz w:val="17"/>
-        </w:rPr>
-        <w:t>GET /health        → { status: 'ok', ts }</w:t>
-      </w:r>
-    </w:p>
-    <w:p>
-      <w:pPr>
-        <w:spacing w:before="0" w:after="20"/>
-        <w:ind w:left="216"/>
-        <w:shd w:val="clear" w:color="auto" w:fill="F8FAFC"/>
-      </w:pPr>
-      <w:r>
-        <w:rPr>
-          <w:rFonts w:ascii="Courier New" w:hAnsi="Courier New"/>
-          <w:b w:val="0"/>
-          <w:i w:val="0"/>
-          <w:color w:val="1D4E89"/>
-          <w:sz w:val="17"/>
-        </w:rPr>
-        <w:t>GET /api/analytics → { users, jobs_in_pool, matches_60plus, titles, applied_total, skipped_total }</w:t>
-      </w:r>
-    </w:p>
-    <w:p>
-      <w:pPr>
-        <w:spacing w:before="200" w:after="60"/>
-        <w:shd w:val="clear" w:color="auto" w:fill="1E3A5F"/>
-      </w:pPr>
-      <w:r>
-        <w:rPr>
-          <w:rFonts w:ascii="Calibri" w:hAnsi="Calibri"/>
+          <w:sz w:val="20"/>
+        </w:rPr>
+        <w:t>POST /api/set-interview-date</w:t>
+      </w:r>
+    </w:p>
+    <w:p>
+      <w:pPr>
+        <w:spacing w:after="0"/>
+      </w:pPr>
+      <w:r>
+        <w:rPr>
+          <w:sz w:val="20"/>
+        </w:rPr>
+        <w:t xml:space="preserve">  Body:    { "user_id": string, "job_id": string, "interview_date": "ISO string or null" }</w:t>
+      </w:r>
+    </w:p>
+    <w:p>
+      <w:pPr>
+        <w:spacing w:after="0"/>
+      </w:pPr>
+      <w:r>
+        <w:rPr>
+          <w:sz w:val="20"/>
+        </w:rPr>
+        <w:t xml:space="preserve">  Returns: { "ok": true }</w:t>
+      </w:r>
+    </w:p>
+    <w:p>
+      <w:pPr>
+        <w:spacing w:after="0"/>
+      </w:pPr>
+      <w:r>
+        <w:rPr>
+          <w:sz w:val="20"/>
+        </w:rPr>
+      </w:r>
+    </w:p>
+    <w:p>
+      <w:pPr>
+        <w:spacing w:after="0"/>
+      </w:pPr>
+      <w:r>
+        <w:rPr>
           <w:b/>
-          <w:i w:val="0"/>
-          <w:color w:val="FFFFFF"/>
+          <w:sz w:val="20"/>
+        </w:rPr>
+        <w:t>POST /api/application-board</w:t>
+      </w:r>
+    </w:p>
+    <w:p>
+      <w:pPr>
+        <w:spacing w:after="0"/>
+      </w:pPr>
+      <w:r>
+        <w:rPr>
+          <w:sz w:val="20"/>
+        </w:rPr>
+        <w:t xml:space="preserve">  Body:    { "user_id": string }</w:t>
+      </w:r>
+    </w:p>
+    <w:p>
+      <w:pPr>
+        <w:spacing w:after="0"/>
+      </w:pPr>
+      <w:r>
+        <w:rPr>
+          <w:sz w:val="20"/>
+        </w:rPr>
+        <w:t xml:space="preserve">  Returns: { "board": { "new": Job[], "applied": Job[], "interview": Job[],</w:t>
+      </w:r>
+    </w:p>
+    <w:p>
+      <w:pPr>
+        <w:spacing w:after="0"/>
+      </w:pPr>
+      <w:r>
+        <w:rPr>
+          <w:sz w:val="20"/>
+        </w:rPr>
+        <w:t xml:space="preserve">                         "offer": Job[], "rejected": Job[], "skipped": Job[] } }</w:t>
+      </w:r>
+    </w:p>
+    <w:p>
+      <w:pPr>
+        <w:spacing w:after="0"/>
+      </w:pPr>
+      <w:r>
+        <w:rPr>
+          <w:sz w:val="20"/>
+        </w:rPr>
+        <w:t xml:space="preserve">  Use:     The Kanban application tracking board (see Part 5)</w:t>
+      </w:r>
+    </w:p>
+    <w:p>
+      <w:pPr>
+        <w:spacing w:after="0"/>
+      </w:pPr>
+      <w:r>
+        <w:rPr>
+          <w:sz w:val="20"/>
+        </w:rPr>
+        <w:t xml:space="preserve">  Notes:   Jobs include notes and interview_date fields</w:t>
+      </w:r>
+    </w:p>
+    <w:p>
+      <w:pPr>
+        <w:spacing w:after="0"/>
+      </w:pPr>
+      <w:r>
+        <w:rPr>
+          <w:sz w:val="20"/>
+        </w:rPr>
+      </w:r>
+    </w:p>
+    <w:p>
+      <w:pPr>
+        <w:spacing w:after="0"/>
+      </w:pPr>
+      <w:r>
+        <w:rPr>
+          <w:b/>
+          <w:sz w:val="20"/>
+        </w:rPr>
+        <w:t>── TITLES ───────────────────────────────────────────────────────────────────────</w:t>
+      </w:r>
+    </w:p>
+    <w:p>
+      <w:pPr>
+        <w:spacing w:after="0"/>
+      </w:pPr>
+      <w:r>
+        <w:rPr>
+          <w:sz w:val="20"/>
+        </w:rPr>
+      </w:r>
+    </w:p>
+    <w:p>
+      <w:pPr>
+        <w:spacing w:after="0"/>
+      </w:pPr>
+      <w:r>
+        <w:rPr>
+          <w:b/>
+          <w:sz w:val="20"/>
+        </w:rPr>
+        <w:t>POST /api/get-titles</w:t>
+      </w:r>
+    </w:p>
+    <w:p>
+      <w:pPr>
+        <w:spacing w:after="0"/>
+      </w:pPr>
+      <w:r>
+        <w:rPr>
+          <w:sz w:val="20"/>
+        </w:rPr>
+        <w:t xml:space="preserve">  Body:    { "user_id": string }</w:t>
+      </w:r>
+    </w:p>
+    <w:p>
+      <w:pPr>
+        <w:spacing w:after="0"/>
+      </w:pPr>
+      <w:r>
+        <w:rPr>
+          <w:sz w:val="20"/>
+        </w:rPr>
+        <w:t xml:space="preserve">  Returns: { "titles": [{ "user_title_id": string, "title_id": string,</w:t>
+      </w:r>
+    </w:p>
+    <w:p>
+      <w:pPr>
+        <w:spacing w:after="0"/>
+      </w:pPr>
+      <w:r>
+        <w:rPr>
+          <w:sz w:val="20"/>
+        </w:rPr>
+        <w:t xml:space="preserve">                           "keyword": string, "last_scraped": string,</w:t>
+      </w:r>
+    </w:p>
+    <w:p>
+      <w:pPr>
+        <w:spacing w:after="0"/>
+      </w:pPr>
+      <w:r>
+        <w:rPr>
+          <w:sz w:val="20"/>
+        </w:rPr>
+        <w:t xml:space="preserve">                           "job_count": number }] }</w:t>
+      </w:r>
+    </w:p>
+    <w:p>
+      <w:pPr>
+        <w:spacing w:after="0"/>
+      </w:pPr>
+      <w:r>
+        <w:rPr>
+          <w:sz w:val="20"/>
+        </w:rPr>
+      </w:r>
+    </w:p>
+    <w:p>
+      <w:pPr>
+        <w:spacing w:after="0"/>
+      </w:pPr>
+      <w:r>
+        <w:rPr>
+          <w:b/>
+          <w:sz w:val="20"/>
+        </w:rPr>
+        <w:t>POST /api/add-title</w:t>
+      </w:r>
+    </w:p>
+    <w:p>
+      <w:pPr>
+        <w:spacing w:after="0"/>
+      </w:pPr>
+      <w:r>
+        <w:rPr>
+          <w:sz w:val="20"/>
+        </w:rPr>
+        <w:t xml:space="preserve">  Body:    { "user_id": string, "title": string }</w:t>
+      </w:r>
+    </w:p>
+    <w:p>
+      <w:pPr>
+        <w:spacing w:after="0"/>
+      </w:pPr>
+      <w:r>
+        <w:rPr>
+          <w:sz w:val="20"/>
+        </w:rPr>
+        <w:t xml:space="preserve">  Returns: { "added": [string], "title_id": string, "expanding": bool }</w:t>
+      </w:r>
+    </w:p>
+    <w:p>
+      <w:pPr>
+        <w:spacing w:after="0"/>
+      </w:pPr>
+      <w:r>
+        <w:rPr>
+          <w:sz w:val="20"/>
+        </w:rPr>
+      </w:r>
+    </w:p>
+    <w:p>
+      <w:pPr>
+        <w:spacing w:after="0"/>
+      </w:pPr>
+      <w:r>
+        <w:rPr>
+          <w:b/>
+          <w:sz w:val="20"/>
+        </w:rPr>
+        <w:t>POST /api/can-edit-titles</w:t>
+      </w:r>
+    </w:p>
+    <w:p>
+      <w:pPr>
+        <w:spacing w:after="0"/>
+      </w:pPr>
+      <w:r>
+        <w:rPr>
+          <w:sz w:val="20"/>
+        </w:rPr>
+        <w:t xml:space="preserve">  Body:    { "user_id": string }</w:t>
+      </w:r>
+    </w:p>
+    <w:p>
+      <w:pPr>
+        <w:spacing w:after="0"/>
+      </w:pPr>
+      <w:r>
+        <w:rPr>
+          <w:sz w:val="20"/>
+        </w:rPr>
+        <w:t xml:space="preserve">  Returns: { "can_add": bool, "count": number, "max": 10 }</w:t>
+      </w:r>
+    </w:p>
+    <w:p>
+      <w:pPr>
+        <w:spacing w:after="0"/>
+      </w:pPr>
+      <w:r>
+        <w:rPr>
+          <w:sz w:val="20"/>
+        </w:rPr>
+      </w:r>
+    </w:p>
+    <w:p>
+      <w:pPr>
+        <w:spacing w:after="0"/>
+      </w:pPr>
+      <w:r>
+        <w:rPr>
+          <w:b/>
+          <w:sz w:val="20"/>
+        </w:rPr>
+        <w:t>POST /api/delete-title</w:t>
+      </w:r>
+    </w:p>
+    <w:p>
+      <w:pPr>
+        <w:spacing w:after="0"/>
+      </w:pPr>
+      <w:r>
+        <w:rPr>
+          <w:sz w:val="20"/>
+        </w:rPr>
+        <w:t xml:space="preserve">  Body:    { "user_id": string, "title_id": string }  ← use user_title_id here</w:t>
+      </w:r>
+    </w:p>
+    <w:p>
+      <w:pPr>
+        <w:spacing w:after="0"/>
+      </w:pPr>
+      <w:r>
+        <w:rPr>
+          <w:sz w:val="20"/>
+        </w:rPr>
+        <w:t xml:space="preserve">  Returns: { "ok": true }</w:t>
+      </w:r>
+    </w:p>
+    <w:p>
+      <w:pPr>
+        <w:spacing w:after="0"/>
+      </w:pPr>
+      <w:r>
+        <w:rPr>
+          <w:sz w:val="20"/>
+        </w:rPr>
+      </w:r>
+    </w:p>
+    <w:p>
+      <w:pPr>
+        <w:spacing w:after="0"/>
+      </w:pPr>
+      <w:r>
+        <w:rPr>
+          <w:b/>
+          <w:sz w:val="20"/>
+        </w:rPr>
+        <w:t>── CV &amp; DOCUMENTS ───────────────────────────────────────────────────────────────</w:t>
+      </w:r>
+    </w:p>
+    <w:p>
+      <w:pPr>
+        <w:spacing w:after="0"/>
+      </w:pPr>
+      <w:r>
+        <w:rPr>
+          <w:sz w:val="20"/>
+        </w:rPr>
+      </w:r>
+    </w:p>
+    <w:p>
+      <w:pPr>
+        <w:spacing w:after="0"/>
+      </w:pPr>
+      <w:r>
+        <w:rPr>
+          <w:b/>
+          <w:sz w:val="20"/>
+        </w:rPr>
+        <w:t>POST /api/upload-cv</w:t>
+      </w:r>
+    </w:p>
+    <w:p>
+      <w:pPr>
+        <w:spacing w:after="0"/>
+      </w:pPr>
+      <w:r>
+        <w:rPr>
+          <w:sz w:val="20"/>
+        </w:rPr>
+        <w:t xml:space="preserve">  Body:    multipart/form-data — fields: user_id, file (PDF/DOCX/TXT)</w:t>
+      </w:r>
+    </w:p>
+    <w:p>
+      <w:pPr>
+        <w:spacing w:after="0"/>
+      </w:pPr>
+      <w:r>
+        <w:rPr>
+          <w:sz w:val="20"/>
+        </w:rPr>
+        <w:t xml:space="preserve">  Returns: { "ok": true, "name_detected": string, "chars": number, "rescoring": true }</w:t>
+      </w:r>
+    </w:p>
+    <w:p>
+      <w:pPr>
+        <w:spacing w:after="0"/>
+      </w:pPr>
+      <w:r>
+        <w:rPr>
+          <w:sz w:val="20"/>
+        </w:rPr>
+        <w:t xml:space="preserve">  Note:    Uploading a new CV automatically clears old unactioned matches so</w:t>
+      </w:r>
+    </w:p>
+    <w:p>
+      <w:pPr>
+        <w:spacing w:after="0"/>
+      </w:pPr>
+      <w:r>
+        <w:rPr>
+          <w:sz w:val="20"/>
+        </w:rPr>
+        <w:t xml:space="preserve">           they get re-scored against the updated CV.</w:t>
+      </w:r>
+    </w:p>
+    <w:p>
+      <w:pPr>
+        <w:spacing w:after="0"/>
+      </w:pPr>
+      <w:r>
+        <w:rPr>
+          <w:sz w:val="20"/>
+        </w:rPr>
+      </w:r>
+    </w:p>
+    <w:p>
+      <w:pPr>
+        <w:spacing w:after="0"/>
+      </w:pPr>
+      <w:r>
+        <w:rPr>
+          <w:b/>
+          <w:sz w:val="20"/>
+        </w:rPr>
+        <w:t>POST /api/generate-cv</w:t>
+      </w:r>
+    </w:p>
+    <w:p>
+      <w:pPr>
+        <w:spacing w:after="0"/>
+      </w:pPr>
+      <w:r>
+        <w:rPr>
+          <w:sz w:val="20"/>
+        </w:rPr>
+        <w:t xml:space="preserve">  Body:    { "user_id": string, "job_id": string }</w:t>
+      </w:r>
+    </w:p>
+    <w:p>
+      <w:pPr>
+        <w:spacing w:after="0"/>
+      </w:pPr>
+      <w:r>
+        <w:rPr>
+          <w:sz w:val="20"/>
+        </w:rPr>
+        <w:t xml:space="preserve">  Returns: { "cover_letter": string, "tailored_cv": string,</w:t>
+      </w:r>
+    </w:p>
+    <w:p>
+      <w:pPr>
+        <w:spacing w:after="0"/>
+      </w:pPr>
+      <w:r>
+        <w:rPr>
+          <w:sz w:val="20"/>
+        </w:rPr>
+        <w:t xml:space="preserve">             "cover_letter_ok": bool, "tailored_cv_ok": bool,</w:t>
+      </w:r>
+    </w:p>
+    <w:p>
+      <w:pPr>
+        <w:spacing w:after="0"/>
+      </w:pPr>
+      <w:r>
+        <w:rPr>
+          <w:sz w:val="20"/>
+        </w:rPr>
+        <w:t xml:space="preserve">             "cl_docx_b64": string, "cv_docx_b64": string,</w:t>
+      </w:r>
+    </w:p>
+    <w:p>
+      <w:pPr>
+        <w:spacing w:after="0"/>
+      </w:pPr>
+      <w:r>
+        <w:rPr>
+          <w:sz w:val="20"/>
+        </w:rPr>
+        <w:t xml:space="preserve">             "cl_filename": string, "cv_filename": string,</w:t>
+      </w:r>
+    </w:p>
+    <w:p>
+      <w:pPr>
+        <w:spacing w:after="0"/>
+      </w:pPr>
+      <w:r>
+        <w:rPr>
+          <w:sz w:val="20"/>
+        </w:rPr>
+        <w:t xml:space="preserve">             "job_title": string, "company": string }</w:t>
+      </w:r>
+    </w:p>
+    <w:p>
+      <w:pPr>
+        <w:spacing w:after="0"/>
+      </w:pPr>
+      <w:r>
+        <w:rPr>
+          <w:sz w:val="20"/>
+        </w:rPr>
+        <w:t xml:space="preserve">  Note:    Offer both "Download DOCX" and "Preview text" options in UI.</w:t>
+      </w:r>
+    </w:p>
+    <w:p>
+      <w:pPr>
+        <w:spacing w:after="0"/>
+      </w:pPr>
+      <w:r>
+        <w:rPr>
+          <w:sz w:val="20"/>
+        </w:rPr>
+        <w:t xml:space="preserve">           The DOCX version is ATS-optimised with proper fonts/formatting.</w:t>
+      </w:r>
+    </w:p>
+    <w:p>
+      <w:pPr>
+        <w:spacing w:after="0"/>
+      </w:pPr>
+      <w:r>
+        <w:rPr>
+          <w:sz w:val="20"/>
+        </w:rPr>
+      </w:r>
+    </w:p>
+    <w:p>
+      <w:pPr>
+        <w:spacing w:after="0"/>
+      </w:pPr>
+      <w:r>
+        <w:rPr>
+          <w:b/>
+          <w:sz w:val="20"/>
+        </w:rPr>
+        <w:t>POST /api/download-cv</w:t>
+      </w:r>
+    </w:p>
+    <w:p>
+      <w:pPr>
+        <w:spacing w:after="0"/>
+      </w:pPr>
+      <w:r>
+        <w:rPr>
+          <w:sz w:val="20"/>
+        </w:rPr>
+        <w:t xml:space="preserve">  Body:    { "user_id": string, "job_id": string }</w:t>
+      </w:r>
+    </w:p>
+    <w:p>
+      <w:pPr>
+        <w:spacing w:after="0"/>
+      </w:pPr>
+      <w:r>
+        <w:rPr>
+          <w:sz w:val="20"/>
+        </w:rPr>
+        <w:t xml:space="preserve">  Returns: DOCX file stream</w:t>
+      </w:r>
+    </w:p>
+    <w:p>
+      <w:pPr>
+        <w:spacing w:after="0"/>
+      </w:pPr>
+      <w:r>
+        <w:rPr>
+          <w:sz w:val="20"/>
+        </w:rPr>
+      </w:r>
+    </w:p>
+    <w:p>
+      <w:pPr>
+        <w:spacing w:after="0"/>
+      </w:pPr>
+      <w:r>
+        <w:rPr>
+          <w:b/>
+          <w:sz w:val="20"/>
+        </w:rPr>
+        <w:t>POST /api/download-cover-letter</w:t>
+      </w:r>
+    </w:p>
+    <w:p>
+      <w:pPr>
+        <w:spacing w:after="0"/>
+      </w:pPr>
+      <w:r>
+        <w:rPr>
+          <w:sz w:val="20"/>
+        </w:rPr>
+        <w:t xml:space="preserve">  Body:    { "user_id": string, "job_id": string }</w:t>
+      </w:r>
+    </w:p>
+    <w:p>
+      <w:pPr>
+        <w:spacing w:after="0"/>
+      </w:pPr>
+      <w:r>
+        <w:rPr>
+          <w:sz w:val="20"/>
+        </w:rPr>
+        <w:t xml:space="preserve">  Returns: DOCX file stream</w:t>
+      </w:r>
+    </w:p>
+    <w:p>
+      <w:pPr>
+        <w:spacing w:after="0"/>
+      </w:pPr>
+      <w:r>
+        <w:rPr>
+          <w:sz w:val="20"/>
+        </w:rPr>
+      </w:r>
+    </w:p>
+    <w:p>
+      <w:pPr>
+        <w:spacing w:after="0"/>
+      </w:pPr>
+      <w:r>
+        <w:rPr>
+          <w:b/>
+          <w:sz w:val="20"/>
+        </w:rPr>
+        <w:t>── PREMIUM INTELLIGENCE ─────────────────────────────────────────────────────────</w:t>
+      </w:r>
+    </w:p>
+    <w:p>
+      <w:pPr>
+        <w:spacing w:after="0"/>
+      </w:pPr>
+      <w:r>
+        <w:rPr>
+          <w:sz w:val="20"/>
+        </w:rPr>
+      </w:r>
+    </w:p>
+    <w:p>
+      <w:pPr>
+        <w:spacing w:after="0"/>
+      </w:pPr>
+      <w:r>
+        <w:rPr>
+          <w:sz w:val="20"/>
+        </w:rPr>
+        <w:t>All take { "user_id": string, "job_id": string } unless noted.</w:t>
+      </w:r>
+    </w:p>
+    <w:p>
+      <w:pPr>
+        <w:spacing w:after="0"/>
+      </w:pPr>
+      <w:r>
+        <w:rPr>
+          <w:sz w:val="20"/>
+        </w:rPr>
+      </w:r>
+    </w:p>
+    <w:p>
+      <w:pPr>
+        <w:spacing w:after="0"/>
+      </w:pPr>
+      <w:r>
+        <w:rPr>
+          <w:b/>
+          <w:sz w:val="20"/>
+        </w:rPr>
+        <w:t>POST /api/premium/ats-score</w:t>
+      </w:r>
+    </w:p>
+    <w:p>
+      <w:pPr>
+        <w:spacing w:after="0"/>
+      </w:pPr>
+      <w:r>
+        <w:rPr>
+          <w:sz w:val="20"/>
+        </w:rPr>
+        <w:t xml:space="preserve">  Returns: { "ats_score": 0-100, "label": "Excellent|Good|Fair|Weak|Poor",</w:t>
+      </w:r>
+    </w:p>
+    <w:p>
+      <w:pPr>
+        <w:spacing w:after="0"/>
+      </w:pPr>
+      <w:r>
+        <w:rPr>
+          <w:sz w:val="20"/>
+        </w:rPr>
+        <w:t xml:space="preserve">             "score_breakdown": { "keyword_match": 0-100, "experience_match": 0-100,</w:t>
+      </w:r>
+    </w:p>
+    <w:p>
+      <w:pPr>
+        <w:spacing w:after="0"/>
+      </w:pPr>
+      <w:r>
+        <w:rPr>
+          <w:sz w:val="20"/>
+        </w:rPr>
+        <w:t xml:space="preserve">                                   "skills_match": 0-100, "education_match": 0-100 },</w:t>
+      </w:r>
+    </w:p>
+    <w:p>
+      <w:pPr>
+        <w:spacing w:after="0"/>
+      </w:pPr>
+      <w:r>
+        <w:rPr>
+          <w:sz w:val="20"/>
+        </w:rPr>
+        <w:t xml:space="preserve">             "missing_keywords": string[], "strengths": string[],</w:t>
+      </w:r>
+    </w:p>
+    <w:p>
+      <w:pPr>
+        <w:spacing w:after="0"/>
+      </w:pPr>
+      <w:r>
+        <w:rPr>
+          <w:sz w:val="20"/>
+        </w:rPr>
+        <w:t xml:space="preserve">             "improvements": string[] }</w:t>
+      </w:r>
+    </w:p>
+    <w:p>
+      <w:pPr>
+        <w:spacing w:after="0"/>
+      </w:pPr>
+      <w:r>
+        <w:rPr>
+          <w:sz w:val="20"/>
+        </w:rPr>
+        <w:t xml:space="preserve">  Display: Show label prominently (colour-coded), breakdown as 4 progress bars,</w:t>
+      </w:r>
+    </w:p>
+    <w:p>
+      <w:pPr>
+        <w:spacing w:after="0"/>
+      </w:pPr>
+      <w:r>
+        <w:rPr>
+          <w:sz w:val="20"/>
+        </w:rPr>
+        <w:t xml:space="preserve">           then the 3 lists below.</w:t>
+      </w:r>
+    </w:p>
+    <w:p>
+      <w:pPr>
+        <w:spacing w:after="0"/>
+      </w:pPr>
+      <w:r>
+        <w:rPr>
+          <w:sz w:val="20"/>
+        </w:rPr>
+      </w:r>
+    </w:p>
+    <w:p>
+      <w:pPr>
+        <w:spacing w:after="0"/>
+      </w:pPr>
+      <w:r>
+        <w:rPr>
+          <w:b/>
+          <w:sz w:val="20"/>
+        </w:rPr>
+        <w:t>POST /api/premium/salary</w:t>
+      </w:r>
+    </w:p>
+    <w:p>
+      <w:pPr>
+        <w:spacing w:after="0"/>
+      </w:pPr>
+      <w:r>
+        <w:rPr>
+          <w:sz w:val="20"/>
+        </w:rPr>
+        <w:t xml:space="preserve">  Returns: { "min_aed": number, "max_aed": number,</w:t>
+      </w:r>
+    </w:p>
+    <w:p>
+      <w:pPr>
+        <w:spacing w:after="0"/>
+      </w:pPr>
+      <w:r>
+        <w:rPr>
+          <w:sz w:val="20"/>
+        </w:rPr>
+        <w:t xml:space="preserve">             "confidence": "high|medium|low", "basis": string }</w:t>
+      </w:r>
+    </w:p>
+    <w:p>
+      <w:pPr>
+        <w:spacing w:after="0"/>
+      </w:pPr>
+      <w:r>
+        <w:rPr>
+          <w:sz w:val="20"/>
+        </w:rPr>
+        <w:t xml:space="preserve">  Display: "AED 18,000 – 25,000 / month" with confidence badge.</w:t>
+      </w:r>
+    </w:p>
+    <w:p>
+      <w:pPr>
+        <w:spacing w:after="0"/>
+      </w:pPr>
+      <w:r>
+        <w:rPr>
+          <w:sz w:val="20"/>
+        </w:rPr>
+      </w:r>
+    </w:p>
+    <w:p>
+      <w:pPr>
+        <w:spacing w:after="0"/>
+      </w:pPr>
+      <w:r>
+        <w:rPr>
+          <w:b/>
+          <w:sz w:val="20"/>
+        </w:rPr>
+        <w:t>POST /api/premium/red-flags</w:t>
+      </w:r>
+    </w:p>
+    <w:p>
+      <w:pPr>
+        <w:spacing w:after="0"/>
+      </w:pPr>
+      <w:r>
+        <w:rPr>
+          <w:sz w:val="20"/>
+        </w:rPr>
+        <w:t xml:space="preserve">  Returns: { "risk_level": "low|medium|high", "flags": string[],</w:t>
+      </w:r>
+    </w:p>
+    <w:p>
+      <w:pPr>
+        <w:spacing w:after="0"/>
+      </w:pPr>
+      <w:r>
+        <w:rPr>
+          <w:sz w:val="20"/>
+        </w:rPr>
+        <w:t xml:space="preserve">             "positives": string[], "advice": string, "live_search_used": bool }</w:t>
+      </w:r>
+    </w:p>
+    <w:p>
+      <w:pPr>
+        <w:spacing w:after="0"/>
+      </w:pPr>
+      <w:r>
+        <w:rPr>
+          <w:sz w:val="20"/>
+        </w:rPr>
+        <w:t xml:space="preserve">  Display: Colour-coded risk badge (green/amber/red), then lists.</w:t>
+      </w:r>
+    </w:p>
+    <w:p>
+      <w:pPr>
+        <w:spacing w:after="0"/>
+      </w:pPr>
+      <w:r>
+        <w:rPr>
+          <w:sz w:val="20"/>
+        </w:rPr>
+      </w:r>
+    </w:p>
+    <w:p>
+      <w:pPr>
+        <w:spacing w:after="0"/>
+      </w:pPr>
+      <w:r>
+        <w:rPr>
+          <w:b/>
+          <w:sz w:val="20"/>
+        </w:rPr>
+        <w:t>POST /api/premium/interview-prep</w:t>
+      </w:r>
+    </w:p>
+    <w:p>
+      <w:pPr>
+        <w:spacing w:after="0"/>
+      </w:pPr>
+      <w:r>
+        <w:rPr>
+          <w:sz w:val="20"/>
+        </w:rPr>
+        <w:t xml:space="preserve">  Returns: { "likely_questions": [{ "q": string, "approach": string }],</w:t>
+      </w:r>
+    </w:p>
+    <w:p>
+      <w:pPr>
+        <w:spacing w:after="0"/>
+      </w:pPr>
+      <w:r>
+        <w:rPr>
+          <w:sz w:val="20"/>
+        </w:rPr>
+        <w:t xml:space="preserve">             "questions_to_ask": string[], "key_selling_points": string[] }</w:t>
+      </w:r>
+    </w:p>
+    <w:p>
+      <w:pPr>
+        <w:spacing w:after="0"/>
+      </w:pPr>
+      <w:r>
+        <w:rPr>
+          <w:sz w:val="20"/>
+        </w:rPr>
+        <w:t xml:space="preserve">  Display: Expandable question list with approach hints, then the two other lists.</w:t>
+      </w:r>
+    </w:p>
+    <w:p>
+      <w:pPr>
+        <w:spacing w:after="0"/>
+      </w:pPr>
+      <w:r>
+        <w:rPr>
+          <w:sz w:val="20"/>
+        </w:rPr>
+      </w:r>
+    </w:p>
+    <w:p>
+      <w:pPr>
+        <w:spacing w:after="0"/>
+      </w:pPr>
+      <w:r>
+        <w:rPr>
+          <w:b/>
+          <w:sz w:val="20"/>
+        </w:rPr>
+        <w:t>POST /api/premium/company-info</w:t>
+      </w:r>
+    </w:p>
+    <w:p>
+      <w:pPr>
+        <w:spacing w:after="0"/>
+      </w:pPr>
+      <w:r>
+        <w:rPr>
+          <w:sz w:val="20"/>
+        </w:rPr>
+        <w:t xml:space="preserve">  Returns: { "company": string, "website": string|null, "linkedin": string|null,</w:t>
+      </w:r>
+    </w:p>
+    <w:p>
+      <w:pPr>
+        <w:spacing w:after="0"/>
+      </w:pPr>
+      <w:r>
+        <w:rPr>
+          <w:sz w:val="20"/>
+        </w:rPr>
+        <w:t xml:space="preserve">             "overview": string|null, "uae_presence": string|null,</w:t>
+      </w:r>
+    </w:p>
+    <w:p>
+      <w:pPr>
+        <w:spacing w:after="0"/>
+      </w:pPr>
+      <w:r>
+        <w:rPr>
+          <w:sz w:val="20"/>
+        </w:rPr>
+        <w:t xml:space="preserve">             "culture_notes": string|null, "interview_style": string|null,</w:t>
+      </w:r>
+    </w:p>
+    <w:p>
+      <w:pPr>
+        <w:spacing w:after="0"/>
+      </w:pPr>
+      <w:r>
+        <w:rPr>
+          <w:sz w:val="20"/>
+        </w:rPr>
+        <w:t xml:space="preserve">             "live_search_used": bool }</w:t>
+      </w:r>
+    </w:p>
+    <w:p>
+      <w:pPr>
+        <w:spacing w:after="0"/>
+      </w:pPr>
+      <w:r>
+        <w:rPr>
+          <w:sz w:val="20"/>
+        </w:rPr>
+        <w:t xml:space="preserve">  Display: Company card with links + AI overview sections.</w:t>
+      </w:r>
+    </w:p>
+    <w:p>
+      <w:pPr>
+        <w:spacing w:after="0"/>
+      </w:pPr>
+      <w:r>
+        <w:rPr>
+          <w:sz w:val="20"/>
+        </w:rPr>
+      </w:r>
+    </w:p>
+    <w:p>
+      <w:pPr>
+        <w:spacing w:after="0"/>
+      </w:pPr>
+      <w:r>
+        <w:rPr>
+          <w:b/>
+          <w:sz w:val="20"/>
+        </w:rPr>
+        <w:t>POST /api/job-summary         (NEW)</w:t>
+      </w:r>
+    </w:p>
+    <w:p>
+      <w:pPr>
+        <w:spacing w:after="0"/>
+      </w:pPr>
+      <w:r>
+        <w:rPr>
+          <w:sz w:val="20"/>
+        </w:rPr>
+        <w:t xml:space="preserve">  Body:    { "user_id": string, "job_id": string }</w:t>
+      </w:r>
+    </w:p>
+    <w:p>
+      <w:pPr>
+        <w:spacing w:after="0"/>
+      </w:pPr>
+      <w:r>
+        <w:rPr>
+          <w:sz w:val="20"/>
+        </w:rPr>
+        <w:t xml:space="preserve">  Returns: { "bullets": [string, string, string] }</w:t>
+      </w:r>
+    </w:p>
+    <w:p>
+      <w:pPr>
+        <w:spacing w:after="0"/>
+      </w:pPr>
+      <w:r>
+        <w:rPr>
+          <w:sz w:val="20"/>
+        </w:rPr>
+        <w:t xml:space="preserve">  Display: 3 bullet points at the top of the job card (expand/collapse).</w:t>
+      </w:r>
+    </w:p>
+    <w:p>
+      <w:pPr>
+        <w:spacing w:after="0"/>
+      </w:pPr>
+      <w:r>
+        <w:rPr>
+          <w:sz w:val="20"/>
+        </w:rPr>
+      </w:r>
+    </w:p>
+    <w:p>
+      <w:pPr>
+        <w:spacing w:after="0"/>
+      </w:pPr>
+      <w:r>
+        <w:rPr>
+          <w:b/>
+          <w:sz w:val="20"/>
+        </w:rPr>
+        <w:t>POST /api/skills-gap          (NEW)</w:t>
+      </w:r>
+    </w:p>
+    <w:p>
+      <w:pPr>
+        <w:spacing w:after="0"/>
+      </w:pPr>
+      <w:r>
+        <w:rPr>
+          <w:sz w:val="20"/>
+        </w:rPr>
+        <w:t xml:space="preserve">  Body:    { "user_id": string }</w:t>
+      </w:r>
+    </w:p>
+    <w:p>
+      <w:pPr>
+        <w:spacing w:after="0"/>
+      </w:pPr>
+      <w:r>
+        <w:rPr>
+          <w:sz w:val="20"/>
+        </w:rPr>
+        <w:t xml:space="preserve">  Returns: { "critical_gaps": string[], "nice_to_have": string[],</w:t>
+      </w:r>
+    </w:p>
+    <w:p>
+      <w:pPr>
+        <w:spacing w:after="0"/>
+      </w:pPr>
+      <w:r>
+        <w:rPr>
+          <w:sz w:val="20"/>
+        </w:rPr>
+        <w:t xml:space="preserve">             "quick_wins": string[], "estimated_impact": string }</w:t>
+      </w:r>
+    </w:p>
+    <w:p>
+      <w:pPr>
+        <w:spacing w:after="0"/>
+      </w:pPr>
+      <w:r>
+        <w:rPr>
+          <w:sz w:val="20"/>
+        </w:rPr>
+        <w:t xml:space="preserve">  Display: Dedicated "Skills Gap" card in Settings or Dashboard header.</w:t>
+      </w:r>
+    </w:p>
+    <w:p>
+      <w:pPr>
+        <w:spacing w:after="0"/>
+      </w:pPr>
+      <w:r>
+        <w:rPr>
+          <w:sz w:val="20"/>
+        </w:rPr>
+      </w:r>
+    </w:p>
+    <w:p>
+      <w:pPr>
+        <w:spacing w:after="0"/>
+      </w:pPr>
+      <w:r>
+        <w:rPr>
+          <w:b/>
+          <w:sz w:val="20"/>
+        </w:rPr>
+        <w:t>── SYSTEM ───────────────────────────────────────────────────────────────────────</w:t>
+      </w:r>
+    </w:p>
+    <w:p>
+      <w:pPr>
+        <w:spacing w:after="0"/>
+      </w:pPr>
+      <w:r>
+        <w:rPr>
+          <w:sz w:val="20"/>
+        </w:rPr>
+      </w:r>
+    </w:p>
+    <w:p>
+      <w:pPr>
+        <w:spacing w:after="0"/>
+      </w:pPr>
+      <w:r>
+        <w:rPr>
+          <w:b/>
+          <w:sz w:val="20"/>
+        </w:rPr>
+        <w:t>GET /health            → { "status": "ok", "ts": string }</w:t>
+      </w:r>
+    </w:p>
+    <w:p>
+      <w:pPr>
+        <w:spacing w:after="0"/>
+      </w:pPr>
+      <w:r>
+        <w:rPr>
+          <w:b/>
+          <w:sz w:val="20"/>
+        </w:rPr>
+        <w:t>GET /api/analytics     → { "users": n, "jobs_in_pool": n, "matches_60plus": n,</w:t>
+      </w:r>
+    </w:p>
+    <w:p>
+      <w:pPr>
+        <w:spacing w:after="0"/>
+      </w:pPr>
+      <w:r>
+        <w:rPr>
+          <w:sz w:val="20"/>
+        </w:rPr>
+        <w:t xml:space="preserve">                           "titles": n, "applied_total": n, "skipped_total": n }</w:t>
+      </w:r>
+    </w:p>
+    <w:p>
+      <w:pPr>
+        <w:spacing w:after="0"/>
+      </w:pPr>
+      <w:r>
+        <w:rPr>
+          <w:sz w:val="20"/>
+        </w:rPr>
+      </w:r>
+    </w:p>
+    <w:p>
+      <w:pPr>
+        <w:spacing w:after="0"/>
+      </w:pPr>
+      <w:r>
+        <w:rPr>
+          <w:color w:val="9CA3AF"/>
+          <w:sz w:val="16"/>
+        </w:rPr>
+        <w:t>────────────────────────────────────────────────────────────────────────────────</w:t>
+      </w:r>
+    </w:p>
+    <w:p>
+      <w:pPr>
+        <w:spacing w:after="0"/>
+      </w:pPr>
+      <w:r>
+        <w:rPr>
+          <w:b/>
+          <w:color w:val="1D4ED8"/>
           <w:sz w:val="22"/>
         </w:rPr>
-        <w:t xml:space="preserve">  PART 3 — DASHBOARD: MATCHES PAGE  </w:t>
-      </w:r>
-    </w:p>
-    <w:p>
-      <w:pPr>
-        <w:spacing w:before="140" w:after="40"/>
-        <w:shd w:val="clear" w:color="auto" w:fill="EFF6FF"/>
-      </w:pPr>
-      <w:r>
-        <w:rPr>
-          <w:rFonts w:ascii="Calibri" w:hAnsi="Calibri"/>
+        <w:t>PART 3 — DASHBOARD: MATCHES PAGE</w:t>
+      </w:r>
+    </w:p>
+    <w:p>
+      <w:pPr>
+        <w:spacing w:after="0"/>
+      </w:pPr>
+      <w:r>
+        <w:rPr>
+          <w:color w:val="9CA3AF"/>
+          <w:sz w:val="16"/>
+        </w:rPr>
+        <w:t>────────────────────────────────────────────────────────────────────────────────</w:t>
+      </w:r>
+    </w:p>
+    <w:p>
+      <w:pPr>
+        <w:spacing w:after="0"/>
+      </w:pPr>
+      <w:r>
+        <w:rPr>
+          <w:sz w:val="20"/>
+        </w:rPr>
+      </w:r>
+    </w:p>
+    <w:p>
+      <w:pPr>
+        <w:spacing w:after="0"/>
+      </w:pPr>
+      <w:r>
+        <w:rPr>
           <w:b/>
-          <w:i w:val="0"/>
-          <w:color w:val="2563EB"/>
-          <w:sz w:val="20"/>
-        </w:rPr>
-        <w:t xml:space="preserve">  A. Search Bar + Filter/Sort Icons</w:t>
-      </w:r>
-    </w:p>
-    <w:p>
-      <w:pPr>
-        <w:spacing w:before="0" w:after="40"/>
-        <w:ind w:left="0"/>
-      </w:pPr>
-      <w:r>
-        <w:rPr>
-          <w:rFonts w:ascii="Calibri" w:hAnsi="Calibri"/>
-          <w:b w:val="0"/>
-          <w:i w:val="0"/>
-          <w:color w:val="1A1A1A"/>
-          <w:sz w:val="19"/>
-        </w:rPr>
-        <w:t>Layout:  [ 🔍 Search bar (title + company, instant client-side) ]  [ ⊞ Filters ]  [ ↕ Sort ]</w:t>
-      </w:r>
-    </w:p>
-    <w:p>
-      <w:pPr>
-        <w:spacing w:before="0" w:after="40"/>
-        <w:ind w:left="0"/>
-      </w:pPr>
-      <w:r>
-        <w:rPr>
-          <w:rFonts w:ascii="Calibri" w:hAnsi="Calibri"/>
-          <w:b w:val="0"/>
-          <w:i w:val="0"/>
-          <w:color w:val="1A1A1A"/>
-          <w:sz w:val="19"/>
-        </w:rPr>
-        <w:t>All filtering and sorting is CLIENT-SIDE. No new API call needed — all data is in the response.</w:t>
-      </w:r>
-    </w:p>
-    <w:p>
-      <w:pPr>
-        <w:spacing w:before="0" w:after="40"/>
-        <w:ind w:left="360"/>
-      </w:pPr>
-      <w:r>
-        <w:rPr>
-          <w:rFonts w:ascii="Calibri" w:hAnsi="Calibri"/>
-          <w:b w:val="0"/>
-          <w:i w:val="0"/>
-          <w:color w:val="1A1A1A"/>
-          <w:sz w:val="19"/>
-        </w:rPr>
-        <w:t>FILTER PANEL — left slide-in (like Noon.com). Dark overlay. X to close. Badge shows active count.</w:t>
-      </w:r>
-    </w:p>
-    <w:tbl>
-      <w:tblPr>
-        <w:tblStyle w:val="TableGrid"/>
-        <w:tblW w:type="auto" w:w="0"/>
-        <w:tblLook w:firstColumn="1" w:firstRow="1" w:lastColumn="0" w:lastRow="0" w:noHBand="0" w:noVBand="1" w:val="04A0"/>
-      </w:tblPr>
-      <w:tblGrid>
-        <w:gridCol w:w="3264"/>
-        <w:gridCol w:w="3264"/>
-        <w:gridCol w:w="3264"/>
-      </w:tblGrid>
-      <w:tr>
-        <w:tc>
-          <w:tcPr>
-            <w:tcW w:type="dxa" w:w="2016"/>
-          </w:tcPr>
-          <w:p>
-            <w:pPr>
-              <w:shd w:val="clear" w:fill="1E3A5F"/>
-            </w:pPr>
-            <w:r>
-              <w:rPr>
-                <w:b/>
-                <w:color w:val="FFFFFF"/>
-                <w:sz w:val="18"/>
-              </w:rPr>
-              <w:t>Filter</w:t>
-            </w:r>
-          </w:p>
-        </w:tc>
-        <w:tc>
-          <w:tcPr>
-            <w:tcW w:type="dxa" w:w="2016"/>
-          </w:tcPr>
-          <w:p>
-            <w:pPr>
-              <w:shd w:val="clear" w:fill="1E3A5F"/>
-            </w:pPr>
-            <w:r>
-              <w:rPr>
-                <w:b/>
-                <w:color w:val="FFFFFF"/>
-                <w:sz w:val="18"/>
-              </w:rPr>
-              <w:t>Field</w:t>
-            </w:r>
-          </w:p>
-        </w:tc>
-        <w:tc>
-          <w:tcPr>
-            <w:tcW w:type="dxa" w:w="5616"/>
-          </w:tcPr>
-          <w:p>
-            <w:pPr>
-              <w:shd w:val="clear" w:fill="1E3A5F"/>
-            </w:pPr>
-            <w:r>
-              <w:rPr>
-                <w:b/>
-                <w:color w:val="FFFFFF"/>
-                <w:sz w:val="18"/>
-              </w:rPr>
-              <w:t>Options</w:t>
-            </w:r>
-          </w:p>
-        </w:tc>
-      </w:tr>
-      <w:tr>
-        <w:tc>
-          <w:tcPr>
-            <w:tcW w:type="dxa" w:w="2016"/>
-          </w:tcPr>
-          <w:p>
-            <w:r>
-              <w:rPr>
-                <w:rFonts w:ascii="Calibri" w:hAnsi="Calibri"/>
-                <w:sz w:val="17"/>
-              </w:rPr>
-              <w:t>Score Range</w:t>
-            </w:r>
-          </w:p>
-        </w:tc>
-        <w:tc>
-          <w:tcPr>
-            <w:tcW w:type="dxa" w:w="2016"/>
-          </w:tcPr>
-          <w:p>
-            <w:r>
-              <w:rPr>
-                <w:rFonts w:ascii="Calibri" w:hAnsi="Calibri"/>
-                <w:sz w:val="17"/>
-              </w:rPr>
-              <w:t>score</w:t>
-            </w:r>
-          </w:p>
-        </w:tc>
-        <w:tc>
-          <w:tcPr>
-            <w:tcW w:type="dxa" w:w="5616"/>
-          </w:tcPr>
-          <w:p>
-            <w:r>
-              <w:rPr>
-                <w:rFonts w:ascii="Calibri" w:hAnsi="Calibri"/>
-                <w:sz w:val="17"/>
-              </w:rPr>
-              <w:t>All  |  60–74%  |  75–89%  |  90%+  (radio)</w:t>
-            </w:r>
-          </w:p>
-        </w:tc>
-      </w:tr>
-      <w:tr>
-        <w:tc>
-          <w:tcPr>
-            <w:tcW w:type="dxa" w:w="2016"/>
-          </w:tcPr>
-          <w:p>
-            <w:r>
-              <w:rPr>
-                <w:rFonts w:ascii="Calibri" w:hAnsi="Calibri"/>
-                <w:sz w:val="17"/>
-              </w:rPr>
-              <w:t>Date Posted</w:t>
-            </w:r>
-          </w:p>
-        </w:tc>
-        <w:tc>
-          <w:tcPr>
-            <w:tcW w:type="dxa" w:w="2016"/>
-          </w:tcPr>
-          <w:p>
-            <w:r>
-              <w:rPr>
-                <w:rFonts w:ascii="Calibri" w:hAnsi="Calibri"/>
-                <w:sz w:val="17"/>
-              </w:rPr>
-              <w:t>posted_at</w:t>
-            </w:r>
-          </w:p>
-        </w:tc>
-        <w:tc>
-          <w:tcPr>
-            <w:tcW w:type="dxa" w:w="5616"/>
-          </w:tcPr>
-          <w:p>
-            <w:r>
-              <w:rPr>
-                <w:rFonts w:ascii="Calibri" w:hAnsi="Calibri"/>
-                <w:sz w:val="17"/>
-              </w:rPr>
-              <w:t>Any  |  Last 7 days  |  Last 14 days  (radio)</w:t>
-            </w:r>
-          </w:p>
-        </w:tc>
-      </w:tr>
-      <w:tr>
-        <w:tc>
-          <w:tcPr>
-            <w:tcW w:type="dxa" w:w="2016"/>
-          </w:tcPr>
-          <w:p>
-            <w:r>
-              <w:rPr>
-                <w:rFonts w:ascii="Calibri" w:hAnsi="Calibri"/>
-                <w:sz w:val="17"/>
-              </w:rPr>
-              <w:t>Remote</w:t>
-            </w:r>
-          </w:p>
-        </w:tc>
-        <w:tc>
-          <w:tcPr>
-            <w:tcW w:type="dxa" w:w="2016"/>
-          </w:tcPr>
-          <w:p>
-            <w:r>
-              <w:rPr>
-                <w:rFonts w:ascii="Calibri" w:hAnsi="Calibri"/>
-                <w:sz w:val="17"/>
-              </w:rPr>
-              <w:t>remote_status</w:t>
-            </w:r>
-          </w:p>
-        </w:tc>
-        <w:tc>
-          <w:tcPr>
-            <w:tcW w:type="dxa" w:w="5616"/>
-          </w:tcPr>
-          <w:p>
-            <w:r>
-              <w:rPr>
-                <w:rFonts w:ascii="Calibri" w:hAnsi="Calibri"/>
-                <w:sz w:val="17"/>
-              </w:rPr>
-              <w:t>Onsite  |  Hybrid  |  Remote  (checkboxes)</w:t>
-            </w:r>
-          </w:p>
-        </w:tc>
-      </w:tr>
-      <w:tr>
-        <w:tc>
-          <w:tcPr>
-            <w:tcW w:type="dxa" w:w="2016"/>
-          </w:tcPr>
-          <w:p>
-            <w:r>
-              <w:rPr>
-                <w:rFonts w:ascii="Calibri" w:hAnsi="Calibri"/>
-                <w:sz w:val="17"/>
-              </w:rPr>
-              <w:t>Seniority</w:t>
-            </w:r>
-          </w:p>
-        </w:tc>
-        <w:tc>
-          <w:tcPr>
-            <w:tcW w:type="dxa" w:w="2016"/>
-          </w:tcPr>
-          <w:p>
-            <w:r>
-              <w:rPr>
-                <w:rFonts w:ascii="Calibri" w:hAnsi="Calibri"/>
-                <w:sz w:val="17"/>
-              </w:rPr>
-              <w:t>seniority</w:t>
-            </w:r>
-          </w:p>
-        </w:tc>
-        <w:tc>
-          <w:tcPr>
-            <w:tcW w:type="dxa" w:w="5616"/>
-          </w:tcPr>
-          <w:p>
-            <w:r>
-              <w:rPr>
-                <w:rFonts w:ascii="Calibri" w:hAnsi="Calibri"/>
-                <w:sz w:val="17"/>
-              </w:rPr>
-              <w:t>Entry  |  Mid  |  Senior  |  Director  (checkboxes)</w:t>
-            </w:r>
-          </w:p>
-        </w:tc>
-      </w:tr>
-      <w:tr>
-        <w:tc>
-          <w:tcPr>
-            <w:tcW w:type="dxa" w:w="2016"/>
-          </w:tcPr>
-          <w:p>
-            <w:r>
-              <w:rPr>
-                <w:rFonts w:ascii="Calibri" w:hAnsi="Calibri"/>
-                <w:sz w:val="17"/>
-              </w:rPr>
-              <w:t>Visa Sponsorship</w:t>
-            </w:r>
-          </w:p>
-        </w:tc>
-        <w:tc>
-          <w:tcPr>
-            <w:tcW w:type="dxa" w:w="2016"/>
-          </w:tcPr>
-          <w:p>
-            <w:r>
-              <w:rPr>
-                <w:rFonts w:ascii="Calibri" w:hAnsi="Calibri"/>
-                <w:sz w:val="17"/>
-              </w:rPr>
-              <w:t>visa_likelihood</w:t>
-            </w:r>
-          </w:p>
-        </w:tc>
-        <w:tc>
-          <w:tcPr>
-            <w:tcW w:type="dxa" w:w="5616"/>
-          </w:tcPr>
-          <w:p>
-            <w:r>
-              <w:rPr>
-                <w:rFonts w:ascii="Calibri" w:hAnsi="Calibri"/>
-                <w:sz w:val="17"/>
-              </w:rPr>
-              <w:t>'Likely only' toggle  (== 'high')</w:t>
-            </w:r>
-          </w:p>
-        </w:tc>
-      </w:tr>
-      <w:tr>
-        <w:tc>
-          <w:tcPr>
-            <w:tcW w:type="dxa" w:w="2016"/>
-          </w:tcPr>
-          <w:p>
-            <w:r>
-              <w:rPr>
-                <w:rFonts w:ascii="Calibri" w:hAnsi="Calibri"/>
-                <w:sz w:val="17"/>
-              </w:rPr>
-              <w:t>Platform</w:t>
-            </w:r>
-          </w:p>
-        </w:tc>
-        <w:tc>
-          <w:tcPr>
-            <w:tcW w:type="dxa" w:w="2016"/>
-          </w:tcPr>
-          <w:p>
-            <w:r>
-              <w:rPr>
-                <w:rFonts w:ascii="Calibri" w:hAnsi="Calibri"/>
-                <w:sz w:val="17"/>
-              </w:rPr>
-              <w:t>platform</w:t>
-            </w:r>
-          </w:p>
-        </w:tc>
-        <w:tc>
-          <w:tcPr>
-            <w:tcW w:type="dxa" w:w="5616"/>
-          </w:tcPr>
-          <w:p>
-            <w:r>
-              <w:rPr>
-                <w:rFonts w:ascii="Calibri" w:hAnsi="Calibri"/>
-                <w:sz w:val="17"/>
-              </w:rPr>
-              <w:t>LinkedIn | Indeed | Bayt | Naukrigulf | GulfTalent</w:t>
-            </w:r>
-          </w:p>
-        </w:tc>
-      </w:tr>
-      <w:tr>
-        <w:tc>
-          <w:tcPr>
-            <w:tcW w:type="dxa" w:w="2016"/>
-          </w:tcPr>
-          <w:p>
-            <w:r>
-              <w:rPr>
-                <w:rFonts w:ascii="Calibri" w:hAnsi="Calibri"/>
-                <w:sz w:val="17"/>
-              </w:rPr>
-              <w:t>Industry</w:t>
-            </w:r>
-          </w:p>
-        </w:tc>
-        <w:tc>
-          <w:tcPr>
-            <w:tcW w:type="dxa" w:w="2016"/>
-          </w:tcPr>
-          <w:p>
-            <w:r>
-              <w:rPr>
-                <w:rFonts w:ascii="Calibri" w:hAnsi="Calibri"/>
-                <w:sz w:val="17"/>
-              </w:rPr>
-              <w:t>industry</w:t>
-            </w:r>
-          </w:p>
-        </w:tc>
-        <w:tc>
-          <w:tcPr>
-            <w:tcW w:type="dxa" w:w="5616"/>
-          </w:tcPr>
-          <w:p>
-            <w:r>
-              <w:rPr>
-                <w:rFonts w:ascii="Calibri" w:hAnsi="Calibri"/>
-                <w:sz w:val="17"/>
-              </w:rPr>
-              <w:t>Dynamic list — only show industries present in current matches</w:t>
-            </w:r>
-          </w:p>
-        </w:tc>
-      </w:tr>
-    </w:tbl>
-    <w:p/>
-    <w:p>
-      <w:pPr>
-        <w:spacing w:before="0" w:after="40"/>
-        <w:ind w:left="360"/>
-      </w:pPr>
-      <w:r>
-        <w:rPr>
-          <w:rFonts w:ascii="Calibri" w:hAnsi="Calibri"/>
-          <w:b w:val="0"/>
-          <w:i w:val="0"/>
-          <w:color w:val="1A1A1A"/>
-          <w:sz w:val="19"/>
-        </w:rPr>
-        <w:t>SORT PANEL — small dropdown near Sort button:</w:t>
-      </w:r>
-    </w:p>
-    <w:p>
-      <w:pPr>
-        <w:pStyle w:val="ListBullet"/>
-        <w:spacing w:before="0" w:after="20"/>
-        <w:ind w:left="720"/>
-      </w:pPr>
-      <w:r>
-        <w:rPr>
-          <w:rFonts w:ascii="Calibri" w:hAnsi="Calibri"/>
-          <w:b w:val="0"/>
-          <w:i w:val="0"/>
-          <w:color w:val="1A1A1A"/>
-          <w:sz w:val="19"/>
-        </w:rPr>
-        <w:t>Best Match (score desc) — default</w:t>
-      </w:r>
-    </w:p>
-    <w:p>
-      <w:pPr>
-        <w:pStyle w:val="ListBullet"/>
-        <w:spacing w:before="0" w:after="20"/>
-        <w:ind w:left="720"/>
-      </w:pPr>
-      <w:r>
-        <w:rPr>
-          <w:rFonts w:ascii="Calibri" w:hAnsi="Calibri"/>
-          <w:b w:val="0"/>
-          <w:i w:val="0"/>
-          <w:color w:val="1A1A1A"/>
-          <w:sz w:val="19"/>
-        </w:rPr>
-        <w:t>Newest First (posted_at desc)</w:t>
-      </w:r>
-    </w:p>
-    <w:p>
-      <w:pPr>
-        <w:pStyle w:val="ListBullet"/>
-        <w:spacing w:before="0" w:after="20"/>
-        <w:ind w:left="720"/>
-      </w:pPr>
-      <w:r>
-        <w:rPr>
-          <w:rFonts w:ascii="Calibri" w:hAnsi="Calibri"/>
-          <w:b w:val="0"/>
-          <w:i w:val="0"/>
-          <w:color w:val="1A1A1A"/>
-          <w:sz w:val="19"/>
-        </w:rPr>
-        <w:t>Highest Quality (quality_score desc)</w:t>
-      </w:r>
-    </w:p>
-    <w:p>
-      <w:pPr>
-        <w:pStyle w:val="ListBullet"/>
-        <w:spacing w:before="0" w:after="20"/>
-        <w:ind w:left="720"/>
-      </w:pPr>
-      <w:r>
-        <w:rPr>
-          <w:rFonts w:ascii="Calibri" w:hAnsi="Calibri"/>
-          <w:b w:val="0"/>
-          <w:i w:val="0"/>
-          <w:color w:val="1A1A1A"/>
-          <w:sz w:val="19"/>
-        </w:rPr>
-        <w:t>Salary High-Low (salary_max_aed or salary desc)</w:t>
-      </w:r>
-    </w:p>
-    <w:p>
-      <w:pPr>
-        <w:spacing w:before="140" w:after="40"/>
-        <w:shd w:val="clear" w:color="auto" w:fill="EFF6FF"/>
-      </w:pPr>
-      <w:r>
-        <w:rPr>
-          <w:rFonts w:ascii="Calibri" w:hAnsi="Calibri"/>
+          <w:sz w:val="20"/>
+        </w:rPr>
+        <w:t>── A. SEARCH BAR + FILTER/SORT ICONS ────────────────────────────────────────────</w:t>
+      </w:r>
+    </w:p>
+    <w:p>
+      <w:pPr>
+        <w:spacing w:after="0"/>
+      </w:pPr>
+      <w:r>
+        <w:rPr>
+          <w:sz w:val="20"/>
+        </w:rPr>
+      </w:r>
+    </w:p>
+    <w:p>
+      <w:pPr>
+        <w:spacing w:after="0"/>
+      </w:pPr>
+      <w:r>
+        <w:rPr>
+          <w:sz w:val="20"/>
+        </w:rPr>
+        <w:t>Layout: [🔍 Search bar          ] [⊞ Filters] [↕ Sort]</w:t>
+      </w:r>
+    </w:p>
+    <w:p>
+      <w:pPr>
+        <w:spacing w:after="0"/>
+      </w:pPr>
+      <w:r>
+        <w:rPr>
+          <w:sz w:val="20"/>
+        </w:rPr>
+      </w:r>
+    </w:p>
+    <w:p>
+      <w:pPr>
+        <w:spacing w:after="0"/>
+      </w:pPr>
+      <w:r>
+        <w:rPr>
+          <w:sz w:val="20"/>
+        </w:rPr>
+        <w:t>The two icons on the right open PANELS:</w:t>
+      </w:r>
+    </w:p>
+    <w:p>
+      <w:pPr>
+        <w:spacing w:after="0"/>
+      </w:pPr>
+      <w:r>
+        <w:rPr>
+          <w:sz w:val="20"/>
+        </w:rPr>
+      </w:r>
+    </w:p>
+    <w:p>
+      <w:pPr>
+        <w:spacing w:after="0"/>
+      </w:pPr>
+      <w:r>
+        <w:rPr>
+          <w:sz w:val="20"/>
+        </w:rPr>
+        <w:t>FILTER PANEL (left slide-in, like Noon.com):</w:t>
+      </w:r>
+    </w:p>
+    <w:p>
+      <w:pPr>
+        <w:spacing w:after="0"/>
+      </w:pPr>
+      <w:r>
+        <w:rPr>
+          <w:sz w:val="20"/>
+        </w:rPr>
+        <w:t xml:space="preserve">  Opens from left with smooth transition. Dark overlay behind. X to close.</w:t>
+      </w:r>
+    </w:p>
+    <w:p>
+      <w:pPr>
+        <w:spacing w:after="0"/>
+      </w:pPr>
+      <w:r>
+        <w:rPr>
+          <w:sz w:val="20"/>
+        </w:rPr>
+        <w:t xml:space="preserve">  Show active filter count badge on the Filters button.</w:t>
+      </w:r>
+    </w:p>
+    <w:p>
+      <w:pPr>
+        <w:spacing w:after="0"/>
+      </w:pPr>
+      <w:r>
+        <w:rPr>
+          <w:sz w:val="20"/>
+        </w:rPr>
+      </w:r>
+    </w:p>
+    <w:p>
+      <w:pPr>
+        <w:spacing w:after="0"/>
+      </w:pPr>
+      <w:r>
+        <w:rPr>
+          <w:sz w:val="20"/>
+        </w:rPr>
+        <w:t xml:space="preserve">  Panel sections (each collapsible):</w:t>
+      </w:r>
+    </w:p>
+    <w:p>
+      <w:pPr>
+        <w:spacing w:after="0"/>
+      </w:pPr>
+      <w:r>
+        <w:rPr>
+          <w:sz w:val="20"/>
+        </w:rPr>
+        <w:t xml:space="preserve">  ┌─────────────────────────────────┐</w:t>
+      </w:r>
+    </w:p>
+    <w:p>
+      <w:pPr>
+        <w:spacing w:after="0"/>
+      </w:pPr>
+      <w:r>
+        <w:rPr>
+          <w:sz w:val="20"/>
+        </w:rPr>
+        <w:t xml:space="preserve">  │ FILTERS                      ✕ │</w:t>
+      </w:r>
+    </w:p>
+    <w:p>
+      <w:pPr>
+        <w:spacing w:after="0"/>
+      </w:pPr>
+      <w:r>
+        <w:rPr>
+          <w:sz w:val="20"/>
+        </w:rPr>
+        <w:t xml:space="preserve">  ├─────────────────────────────────┤</w:t>
+      </w:r>
+    </w:p>
+    <w:p>
+      <w:pPr>
+        <w:spacing w:after="0"/>
+      </w:pPr>
+      <w:r>
+        <w:rPr>
+          <w:sz w:val="20"/>
+        </w:rPr>
+        <w:t xml:space="preserve">  │ ▾ Score Range                   │</w:t>
+      </w:r>
+    </w:p>
+    <w:p>
+      <w:pPr>
+        <w:spacing w:after="0"/>
+      </w:pPr>
+      <w:r>
+        <w:rPr>
+          <w:sz w:val="20"/>
+        </w:rPr>
+        <w:t xml:space="preserve">  │   ● All   ○ 60–74%              │</w:t>
+      </w:r>
+    </w:p>
+    <w:p>
+      <w:pPr>
+        <w:spacing w:after="0"/>
+      </w:pPr>
+      <w:r>
+        <w:rPr>
+          <w:sz w:val="20"/>
+        </w:rPr>
+        <w:t xml:space="preserve">  │   ○ 75–89%  ○ 90%+              │</w:t>
+      </w:r>
+    </w:p>
+    <w:p>
+      <w:pPr>
+        <w:spacing w:after="0"/>
+      </w:pPr>
+      <w:r>
+        <w:rPr>
+          <w:sz w:val="20"/>
+        </w:rPr>
+        <w:t xml:space="preserve">  ├─────────────────────────────────┤</w:t>
+      </w:r>
+    </w:p>
+    <w:p>
+      <w:pPr>
+        <w:spacing w:after="0"/>
+      </w:pPr>
+      <w:r>
+        <w:rPr>
+          <w:sz w:val="20"/>
+        </w:rPr>
+        <w:t xml:space="preserve">  │ ▾ Date Posted                   │</w:t>
+      </w:r>
+    </w:p>
+    <w:p>
+      <w:pPr>
+        <w:spacing w:after="0"/>
+      </w:pPr>
+      <w:r>
+        <w:rPr>
+          <w:sz w:val="20"/>
+        </w:rPr>
+        <w:t xml:space="preserve">  │   ● Any   ○ Last 7 days         │</w:t>
+      </w:r>
+    </w:p>
+    <w:p>
+      <w:pPr>
+        <w:spacing w:after="0"/>
+      </w:pPr>
+      <w:r>
+        <w:rPr>
+          <w:sz w:val="20"/>
+        </w:rPr>
+        <w:t xml:space="preserve">  │   ○ Last 14 days                │</w:t>
+      </w:r>
+    </w:p>
+    <w:p>
+      <w:pPr>
+        <w:spacing w:after="0"/>
+      </w:pPr>
+      <w:r>
+        <w:rPr>
+          <w:sz w:val="20"/>
+        </w:rPr>
+        <w:t xml:space="preserve">  ├─────────────────────────────────┤</w:t>
+      </w:r>
+    </w:p>
+    <w:p>
+      <w:pPr>
+        <w:spacing w:after="0"/>
+      </w:pPr>
+      <w:r>
+        <w:rPr>
+          <w:sz w:val="20"/>
+        </w:rPr>
+        <w:t xml:space="preserve">  │ ▾ Remote                        │</w:t>
+      </w:r>
+    </w:p>
+    <w:p>
+      <w:pPr>
+        <w:spacing w:after="0"/>
+      </w:pPr>
+      <w:r>
+        <w:rPr>
+          <w:sz w:val="20"/>
+        </w:rPr>
+        <w:t xml:space="preserve">  │   □ Onsite  □ Hybrid  □ Remote  │</w:t>
+      </w:r>
+    </w:p>
+    <w:p>
+      <w:pPr>
+        <w:spacing w:after="0"/>
+      </w:pPr>
+      <w:r>
+        <w:rPr>
+          <w:sz w:val="20"/>
+        </w:rPr>
+        <w:t xml:space="preserve">  ├─────────────────────────────────┤</w:t>
+      </w:r>
+    </w:p>
+    <w:p>
+      <w:pPr>
+        <w:spacing w:after="0"/>
+      </w:pPr>
+      <w:r>
+        <w:rPr>
+          <w:sz w:val="20"/>
+        </w:rPr>
+        <w:t xml:space="preserve">  │ ▾ Seniority                     │</w:t>
+      </w:r>
+    </w:p>
+    <w:p>
+      <w:pPr>
+        <w:spacing w:after="0"/>
+      </w:pPr>
+      <w:r>
+        <w:rPr>
+          <w:sz w:val="20"/>
+        </w:rPr>
+        <w:t xml:space="preserve">  │   □ Entry  □ Mid                │</w:t>
+      </w:r>
+    </w:p>
+    <w:p>
+      <w:pPr>
+        <w:spacing w:after="0"/>
+      </w:pPr>
+      <w:r>
+        <w:rPr>
+          <w:sz w:val="20"/>
+        </w:rPr>
+        <w:t xml:space="preserve">  │   □ Senior  □ Director          │</w:t>
+      </w:r>
+    </w:p>
+    <w:p>
+      <w:pPr>
+        <w:spacing w:after="0"/>
+      </w:pPr>
+      <w:r>
+        <w:rPr>
+          <w:sz w:val="20"/>
+        </w:rPr>
+        <w:t xml:space="preserve">  ├─────────────────────────────────┤</w:t>
+      </w:r>
+    </w:p>
+    <w:p>
+      <w:pPr>
+        <w:spacing w:after="0"/>
+      </w:pPr>
+      <w:r>
+        <w:rPr>
+          <w:sz w:val="20"/>
+        </w:rPr>
+        <w:t xml:space="preserve">  │ ▾ Platform                      │</w:t>
+      </w:r>
+    </w:p>
+    <w:p>
+      <w:pPr>
+        <w:spacing w:after="0"/>
+      </w:pPr>
+      <w:r>
+        <w:rPr>
+          <w:sz w:val="20"/>
+        </w:rPr>
+        <w:t xml:space="preserve">  │   □ LinkedIn  □ Indeed          │</w:t>
+      </w:r>
+    </w:p>
+    <w:p>
+      <w:pPr>
+        <w:spacing w:after="0"/>
+      </w:pPr>
+      <w:r>
+        <w:rPr>
+          <w:sz w:val="20"/>
+        </w:rPr>
+        <w:t xml:space="preserve">  │   □ Bayt  □ Naukrigulf          │</w:t>
+      </w:r>
+    </w:p>
+    <w:p>
+      <w:pPr>
+        <w:spacing w:after="0"/>
+      </w:pPr>
+      <w:r>
+        <w:rPr>
+          <w:sz w:val="20"/>
+        </w:rPr>
+        <w:t xml:space="preserve">  │   □ GulfTalent                  │</w:t>
+      </w:r>
+    </w:p>
+    <w:p>
+      <w:pPr>
+        <w:spacing w:after="0"/>
+      </w:pPr>
+      <w:r>
+        <w:rPr>
+          <w:sz w:val="20"/>
+        </w:rPr>
+        <w:t xml:space="preserve">  ├─────────────────────────────────┤</w:t>
+      </w:r>
+    </w:p>
+    <w:p>
+      <w:pPr>
+        <w:spacing w:after="0"/>
+      </w:pPr>
+      <w:r>
+        <w:rPr>
+          <w:sz w:val="20"/>
+        </w:rPr>
+        <w:t xml:space="preserve">  │ ▾ Industry                      │</w:t>
+      </w:r>
+    </w:p>
+    <w:p>
+      <w:pPr>
+        <w:spacing w:after="0"/>
+      </w:pPr>
+      <w:r>
+        <w:rPr>
+          <w:sz w:val="20"/>
+        </w:rPr>
+        <w:t xml:space="preserve">  │   (Show only industries present │</w:t>
+      </w:r>
+    </w:p>
+    <w:p>
+      <w:pPr>
+        <w:spacing w:after="0"/>
+      </w:pPr>
+      <w:r>
+        <w:rPr>
+          <w:sz w:val="20"/>
+        </w:rPr>
+        <w:t xml:space="preserve">  │    in current match list)       │</w:t>
+      </w:r>
+    </w:p>
+    <w:p>
+      <w:pPr>
+        <w:spacing w:after="0"/>
+      </w:pPr>
+      <w:r>
+        <w:rPr>
+          <w:sz w:val="20"/>
+        </w:rPr>
+        <w:t xml:space="preserve">  ├─────────────────────────────────┤</w:t>
+      </w:r>
+    </w:p>
+    <w:p>
+      <w:pPr>
+        <w:spacing w:after="0"/>
+      </w:pPr>
+      <w:r>
+        <w:rPr>
+          <w:sz w:val="20"/>
+        </w:rPr>
+        <w:t xml:space="preserve">  │ [Apply Filters]  [Clear All]    │</w:t>
+      </w:r>
+    </w:p>
+    <w:p>
+      <w:pPr>
+        <w:spacing w:after="0"/>
+      </w:pPr>
+      <w:r>
+        <w:rPr>
+          <w:sz w:val="20"/>
+        </w:rPr>
+        <w:t xml:space="preserve">  └─────────────────────────────────┘</w:t>
+      </w:r>
+    </w:p>
+    <w:p>
+      <w:pPr>
+        <w:spacing w:after="0"/>
+      </w:pPr>
+      <w:r>
+        <w:rPr>
+          <w:sz w:val="20"/>
+        </w:rPr>
+      </w:r>
+    </w:p>
+    <w:p>
+      <w:pPr>
+        <w:spacing w:after="0"/>
+      </w:pPr>
+      <w:r>
+        <w:rPr>
+          <w:sz w:val="20"/>
+        </w:rPr>
+        <w:t>SORT PANEL (small dropdown near button):</w:t>
+      </w:r>
+    </w:p>
+    <w:p>
+      <w:pPr>
+        <w:spacing w:after="0"/>
+      </w:pPr>
+      <w:r>
+        <w:rPr>
+          <w:sz w:val="20"/>
+        </w:rPr>
+        <w:t xml:space="preserve">  ● Best Match (score desc)  — default</w:t>
+      </w:r>
+    </w:p>
+    <w:p>
+      <w:pPr>
+        <w:spacing w:after="0"/>
+      </w:pPr>
+      <w:r>
+        <w:rPr>
+          <w:sz w:val="20"/>
+        </w:rPr>
+        <w:t xml:space="preserve">  ○ Newest First (posted_at desc)</w:t>
+      </w:r>
+    </w:p>
+    <w:p>
+      <w:pPr>
+        <w:spacing w:after="0"/>
+      </w:pPr>
+      <w:r>
+        <w:rPr>
+          <w:sz w:val="20"/>
+        </w:rPr>
+        <w:t xml:space="preserve">  ○ Highest Quality (quality_score desc)</w:t>
+      </w:r>
+    </w:p>
+    <w:p>
+      <w:pPr>
+        <w:spacing w:after="0"/>
+      </w:pPr>
+      <w:r>
+        <w:rPr>
+          <w:sz w:val="20"/>
+        </w:rPr>
+        <w:t xml:space="preserve">  ○ Salary High-Low (salary_max_aed or salary desc)</w:t>
+      </w:r>
+    </w:p>
+    <w:p>
+      <w:pPr>
+        <w:spacing w:after="0"/>
+      </w:pPr>
+      <w:r>
+        <w:rPr>
+          <w:sz w:val="20"/>
+        </w:rPr>
+      </w:r>
+    </w:p>
+    <w:p>
+      <w:pPr>
+        <w:spacing w:after="0"/>
+      </w:pPr>
+      <w:r>
+        <w:rPr>
+          <w:sz w:val="20"/>
+        </w:rPr>
+        <w:t>All filtering and sorting is CLIENT-SIDE on the cached matches array.</w:t>
+      </w:r>
+    </w:p>
+    <w:p>
+      <w:pPr>
+        <w:spacing w:after="0"/>
+      </w:pPr>
+      <w:r>
+        <w:rPr>
+          <w:sz w:val="20"/>
+        </w:rPr>
+        <w:t>No new API call needed — all data is already in the response.</w:t>
+      </w:r>
+    </w:p>
+    <w:p>
+      <w:pPr>
+        <w:spacing w:after="0"/>
+      </w:pPr>
+      <w:r>
+        <w:rPr>
+          <w:sz w:val="20"/>
+        </w:rPr>
+      </w:r>
+    </w:p>
+    <w:p>
+      <w:pPr>
+        <w:spacing w:after="0"/>
+      </w:pPr>
+      <w:r>
+        <w:rPr>
           <w:b/>
-          <w:i w:val="0"/>
-          <w:color w:val="2563EB"/>
-          <w:sz w:val="20"/>
-        </w:rPr>
-        <w:t xml:space="preserve">  B. Stats Bar  (compute from matches array, show above job list)</w:t>
-      </w:r>
-    </w:p>
-    <w:tbl>
-      <w:tblPr>
-        <w:tblStyle w:val="TableGrid"/>
-        <w:tblW w:type="auto" w:w="0"/>
-        <w:tblLook w:firstColumn="1" w:firstRow="1" w:lastColumn="0" w:lastRow="0" w:noHBand="0" w:noVBand="1" w:val="04A0"/>
-      </w:tblPr>
-      <w:tblGrid>
-        <w:gridCol w:w="4896"/>
-        <w:gridCol w:w="4896"/>
-      </w:tblGrid>
-      <w:tr>
-        <w:tc>
-          <w:tcPr>
-            <w:tcW w:type="dxa" w:w="2160"/>
-          </w:tcPr>
-          <w:p>
-            <w:pPr>
-              <w:shd w:val="clear" w:fill="1E3A5F"/>
-            </w:pPr>
-            <w:r>
-              <w:rPr>
-                <w:b/>
-                <w:color w:val="FFFFFF"/>
-                <w:sz w:val="18"/>
-              </w:rPr>
-              <w:t>Chip</w:t>
-            </w:r>
-          </w:p>
-        </w:tc>
-        <w:tc>
-          <w:tcPr>
-            <w:tcW w:type="dxa" w:w="7488"/>
-          </w:tcPr>
-          <w:p>
-            <w:pPr>
-              <w:shd w:val="clear" w:fill="1E3A5F"/>
-            </w:pPr>
-            <w:r>
-              <w:rPr>
-                <w:b/>
-                <w:color w:val="FFFFFF"/>
-                <w:sz w:val="18"/>
-              </w:rPr>
-              <w:t>Value</w:t>
-            </w:r>
-          </w:p>
-        </w:tc>
-      </w:tr>
-      <w:tr>
-        <w:tc>
-          <w:tcPr>
-            <w:tcW w:type="dxa" w:w="2160"/>
-          </w:tcPr>
-          <w:p>
-            <w:r>
-              <w:rPr>
-                <w:rFonts w:ascii="Calibri" w:hAnsi="Calibri"/>
-                <w:sz w:val="17"/>
-              </w:rPr>
-              <w:t>📊 Matches</w:t>
-            </w:r>
-          </w:p>
-        </w:tc>
-        <w:tc>
-          <w:tcPr>
-            <w:tcW w:type="dxa" w:w="7488"/>
-          </w:tcPr>
-          <w:p>
-            <w:r>
-              <w:rPr>
-                <w:rFonts w:ascii="Calibri" w:hAnsi="Calibri"/>
-                <w:sz w:val="17"/>
-              </w:rPr>
-              <w:t>matches.length</w:t>
-            </w:r>
-          </w:p>
-        </w:tc>
-      </w:tr>
-      <w:tr>
-        <w:tc>
-          <w:tcPr>
-            <w:tcW w:type="dxa" w:w="2160"/>
-          </w:tcPr>
-          <w:p>
-            <w:r>
-              <w:rPr>
-                <w:rFonts w:ascii="Calibri" w:hAnsi="Calibri"/>
-                <w:sz w:val="17"/>
-              </w:rPr>
-              <w:t>⭐ Best</w:t>
-            </w:r>
-          </w:p>
-        </w:tc>
-        <w:tc>
-          <w:tcPr>
-            <w:tcW w:type="dxa" w:w="7488"/>
-          </w:tcPr>
-          <w:p>
-            <w:r>
-              <w:rPr>
-                <w:rFonts w:ascii="Calibri" w:hAnsi="Calibri"/>
-                <w:sz w:val="17"/>
-              </w:rPr>
-              <w:t>Math.max(...matches.map(m=&gt;m.score)) + '%'</w:t>
-            </w:r>
-          </w:p>
-        </w:tc>
-      </w:tr>
-      <w:tr>
-        <w:tc>
-          <w:tcPr>
-            <w:tcW w:type="dxa" w:w="2160"/>
-          </w:tcPr>
-          <w:p>
-            <w:r>
-              <w:rPr>
-                <w:rFonts w:ascii="Calibri" w:hAnsi="Calibri"/>
-                <w:sz w:val="17"/>
-              </w:rPr>
-              <w:t>🆕 Fresh</w:t>
-            </w:r>
-          </w:p>
-        </w:tc>
-        <w:tc>
-          <w:tcPr>
-            <w:tcW w:type="dxa" w:w="7488"/>
-          </w:tcPr>
-          <w:p>
-            <w:r>
-              <w:rPr>
-                <w:rFonts w:ascii="Calibri" w:hAnsi="Calibri"/>
-                <w:sz w:val="17"/>
-              </w:rPr>
-              <w:t>matches.filter(m =&gt; new Date(m.posted_at) &gt; 7daysAgo).length</w:t>
-            </w:r>
-          </w:p>
-        </w:tc>
-      </w:tr>
-      <w:tr>
-        <w:tc>
-          <w:tcPr>
-            <w:tcW w:type="dxa" w:w="2160"/>
-          </w:tcPr>
-          <w:p>
-            <w:r>
-              <w:rPr>
-                <w:rFonts w:ascii="Calibri" w:hAnsi="Calibri"/>
-                <w:sz w:val="17"/>
-              </w:rPr>
-              <w:t>✅ Applied</w:t>
-            </w:r>
-          </w:p>
-        </w:tc>
-        <w:tc>
-          <w:tcPr>
-            <w:tcW w:type="dxa" w:w="7488"/>
-          </w:tcPr>
-          <w:p>
-            <w:r>
-              <w:rPr>
-                <w:rFonts w:ascii="Calibri" w:hAnsi="Calibri"/>
-                <w:sz w:val="17"/>
-              </w:rPr>
-              <w:t>Count from /api/application-board  board.applied.length</w:t>
-            </w:r>
-          </w:p>
-        </w:tc>
-      </w:tr>
-    </w:tbl>
-    <w:p/>
-    <w:p>
-      <w:pPr>
-        <w:spacing w:before="140" w:after="40"/>
-        <w:shd w:val="clear" w:color="auto" w:fill="EFF6FF"/>
-      </w:pPr>
-      <w:r>
-        <w:rPr>
-          <w:rFonts w:ascii="Calibri" w:hAnsi="Calibri"/>
+          <w:sz w:val="20"/>
+        </w:rPr>
+        <w:t>── B. STATS BAR ─────────────────────────────────────────────────────────────────</w:t>
+      </w:r>
+    </w:p>
+    <w:p>
+      <w:pPr>
+        <w:spacing w:after="0"/>
+      </w:pPr>
+      <w:r>
+        <w:rPr>
+          <w:sz w:val="20"/>
+        </w:rPr>
+      </w:r>
+    </w:p>
+    <w:p>
+      <w:pPr>
+        <w:spacing w:after="0"/>
+      </w:pPr>
+      <w:r>
+        <w:rPr>
+          <w:sz w:val="20"/>
+        </w:rPr>
+        <w:t>4 stat chips above the job list (compute from matches array):</w:t>
+      </w:r>
+    </w:p>
+    <w:p>
+      <w:pPr>
+        <w:spacing w:after="0"/>
+      </w:pPr>
+      <w:r>
+        <w:rPr>
+          <w:sz w:val="20"/>
+        </w:rPr>
+      </w:r>
+    </w:p>
+    <w:p>
+      <w:pPr>
+        <w:spacing w:after="0"/>
+      </w:pPr>
+      <w:r>
+        <w:rPr>
+          <w:sz w:val="20"/>
+        </w:rPr>
+        <w:t xml:space="preserve">  📊 {matches.length} Matches</w:t>
+      </w:r>
+    </w:p>
+    <w:p>
+      <w:pPr>
+        <w:spacing w:after="0"/>
+      </w:pPr>
+      <w:r>
+        <w:rPr>
+          <w:sz w:val="20"/>
+        </w:rPr>
+        <w:t xml:space="preserve">  ⭐ Best: {max score}%</w:t>
+      </w:r>
+    </w:p>
+    <w:p>
+      <w:pPr>
+        <w:spacing w:after="0"/>
+      </w:pPr>
+      <w:r>
+        <w:rPr>
+          <w:sz w:val="20"/>
+        </w:rPr>
+        <w:t xml:space="preserve">  🆕 {jobs posted in last 7 days} Fresh</w:t>
+      </w:r>
+    </w:p>
+    <w:p>
+      <w:pPr>
+        <w:spacing w:after="0"/>
+      </w:pPr>
+      <w:r>
+        <w:rPr>
+          <w:sz w:val="20"/>
+        </w:rPr>
+        <w:t xml:space="preserve">  ✅ {applied count from board} Applied</w:t>
+      </w:r>
+    </w:p>
+    <w:p>
+      <w:pPr>
+        <w:spacing w:after="0"/>
+      </w:pPr>
+      <w:r>
+        <w:rPr>
+          <w:sz w:val="20"/>
+        </w:rPr>
+      </w:r>
+    </w:p>
+    <w:p>
+      <w:pPr>
+        <w:spacing w:after="0"/>
+      </w:pPr>
+      <w:r>
+        <w:rPr>
           <w:b/>
-          <w:i w:val="0"/>
-          <w:color w:val="2563EB"/>
-          <w:sz w:val="20"/>
-        </w:rPr>
-        <w:t xml:space="preserve">  C. Pending Titles Banner</w:t>
-      </w:r>
-    </w:p>
-    <w:p>
-      <w:pPr>
-        <w:spacing w:before="0" w:after="40"/>
-        <w:ind w:left="0"/>
-      </w:pPr>
-      <w:r>
-        <w:rPr>
-          <w:rFonts w:ascii="Calibri" w:hAnsi="Calibri"/>
-          <w:b w:val="0"/>
-          <w:i w:val="0"/>
-          <w:color w:val="1A1A1A"/>
-          <w:sz w:val="19"/>
-        </w:rPr>
-        <w:t>When pending_titles is non-empty → show below stats bar:</w:t>
-      </w:r>
-    </w:p>
-    <w:p>
-      <w:pPr>
-        <w:spacing w:before="0" w:after="20"/>
-        <w:ind w:left="216"/>
-        <w:shd w:val="clear" w:color="auto" w:fill="F8FAFC"/>
-      </w:pPr>
-      <w:r>
-        <w:rPr>
-          <w:rFonts w:ascii="Courier New" w:hAnsi="Courier New"/>
-          <w:b w:val="0"/>
-          <w:i w:val="0"/>
-          <w:color w:val="1D4E89"/>
-          <w:sz w:val="17"/>
-        </w:rPr>
-        <w:t>"🔍 Finding jobs for: [Sales Director], [Regional Manager]…  [spinner]"</w:t>
-      </w:r>
-    </w:p>
-    <w:p>
-      <w:pPr>
-        <w:spacing w:before="0" w:after="40"/>
-        <w:ind w:left="0"/>
-      </w:pPr>
-      <w:r>
-        <w:rPr>
-          <w:rFonts w:ascii="Calibri" w:hAnsi="Calibri"/>
-          <w:b w:val="0"/>
-          <w:i w:val="0"/>
-          <w:color w:val="1A1A1A"/>
-          <w:sz w:val="19"/>
-        </w:rPr>
-        <w:t>Auto-poll /api/refresh-matches every 20s while pending_titles is non-empty. Remove banner when empty.</w:t>
-      </w:r>
-    </w:p>
-    <w:p>
-      <w:pPr>
-        <w:spacing w:before="140" w:after="40"/>
-        <w:shd w:val="clear" w:color="auto" w:fill="EFF6FF"/>
-      </w:pPr>
-      <w:r>
-        <w:rPr>
-          <w:rFonts w:ascii="Calibri" w:hAnsi="Calibri"/>
+          <w:sz w:val="20"/>
+        </w:rPr>
+        <w:t>── C. PENDING TITLES BANNER ────────────────────────────────────────────────────</w:t>
+      </w:r>
+    </w:p>
+    <w:p>
+      <w:pPr>
+        <w:spacing w:after="0"/>
+      </w:pPr>
+      <w:r>
+        <w:rPr>
+          <w:sz w:val="20"/>
+        </w:rPr>
+      </w:r>
+    </w:p>
+    <w:p>
+      <w:pPr>
+        <w:spacing w:after="0"/>
+      </w:pPr>
+      <w:r>
+        <w:rPr>
+          <w:sz w:val="20"/>
+        </w:rPr>
+        <w:t>When pending_titles is non-empty, show below the stats bar:</w:t>
+      </w:r>
+    </w:p>
+    <w:p>
+      <w:pPr>
+        <w:spacing w:after="0"/>
+      </w:pPr>
+      <w:r>
+        <w:rPr>
+          <w:sz w:val="20"/>
+        </w:rPr>
+        <w:t xml:space="preserve">  "🔍 Finding jobs for: [Sales Director], [Regional Manager]… [spinner]"</w:t>
+      </w:r>
+    </w:p>
+    <w:p>
+      <w:pPr>
+        <w:spacing w:after="0"/>
+      </w:pPr>
+      <w:r>
+        <w:rPr>
+          <w:sz w:val="20"/>
+        </w:rPr>
+        <w:t>Auto-poll /api/refresh-matches every 20 seconds while pending_titles is non-empty.</w:t>
+      </w:r>
+    </w:p>
+    <w:p>
+      <w:pPr>
+        <w:spacing w:after="0"/>
+      </w:pPr>
+      <w:r>
+        <w:rPr>
+          <w:sz w:val="20"/>
+        </w:rPr>
+      </w:r>
+    </w:p>
+    <w:p>
+      <w:pPr>
+        <w:spacing w:after="0"/>
+      </w:pPr>
+      <w:r>
+        <w:rPr>
           <w:b/>
-          <w:i w:val="0"/>
-          <w:color w:val="2563EB"/>
-          <w:sz w:val="20"/>
-        </w:rPr>
-        <w:t xml:space="preserve">  D. Job Card Design</w:t>
-      </w:r>
-    </w:p>
-    <w:tbl>
-      <w:tblPr>
-        <w:tblStyle w:val="TableGrid"/>
-        <w:tblW w:type="auto" w:w="0"/>
-        <w:tblLook w:firstColumn="1" w:firstRow="1" w:lastColumn="0" w:lastRow="0" w:noHBand="0" w:noVBand="1" w:val="04A0"/>
-      </w:tblPr>
-      <w:tblGrid>
-        <w:gridCol w:w="3264"/>
-        <w:gridCol w:w="3264"/>
-        <w:gridCol w:w="3264"/>
-      </w:tblGrid>
-      <w:tr>
-        <w:tc>
-          <w:tcPr>
-            <w:tcW w:type="dxa" w:w="2304"/>
-          </w:tcPr>
-          <w:p>
-            <w:pPr>
-              <w:shd w:val="clear" w:fill="1E3A5F"/>
-            </w:pPr>
-            <w:r>
-              <w:rPr>
-                <w:b/>
-                <w:color w:val="FFFFFF"/>
-                <w:sz w:val="18"/>
-              </w:rPr>
-              <w:t>Element</w:t>
-            </w:r>
-          </w:p>
-        </w:tc>
-        <w:tc>
-          <w:tcPr>
-            <w:tcW w:type="dxa" w:w="2592"/>
-          </w:tcPr>
-          <w:p>
-            <w:pPr>
-              <w:shd w:val="clear" w:fill="1E3A5F"/>
-            </w:pPr>
-            <w:r>
-              <w:rPr>
-                <w:b/>
-                <w:color w:val="FFFFFF"/>
-                <w:sz w:val="18"/>
-              </w:rPr>
-              <w:t>Source Field</w:t>
-            </w:r>
-          </w:p>
-        </w:tc>
-        <w:tc>
-          <w:tcPr>
-            <w:tcW w:type="dxa" w:w="4752"/>
-          </w:tcPr>
-          <w:p>
-            <w:pPr>
-              <w:shd w:val="clear" w:fill="1E3A5F"/>
-            </w:pPr>
-            <w:r>
-              <w:rPr>
-                <w:b/>
-                <w:color w:val="FFFFFF"/>
-                <w:sz w:val="18"/>
-              </w:rPr>
-              <w:t>Rule</w:t>
-            </w:r>
-          </w:p>
-        </w:tc>
-      </w:tr>
-      <w:tr>
-        <w:tc>
-          <w:tcPr>
-            <w:tcW w:type="dxa" w:w="2304"/>
-          </w:tcPr>
-          <w:p>
-            <w:r>
-              <w:rPr>
-                <w:rFonts w:ascii="Calibri" w:hAnsi="Calibri"/>
-                <w:sz w:val="17"/>
-              </w:rPr>
-              <w:t>Title</w:t>
-            </w:r>
-          </w:p>
-        </w:tc>
-        <w:tc>
-          <w:tcPr>
-            <w:tcW w:type="dxa" w:w="2592"/>
-          </w:tcPr>
-          <w:p>
-            <w:r>
-              <w:rPr>
-                <w:rFonts w:ascii="Calibri" w:hAnsi="Calibri"/>
-                <w:sz w:val="17"/>
-              </w:rPr>
-              <w:t>title</w:t>
-            </w:r>
-          </w:p>
-        </w:tc>
-        <w:tc>
-          <w:tcPr>
-            <w:tcW w:type="dxa" w:w="4752"/>
-          </w:tcPr>
-          <w:p>
-            <w:r>
-              <w:rPr>
-                <w:rFonts w:ascii="Calibri" w:hAnsi="Calibri"/>
-                <w:sz w:val="17"/>
-              </w:rPr>
-              <w:t>Bold, 15px</w:t>
-            </w:r>
-          </w:p>
-        </w:tc>
-      </w:tr>
-      <w:tr>
-        <w:tc>
-          <w:tcPr>
-            <w:tcW w:type="dxa" w:w="2304"/>
-          </w:tcPr>
-          <w:p>
-            <w:r>
-              <w:rPr>
-                <w:rFonts w:ascii="Calibri" w:hAnsi="Calibri"/>
-                <w:sz w:val="17"/>
-              </w:rPr>
-              <w:t>Company · Location · Platform</w:t>
-            </w:r>
-          </w:p>
-        </w:tc>
-        <w:tc>
-          <w:tcPr>
-            <w:tcW w:type="dxa" w:w="2592"/>
-          </w:tcPr>
-          <w:p>
-            <w:r>
-              <w:rPr>
-                <w:rFonts w:ascii="Calibri" w:hAnsi="Calibri"/>
-                <w:sz w:val="17"/>
-              </w:rPr>
-              <w:t>company / location / platform</w:t>
-            </w:r>
-          </w:p>
-        </w:tc>
-        <w:tc>
-          <w:tcPr>
-            <w:tcW w:type="dxa" w:w="4752"/>
-          </w:tcPr>
-          <w:p>
-            <w:r>
-              <w:rPr>
-                <w:rFonts w:ascii="Calibri" w:hAnsi="Calibri"/>
-                <w:sz w:val="17"/>
-              </w:rPr>
-              <w:t>Muted, 13px</w:t>
-            </w:r>
-          </w:p>
-        </w:tc>
-      </w:tr>
-      <w:tr>
-        <w:tc>
-          <w:tcPr>
-            <w:tcW w:type="dxa" w:w="2304"/>
-          </w:tcPr>
-          <w:p>
-            <w:r>
-              <w:rPr>
-                <w:rFonts w:ascii="Calibri" w:hAnsi="Calibri"/>
-                <w:sz w:val="17"/>
-              </w:rPr>
-              <w:t>Age · Salary</w:t>
-            </w:r>
-          </w:p>
-        </w:tc>
-        <w:tc>
-          <w:tcPr>
-            <w:tcW w:type="dxa" w:w="2592"/>
-          </w:tcPr>
-          <w:p>
-            <w:r>
-              <w:rPr>
-                <w:rFonts w:ascii="Calibri" w:hAnsi="Calibri"/>
-                <w:sz w:val="17"/>
-              </w:rPr>
-              <w:t>posted_at / salary or salary_min/max_aed</w:t>
-            </w:r>
-          </w:p>
-        </w:tc>
-        <w:tc>
-          <w:tcPr>
-            <w:tcW w:type="dxa" w:w="4752"/>
-          </w:tcPr>
-          <w:p>
-            <w:r>
-              <w:rPr>
-                <w:rFonts w:ascii="Calibri" w:hAnsi="Calibri"/>
-                <w:sz w:val="17"/>
-              </w:rPr>
-              <w:t>"3 days ago · AED 18k–25k". Compute age from posted_at.</w:t>
-            </w:r>
-          </w:p>
-        </w:tc>
-      </w:tr>
-      <w:tr>
-        <w:tc>
-          <w:tcPr>
-            <w:tcW w:type="dxa" w:w="2304"/>
-          </w:tcPr>
-          <w:p>
-            <w:r>
-              <w:rPr>
-                <w:rFonts w:ascii="Calibri" w:hAnsi="Calibri"/>
-                <w:sz w:val="17"/>
-              </w:rPr>
-              <w:t>Score badge</w:t>
-            </w:r>
-          </w:p>
-        </w:tc>
-        <w:tc>
-          <w:tcPr>
-            <w:tcW w:type="dxa" w:w="2592"/>
-          </w:tcPr>
-          <w:p>
-            <w:r>
-              <w:rPr>
-                <w:rFonts w:ascii="Calibri" w:hAnsi="Calibri"/>
-                <w:sz w:val="17"/>
-              </w:rPr>
-              <w:t>score</w:t>
-            </w:r>
-          </w:p>
-        </w:tc>
-        <w:tc>
-          <w:tcPr>
-            <w:tcW w:type="dxa" w:w="4752"/>
-          </w:tcPr>
-          <w:p>
-            <w:r>
-              <w:rPr>
-                <w:rFonts w:ascii="Calibri" w:hAnsi="Calibri"/>
-                <w:sz w:val="17"/>
-              </w:rPr>
-              <w:t>Circle. 90+: #16a34a | 75-89: #2563eb | 60-74: #d97706</w:t>
-            </w:r>
-          </w:p>
-        </w:tc>
-      </w:tr>
-      <w:tr>
-        <w:tc>
-          <w:tcPr>
-            <w:tcW w:type="dxa" w:w="2304"/>
-          </w:tcPr>
-          <w:p>
-            <w:r>
-              <w:rPr>
-                <w:rFonts w:ascii="Calibri" w:hAnsi="Calibri"/>
-                <w:sz w:val="17"/>
-              </w:rPr>
-              <w:t>match_reason</w:t>
-            </w:r>
-          </w:p>
-        </w:tc>
-        <w:tc>
-          <w:tcPr>
-            <w:tcW w:type="dxa" w:w="2592"/>
-          </w:tcPr>
-          <w:p>
-            <w:r>
-              <w:rPr>
-                <w:rFonts w:ascii="Calibri" w:hAnsi="Calibri"/>
-                <w:sz w:val="17"/>
-              </w:rPr>
-              <w:t>match_reason</w:t>
-            </w:r>
-          </w:p>
-        </w:tc>
-        <w:tc>
-          <w:tcPr>
-            <w:tcW w:type="dxa" w:w="4752"/>
-          </w:tcPr>
-          <w:p>
-            <w:r>
-              <w:rPr>
-                <w:rFonts w:ascii="Calibri" w:hAnsi="Calibri"/>
-                <w:sz w:val="17"/>
-              </w:rPr>
-              <w:t>Italic, muted, left border matching score colour. HIDE if null.</w:t>
-            </w:r>
-          </w:p>
-        </w:tc>
-      </w:tr>
-      <w:tr>
-        <w:tc>
-          <w:tcPr>
-            <w:tcW w:type="dxa" w:w="2304"/>
-          </w:tcPr>
-          <w:p>
-            <w:r>
-              <w:rPr>
-                <w:rFonts w:ascii="Calibri" w:hAnsi="Calibri"/>
-                <w:sz w:val="17"/>
-              </w:rPr>
-              <w:t>Tags</w:t>
-            </w:r>
-          </w:p>
-        </w:tc>
-        <w:tc>
-          <w:tcPr>
-            <w:tcW w:type="dxa" w:w="2592"/>
-          </w:tcPr>
-          <w:p>
-            <w:r>
-              <w:rPr>
-                <w:rFonts w:ascii="Calibri" w:hAnsi="Calibri"/>
-                <w:sz w:val="17"/>
-              </w:rPr>
-              <w:t>seniority / remote_status / visa_likelihood</w:t>
-            </w:r>
-          </w:p>
-        </w:tc>
-        <w:tc>
-          <w:tcPr>
-            <w:tcW w:type="dxa" w:w="4752"/>
-          </w:tcPr>
-          <w:p>
-            <w:r>
-              <w:rPr>
-                <w:rFonts w:ascii="Calibri" w:hAnsi="Calibri"/>
-                <w:sz w:val="17"/>
-              </w:rPr>
-              <w:t>Chips. Show seniority, remote if not "onsite"/"unknown", "Visa Likely" if visa_likelihood==high. Skip nulls.</w:t>
-            </w:r>
-          </w:p>
-        </w:tc>
-      </w:tr>
-      <w:tr>
-        <w:tc>
-          <w:tcPr>
-            <w:tcW w:type="dxa" w:w="2304"/>
-          </w:tcPr>
-          <w:p>
-            <w:r>
-              <w:rPr>
-                <w:rFonts w:ascii="Calibri" w:hAnsi="Calibri"/>
-                <w:sz w:val="17"/>
-              </w:rPr>
-              <w:t>Job Summary</w:t>
-            </w:r>
-          </w:p>
-        </w:tc>
-        <w:tc>
-          <w:tcPr>
-            <w:tcW w:type="dxa" w:w="2592"/>
-          </w:tcPr>
-          <w:p>
-            <w:r>
-              <w:rPr>
-                <w:rFonts w:ascii="Calibri" w:hAnsi="Calibri"/>
-                <w:sz w:val="17"/>
-              </w:rPr>
-              <w:t>/api/job-summary</w:t>
-            </w:r>
-          </w:p>
-        </w:tc>
-        <w:tc>
-          <w:tcPr>
-            <w:tcW w:type="dxa" w:w="4752"/>
-          </w:tcPr>
-          <w:p>
-            <w:r>
-              <w:rPr>
-                <w:rFonts w:ascii="Calibri" w:hAnsi="Calibri"/>
-                <w:sz w:val="17"/>
-              </w:rPr>
-              <w:t>3 bullets. Load on card expand. Skeleton while loading. NOT behind paywall.</w:t>
-            </w:r>
-          </w:p>
-        </w:tc>
-      </w:tr>
-      <w:tr>
-        <w:tc>
-          <w:tcPr>
-            <w:tcW w:type="dxa" w:w="2304"/>
-          </w:tcPr>
-          <w:p>
-            <w:r>
-              <w:rPr>
-                <w:rFonts w:ascii="Calibri" w:hAnsi="Calibri"/>
-                <w:sz w:val="17"/>
-              </w:rPr>
-              <w:t>Actions</w:t>
-            </w:r>
-          </w:p>
-        </w:tc>
-        <w:tc>
-          <w:tcPr>
-            <w:tcW w:type="dxa" w:w="2592"/>
-          </w:tcPr>
-          <w:p>
-            <w:r>
-              <w:rPr>
-                <w:rFonts w:ascii="Calibri" w:hAnsi="Calibri"/>
-                <w:sz w:val="17"/>
-              </w:rPr>
-              <w:t>—</w:t>
-            </w:r>
-          </w:p>
-        </w:tc>
-        <w:tc>
-          <w:tcPr>
-            <w:tcW w:type="dxa" w:w="4752"/>
-          </w:tcPr>
-          <w:p>
-            <w:r>
-              <w:rPr>
-                <w:rFonts w:ascii="Calibri" w:hAnsi="Calibri"/>
-                <w:sz w:val="17"/>
-              </w:rPr>
-              <w:t>[↗ View &amp; Apply]  [✓ Applied]  [✗ Skip]</w:t>
-            </w:r>
-          </w:p>
-        </w:tc>
-      </w:tr>
-      <w:tr>
-        <w:tc>
-          <w:tcPr>
-            <w:tcW w:type="dxa" w:w="2304"/>
-          </w:tcPr>
-          <w:p>
-            <w:r>
-              <w:rPr>
-                <w:rFonts w:ascii="Calibri" w:hAnsi="Calibri"/>
-                <w:sz w:val="17"/>
-              </w:rPr>
-              <w:t>Intelligence</w:t>
-            </w:r>
-          </w:p>
-        </w:tc>
-        <w:tc>
-          <w:tcPr>
-            <w:tcW w:type="dxa" w:w="2592"/>
-          </w:tcPr>
-          <w:p>
-            <w:r>
-              <w:rPr>
-                <w:rFonts w:ascii="Calibri" w:hAnsi="Calibri"/>
-                <w:sz w:val="17"/>
-              </w:rPr>
-              <w:t>—</w:t>
-            </w:r>
-          </w:p>
-        </w:tc>
-        <w:tc>
-          <w:tcPr>
-            <w:tcW w:type="dxa" w:w="4752"/>
-          </w:tcPr>
-          <w:p>
-            <w:r>
-              <w:rPr>
-                <w:rFonts w:ascii="Calibri" w:hAnsi="Calibri"/>
-                <w:sz w:val="17"/>
-              </w:rPr>
-              <w:t>[▶ Job Intelligence ✨ PREMIUM] accordion</w:t>
-            </w:r>
-          </w:p>
-        </w:tc>
-      </w:tr>
-    </w:tbl>
-    <w:p/>
-    <w:p>
-      <w:pPr>
-        <w:spacing w:before="140" w:after="40"/>
-        <w:shd w:val="clear" w:color="auto" w:fill="EFF6FF"/>
-      </w:pPr>
-      <w:r>
-        <w:rPr>
-          <w:rFonts w:ascii="Calibri" w:hAnsi="Calibri"/>
+          <w:sz w:val="20"/>
+        </w:rPr>
+        <w:t>── D. JOB CARD DESIGN ──────────────────────────────────────────────────────────</w:t>
+      </w:r>
+    </w:p>
+    <w:p>
+      <w:pPr>
+        <w:spacing w:after="0"/>
+      </w:pPr>
+      <w:r>
+        <w:rPr>
+          <w:sz w:val="20"/>
+        </w:rPr>
+      </w:r>
+    </w:p>
+    <w:p>
+      <w:pPr>
+        <w:spacing w:after="0"/>
+      </w:pPr>
+      <w:r>
+        <w:rPr>
+          <w:sz w:val="20"/>
+        </w:rPr>
+        <w:t>Each card:</w:t>
+      </w:r>
+    </w:p>
+    <w:p>
+      <w:pPr>
+        <w:spacing w:after="0"/>
+      </w:pPr>
+      <w:r>
+        <w:rPr>
+          <w:sz w:val="20"/>
+        </w:rPr>
+      </w:r>
+    </w:p>
+    <w:p>
+      <w:pPr>
+        <w:spacing w:after="0"/>
+      </w:pPr>
+      <w:r>
+        <w:rPr>
+          <w:sz w:val="20"/>
+        </w:rPr>
+        <w:t xml:space="preserve">  ┌────────────────────────────────────────────────┐</w:t>
+      </w:r>
+    </w:p>
+    <w:p>
+      <w:pPr>
+        <w:spacing w:after="0"/>
+      </w:pPr>
+      <w:r>
+        <w:rPr>
+          <w:sz w:val="20"/>
+        </w:rPr>
+        <w:t xml:space="preserve">  │ Area Sales Manager - GCC           [  90%  ]  │</w:t>
+      </w:r>
+    </w:p>
+    <w:p>
+      <w:pPr>
+        <w:spacing w:after="0"/>
+      </w:pPr>
+      <w:r>
+        <w:rPr>
+          <w:sz w:val="20"/>
+        </w:rPr>
+        <w:t xml:space="preserve">  │ Established Search · UAE · Indeed              │</w:t>
+      </w:r>
+    </w:p>
+    <w:p>
+      <w:pPr>
+        <w:spacing w:after="0"/>
+      </w:pPr>
+      <w:r>
+        <w:rPr>
+          <w:sz w:val="20"/>
+        </w:rPr>
+        <w:t xml:space="preserve">  │ 3 days ago · AED 18k–25k                      │</w:t>
+      </w:r>
+    </w:p>
+    <w:p>
+      <w:pPr>
+        <w:spacing w:after="0"/>
+      </w:pPr>
+      <w:r>
+        <w:rPr>
+          <w:sz w:val="20"/>
+        </w:rPr>
+        <w:t xml:space="preserve">  │ ─────────────────────────────────────────────  │</w:t>
+      </w:r>
+    </w:p>
+    <w:p>
+      <w:pPr>
+        <w:spacing w:after="0"/>
+      </w:pPr>
+      <w:r>
+        <w:rPr>
+          <w:sz w:val="20"/>
+        </w:rPr>
+        <w:t xml:space="preserve">  │ 🤖 "8yr GCC sales matches regional mgmt req;   │</w:t>
+      </w:r>
+    </w:p>
+    <w:p>
+      <w:pPr>
+        <w:spacing w:after="0"/>
+      </w:pPr>
+      <w:r>
+        <w:rPr>
+          <w:sz w:val="20"/>
+        </w:rPr>
+        <w:t xml:space="preserve">  │    FMCG dist. background aligns with role"     │</w:t>
+      </w:r>
+    </w:p>
+    <w:p>
+      <w:pPr>
+        <w:spacing w:after="0"/>
+      </w:pPr>
+      <w:r>
+        <w:rPr>
+          <w:sz w:val="20"/>
+        </w:rPr>
+        <w:t xml:space="preserve">  │                                                │</w:t>
+      </w:r>
+    </w:p>
+    <w:p>
+      <w:pPr>
+        <w:spacing w:after="0"/>
+      </w:pPr>
+      <w:r>
+        <w:rPr>
+          <w:sz w:val="20"/>
+        </w:rPr>
+        <w:t xml:space="preserve">  │ [Senior] [Onsite] [Visa Likely]               │</w:t>
+      </w:r>
+    </w:p>
+    <w:p>
+      <w:pPr>
+        <w:spacing w:after="0"/>
+      </w:pPr>
+      <w:r>
+        <w:rPr>
+          <w:sz w:val="20"/>
+        </w:rPr>
+        <w:t xml:space="preserve">  │                                                │</w:t>
+      </w:r>
+    </w:p>
+    <w:p>
+      <w:pPr>
+        <w:spacing w:after="0"/>
+      </w:pPr>
+      <w:r>
+        <w:rPr>
+          <w:sz w:val="20"/>
+        </w:rPr>
+        <w:t xml:space="preserve">  │ [▶ Job Intelligence ✨ PREMIUM]               │</w:t>
+      </w:r>
+    </w:p>
+    <w:p>
+      <w:pPr>
+        <w:spacing w:after="0"/>
+      </w:pPr>
+      <w:r>
+        <w:rPr>
+          <w:sz w:val="20"/>
+        </w:rPr>
+        <w:t xml:space="preserve">  │                                                │</w:t>
+      </w:r>
+    </w:p>
+    <w:p>
+      <w:pPr>
+        <w:spacing w:after="0"/>
+      </w:pPr>
+      <w:r>
+        <w:rPr>
+          <w:sz w:val="20"/>
+        </w:rPr>
+        <w:t xml:space="preserve">  │ [↗ View &amp; Apply]  [✓ Applied]  [✗ Skip]      │</w:t>
+      </w:r>
+    </w:p>
+    <w:p>
+      <w:pPr>
+        <w:spacing w:after="0"/>
+      </w:pPr>
+      <w:r>
+        <w:rPr>
+          <w:sz w:val="20"/>
+        </w:rPr>
+        <w:t xml:space="preserve">  └────────────────────────────────────────────────┘</w:t>
+      </w:r>
+    </w:p>
+    <w:p>
+      <w:pPr>
+        <w:spacing w:after="0"/>
+      </w:pPr>
+      <w:r>
+        <w:rPr>
+          <w:sz w:val="20"/>
+        </w:rPr>
+      </w:r>
+    </w:p>
+    <w:p>
+      <w:pPr>
+        <w:spacing w:after="0"/>
+      </w:pPr>
+      <w:r>
+        <w:rPr>
+          <w:sz w:val="20"/>
+        </w:rPr>
+        <w:t>Score badge colour:</w:t>
+      </w:r>
+    </w:p>
+    <w:p>
+      <w:pPr>
+        <w:spacing w:after="0"/>
+      </w:pPr>
+      <w:r>
+        <w:rPr>
+          <w:sz w:val="20"/>
+        </w:rPr>
+        <w:t xml:space="preserve">  90–100: green #16a34a</w:t>
+      </w:r>
+    </w:p>
+    <w:p>
+      <w:pPr>
+        <w:spacing w:after="0"/>
+      </w:pPr>
+      <w:r>
+        <w:rPr>
+          <w:sz w:val="20"/>
+        </w:rPr>
+        <w:t xml:space="preserve">  75–89:  blue  #2563eb</w:t>
+      </w:r>
+    </w:p>
+    <w:p>
+      <w:pPr>
+        <w:spacing w:after="0"/>
+      </w:pPr>
+      <w:r>
+        <w:rPr>
+          <w:sz w:val="20"/>
+        </w:rPr>
+        <w:t xml:space="preserve">  60–74:  amber #d97706</w:t>
+      </w:r>
+    </w:p>
+    <w:p>
+      <w:pPr>
+        <w:spacing w:after="0"/>
+      </w:pPr>
+      <w:r>
+        <w:rPr>
+          <w:sz w:val="20"/>
+        </w:rPr>
+      </w:r>
+    </w:p>
+    <w:p>
+      <w:pPr>
+        <w:spacing w:after="0"/>
+      </w:pPr>
+      <w:r>
+        <w:rPr>
+          <w:sz w:val="20"/>
+        </w:rPr>
+        <w:t>match_reason: The backend stores this as JSON string {"m": [...], "g": [...]}.</w:t>
+      </w:r>
+    </w:p>
+    <w:p>
+      <w:pPr>
+        <w:spacing w:after="0"/>
+      </w:pPr>
+      <w:r>
+        <w:rPr>
+          <w:sz w:val="20"/>
+        </w:rPr>
+        <w:t>Parse it with JSON.parse(). "m" = match bullets (what the candidate has), "g" = gap</w:t>
+      </w:r>
+    </w:p>
+    <w:p>
+      <w:pPr>
+        <w:spacing w:after="0"/>
+      </w:pPr>
+      <w:r>
+        <w:rPr>
+          <w:sz w:val="20"/>
+        </w:rPr>
+        <w:t>bullets (what is missing). Display as two bulleted lists below the meta line:</w:t>
+      </w:r>
+    </w:p>
+    <w:p>
+      <w:pPr>
+        <w:spacing w:after="0"/>
+      </w:pPr>
+      <w:r>
+        <w:rPr>
+          <w:sz w:val="20"/>
+        </w:rPr>
+        <w:t xml:space="preserve">  ✓ match bullets in the score colour (green/blue/amber)</w:t>
+      </w:r>
+    </w:p>
+    <w:p>
+      <w:pPr>
+        <w:spacing w:after="0"/>
+      </w:pPr>
+      <w:r>
+        <w:rPr>
+          <w:sz w:val="20"/>
+        </w:rPr>
+        <w:t xml:space="preserve">  △ gap bullets in red (#ef4444), max 2 gaps shown</w:t>
+      </w:r>
+    </w:p>
+    <w:p>
+      <w:pPr>
+        <w:spacing w:after="0"/>
+      </w:pPr>
+      <w:r>
+        <w:rPr>
+          <w:sz w:val="20"/>
+        </w:rPr>
+        <w:t>If JSON.parse fails or field is null, show the raw string as a single bullet.</w:t>
+      </w:r>
+    </w:p>
+    <w:p>
+      <w:pPr>
+        <w:spacing w:after="0"/>
+      </w:pPr>
+      <w:r>
+        <w:rPr>
+          <w:sz w:val="20"/>
+        </w:rPr>
+        <w:t>Hide the section entirely if match_reason is null/empty.</w:t>
+      </w:r>
+    </w:p>
+    <w:p>
+      <w:pPr>
+        <w:spacing w:after="0"/>
+      </w:pPr>
+      <w:r>
+        <w:rPr>
+          <w:sz w:val="20"/>
+        </w:rPr>
+      </w:r>
+    </w:p>
+    <w:p>
+      <w:pPr>
+        <w:spacing w:after="0"/>
+      </w:pPr>
+      <w:r>
+        <w:rPr>
+          <w:sz w:val="20"/>
+        </w:rPr>
+        <w:t>Tags (chips): show remote_status (if not onsite/unknown), seniority. Don't show null tags.</w:t>
+      </w:r>
+    </w:p>
+    <w:p>
+      <w:pPr>
+        <w:spacing w:after="0"/>
+      </w:pPr>
+      <w:r>
+        <w:rPr>
+          <w:sz w:val="20"/>
+        </w:rPr>
+      </w:r>
+    </w:p>
+    <w:p>
+      <w:pPr>
+        <w:spacing w:after="0"/>
+      </w:pPr>
+      <w:r>
+        <w:rPr>
           <w:b/>
-          <w:i w:val="0"/>
-          <w:color w:val="2563EB"/>
-          <w:sz w:val="20"/>
-        </w:rPr>
-        <w:t xml:space="preserve">  E. Job Intelligence Accordion (Premium)</w:t>
-      </w:r>
-    </w:p>
-    <w:p>
-      <w:pPr>
-        <w:spacing w:before="0" w:after="40"/>
-        <w:ind w:left="0"/>
-      </w:pPr>
-      <w:r>
-        <w:rPr>
-          <w:rFonts w:ascii="Calibri" w:hAnsi="Calibri"/>
-          <w:b w:val="0"/>
-          <w:i w:val="0"/>
-          <w:color w:val="1A1A1A"/>
-          <w:sz w:val="19"/>
-        </w:rPr>
-        <w:t>On FIRST expand: fire all 5 calls in parallel → Promise.all([ats-score, salary, red-flags, interview-prep, company-info])</w:t>
-      </w:r>
-    </w:p>
-    <w:p>
-      <w:pPr>
-        <w:spacing w:before="0" w:after="40"/>
-        <w:ind w:left="0"/>
-      </w:pPr>
-      <w:r>
-        <w:rPr>
-          <w:rFonts w:ascii="Calibri" w:hAnsi="Calibri"/>
-          <w:b w:val="0"/>
-          <w:i w:val="0"/>
-          <w:color w:val="1A1A1A"/>
-          <w:sz w:val="19"/>
-        </w:rPr>
-        <w:t>Cache results by job_id in memory. Re-opening accordion shows cached data instantly — no re-fetch.</w:t>
-      </w:r>
-    </w:p>
-    <w:tbl>
-      <w:tblPr>
-        <w:tblStyle w:val="TableGrid"/>
-        <w:tblW w:type="auto" w:w="0"/>
-        <w:tblLook w:firstColumn="1" w:firstRow="1" w:lastColumn="0" w:lastRow="0" w:noHBand="0" w:noVBand="1" w:val="04A0"/>
-      </w:tblPr>
-      <w:tblGrid>
-        <w:gridCol w:w="4896"/>
-        <w:gridCol w:w="4896"/>
-      </w:tblGrid>
-      <w:tr>
-        <w:tc>
-          <w:tcPr>
-            <w:tcW w:type="dxa" w:w="2160"/>
-          </w:tcPr>
-          <w:p>
-            <w:pPr>
-              <w:shd w:val="clear" w:fill="1E3A5F"/>
-            </w:pPr>
-            <w:r>
-              <w:rPr>
-                <w:b/>
-                <w:color w:val="FFFFFF"/>
-                <w:sz w:val="18"/>
-              </w:rPr>
-              <w:t>Section</w:t>
-            </w:r>
-          </w:p>
-        </w:tc>
-        <w:tc>
-          <w:tcPr>
-            <w:tcW w:type="dxa" w:w="7488"/>
-          </w:tcPr>
-          <w:p>
-            <w:pPr>
-              <w:shd w:val="clear" w:fill="1E3A5F"/>
-            </w:pPr>
-            <w:r>
-              <w:rPr>
-                <w:b/>
-                <w:color w:val="FFFFFF"/>
-                <w:sz w:val="18"/>
-              </w:rPr>
-              <w:t>Display</w:t>
-            </w:r>
-          </w:p>
-        </w:tc>
-      </w:tr>
-      <w:tr>
-        <w:tc>
-          <w:tcPr>
-            <w:tcW w:type="dxa" w:w="2160"/>
-          </w:tcPr>
-          <w:p>
-            <w:r>
-              <w:rPr>
-                <w:rFonts w:ascii="Calibri" w:hAnsi="Calibri"/>
-                <w:sz w:val="17"/>
-              </w:rPr>
-              <w:t>ATS Score</w:t>
-            </w:r>
-          </w:p>
-        </w:tc>
-        <w:tc>
-          <w:tcPr>
-            <w:tcW w:type="dxa" w:w="7488"/>
-          </w:tcPr>
-          <w:p>
-            <w:r>
-              <w:rPr>
-                <w:rFonts w:ascii="Calibri" w:hAnsi="Calibri"/>
-                <w:sz w:val="17"/>
-              </w:rPr>
-              <w:t>Large label + 4 progress bars (breakdown) + missing_keywords as red chips + strengths as green chips + improvements numbered list</w:t>
-            </w:r>
-          </w:p>
-        </w:tc>
-      </w:tr>
-      <w:tr>
-        <w:tc>
-          <w:tcPr>
-            <w:tcW w:type="dxa" w:w="2160"/>
-          </w:tcPr>
-          <w:p>
-            <w:r>
-              <w:rPr>
-                <w:rFonts w:ascii="Calibri" w:hAnsi="Calibri"/>
-                <w:sz w:val="17"/>
-              </w:rPr>
-              <w:t>Salary</w:t>
-            </w:r>
-          </w:p>
-        </w:tc>
-        <w:tc>
-          <w:tcPr>
-            <w:tcW w:type="dxa" w:w="7488"/>
-          </w:tcPr>
-          <w:p>
-            <w:r>
-              <w:rPr>
-                <w:rFonts w:ascii="Calibri" w:hAnsi="Calibri"/>
-                <w:sz w:val="17"/>
-              </w:rPr>
-              <w:t>"AED 18,000–25,000 / mo" + confidence badge + basis text</w:t>
-            </w:r>
-          </w:p>
-        </w:tc>
-      </w:tr>
-      <w:tr>
-        <w:tc>
-          <w:tcPr>
-            <w:tcW w:type="dxa" w:w="2160"/>
-          </w:tcPr>
-          <w:p>
-            <w:r>
-              <w:rPr>
-                <w:rFonts w:ascii="Calibri" w:hAnsi="Calibri"/>
-                <w:sz w:val="17"/>
-              </w:rPr>
-              <w:t>Red Flags</w:t>
-            </w:r>
-          </w:p>
-        </w:tc>
-        <w:tc>
-          <w:tcPr>
-            <w:tcW w:type="dxa" w:w="7488"/>
-          </w:tcPr>
-          <w:p>
-            <w:r>
-              <w:rPr>
-                <w:rFonts w:ascii="Calibri" w:hAnsi="Calibri"/>
-                <w:sz w:val="17"/>
-              </w:rPr>
-              <w:t>Risk badge (green/amber/red) + flags bullets + positives bullets + advice</w:t>
-            </w:r>
-          </w:p>
-        </w:tc>
-      </w:tr>
-      <w:tr>
-        <w:tc>
-          <w:tcPr>
-            <w:tcW w:type="dxa" w:w="2160"/>
-          </w:tcPr>
-          <w:p>
-            <w:r>
-              <w:rPr>
-                <w:rFonts w:ascii="Calibri" w:hAnsi="Calibri"/>
-                <w:sz w:val="17"/>
-              </w:rPr>
-              <w:t>Interview</w:t>
-            </w:r>
-          </w:p>
-        </w:tc>
-        <w:tc>
-          <w:tcPr>
-            <w:tcW w:type="dxa" w:w="7488"/>
-          </w:tcPr>
-          <w:p>
-            <w:r>
-              <w:rPr>
-                <w:rFonts w:ascii="Calibri" w:hAnsi="Calibri"/>
-                <w:sz w:val="17"/>
-              </w:rPr>
-              <w:t>6 expandable Q&amp;A pairs (q + approach) + 'Questions to Ask' list + 'Sell Yourself' list</w:t>
-            </w:r>
-          </w:p>
-        </w:tc>
-      </w:tr>
-      <w:tr>
-        <w:tc>
-          <w:tcPr>
-            <w:tcW w:type="dxa" w:w="2160"/>
-          </w:tcPr>
-          <w:p>
-            <w:r>
-              <w:rPr>
-                <w:rFonts w:ascii="Calibri" w:hAnsi="Calibri"/>
-                <w:sz w:val="17"/>
-              </w:rPr>
-              <w:t>Company</w:t>
-            </w:r>
-          </w:p>
-        </w:tc>
-        <w:tc>
-          <w:tcPr>
-            <w:tcW w:type="dxa" w:w="7488"/>
-          </w:tcPr>
-          <w:p>
-            <w:r>
-              <w:rPr>
-                <w:rFonts w:ascii="Calibri" w:hAnsi="Calibri"/>
-                <w:sz w:val="17"/>
-              </w:rPr>
-              <w:t>Website + LinkedIn buttons + overview + uae_presence + culture_notes + interview_style</w:t>
-            </w:r>
-          </w:p>
-        </w:tc>
-      </w:tr>
-    </w:tbl>
-    <w:p/>
-    <w:p>
-      <w:pPr>
-        <w:spacing w:before="200" w:after="60"/>
-        <w:shd w:val="clear" w:color="auto" w:fill="1E3A5F"/>
-      </w:pPr>
-      <w:r>
-        <w:rPr>
-          <w:rFonts w:ascii="Calibri" w:hAnsi="Calibri"/>
+          <w:sz w:val="20"/>
+        </w:rPr>
+        <w:t>── E. JOB INTELLIGENCE ACCORDION ────────────────────────────────────────────────</w:t>
+      </w:r>
+    </w:p>
+    <w:p>
+      <w:pPr>
+        <w:spacing w:after="0"/>
+      </w:pPr>
+      <w:r>
+        <w:rPr>
+          <w:sz w:val="20"/>
+        </w:rPr>
+      </w:r>
+    </w:p>
+    <w:p>
+      <w:pPr>
+        <w:spacing w:after="0"/>
+      </w:pPr>
+      <w:r>
+        <w:rPr>
+          <w:sz w:val="20"/>
+        </w:rPr>
+        <w:t>On first expand, fire ALL 5 premium calls in parallel:</w:t>
+      </w:r>
+    </w:p>
+    <w:p>
+      <w:pPr>
+        <w:spacing w:after="0"/>
+      </w:pPr>
+      <w:r>
+        <w:rPr>
+          <w:sz w:val="20"/>
+        </w:rPr>
+        <w:t xml:space="preserve">  Promise.all([ats-score, salary, red-flags, interview-prep, company-info])</w:t>
+      </w:r>
+    </w:p>
+    <w:p>
+      <w:pPr>
+        <w:spacing w:after="0"/>
+      </w:pPr>
+      <w:r>
+        <w:rPr>
+          <w:sz w:val="20"/>
+        </w:rPr>
+        <w:t>Cache results in memory by job_id. Re-opening accordion shows cached data instantly.</w:t>
+      </w:r>
+    </w:p>
+    <w:p>
+      <w:pPr>
+        <w:spacing w:after="0"/>
+      </w:pPr>
+      <w:r>
+        <w:rPr>
+          <w:sz w:val="20"/>
+        </w:rPr>
+      </w:r>
+    </w:p>
+    <w:p>
+      <w:pPr>
+        <w:spacing w:after="0"/>
+      </w:pPr>
+      <w:r>
+        <w:rPr>
+          <w:sz w:val="20"/>
+        </w:rPr>
+        <w:t>Also add a "📋 Job Summary" line (3 bullets from /api/job-summary) at the top of</w:t>
+      </w:r>
+    </w:p>
+    <w:p>
+      <w:pPr>
+        <w:spacing w:after="0"/>
+      </w:pPr>
+      <w:r>
+        <w:rPr>
+          <w:sz w:val="20"/>
+        </w:rPr>
+        <w:t>the card body (not behind premium). Show a skeleton while loading.</w:t>
+      </w:r>
+    </w:p>
+    <w:p>
+      <w:pPr>
+        <w:spacing w:after="0"/>
+      </w:pPr>
+      <w:r>
+        <w:rPr>
+          <w:sz w:val="20"/>
+        </w:rPr>
+      </w:r>
+    </w:p>
+    <w:p>
+      <w:pPr>
+        <w:spacing w:after="0"/>
+      </w:pPr>
+      <w:r>
+        <w:rPr>
+          <w:sz w:val="20"/>
+        </w:rPr>
+        <w:t>Display each section:</w:t>
+      </w:r>
+    </w:p>
+    <w:p>
+      <w:pPr>
+        <w:spacing w:after="0"/>
+      </w:pPr>
+      <w:r>
+        <w:rPr>
+          <w:sz w:val="20"/>
+        </w:rPr>
+        <w:t xml:space="preserve">  ATS SCORE: Large label ("Good"), 4 horizontal progress bars for breakdown,</w:t>
+      </w:r>
+    </w:p>
+    <w:p>
+      <w:pPr>
+        <w:spacing w:after="0"/>
+      </w:pPr>
+      <w:r>
+        <w:rPr>
+          <w:sz w:val="20"/>
+        </w:rPr>
+        <w:t xml:space="preserve">             then missing keywords as red chips, strengths as green chips,</w:t>
+      </w:r>
+    </w:p>
+    <w:p>
+      <w:pPr>
+        <w:spacing w:after="0"/>
+      </w:pPr>
+      <w:r>
+        <w:rPr>
+          <w:sz w:val="20"/>
+        </w:rPr>
+        <w:t xml:space="preserve">             improvements as numbered list.</w:t>
+      </w:r>
+    </w:p>
+    <w:p>
+      <w:pPr>
+        <w:spacing w:after="0"/>
+      </w:pPr>
+      <w:r>
+        <w:rPr>
+          <w:sz w:val="20"/>
+        </w:rPr>
+        <w:t xml:space="preserve">  SALARY:    "AED 18,000 – 25,000 / mo" + confidence badge + basis text.</w:t>
+      </w:r>
+    </w:p>
+    <w:p>
+      <w:pPr>
+        <w:spacing w:after="0"/>
+      </w:pPr>
+      <w:r>
+        <w:rPr>
+          <w:sz w:val="20"/>
+        </w:rPr>
+        <w:t xml:space="preserve">  RED FLAGS: Risk badge (green/amber/red) + bullet list of flags and positives.</w:t>
+      </w:r>
+    </w:p>
+    <w:p>
+      <w:pPr>
+        <w:spacing w:after="0"/>
+      </w:pPr>
+      <w:r>
+        <w:rPr>
+          <w:sz w:val="20"/>
+        </w:rPr>
+        <w:t xml:space="preserve">  INTERVIEW: Expandable list of 6 Q&amp;A pairs, then "Questions to Ask" list,</w:t>
+      </w:r>
+    </w:p>
+    <w:p>
+      <w:pPr>
+        <w:spacing w:after="0"/>
+      </w:pPr>
+      <w:r>
+        <w:rPr>
+          <w:sz w:val="20"/>
+        </w:rPr>
+        <w:t xml:space="preserve">             then "Sell Yourself" list.</w:t>
+      </w:r>
+    </w:p>
+    <w:p>
+      <w:pPr>
+        <w:spacing w:after="0"/>
+      </w:pPr>
+      <w:r>
+        <w:rPr>
+          <w:sz w:val="20"/>
+        </w:rPr>
+        <w:t xml:space="preserve">  COMPANY:   Card with website/LinkedIn buttons + overview text + culture notes.</w:t>
+      </w:r>
+    </w:p>
+    <w:p>
+      <w:pPr>
+        <w:spacing w:after="0"/>
+      </w:pPr>
+      <w:r>
+        <w:rPr>
+          <w:sz w:val="20"/>
+        </w:rPr>
+      </w:r>
+    </w:p>
+    <w:p>
+      <w:pPr>
+        <w:spacing w:after="0"/>
+      </w:pPr>
+      <w:r>
+        <w:rPr>
+          <w:color w:val="9CA3AF"/>
+          <w:sz w:val="16"/>
+        </w:rPr>
+        <w:t>────────────────────────────────────────────────────────────────────────────────</w:t>
+      </w:r>
+    </w:p>
+    <w:p>
+      <w:pPr>
+        <w:spacing w:after="0"/>
+      </w:pPr>
+      <w:r>
+        <w:rPr>
           <w:b/>
-          <w:i w:val="0"/>
-          <w:color w:val="FFFFFF"/>
+          <w:color w:val="1D4ED8"/>
           <w:sz w:val="22"/>
         </w:rPr>
-        <w:t xml:space="preserve">  PART 4 — APPLICATION TRACKING BOARD (KANBAN)  ★ NEW FEATURE  </w:t>
-      </w:r>
-    </w:p>
-    <w:p>
-      <w:pPr>
-        <w:spacing w:before="0" w:after="40"/>
-        <w:ind w:left="0"/>
-      </w:pPr>
-      <w:r>
-        <w:rPr>
-          <w:rFonts w:ascii="Calibri" w:hAnsi="Calibri"/>
-          <w:b w:val="0"/>
-          <w:i w:val="0"/>
-          <w:color w:val="1A1A1A"/>
-          <w:sz w:val="19"/>
-        </w:rPr>
-        <w:t>Add a second dashboard tab: 'Track Applications'</w:t>
-      </w:r>
-    </w:p>
-    <w:p>
-      <w:pPr>
-        <w:spacing w:before="0" w:after="40"/>
-        <w:ind w:left="0"/>
-      </w:pPr>
-      <w:r>
-        <w:rPr>
-          <w:rFonts w:ascii="Calibri" w:hAnsi="Calibri"/>
-          <w:b w:val="0"/>
-          <w:i w:val="0"/>
-          <w:color w:val="1A1A1A"/>
-          <w:sz w:val="19"/>
-        </w:rPr>
-        <w:t>Data source: POST /api/application-board</w:t>
-      </w:r>
-    </w:p>
-    <w:p>
-      <w:pPr>
-        <w:spacing w:before="0" w:after="40"/>
-        <w:ind w:left="0"/>
-      </w:pPr>
-      <w:r>
-        <w:rPr>
-          <w:rFonts w:ascii="Calibri" w:hAnsi="Calibri"/>
-          <w:b w:val="0"/>
-          <w:i w:val="0"/>
-          <w:color w:val="1A1A1A"/>
-          <w:sz w:val="19"/>
-        </w:rPr>
-        <w:t>Columns (left→right, horizontally scrollable on mobile): Applied → Interview → Offer → Rejected</w:t>
-      </w:r>
-    </w:p>
-    <w:tbl>
-      <w:tblPr>
-        <w:tblStyle w:val="TableGrid"/>
-        <w:tblW w:type="auto" w:w="0"/>
-        <w:tblLook w:firstColumn="1" w:firstRow="1" w:lastColumn="0" w:lastRow="0" w:noHBand="0" w:noVBand="1" w:val="04A0"/>
-      </w:tblPr>
-      <w:tblGrid>
-        <w:gridCol w:w="4896"/>
-        <w:gridCol w:w="4896"/>
-      </w:tblGrid>
-      <w:tr>
-        <w:tc>
-          <w:tcPr>
-            <w:tcW w:type="dxa" w:w="3168"/>
-          </w:tcPr>
-          <w:p>
-            <w:pPr>
-              <w:shd w:val="clear" w:fill="1E3A5F"/>
-            </w:pPr>
-            <w:r>
-              <w:rPr>
-                <w:b/>
-                <w:color w:val="FFFFFF"/>
-                <w:sz w:val="18"/>
-              </w:rPr>
-              <w:t>Card element</w:t>
-            </w:r>
-          </w:p>
-        </w:tc>
-        <w:tc>
-          <w:tcPr>
-            <w:tcW w:type="dxa" w:w="6480"/>
-          </w:tcPr>
-          <w:p>
-            <w:pPr>
-              <w:shd w:val="clear" w:fill="1E3A5F"/>
-            </w:pPr>
-            <w:r>
-              <w:rPr>
-                <w:b/>
-                <w:color w:val="FFFFFF"/>
-                <w:sz w:val="18"/>
-              </w:rPr>
-              <w:t>Detail</w:t>
-            </w:r>
-          </w:p>
-        </w:tc>
-      </w:tr>
-      <w:tr>
-        <w:tc>
-          <w:tcPr>
-            <w:tcW w:type="dxa" w:w="3168"/>
-          </w:tcPr>
-          <w:p>
-            <w:r>
-              <w:rPr>
-                <w:rFonts w:ascii="Calibri" w:hAnsi="Calibri"/>
-                <w:sz w:val="17"/>
-              </w:rPr>
-              <w:t>Job title + company + score badge</w:t>
-            </w:r>
-          </w:p>
-        </w:tc>
-        <w:tc>
-          <w:tcPr>
-            <w:tcW w:type="dxa" w:w="6480"/>
-          </w:tcPr>
-          <w:p>
-            <w:r>
-              <w:rPr>
-                <w:rFonts w:ascii="Calibri" w:hAnsi="Calibri"/>
-                <w:sz w:val="17"/>
-              </w:rPr>
-              <w:t>Always visible</w:t>
-            </w:r>
-          </w:p>
-        </w:tc>
-      </w:tr>
-      <w:tr>
-        <w:tc>
-          <w:tcPr>
-            <w:tcW w:type="dxa" w:w="3168"/>
-          </w:tcPr>
-          <w:p>
-            <w:r>
-              <w:rPr>
-                <w:rFonts w:ascii="Calibri" w:hAnsi="Calibri"/>
-                <w:sz w:val="17"/>
-              </w:rPr>
-              <w:t>interview_date</w:t>
-            </w:r>
-          </w:p>
-        </w:tc>
-        <w:tc>
-          <w:tcPr>
-            <w:tcW w:type="dxa" w:w="6480"/>
-          </w:tcPr>
-          <w:p>
-            <w:r>
-              <w:rPr>
-                <w:rFonts w:ascii="Calibri" w:hAnsi="Calibri"/>
-                <w:sz w:val="17"/>
-              </w:rPr>
-              <w:t>"Interview: Tue 15 Jul 2026". Show 🔔 chip if within 48 hours.</w:t>
-            </w:r>
-          </w:p>
-        </w:tc>
-      </w:tr>
-      <w:tr>
-        <w:tc>
-          <w:tcPr>
-            <w:tcW w:type="dxa" w:w="3168"/>
-          </w:tcPr>
-          <w:p>
-            <w:r>
-              <w:rPr>
-                <w:rFonts w:ascii="Calibri" w:hAnsi="Calibri"/>
-                <w:sz w:val="17"/>
-              </w:rPr>
-              <w:t>notes snippet</w:t>
-            </w:r>
-          </w:p>
-        </w:tc>
-        <w:tc>
-          <w:tcPr>
-            <w:tcW w:type="dxa" w:w="6480"/>
-          </w:tcPr>
-          <w:p>
-            <w:r>
-              <w:rPr>
-                <w:rFonts w:ascii="Calibri" w:hAnsi="Calibri"/>
-                <w:sz w:val="17"/>
-              </w:rPr>
-              <w:t>First 80 chars of notes field, if set</w:t>
-            </w:r>
-          </w:p>
-        </w:tc>
-      </w:tr>
-      <w:tr>
-        <w:tc>
-          <w:tcPr>
-            <w:tcW w:type="dxa" w:w="3168"/>
-          </w:tcPr>
-          <w:p>
-            <w:r>
-              <w:rPr>
-                <w:rFonts w:ascii="Calibri" w:hAnsi="Calibri"/>
-                <w:sz w:val="17"/>
-              </w:rPr>
-              <w:t>Set interview date</w:t>
-            </w:r>
-          </w:p>
-        </w:tc>
-        <w:tc>
-          <w:tcPr>
-            <w:tcW w:type="dxa" w:w="6480"/>
-          </w:tcPr>
-          <w:p>
-            <w:r>
-              <w:rPr>
-                <w:rFonts w:ascii="Calibri" w:hAnsi="Calibri"/>
-                <w:sz w:val="17"/>
-              </w:rPr>
-              <w:t>Date picker → POST /api/set-interview-date</w:t>
-            </w:r>
-          </w:p>
-        </w:tc>
-      </w:tr>
-      <w:tr>
-        <w:tc>
-          <w:tcPr>
-            <w:tcW w:type="dxa" w:w="3168"/>
-          </w:tcPr>
-          <w:p>
-            <w:r>
-              <w:rPr>
-                <w:rFonts w:ascii="Calibri" w:hAnsi="Calibri"/>
-                <w:sz w:val="17"/>
-              </w:rPr>
-              <w:t>Add / edit note</w:t>
-            </w:r>
-          </w:p>
-        </w:tc>
-        <w:tc>
-          <w:tcPr>
-            <w:tcW w:type="dxa" w:w="6480"/>
-          </w:tcPr>
-          <w:p>
-            <w:r>
-              <w:rPr>
-                <w:rFonts w:ascii="Calibri" w:hAnsi="Calibri"/>
-                <w:sz w:val="17"/>
-              </w:rPr>
-              <w:t>Text field → POST /api/update-match-notes</w:t>
-            </w:r>
-          </w:p>
-        </w:tc>
-      </w:tr>
-      <w:tr>
-        <w:tc>
-          <w:tcPr>
-            <w:tcW w:type="dxa" w:w="3168"/>
-          </w:tcPr>
-          <w:p>
-            <w:r>
-              <w:rPr>
-                <w:rFonts w:ascii="Calibri" w:hAnsi="Calibri"/>
-                <w:sz w:val="17"/>
-              </w:rPr>
-              <w:t>Drag between columns</w:t>
-            </w:r>
-          </w:p>
-        </w:tc>
-        <w:tc>
-          <w:tcPr>
-            <w:tcW w:type="dxa" w:w="6480"/>
-          </w:tcPr>
-          <w:p>
-            <w:r>
-              <w:rPr>
-                <w:rFonts w:ascii="Calibri" w:hAnsi="Calibri"/>
-                <w:sz w:val="17"/>
-              </w:rPr>
-              <w:t>POST /api/job-status with new status</w:t>
-            </w:r>
-          </w:p>
-        </w:tc>
-      </w:tr>
-      <w:tr>
-        <w:tc>
-          <w:tcPr>
-            <w:tcW w:type="dxa" w:w="3168"/>
-          </w:tcPr>
-          <w:p>
-            <w:r>
-              <w:rPr>
-                <w:rFonts w:ascii="Calibri" w:hAnsi="Calibri"/>
-                <w:sz w:val="17"/>
-              </w:rPr>
-              <w:t>Move back to New</w:t>
-            </w:r>
-          </w:p>
-        </w:tc>
-        <w:tc>
-          <w:tcPr>
-            <w:tcW w:type="dxa" w:w="6480"/>
-          </w:tcPr>
-          <w:p>
-            <w:r>
-              <w:rPr>
-                <w:rFonts w:ascii="Calibri" w:hAnsi="Calibri"/>
-                <w:sz w:val="17"/>
-              </w:rPr>
-              <w:t>POST /api/job-status { status: "new" } — card returns to matches list</w:t>
-            </w:r>
-          </w:p>
-        </w:tc>
-      </w:tr>
-    </w:tbl>
-    <w:p/>
-    <w:p>
-      <w:pPr>
-        <w:spacing w:before="200" w:after="60"/>
-        <w:shd w:val="clear" w:color="auto" w:fill="1E3A5F"/>
-      </w:pPr>
-      <w:r>
-        <w:rPr>
-          <w:rFonts w:ascii="Calibri" w:hAnsi="Calibri"/>
+        <w:t>PART 4 — APPLICATION TRACKING BOARD (KANBAN)  ← NEW FEATURE</w:t>
+      </w:r>
+    </w:p>
+    <w:p>
+      <w:pPr>
+        <w:spacing w:after="0"/>
+      </w:pPr>
+      <w:r>
+        <w:rPr>
+          <w:color w:val="9CA3AF"/>
+          <w:sz w:val="16"/>
+        </w:rPr>
+        <w:t>────────────────────────────────────────────────────────────────────────────────</w:t>
+      </w:r>
+    </w:p>
+    <w:p>
+      <w:pPr>
+        <w:spacing w:after="0"/>
+      </w:pPr>
+      <w:r>
+        <w:rPr>
+          <w:sz w:val="20"/>
+        </w:rPr>
+      </w:r>
+    </w:p>
+    <w:p>
+      <w:pPr>
+        <w:spacing w:after="0"/>
+      </w:pPr>
+      <w:r>
+        <w:rPr>
+          <w:sz w:val="20"/>
+        </w:rPr>
+        <w:t>Add a second tab on the dashboard: "Track Applications"</w:t>
+      </w:r>
+    </w:p>
+    <w:p>
+      <w:pPr>
+        <w:spacing w:after="0"/>
+      </w:pPr>
+      <w:r>
+        <w:rPr>
+          <w:sz w:val="20"/>
+        </w:rPr>
+      </w:r>
+    </w:p>
+    <w:p>
+      <w:pPr>
+        <w:spacing w:after="0"/>
+      </w:pPr>
+      <w:r>
+        <w:rPr>
+          <w:sz w:val="20"/>
+        </w:rPr>
+        <w:t>Data source: POST /api/application-board  →  board.new / applied / interview / offer / rejected / skipped</w:t>
+      </w:r>
+    </w:p>
+    <w:p>
+      <w:pPr>
+        <w:spacing w:after="0"/>
+      </w:pPr>
+      <w:r>
+        <w:rPr>
+          <w:sz w:val="20"/>
+        </w:rPr>
+      </w:r>
+    </w:p>
+    <w:p>
+      <w:pPr>
+        <w:spacing w:after="0"/>
+      </w:pPr>
+      <w:r>
+        <w:rPr>
+          <w:sz w:val="20"/>
+        </w:rPr>
+        <w:t>Kanban columns (left to right, scrollable on mobile):</w:t>
+      </w:r>
+    </w:p>
+    <w:p>
+      <w:pPr>
+        <w:spacing w:after="0"/>
+      </w:pPr>
+      <w:r>
+        <w:rPr>
+          <w:sz w:val="20"/>
+        </w:rPr>
+        <w:t xml:space="preserve">  Applied → Interview → Offer → Rejected</w:t>
+      </w:r>
+    </w:p>
+    <w:p>
+      <w:pPr>
+        <w:spacing w:after="0"/>
+      </w:pPr>
+      <w:r>
+        <w:rPr>
+          <w:sz w:val="20"/>
+        </w:rPr>
+      </w:r>
+    </w:p>
+    <w:p>
+      <w:pPr>
+        <w:spacing w:after="0"/>
+      </w:pPr>
+      <w:r>
+        <w:rPr>
+          <w:sz w:val="20"/>
+        </w:rPr>
+        <w:t>Each card shows: title, company, score badge, interview_date if set, notes snippet.</w:t>
+      </w:r>
+    </w:p>
+    <w:p>
+      <w:pPr>
+        <w:spacing w:after="0"/>
+      </w:pPr>
+      <w:r>
+        <w:rPr>
+          <w:sz w:val="20"/>
+        </w:rPr>
+      </w:r>
+    </w:p>
+    <w:p>
+      <w:pPr>
+        <w:spacing w:after="0"/>
+      </w:pPr>
+      <w:r>
+        <w:rPr>
+          <w:sz w:val="20"/>
+        </w:rPr>
+        <w:t>User actions per card:</w:t>
+      </w:r>
+    </w:p>
+    <w:p>
+      <w:pPr>
+        <w:spacing w:after="0"/>
+      </w:pPr>
+      <w:r>
+        <w:rPr>
+          <w:sz w:val="20"/>
+        </w:rPr>
+        <w:t xml:space="preserve">  • "Set interview date" → date picker → POST /api/set-interview-date</w:t>
+      </w:r>
+    </w:p>
+    <w:p>
+      <w:pPr>
+        <w:spacing w:after="0"/>
+      </w:pPr>
+      <w:r>
+        <w:rPr>
+          <w:sz w:val="20"/>
+        </w:rPr>
+        <w:t xml:space="preserve">  • "Add note" → text field → POST /api/update-match-notes</w:t>
+      </w:r>
+    </w:p>
+    <w:p>
+      <w:pPr>
+        <w:spacing w:after="0"/>
+      </w:pPr>
+      <w:r>
+        <w:rPr>
+          <w:sz w:val="20"/>
+        </w:rPr>
+        <w:t xml:space="preserve">  • Drag card between columns → POST /api/job-status with new status</w:t>
+      </w:r>
+    </w:p>
+    <w:p>
+      <w:pPr>
+        <w:spacing w:after="0"/>
+      </w:pPr>
+      <w:r>
+        <w:rPr>
+          <w:sz w:val="20"/>
+        </w:rPr>
+        <w:t xml:space="preserve">  • "Move back to New" → sets status to "new" (returns card to matches list)</w:t>
+      </w:r>
+    </w:p>
+    <w:p>
+      <w:pPr>
+        <w:spacing w:after="0"/>
+      </w:pPr>
+      <w:r>
+        <w:rPr>
+          <w:sz w:val="20"/>
+        </w:rPr>
+      </w:r>
+    </w:p>
+    <w:p>
+      <w:pPr>
+        <w:spacing w:after="0"/>
+      </w:pPr>
+      <w:r>
+        <w:rPr>
+          <w:sz w:val="20"/>
+        </w:rPr>
+        <w:t>Display interview_date as "Interview: Tue 15 Jul 2026" if set.</w:t>
+      </w:r>
+    </w:p>
+    <w:p>
+      <w:pPr>
+        <w:spacing w:after="0"/>
+      </w:pPr>
+      <w:r>
+        <w:rPr>
+          <w:sz w:val="20"/>
+        </w:rPr>
+        <w:t>Show a 🔔 reminder chip if interview_date is within 48 hours.</w:t>
+      </w:r>
+    </w:p>
+    <w:p>
+      <w:pPr>
+        <w:spacing w:after="0"/>
+      </w:pPr>
+      <w:r>
+        <w:rPr>
+          <w:sz w:val="20"/>
+        </w:rPr>
+      </w:r>
+    </w:p>
+    <w:p>
+      <w:pPr>
+        <w:spacing w:after="0"/>
+      </w:pPr>
+      <w:r>
+        <w:rPr>
+          <w:color w:val="9CA3AF"/>
+          <w:sz w:val="16"/>
+        </w:rPr>
+        <w:t>────────────────────────────────────────────────────────────────────────────────</w:t>
+      </w:r>
+    </w:p>
+    <w:p>
+      <w:pPr>
+        <w:spacing w:after="0"/>
+      </w:pPr>
+      <w:r>
+        <w:rPr>
           <w:b/>
-          <w:i w:val="0"/>
-          <w:color w:val="FFFFFF"/>
+          <w:color w:val="1D4ED8"/>
           <w:sz w:val="22"/>
         </w:rPr>
-        <w:t xml:space="preserve">  PART 5 — SETTINGS PAGE  </w:t>
-      </w:r>
-    </w:p>
-    <w:p>
-      <w:pPr>
-        <w:spacing w:before="140" w:after="40"/>
-        <w:shd w:val="clear" w:color="auto" w:fill="EFF6FF"/>
-      </w:pPr>
-      <w:r>
-        <w:rPr>
-          <w:rFonts w:ascii="Calibri" w:hAnsi="Calibri"/>
+        <w:t>PART 5 — SETTINGS PAGE</w:t>
+      </w:r>
+    </w:p>
+    <w:p>
+      <w:pPr>
+        <w:spacing w:after="0"/>
+      </w:pPr>
+      <w:r>
+        <w:rPr>
+          <w:color w:val="9CA3AF"/>
+          <w:sz w:val="16"/>
+        </w:rPr>
+        <w:t>────────────────────────────────────────────────────────────────────────────────</w:t>
+      </w:r>
+    </w:p>
+    <w:p>
+      <w:pPr>
+        <w:spacing w:after="0"/>
+      </w:pPr>
+      <w:r>
+        <w:rPr>
+          <w:sz w:val="20"/>
+        </w:rPr>
+      </w:r>
+    </w:p>
+    <w:p>
+      <w:pPr>
+        <w:spacing w:after="0"/>
+      </w:pPr>
+      <w:r>
+        <w:rPr>
           <w:b/>
-          <w:i w:val="0"/>
-          <w:color w:val="2563EB"/>
-          <w:sz w:val="20"/>
-        </w:rPr>
-        <w:t xml:space="preserve">  Title Management  (use POST /api/get-titles)</w:t>
-      </w:r>
-    </w:p>
-    <w:tbl>
-      <w:tblPr>
-        <w:tblStyle w:val="TableGrid"/>
-        <w:tblW w:type="auto" w:w="0"/>
-        <w:tblLook w:firstColumn="1" w:firstRow="1" w:lastColumn="0" w:lastRow="0" w:noHBand="0" w:noVBand="1" w:val="04A0"/>
-      </w:tblPr>
-      <w:tblGrid>
-        <w:gridCol w:w="4896"/>
-        <w:gridCol w:w="4896"/>
-      </w:tblGrid>
-      <w:tr>
-        <w:tc>
-          <w:tcPr>
-            <w:tcW w:type="dxa" w:w="2880"/>
-          </w:tcPr>
-          <w:p>
-            <w:pPr>
-              <w:shd w:val="clear" w:fill="1E3A5F"/>
-            </w:pPr>
-            <w:r>
-              <w:rPr>
-                <w:b/>
-                <w:color w:val="FFFFFF"/>
-                <w:sz w:val="18"/>
-              </w:rPr>
-              <w:t>Card element</w:t>
-            </w:r>
-          </w:p>
-        </w:tc>
-        <w:tc>
-          <w:tcPr>
-            <w:tcW w:type="dxa" w:w="6768"/>
-          </w:tcPr>
-          <w:p>
-            <w:pPr>
-              <w:shd w:val="clear" w:fill="1E3A5F"/>
-            </w:pPr>
-            <w:r>
-              <w:rPr>
-                <w:b/>
-                <w:color w:val="FFFFFF"/>
-                <w:sz w:val="18"/>
-              </w:rPr>
-              <w:t>Source / Action</w:t>
-            </w:r>
-          </w:p>
-        </w:tc>
-      </w:tr>
-      <w:tr>
-        <w:tc>
-          <w:tcPr>
-            <w:tcW w:type="dxa" w:w="2880"/>
-          </w:tcPr>
-          <w:p>
-            <w:r>
-              <w:rPr>
-                <w:rFonts w:ascii="Calibri" w:hAnsi="Calibri"/>
-                <w:sz w:val="17"/>
-              </w:rPr>
-              <w:t>keyword</w:t>
-            </w:r>
-          </w:p>
-        </w:tc>
-        <w:tc>
-          <w:tcPr>
-            <w:tcW w:type="dxa" w:w="6768"/>
-          </w:tcPr>
-          <w:p>
-            <w:r>
-              <w:rPr>
-                <w:rFonts w:ascii="Calibri" w:hAnsi="Calibri"/>
-                <w:sz w:val="17"/>
-              </w:rPr>
-              <w:t>Display text</w:t>
-            </w:r>
-          </w:p>
-        </w:tc>
-      </w:tr>
-      <w:tr>
-        <w:tc>
-          <w:tcPr>
-            <w:tcW w:type="dxa" w:w="2880"/>
-          </w:tcPr>
-          <w:p>
-            <w:r>
-              <w:rPr>
-                <w:rFonts w:ascii="Calibri" w:hAnsi="Calibri"/>
-                <w:sz w:val="17"/>
-              </w:rPr>
-              <w:t>{n} jobs in pool</w:t>
-            </w:r>
-          </w:p>
-        </w:tc>
-        <w:tc>
-          <w:tcPr>
-            <w:tcW w:type="dxa" w:w="6768"/>
-          </w:tcPr>
-          <w:p>
-            <w:r>
-              <w:rPr>
-                <w:rFonts w:ascii="Calibri" w:hAnsi="Calibri"/>
-                <w:sz w:val="17"/>
-              </w:rPr>
-              <w:t>job_count field</w:t>
-            </w:r>
-          </w:p>
-        </w:tc>
-      </w:tr>
-      <w:tr>
-        <w:tc>
-          <w:tcPr>
-            <w:tcW w:type="dxa" w:w="2880"/>
-          </w:tcPr>
-          <w:p>
-            <w:r>
-              <w:rPr>
-                <w:rFonts w:ascii="Calibri" w:hAnsi="Calibri"/>
-                <w:sz w:val="17"/>
-              </w:rPr>
-              <w:t>Last checked {time}</w:t>
-            </w:r>
-          </w:p>
-        </w:tc>
-        <w:tc>
-          <w:tcPr>
-            <w:tcW w:type="dxa" w:w="6768"/>
-          </w:tcPr>
-          <w:p>
-            <w:r>
-              <w:rPr>
-                <w:rFonts w:ascii="Calibri" w:hAnsi="Calibri"/>
-                <w:sz w:val="17"/>
-              </w:rPr>
-              <w:t>Relative from last_scraped. Show 'Not yet checked' if null.</w:t>
-            </w:r>
-          </w:p>
-        </w:tc>
-      </w:tr>
-      <w:tr>
-        <w:tc>
-          <w:tcPr>
-            <w:tcW w:type="dxa" w:w="2880"/>
-          </w:tcPr>
-          <w:p>
-            <w:r>
-              <w:rPr>
-                <w:rFonts w:ascii="Calibri" w:hAnsi="Calibri"/>
-                <w:sz w:val="17"/>
-              </w:rPr>
-              <w:t>[Delete]</w:t>
-            </w:r>
-          </w:p>
-        </w:tc>
-        <w:tc>
-          <w:tcPr>
-            <w:tcW w:type="dxa" w:w="6768"/>
-          </w:tcPr>
-          <w:p>
-            <w:r>
-              <w:rPr>
-                <w:rFonts w:ascii="Calibri" w:hAnsi="Calibri"/>
-                <w:sz w:val="17"/>
-              </w:rPr>
-              <w:t>POST /api/delete-title  { user_id, title_id: user_title_id }</w:t>
-            </w:r>
-          </w:p>
-        </w:tc>
-      </w:tr>
-      <w:tr>
-        <w:tc>
-          <w:tcPr>
-            <w:tcW w:type="dxa" w:w="2880"/>
-          </w:tcPr>
-          <w:p>
-            <w:r>
-              <w:rPr>
-                <w:rFonts w:ascii="Calibri" w:hAnsi="Calibri"/>
-                <w:sz w:val="17"/>
-              </w:rPr>
-              <w:t>Add title flow</w:t>
-            </w:r>
-          </w:p>
-        </w:tc>
-        <w:tc>
-          <w:tcPr>
-            <w:tcW w:type="dxa" w:w="6768"/>
-          </w:tcPr>
-          <w:p>
-            <w:r>
-              <w:rPr>
-                <w:rFonts w:ascii="Calibri" w:hAnsi="Calibri"/>
-                <w:sz w:val="17"/>
-              </w:rPr>
-              <w:t>1) Check /api/can-edit-titles — show 'Limit reached (10/10)' if full</w:t>
-              <w:br/>
-              <w:t>2) POST /api/add-title</w:t>
-              <w:br/>
-              <w:t>3) Poll /api/get-titles every 10s for 60s showing 'Scraping…' → '{n} jobs found'</w:t>
-            </w:r>
-          </w:p>
-        </w:tc>
-      </w:tr>
-    </w:tbl>
-    <w:p/>
-    <w:p>
-      <w:pPr>
-        <w:spacing w:before="140" w:after="40"/>
-        <w:shd w:val="clear" w:color="auto" w:fill="EFF6FF"/>
-      </w:pPr>
-      <w:r>
-        <w:rPr>
-          <w:rFonts w:ascii="Calibri" w:hAnsi="Calibri"/>
+          <w:sz w:val="20"/>
+        </w:rPr>
+        <w:t>── TITLE MANAGEMENT ─────────────────────────────────────────────────────────────</w:t>
+      </w:r>
+    </w:p>
+    <w:p>
+      <w:pPr>
+        <w:spacing w:after="0"/>
+      </w:pPr>
+      <w:r>
+        <w:rPr>
+          <w:sz w:val="20"/>
+        </w:rPr>
+      </w:r>
+    </w:p>
+    <w:p>
+      <w:pPr>
+        <w:spacing w:after="0"/>
+      </w:pPr>
+      <w:r>
+        <w:rPr>
+          <w:sz w:val="20"/>
+        </w:rPr>
+        <w:t>Use POST /api/get-titles for the list. Each title card shows:</w:t>
+      </w:r>
+    </w:p>
+    <w:p>
+      <w:pPr>
+        <w:spacing w:after="0"/>
+      </w:pPr>
+      <w:r>
+        <w:rPr>
+          <w:sz w:val="20"/>
+        </w:rPr>
+        <w:t xml:space="preserve">  • keyword</w:t>
+      </w:r>
+    </w:p>
+    <w:p>
+      <w:pPr>
+        <w:spacing w:after="0"/>
+      </w:pPr>
+      <w:r>
+        <w:rPr>
+          <w:sz w:val="20"/>
+        </w:rPr>
+        <w:t xml:space="preserve">  • "{n} jobs in pool" (from job_count)</w:t>
+      </w:r>
+    </w:p>
+    <w:p>
+      <w:pPr>
+        <w:spacing w:after="0"/>
+      </w:pPr>
+      <w:r>
+        <w:rPr>
+          <w:sz w:val="20"/>
+        </w:rPr>
+        <w:t xml:space="preserve">  • "Last checked {relative time}" (from last_scraped), or "Not yet checked"</w:t>
+      </w:r>
+    </w:p>
+    <w:p>
+      <w:pPr>
+        <w:spacing w:after="0"/>
+      </w:pPr>
+      <w:r>
+        <w:rPr>
+          <w:sz w:val="20"/>
+        </w:rPr>
+        <w:t xml:space="preserve">  • [Delete] button using user_title_id</w:t>
+      </w:r>
+    </w:p>
+    <w:p>
+      <w:pPr>
+        <w:spacing w:after="0"/>
+      </w:pPr>
+      <w:r>
+        <w:rPr>
+          <w:sz w:val="20"/>
+        </w:rPr>
+      </w:r>
+    </w:p>
+    <w:p>
+      <w:pPr>
+        <w:spacing w:after="0"/>
+      </w:pPr>
+      <w:r>
+        <w:rPr>
+          <w:sz w:val="20"/>
+        </w:rPr>
+        <w:t>Add title: check /api/can-edit-titles first. Show "Limit reached (10/10)" if full.</w:t>
+      </w:r>
+    </w:p>
+    <w:p>
+      <w:pPr>
+        <w:spacing w:after="0"/>
+      </w:pPr>
+      <w:r>
+        <w:rPr>
+          <w:sz w:val="20"/>
+        </w:rPr>
+        <w:t>After adding, poll /api/get-titles every 10 seconds for 60 seconds to show</w:t>
+      </w:r>
+    </w:p>
+    <w:p>
+      <w:pPr>
+        <w:spacing w:after="0"/>
+      </w:pPr>
+      <w:r>
+        <w:rPr>
+          <w:sz w:val="20"/>
+        </w:rPr>
+        <w:t>"Scraping…" → "142 jobs found" transition.</w:t>
+      </w:r>
+    </w:p>
+    <w:p>
+      <w:pPr>
+        <w:spacing w:after="0"/>
+      </w:pPr>
+      <w:r>
+        <w:rPr>
+          <w:sz w:val="20"/>
+        </w:rPr>
+      </w:r>
+    </w:p>
+    <w:p>
+      <w:pPr>
+        <w:spacing w:after="0"/>
+      </w:pPr>
+      <w:r>
+        <w:rPr>
           <w:b/>
-          <w:i w:val="0"/>
-          <w:color w:val="2563EB"/>
-          <w:sz w:val="20"/>
-        </w:rPr>
-        <w:t xml:space="preserve">  Skills Gap Card  (below title management)</w:t>
-      </w:r>
-    </w:p>
-    <w:p>
-      <w:pPr>
-        <w:spacing w:before="0" w:after="40"/>
-        <w:ind w:left="0"/>
-      </w:pPr>
-      <w:r>
-        <w:rPr>
-          <w:rFonts w:ascii="Calibri" w:hAnsi="Calibri"/>
-          <w:b w:val="0"/>
-          <w:i w:val="0"/>
-          <w:color w:val="1A1A1A"/>
-          <w:sz w:val="19"/>
-        </w:rPr>
-        <w:t>[Analyse My Gaps] button → POST /api/skills-gap { user_id }</w:t>
-      </w:r>
-    </w:p>
-    <w:tbl>
-      <w:tblPr>
-        <w:tblStyle w:val="TableGrid"/>
-        <w:tblW w:type="auto" w:w="0"/>
-        <w:tblLook w:firstColumn="1" w:firstRow="1" w:lastColumn="0" w:lastRow="0" w:noHBand="0" w:noVBand="1" w:val="04A0"/>
-      </w:tblPr>
-      <w:tblGrid>
-        <w:gridCol w:w="4896"/>
-        <w:gridCol w:w="4896"/>
-      </w:tblGrid>
-      <w:tr>
-        <w:tc>
-          <w:tcPr>
-            <w:tcW w:type="dxa" w:w="2592"/>
-          </w:tcPr>
-          <w:p>
-            <w:pPr>
-              <w:shd w:val="clear" w:fill="1E3A5F"/>
-            </w:pPr>
-            <w:r>
-              <w:rPr>
-                <w:b/>
-                <w:color w:val="FFFFFF"/>
-                <w:sz w:val="18"/>
-              </w:rPr>
-              <w:t>Field</w:t>
-            </w:r>
-          </w:p>
-        </w:tc>
-        <w:tc>
-          <w:tcPr>
-            <w:tcW w:type="dxa" w:w="7056"/>
-          </w:tcPr>
-          <w:p>
-            <w:pPr>
-              <w:shd w:val="clear" w:fill="1E3A5F"/>
-            </w:pPr>
-            <w:r>
-              <w:rPr>
-                <w:b/>
-                <w:color w:val="FFFFFF"/>
-                <w:sz w:val="18"/>
-              </w:rPr>
-              <w:t>Display</w:t>
-            </w:r>
-          </w:p>
-        </w:tc>
-      </w:tr>
-      <w:tr>
-        <w:tc>
-          <w:tcPr>
-            <w:tcW w:type="dxa" w:w="2592"/>
-          </w:tcPr>
-          <w:p>
-            <w:r>
-              <w:rPr>
-                <w:rFonts w:ascii="Calibri" w:hAnsi="Calibri"/>
-                <w:sz w:val="17"/>
-              </w:rPr>
-              <w:t>critical_gaps[]</w:t>
-            </w:r>
-          </w:p>
-        </w:tc>
-        <w:tc>
-          <w:tcPr>
-            <w:tcW w:type="dxa" w:w="7056"/>
-          </w:tcPr>
-          <w:p>
-            <w:r>
-              <w:rPr>
-                <w:rFonts w:ascii="Calibri" w:hAnsi="Calibri"/>
-                <w:sz w:val="17"/>
-              </w:rPr>
-              <w:t>❗ Critical Gaps: [chip][chip][chip]</w:t>
-            </w:r>
-          </w:p>
-        </w:tc>
-      </w:tr>
-      <w:tr>
-        <w:tc>
-          <w:tcPr>
-            <w:tcW w:type="dxa" w:w="2592"/>
-          </w:tcPr>
-          <w:p>
-            <w:r>
-              <w:rPr>
-                <w:rFonts w:ascii="Calibri" w:hAnsi="Calibri"/>
-                <w:sz w:val="17"/>
-              </w:rPr>
-              <w:t>nice_to_have[]</w:t>
-            </w:r>
-          </w:p>
-        </w:tc>
-        <w:tc>
-          <w:tcPr>
-            <w:tcW w:type="dxa" w:w="7056"/>
-          </w:tcPr>
-          <w:p>
-            <w:r>
-              <w:rPr>
-                <w:rFonts w:ascii="Calibri" w:hAnsi="Calibri"/>
-                <w:sz w:val="17"/>
-              </w:rPr>
-              <w:t>💡 Nice to Have: [chip][chip]</w:t>
-            </w:r>
-          </w:p>
-        </w:tc>
-      </w:tr>
-      <w:tr>
-        <w:tc>
-          <w:tcPr>
-            <w:tcW w:type="dxa" w:w="2592"/>
-          </w:tcPr>
-          <w:p>
-            <w:r>
-              <w:rPr>
-                <w:rFonts w:ascii="Calibri" w:hAnsi="Calibri"/>
-                <w:sz w:val="17"/>
-              </w:rPr>
-              <w:t>quick_wins[]</w:t>
-            </w:r>
-          </w:p>
-        </w:tc>
-        <w:tc>
-          <w:tcPr>
-            <w:tcW w:type="dxa" w:w="7056"/>
-          </w:tcPr>
-          <w:p>
-            <w:r>
-              <w:rPr>
-                <w:rFonts w:ascii="Calibri" w:hAnsi="Calibri"/>
-                <w:sz w:val="17"/>
-              </w:rPr>
-              <w:t>🎯 Quick Wins: [chip][chip]</w:t>
-            </w:r>
-          </w:p>
-        </w:tc>
-      </w:tr>
-      <w:tr>
-        <w:tc>
-          <w:tcPr>
-            <w:tcW w:type="dxa" w:w="2592"/>
-          </w:tcPr>
-          <w:p>
-            <w:r>
-              <w:rPr>
-                <w:rFonts w:ascii="Calibri" w:hAnsi="Calibri"/>
-                <w:sz w:val="17"/>
-              </w:rPr>
-              <w:t>estimated_impact</w:t>
-            </w:r>
-          </w:p>
-        </w:tc>
-        <w:tc>
-          <w:tcPr>
-            <w:tcW w:type="dxa" w:w="7056"/>
-          </w:tcPr>
-          <w:p>
-            <w:r>
-              <w:rPr>
-                <w:rFonts w:ascii="Calibri" w:hAnsi="Calibri"/>
-                <w:sz w:val="17"/>
-              </w:rPr>
-              <w:t>📈 italic text below chips</w:t>
-            </w:r>
-          </w:p>
-        </w:tc>
-      </w:tr>
-    </w:tbl>
-    <w:p/>
-    <w:p>
-      <w:pPr>
-        <w:spacing w:before="0" w:after="40"/>
-        <w:ind w:left="0"/>
-      </w:pPr>
-      <w:r>
-        <w:rPr>
-          <w:rFonts w:ascii="Calibri" w:hAnsi="Calibri"/>
-          <w:b w:val="0"/>
-          <w:i w:val="0"/>
-          <w:color w:val="1A1A1A"/>
-          <w:sz w:val="19"/>
-        </w:rPr>
-        <w:t>Cache result for 24 hours — do not re-fetch on every page visit.</w:t>
-      </w:r>
-    </w:p>
-    <w:p>
-      <w:pPr>
-        <w:spacing w:before="140" w:after="40"/>
-        <w:shd w:val="clear" w:color="auto" w:fill="EFF6FF"/>
-      </w:pPr>
-      <w:r>
-        <w:rPr>
-          <w:rFonts w:ascii="Calibri" w:hAnsi="Calibri"/>
+          <w:sz w:val="20"/>
+        </w:rPr>
+        <w:t>── SKILLS GAP CARD ──────────────────────────────────────────────────────────────</w:t>
+      </w:r>
+    </w:p>
+    <w:p>
+      <w:pPr>
+        <w:spacing w:after="0"/>
+      </w:pPr>
+      <w:r>
+        <w:rPr>
+          <w:sz w:val="20"/>
+        </w:rPr>
+      </w:r>
+    </w:p>
+    <w:p>
+      <w:pPr>
+        <w:spacing w:after="0"/>
+      </w:pPr>
+      <w:r>
+        <w:rPr>
+          <w:sz w:val="20"/>
+        </w:rPr>
+        <w:t>Below title management, show a "Skills Gap Analysis" card:</w:t>
+      </w:r>
+    </w:p>
+    <w:p>
+      <w:pPr>
+        <w:spacing w:after="0"/>
+      </w:pPr>
+      <w:r>
+        <w:rPr>
+          <w:sz w:val="20"/>
+        </w:rPr>
+      </w:r>
+    </w:p>
+    <w:p>
+      <w:pPr>
+        <w:spacing w:after="0"/>
+      </w:pPr>
+      <w:r>
+        <w:rPr>
+          <w:sz w:val="20"/>
+        </w:rPr>
+        <w:t xml:space="preserve">  [Analyse My Gaps]  → POST /api/skills-gap with { user_id }</w:t>
+      </w:r>
+    </w:p>
+    <w:p>
+      <w:pPr>
+        <w:spacing w:after="0"/>
+      </w:pPr>
+      <w:r>
+        <w:rPr>
+          <w:sz w:val="20"/>
+        </w:rPr>
+      </w:r>
+    </w:p>
+    <w:p>
+      <w:pPr>
+        <w:spacing w:after="0"/>
+      </w:pPr>
+      <w:r>
+        <w:rPr>
+          <w:sz w:val="20"/>
+        </w:rPr>
+        <w:t xml:space="preserve">  Result display:</w:t>
+      </w:r>
+    </w:p>
+    <w:p>
+      <w:pPr>
+        <w:spacing w:after="0"/>
+      </w:pPr>
+      <w:r>
+        <w:rPr>
+          <w:sz w:val="20"/>
+        </w:rPr>
+        <w:t xml:space="preserve">  ❗ Critical Gaps: [Python] [Salesforce] [SAP]</w:t>
+      </w:r>
+    </w:p>
+    <w:p>
+      <w:pPr>
+        <w:spacing w:after="0"/>
+      </w:pPr>
+      <w:r>
+        <w:rPr>
+          <w:sz w:val="20"/>
+        </w:rPr>
+        <w:t xml:space="preserve">  💡 Nice to Have: [PowerBI] [Tableau]</w:t>
+      </w:r>
+    </w:p>
+    <w:p>
+      <w:pPr>
+        <w:spacing w:after="0"/>
+      </w:pPr>
+      <w:r>
+        <w:rPr>
+          <w:sz w:val="20"/>
+        </w:rPr>
+        <w:t xml:space="preserve">  🎯 Quick Wins:   [Google Analytics Cert] [HubSpot CRM Cert]</w:t>
+      </w:r>
+    </w:p>
+    <w:p>
+      <w:pPr>
+        <w:spacing w:after="0"/>
+      </w:pPr>
+      <w:r>
+        <w:rPr>
+          <w:sz w:val="20"/>
+        </w:rPr>
+        <w:t xml:space="preserve">  📈 "Adding Python and Salesforce would likely increase match scores by 15–20%"</w:t>
+      </w:r>
+    </w:p>
+    <w:p>
+      <w:pPr>
+        <w:spacing w:after="0"/>
+      </w:pPr>
+      <w:r>
+        <w:rPr>
+          <w:sz w:val="20"/>
+        </w:rPr>
+      </w:r>
+    </w:p>
+    <w:p>
+      <w:pPr>
+        <w:spacing w:after="0"/>
+      </w:pPr>
+      <w:r>
+        <w:rPr>
+          <w:sz w:val="20"/>
+        </w:rPr>
+        <w:t>Cache result for 24 hours (don't re-fetch on every page visit).</w:t>
+      </w:r>
+    </w:p>
+    <w:p>
+      <w:pPr>
+        <w:spacing w:after="0"/>
+      </w:pPr>
+      <w:r>
+        <w:rPr>
+          <w:sz w:val="20"/>
+        </w:rPr>
+      </w:r>
+    </w:p>
+    <w:p>
+      <w:pPr>
+        <w:spacing w:after="0"/>
+      </w:pPr>
+      <w:r>
+        <w:rPr>
           <w:b/>
-          <w:i w:val="0"/>
-          <w:color w:val="2563EB"/>
-          <w:sz w:val="20"/>
-        </w:rPr>
-        <w:t xml:space="preserve">  CV Management</w:t>
-      </w:r>
-    </w:p>
-    <w:p>
-      <w:pPr>
-        <w:pStyle w:val="ListBullet"/>
-        <w:spacing w:before="0" w:after="20"/>
-        <w:ind w:left="360"/>
-      </w:pPr>
-      <w:r>
-        <w:rPr>
-          <w:rFonts w:ascii="Calibri" w:hAnsi="Calibri"/>
-          <w:b w:val="0"/>
-          <w:i w:val="0"/>
-          <w:color w:val="1A1A1A"/>
-          <w:sz w:val="19"/>
-        </w:rPr>
-        <w:t>"CV uploaded — {chars} characters"  or  "No CV uploaded"</w:t>
-      </w:r>
-    </w:p>
-    <w:p>
-      <w:pPr>
-        <w:pStyle w:val="ListBullet"/>
-        <w:spacing w:before="0" w:after="20"/>
-        <w:ind w:left="360"/>
-      </w:pPr>
-      <w:r>
-        <w:rPr>
-          <w:rFonts w:ascii="Calibri" w:hAnsi="Calibri"/>
-          <w:b w:val="0"/>
-          <w:i w:val="0"/>
-          <w:color w:val="1A1A1A"/>
-          <w:sz w:val="19"/>
-        </w:rPr>
-        <w:t>"Uploading a new CV automatically re-scores all your matches."</w:t>
-      </w:r>
-    </w:p>
-    <w:p>
-      <w:pPr>
-        <w:pStyle w:val="ListBullet"/>
-        <w:spacing w:before="0" w:after="20"/>
-        <w:ind w:left="360"/>
-      </w:pPr>
-      <w:r>
-        <w:rPr>
-          <w:rFonts w:ascii="Calibri" w:hAnsi="Calibri"/>
-          <w:b w:val="0"/>
-          <w:i w:val="0"/>
-          <w:color w:val="1A1A1A"/>
-          <w:sz w:val="19"/>
-        </w:rPr>
-        <w:t>Upload button: PDF / DOCX / TXT, max 5 MB</w:t>
-      </w:r>
-    </w:p>
-    <w:p>
-      <w:pPr>
-        <w:pStyle w:val="ListBullet"/>
-        <w:spacing w:before="0" w:after="20"/>
-        <w:ind w:left="360"/>
-      </w:pPr>
-      <w:r>
-        <w:rPr>
-          <w:rFonts w:ascii="Calibri" w:hAnsi="Calibri"/>
-          <w:b w:val="0"/>
-          <w:i w:val="0"/>
-          <w:color w:val="1A1A1A"/>
-          <w:sz w:val="19"/>
-        </w:rPr>
-        <w:t>After upload (rescoring: true in response): show "Matches are being re-scored with your new CV"</w:t>
-      </w:r>
-    </w:p>
-    <w:p>
-      <w:pPr>
-        <w:spacing w:before="200" w:after="60"/>
-        <w:shd w:val="clear" w:color="auto" w:fill="1E3A5F"/>
-      </w:pPr>
-      <w:r>
-        <w:rPr>
-          <w:rFonts w:ascii="Calibri" w:hAnsi="Calibri"/>
+          <w:sz w:val="20"/>
+        </w:rPr>
+        <w:t>── CV MANAGEMENT ────────────────────────────────────────────────────────────────</w:t>
+      </w:r>
+    </w:p>
+    <w:p>
+      <w:pPr>
+        <w:spacing w:after="0"/>
+      </w:pPr>
+      <w:r>
+        <w:rPr>
+          <w:sz w:val="20"/>
+        </w:rPr>
+      </w:r>
+    </w:p>
+    <w:p>
+      <w:pPr>
+        <w:spacing w:after="0"/>
+      </w:pPr>
+      <w:r>
+        <w:rPr>
+          <w:sz w:val="20"/>
+        </w:rPr>
+        <w:t>Show current CV status:</w:t>
+      </w:r>
+    </w:p>
+    <w:p>
+      <w:pPr>
+        <w:spacing w:after="0"/>
+      </w:pPr>
+      <w:r>
+        <w:rPr>
+          <w:sz w:val="20"/>
+        </w:rPr>
+        <w:t xml:space="preserve">  • "CV uploaded — {chars} characters" or "No CV uploaded"</w:t>
+      </w:r>
+    </w:p>
+    <w:p>
+      <w:pPr>
+        <w:spacing w:after="0"/>
+      </w:pPr>
+      <w:r>
+        <w:rPr>
+          <w:sz w:val="20"/>
+        </w:rPr>
+        <w:t xml:space="preserve">  • "When you upload a new CV, all your matches are automatically re-scored."</w:t>
+      </w:r>
+    </w:p>
+    <w:p>
+      <w:pPr>
+        <w:spacing w:after="0"/>
+      </w:pPr>
+      <w:r>
+        <w:rPr>
+          <w:sz w:val="20"/>
+        </w:rPr>
+        <w:t xml:space="preserve">  • Upload button (PDF/DOCX/TXT, max 5MB)</w:t>
+      </w:r>
+    </w:p>
+    <w:p>
+      <w:pPr>
+        <w:spacing w:after="0"/>
+      </w:pPr>
+      <w:r>
+        <w:rPr>
+          <w:sz w:val="20"/>
+        </w:rPr>
+        <w:t xml:space="preserve">  • After upload: show rescoring=true message: "Matches will be re-scored with your new CV"</w:t>
+      </w:r>
+    </w:p>
+    <w:p>
+      <w:pPr>
+        <w:spacing w:after="0"/>
+      </w:pPr>
+      <w:r>
+        <w:rPr>
+          <w:sz w:val="20"/>
+        </w:rPr>
+      </w:r>
+    </w:p>
+    <w:p>
+      <w:pPr>
+        <w:spacing w:after="0"/>
+      </w:pPr>
+      <w:r>
+        <w:rPr>
+          <w:color w:val="9CA3AF"/>
+          <w:sz w:val="16"/>
+        </w:rPr>
+        <w:t>────────────────────────────────────────────────────────────────────────────────</w:t>
+      </w:r>
+    </w:p>
+    <w:p>
+      <w:pPr>
+        <w:spacing w:after="0"/>
+      </w:pPr>
+      <w:r>
+        <w:rPr>
           <w:b/>
-          <w:i w:val="0"/>
-          <w:color w:val="FFFFFF"/>
+          <w:color w:val="1D4ED8"/>
           <w:sz w:val="22"/>
         </w:rPr>
-        <w:t xml:space="preserve">  PART 6 — JOB OBJECT REFERENCE  </w:t>
-      </w:r>
-    </w:p>
-    <w:tbl>
-      <w:tblPr>
-        <w:tblStyle w:val="TableGrid"/>
-        <w:tblW w:type="auto" w:w="0"/>
-        <w:tblLook w:firstColumn="1" w:firstRow="1" w:lastColumn="0" w:lastRow="0" w:noHBand="0" w:noVBand="1" w:val="04A0"/>
-      </w:tblPr>
-      <w:tblGrid>
-        <w:gridCol w:w="3264"/>
-        <w:gridCol w:w="3264"/>
-        <w:gridCol w:w="3264"/>
-      </w:tblGrid>
-      <w:tr>
-        <w:tc>
-          <w:tcPr>
-            <w:tcW w:type="dxa" w:w="2304"/>
-          </w:tcPr>
-          <w:p>
-            <w:pPr>
-              <w:shd w:val="clear" w:fill="1E3A5F"/>
-            </w:pPr>
-            <w:r>
-              <w:rPr>
-                <w:b/>
-                <w:color w:val="FFFFFF"/>
-                <w:sz w:val="18"/>
-              </w:rPr>
-              <w:t>Field</w:t>
-            </w:r>
-          </w:p>
-        </w:tc>
-        <w:tc>
-          <w:tcPr>
-            <w:tcW w:type="dxa" w:w="1872"/>
-          </w:tcPr>
-          <w:p>
-            <w:pPr>
-              <w:shd w:val="clear" w:fill="1E3A5F"/>
-            </w:pPr>
-            <w:r>
-              <w:rPr>
-                <w:b/>
-                <w:color w:val="FFFFFF"/>
-                <w:sz w:val="18"/>
-              </w:rPr>
-              <w:t>Type</w:t>
-            </w:r>
-          </w:p>
-        </w:tc>
-        <w:tc>
-          <w:tcPr>
-            <w:tcW w:type="dxa" w:w="5472"/>
-          </w:tcPr>
-          <w:p>
-            <w:pPr>
-              <w:shd w:val="clear" w:fill="1E3A5F"/>
-            </w:pPr>
-            <w:r>
-              <w:rPr>
-                <w:b/>
-                <w:color w:val="FFFFFF"/>
-                <w:sz w:val="18"/>
-              </w:rPr>
-              <w:t>Notes</w:t>
-            </w:r>
-          </w:p>
-        </w:tc>
-      </w:tr>
-      <w:tr>
-        <w:tc>
-          <w:tcPr>
-            <w:tcW w:type="dxa" w:w="2304"/>
-          </w:tcPr>
-          <w:p>
-            <w:r>
-              <w:rPr>
-                <w:rFonts w:ascii="Calibri" w:hAnsi="Calibri"/>
-                <w:sz w:val="17"/>
-              </w:rPr>
-              <w:t>id</w:t>
-            </w:r>
-          </w:p>
-        </w:tc>
-        <w:tc>
-          <w:tcPr>
-            <w:tcW w:type="dxa" w:w="1872"/>
-          </w:tcPr>
-          <w:p>
-            <w:r>
-              <w:rPr>
-                <w:rFonts w:ascii="Calibri" w:hAnsi="Calibri"/>
-                <w:sz w:val="17"/>
-              </w:rPr>
-              <w:t>string (uuid)</w:t>
-            </w:r>
-          </w:p>
-        </w:tc>
-        <w:tc>
-          <w:tcPr>
-            <w:tcW w:type="dxa" w:w="5472"/>
-          </w:tcPr>
-          <w:p>
-            <w:r>
-              <w:rPr>
-                <w:rFonts w:ascii="Calibri" w:hAnsi="Calibri"/>
-                <w:sz w:val="17"/>
-              </w:rPr>
-            </w:r>
-          </w:p>
-        </w:tc>
-      </w:tr>
-      <w:tr>
-        <w:tc>
-          <w:tcPr>
-            <w:tcW w:type="dxa" w:w="2304"/>
-          </w:tcPr>
-          <w:p>
-            <w:r>
-              <w:rPr>
-                <w:rFonts w:ascii="Calibri" w:hAnsi="Calibri"/>
-                <w:sz w:val="17"/>
-              </w:rPr>
-              <w:t>title</w:t>
-            </w:r>
-          </w:p>
-        </w:tc>
-        <w:tc>
-          <w:tcPr>
-            <w:tcW w:type="dxa" w:w="1872"/>
-          </w:tcPr>
-          <w:p>
-            <w:r>
-              <w:rPr>
-                <w:rFonts w:ascii="Calibri" w:hAnsi="Calibri"/>
-                <w:sz w:val="17"/>
-              </w:rPr>
-              <w:t>string</w:t>
-            </w:r>
-          </w:p>
-        </w:tc>
-        <w:tc>
-          <w:tcPr>
-            <w:tcW w:type="dxa" w:w="5472"/>
-          </w:tcPr>
-          <w:p>
-            <w:r>
-              <w:rPr>
-                <w:rFonts w:ascii="Calibri" w:hAnsi="Calibri"/>
-                <w:sz w:val="17"/>
-              </w:rPr>
-            </w:r>
-          </w:p>
-        </w:tc>
-      </w:tr>
-      <w:tr>
-        <w:tc>
-          <w:tcPr>
-            <w:tcW w:type="dxa" w:w="2304"/>
-          </w:tcPr>
-          <w:p>
-            <w:r>
-              <w:rPr>
-                <w:rFonts w:ascii="Calibri" w:hAnsi="Calibri"/>
-                <w:sz w:val="17"/>
-              </w:rPr>
-              <w:t>company</w:t>
-            </w:r>
-          </w:p>
-        </w:tc>
-        <w:tc>
-          <w:tcPr>
-            <w:tcW w:type="dxa" w:w="1872"/>
-          </w:tcPr>
-          <w:p>
-            <w:r>
-              <w:rPr>
-                <w:rFonts w:ascii="Calibri" w:hAnsi="Calibri"/>
-                <w:sz w:val="17"/>
-              </w:rPr>
-              <w:t>string</w:t>
-            </w:r>
-          </w:p>
-        </w:tc>
-        <w:tc>
-          <w:tcPr>
-            <w:tcW w:type="dxa" w:w="5472"/>
-          </w:tcPr>
-          <w:p>
-            <w:r>
-              <w:rPr>
-                <w:rFonts w:ascii="Calibri" w:hAnsi="Calibri"/>
-                <w:sz w:val="17"/>
-              </w:rPr>
-              <w:t>May be "Unknown"</w:t>
-            </w:r>
-          </w:p>
-        </w:tc>
-      </w:tr>
-      <w:tr>
-        <w:tc>
-          <w:tcPr>
-            <w:tcW w:type="dxa" w:w="2304"/>
-          </w:tcPr>
-          <w:p>
-            <w:r>
-              <w:rPr>
-                <w:rFonts w:ascii="Calibri" w:hAnsi="Calibri"/>
-                <w:sz w:val="17"/>
-              </w:rPr>
-              <w:t>location</w:t>
-            </w:r>
-          </w:p>
-        </w:tc>
-        <w:tc>
-          <w:tcPr>
-            <w:tcW w:type="dxa" w:w="1872"/>
-          </w:tcPr>
-          <w:p>
-            <w:r>
-              <w:rPr>
-                <w:rFonts w:ascii="Calibri" w:hAnsi="Calibri"/>
-                <w:sz w:val="17"/>
-              </w:rPr>
-              <w:t>string</w:t>
-            </w:r>
-          </w:p>
-        </w:tc>
-        <w:tc>
-          <w:tcPr>
-            <w:tcW w:type="dxa" w:w="5472"/>
-          </w:tcPr>
-          <w:p>
-            <w:r>
-              <w:rPr>
-                <w:rFonts w:ascii="Calibri" w:hAnsi="Calibri"/>
-                <w:sz w:val="17"/>
-              </w:rPr>
-            </w:r>
-          </w:p>
-        </w:tc>
-      </w:tr>
-      <w:tr>
-        <w:tc>
-          <w:tcPr>
-            <w:tcW w:type="dxa" w:w="2304"/>
-          </w:tcPr>
-          <w:p>
-            <w:r>
-              <w:rPr>
-                <w:rFonts w:ascii="Calibri" w:hAnsi="Calibri"/>
-                <w:sz w:val="17"/>
-              </w:rPr>
-              <w:t>posted_at</w:t>
-            </w:r>
-          </w:p>
-        </w:tc>
-        <w:tc>
-          <w:tcPr>
-            <w:tcW w:type="dxa" w:w="1872"/>
-          </w:tcPr>
-          <w:p>
-            <w:r>
-              <w:rPr>
-                <w:rFonts w:ascii="Calibri" w:hAnsi="Calibri"/>
-                <w:sz w:val="17"/>
-              </w:rPr>
-              <w:t>ISO string</w:t>
-            </w:r>
-          </w:p>
-        </w:tc>
-        <w:tc>
-          <w:tcPr>
-            <w:tcW w:type="dxa" w:w="5472"/>
-          </w:tcPr>
-          <w:p>
-            <w:r>
-              <w:rPr>
-                <w:rFonts w:ascii="Calibri" w:hAnsi="Calibri"/>
-                <w:sz w:val="17"/>
-              </w:rPr>
-              <w:t>Use for age calculation and date filters</w:t>
-            </w:r>
-          </w:p>
-        </w:tc>
-      </w:tr>
-      <w:tr>
-        <w:tc>
-          <w:tcPr>
-            <w:tcW w:type="dxa" w:w="2304"/>
-          </w:tcPr>
-          <w:p>
-            <w:r>
-              <w:rPr>
-                <w:rFonts w:ascii="Calibri" w:hAnsi="Calibri"/>
-                <w:sz w:val="17"/>
-              </w:rPr>
-              <w:t>link</w:t>
-            </w:r>
-          </w:p>
-        </w:tc>
-        <w:tc>
-          <w:tcPr>
-            <w:tcW w:type="dxa" w:w="1872"/>
-          </w:tcPr>
-          <w:p>
-            <w:r>
-              <w:rPr>
-                <w:rFonts w:ascii="Calibri" w:hAnsi="Calibri"/>
-                <w:sz w:val="17"/>
-              </w:rPr>
-              <w:t>string</w:t>
-            </w:r>
-          </w:p>
-        </w:tc>
-        <w:tc>
-          <w:tcPr>
-            <w:tcW w:type="dxa" w:w="5472"/>
-          </w:tcPr>
-          <w:p>
-            <w:r>
-              <w:rPr>
-                <w:rFonts w:ascii="Calibri" w:hAnsi="Calibri"/>
-                <w:sz w:val="17"/>
-              </w:rPr>
-              <w:t>Full URL to original posting</w:t>
-            </w:r>
-          </w:p>
-        </w:tc>
-      </w:tr>
-      <w:tr>
-        <w:tc>
-          <w:tcPr>
-            <w:tcW w:type="dxa" w:w="2304"/>
-          </w:tcPr>
-          <w:p>
-            <w:r>
-              <w:rPr>
-                <w:rFonts w:ascii="Calibri" w:hAnsi="Calibri"/>
-                <w:sz w:val="17"/>
-              </w:rPr>
-              <w:t>platform</w:t>
-            </w:r>
-          </w:p>
-        </w:tc>
-        <w:tc>
-          <w:tcPr>
-            <w:tcW w:type="dxa" w:w="1872"/>
-          </w:tcPr>
-          <w:p>
-            <w:r>
-              <w:rPr>
-                <w:rFonts w:ascii="Calibri" w:hAnsi="Calibri"/>
-                <w:sz w:val="17"/>
-              </w:rPr>
-              <w:t>string</w:t>
-            </w:r>
-          </w:p>
-        </w:tc>
-        <w:tc>
-          <w:tcPr>
-            <w:tcW w:type="dxa" w:w="5472"/>
-          </w:tcPr>
-          <w:p>
-            <w:r>
-              <w:rPr>
-                <w:rFonts w:ascii="Calibri" w:hAnsi="Calibri"/>
-                <w:sz w:val="17"/>
-              </w:rPr>
-              <w:t>LinkedIn | Indeed | Bayt | Naukrigulf | GulfTalent | other</w:t>
-            </w:r>
-          </w:p>
-        </w:tc>
-      </w:tr>
-      <w:tr>
-        <w:tc>
-          <w:tcPr>
-            <w:tcW w:type="dxa" w:w="2304"/>
-          </w:tcPr>
-          <w:p>
-            <w:r>
-              <w:rPr>
-                <w:rFonts w:ascii="Calibri" w:hAnsi="Calibri"/>
-                <w:sz w:val="17"/>
-              </w:rPr>
-              <w:t>salary</w:t>
-            </w:r>
-          </w:p>
-        </w:tc>
-        <w:tc>
-          <w:tcPr>
-            <w:tcW w:type="dxa" w:w="1872"/>
-          </w:tcPr>
-          <w:p>
-            <w:r>
-              <w:rPr>
-                <w:rFonts w:ascii="Calibri" w:hAnsi="Calibri"/>
-                <w:sz w:val="17"/>
-              </w:rPr>
-              <w:t>string | null</w:t>
-            </w:r>
-          </w:p>
-        </w:tc>
-        <w:tc>
-          <w:tcPr>
-            <w:tcW w:type="dxa" w:w="5472"/>
-          </w:tcPr>
-          <w:p>
-            <w:r>
-              <w:rPr>
-                <w:rFonts w:ascii="Calibri" w:hAnsi="Calibri"/>
-                <w:sz w:val="17"/>
-              </w:rPr>
-              <w:t>Raw text from scraper</w:t>
-            </w:r>
-          </w:p>
-        </w:tc>
-      </w:tr>
-      <w:tr>
-        <w:tc>
-          <w:tcPr>
-            <w:tcW w:type="dxa" w:w="2304"/>
-          </w:tcPr>
-          <w:p>
-            <w:r>
-              <w:rPr>
-                <w:rFonts w:ascii="Calibri" w:hAnsi="Calibri"/>
-                <w:sz w:val="17"/>
-              </w:rPr>
-              <w:t>salary_min_aed</w:t>
-            </w:r>
-          </w:p>
-        </w:tc>
-        <w:tc>
-          <w:tcPr>
-            <w:tcW w:type="dxa" w:w="1872"/>
-          </w:tcPr>
-          <w:p>
-            <w:r>
-              <w:rPr>
-                <w:rFonts w:ascii="Calibri" w:hAnsi="Calibri"/>
-                <w:sz w:val="17"/>
-              </w:rPr>
-              <w:t>number | null</w:t>
-            </w:r>
-          </w:p>
-        </w:tc>
-        <w:tc>
-          <w:tcPr>
-            <w:tcW w:type="dxa" w:w="5472"/>
-          </w:tcPr>
-          <w:p>
-            <w:r>
-              <w:rPr>
-                <w:rFonts w:ascii="Calibri" w:hAnsi="Calibri"/>
-                <w:sz w:val="17"/>
-              </w:rPr>
-              <w:t>Set after premium/salary call</w:t>
-            </w:r>
-          </w:p>
-        </w:tc>
-      </w:tr>
-      <w:tr>
-        <w:tc>
-          <w:tcPr>
-            <w:tcW w:type="dxa" w:w="2304"/>
-          </w:tcPr>
-          <w:p>
-            <w:r>
-              <w:rPr>
-                <w:rFonts w:ascii="Calibri" w:hAnsi="Calibri"/>
-                <w:sz w:val="17"/>
-              </w:rPr>
-              <w:t>salary_max_aed</w:t>
-            </w:r>
-          </w:p>
-        </w:tc>
-        <w:tc>
-          <w:tcPr>
-            <w:tcW w:type="dxa" w:w="1872"/>
-          </w:tcPr>
-          <w:p>
-            <w:r>
-              <w:rPr>
-                <w:rFonts w:ascii="Calibri" w:hAnsi="Calibri"/>
-                <w:sz w:val="17"/>
-              </w:rPr>
-              <w:t>number | null</w:t>
-            </w:r>
-          </w:p>
-        </w:tc>
-        <w:tc>
-          <w:tcPr>
-            <w:tcW w:type="dxa" w:w="5472"/>
-          </w:tcPr>
-          <w:p>
-            <w:r>
-              <w:rPr>
-                <w:rFonts w:ascii="Calibri" w:hAnsi="Calibri"/>
-                <w:sz w:val="17"/>
-              </w:rPr>
-              <w:t>Set after premium/salary call</w:t>
-            </w:r>
-          </w:p>
-        </w:tc>
-      </w:tr>
-      <w:tr>
-        <w:tc>
-          <w:tcPr>
-            <w:tcW w:type="dxa" w:w="2304"/>
-          </w:tcPr>
-          <w:p>
-            <w:r>
-              <w:rPr>
-                <w:rFonts w:ascii="Calibri" w:hAnsi="Calibri"/>
-                <w:sz w:val="17"/>
-              </w:rPr>
-              <w:t>description</w:t>
-            </w:r>
-          </w:p>
-        </w:tc>
-        <w:tc>
-          <w:tcPr>
-            <w:tcW w:type="dxa" w:w="1872"/>
-          </w:tcPr>
-          <w:p>
-            <w:r>
-              <w:rPr>
-                <w:rFonts w:ascii="Calibri" w:hAnsi="Calibri"/>
-                <w:sz w:val="17"/>
-              </w:rPr>
-              <w:t>string</w:t>
-            </w:r>
-          </w:p>
-        </w:tc>
-        <w:tc>
-          <w:tcPr>
-            <w:tcW w:type="dxa" w:w="5472"/>
-          </w:tcPr>
-          <w:p>
-            <w:r>
-              <w:rPr>
-                <w:rFonts w:ascii="Calibri" w:hAnsi="Calibri"/>
-                <w:sz w:val="17"/>
-              </w:rPr>
-              <w:t>Truncated to 1500 chars</w:t>
-            </w:r>
-          </w:p>
-        </w:tc>
-      </w:tr>
-      <w:tr>
-        <w:tc>
-          <w:tcPr>
-            <w:tcW w:type="dxa" w:w="2304"/>
-          </w:tcPr>
-          <w:p>
-            <w:r>
-              <w:rPr>
-                <w:rFonts w:ascii="Calibri" w:hAnsi="Calibri"/>
-                <w:sz w:val="17"/>
-              </w:rPr>
-              <w:t>score</w:t>
-            </w:r>
-          </w:p>
-        </w:tc>
-        <w:tc>
-          <w:tcPr>
-            <w:tcW w:type="dxa" w:w="1872"/>
-          </w:tcPr>
-          <w:p>
-            <w:r>
-              <w:rPr>
-                <w:rFonts w:ascii="Calibri" w:hAnsi="Calibri"/>
-                <w:sz w:val="17"/>
-              </w:rPr>
-              <w:t>number 0–100</w:t>
-            </w:r>
-          </w:p>
-        </w:tc>
-        <w:tc>
-          <w:tcPr>
-            <w:tcW w:type="dxa" w:w="5472"/>
-          </w:tcPr>
-          <w:p>
-            <w:r>
-              <w:rPr>
-                <w:rFonts w:ascii="Calibri" w:hAnsi="Calibri"/>
-                <w:sz w:val="17"/>
-              </w:rPr>
-              <w:t>AI match. Only 60+ returned by refresh-matches.</w:t>
-            </w:r>
-          </w:p>
-        </w:tc>
-      </w:tr>
-      <w:tr>
-        <w:tc>
-          <w:tcPr>
-            <w:tcW w:type="dxa" w:w="2304"/>
-          </w:tcPr>
-          <w:p>
-            <w:r>
-              <w:rPr>
-                <w:rFonts w:ascii="Calibri" w:hAnsi="Calibri"/>
-                <w:sz w:val="17"/>
-              </w:rPr>
-              <w:t>quality_score</w:t>
-            </w:r>
-          </w:p>
-        </w:tc>
-        <w:tc>
-          <w:tcPr>
-            <w:tcW w:type="dxa" w:w="1872"/>
-          </w:tcPr>
-          <w:p>
-            <w:r>
-              <w:rPr>
-                <w:rFonts w:ascii="Calibri" w:hAnsi="Calibri"/>
-                <w:sz w:val="17"/>
-              </w:rPr>
-              <w:t>number 0–100</w:t>
-            </w:r>
-          </w:p>
-        </w:tc>
-        <w:tc>
-          <w:tcPr>
-            <w:tcW w:type="dxa" w:w="5472"/>
-          </w:tcPr>
-          <w:p>
-            <w:r>
-              <w:rPr>
-                <w:rFonts w:ascii="Calibri" w:hAnsi="Calibri"/>
-                <w:sz w:val="17"/>
-              </w:rPr>
-              <w:t>Listing quality: salary+desc+recency+platform</w:t>
-            </w:r>
-          </w:p>
-        </w:tc>
-      </w:tr>
-      <w:tr>
-        <w:tc>
-          <w:tcPr>
-            <w:tcW w:type="dxa" w:w="2304"/>
-          </w:tcPr>
-          <w:p>
-            <w:r>
-              <w:rPr>
-                <w:rFonts w:ascii="Calibri" w:hAnsi="Calibri"/>
-                <w:sz w:val="17"/>
-              </w:rPr>
-              <w:t>match_reason</w:t>
-            </w:r>
-          </w:p>
-        </w:tc>
-        <w:tc>
-          <w:tcPr>
-            <w:tcW w:type="dxa" w:w="1872"/>
-          </w:tcPr>
-          <w:p>
-            <w:r>
-              <w:rPr>
-                <w:rFonts w:ascii="Calibri" w:hAnsi="Calibri"/>
-                <w:sz w:val="17"/>
-              </w:rPr>
-              <w:t>string | null</w:t>
-            </w:r>
-          </w:p>
-        </w:tc>
-        <w:tc>
-          <w:tcPr>
-            <w:tcW w:type="dxa" w:w="5472"/>
-          </w:tcPr>
-          <w:p>
-            <w:r>
-              <w:rPr>
-                <w:rFonts w:ascii="Calibri" w:hAnsi="Calibri"/>
-                <w:sz w:val="17"/>
-              </w:rPr>
-              <w:t>≤220 chars. Specific job↔CV evidence. Hide if null.</w:t>
-            </w:r>
-          </w:p>
-        </w:tc>
-      </w:tr>
-      <w:tr>
-        <w:tc>
-          <w:tcPr>
-            <w:tcW w:type="dxa" w:w="2304"/>
-          </w:tcPr>
-          <w:p>
-            <w:r>
-              <w:rPr>
-                <w:rFonts w:ascii="Calibri" w:hAnsi="Calibri"/>
-                <w:sz w:val="17"/>
-              </w:rPr>
-              <w:t>status</w:t>
-            </w:r>
-          </w:p>
-        </w:tc>
-        <w:tc>
-          <w:tcPr>
-            <w:tcW w:type="dxa" w:w="1872"/>
-          </w:tcPr>
-          <w:p>
-            <w:r>
-              <w:rPr>
-                <w:rFonts w:ascii="Calibri" w:hAnsi="Calibri"/>
-                <w:sz w:val="17"/>
-              </w:rPr>
-              <w:t>string</w:t>
-            </w:r>
-          </w:p>
-        </w:tc>
-        <w:tc>
-          <w:tcPr>
-            <w:tcW w:type="dxa" w:w="5472"/>
-          </w:tcPr>
-          <w:p>
-            <w:r>
-              <w:rPr>
-                <w:rFonts w:ascii="Calibri" w:hAnsi="Calibri"/>
-                <w:sz w:val="17"/>
-              </w:rPr>
-              <w:t>new | skipped | applied | interview | offer | rejected</w:t>
-            </w:r>
-          </w:p>
-        </w:tc>
-      </w:tr>
-      <w:tr>
-        <w:tc>
-          <w:tcPr>
-            <w:tcW w:type="dxa" w:w="2304"/>
-          </w:tcPr>
-          <w:p>
-            <w:r>
-              <w:rPr>
-                <w:rFonts w:ascii="Calibri" w:hAnsi="Calibri"/>
-                <w:sz w:val="17"/>
-              </w:rPr>
-              <w:t>notes</w:t>
-            </w:r>
-          </w:p>
-        </w:tc>
-        <w:tc>
-          <w:tcPr>
-            <w:tcW w:type="dxa" w:w="1872"/>
-          </w:tcPr>
-          <w:p>
-            <w:r>
-              <w:rPr>
-                <w:rFonts w:ascii="Calibri" w:hAnsi="Calibri"/>
-                <w:sz w:val="17"/>
-              </w:rPr>
-              <w:t>string | null</w:t>
-            </w:r>
-          </w:p>
-        </w:tc>
-        <w:tc>
-          <w:tcPr>
-            <w:tcW w:type="dxa" w:w="5472"/>
-          </w:tcPr>
-          <w:p>
-            <w:r>
-              <w:rPr>
-                <w:rFonts w:ascii="Calibri" w:hAnsi="Calibri"/>
-                <w:sz w:val="17"/>
-              </w:rPr>
-              <w:t>User free-text</w:t>
-            </w:r>
-          </w:p>
-        </w:tc>
-      </w:tr>
-      <w:tr>
-        <w:tc>
-          <w:tcPr>
-            <w:tcW w:type="dxa" w:w="2304"/>
-          </w:tcPr>
-          <w:p>
-            <w:r>
-              <w:rPr>
-                <w:rFonts w:ascii="Calibri" w:hAnsi="Calibri"/>
-                <w:sz w:val="17"/>
-              </w:rPr>
-              <w:t>interview_date</w:t>
-            </w:r>
-          </w:p>
-        </w:tc>
-        <w:tc>
-          <w:tcPr>
-            <w:tcW w:type="dxa" w:w="1872"/>
-          </w:tcPr>
-          <w:p>
-            <w:r>
-              <w:rPr>
-                <w:rFonts w:ascii="Calibri" w:hAnsi="Calibri"/>
-                <w:sz w:val="17"/>
-              </w:rPr>
-              <w:t>ISO string | null</w:t>
-            </w:r>
-          </w:p>
-        </w:tc>
-        <w:tc>
-          <w:tcPr>
-            <w:tcW w:type="dxa" w:w="5472"/>
-          </w:tcPr>
-          <w:p>
-            <w:r>
-              <w:rPr>
-                <w:rFonts w:ascii="Calibri" w:hAnsi="Calibri"/>
-                <w:sz w:val="17"/>
-              </w:rPr>
-              <w:t>Set by user via /api/set-interview-date</w:t>
-            </w:r>
-          </w:p>
-        </w:tc>
-      </w:tr>
-      <w:tr>
-        <w:tc>
-          <w:tcPr>
-            <w:tcW w:type="dxa" w:w="2304"/>
-          </w:tcPr>
-          <w:p>
-            <w:r>
-              <w:rPr>
-                <w:rFonts w:ascii="Calibri" w:hAnsi="Calibri"/>
-                <w:sz w:val="17"/>
-              </w:rPr>
-              <w:t>industry</w:t>
-            </w:r>
-          </w:p>
-        </w:tc>
-        <w:tc>
-          <w:tcPr>
-            <w:tcW w:type="dxa" w:w="1872"/>
-          </w:tcPr>
-          <w:p>
-            <w:r>
-              <w:rPr>
-                <w:rFonts w:ascii="Calibri" w:hAnsi="Calibri"/>
-                <w:sz w:val="17"/>
-              </w:rPr>
-              <w:t>string | null</w:t>
-            </w:r>
-          </w:p>
-        </w:tc>
-        <w:tc>
-          <w:tcPr>
-            <w:tcW w:type="dxa" w:w="5472"/>
-          </w:tcPr>
-          <w:p>
-            <w:r>
-              <w:rPr>
-                <w:rFonts w:ascii="Calibri" w:hAnsi="Calibri"/>
-                <w:sz w:val="17"/>
-              </w:rPr>
-              <w:t>Healthcare &amp; Pharmacy | Retail | FMCG | Technology | etc.</w:t>
-            </w:r>
-          </w:p>
-        </w:tc>
-      </w:tr>
-      <w:tr>
-        <w:tc>
-          <w:tcPr>
-            <w:tcW w:type="dxa" w:w="2304"/>
-          </w:tcPr>
-          <w:p>
-            <w:r>
-              <w:rPr>
-                <w:rFonts w:ascii="Calibri" w:hAnsi="Calibri"/>
-                <w:sz w:val="17"/>
-              </w:rPr>
-              <w:t>seniority</w:t>
-            </w:r>
-          </w:p>
-        </w:tc>
-        <w:tc>
-          <w:tcPr>
-            <w:tcW w:type="dxa" w:w="1872"/>
-          </w:tcPr>
-          <w:p>
-            <w:r>
-              <w:rPr>
-                <w:rFonts w:ascii="Calibri" w:hAnsi="Calibri"/>
-                <w:sz w:val="17"/>
-              </w:rPr>
-              <w:t>string | null</w:t>
-            </w:r>
-          </w:p>
-        </w:tc>
-        <w:tc>
-          <w:tcPr>
-            <w:tcW w:type="dxa" w:w="5472"/>
-          </w:tcPr>
-          <w:p>
-            <w:r>
-              <w:rPr>
-                <w:rFonts w:ascii="Calibri" w:hAnsi="Calibri"/>
-                <w:sz w:val="17"/>
-              </w:rPr>
-              <w:t>entry | mid | senior | director</w:t>
-            </w:r>
-          </w:p>
-        </w:tc>
-      </w:tr>
-      <w:tr>
-        <w:tc>
-          <w:tcPr>
-            <w:tcW w:type="dxa" w:w="2304"/>
-          </w:tcPr>
-          <w:p>
-            <w:r>
-              <w:rPr>
-                <w:rFonts w:ascii="Calibri" w:hAnsi="Calibri"/>
-                <w:sz w:val="17"/>
-              </w:rPr>
-              <w:t>remote_status</w:t>
-            </w:r>
-          </w:p>
-        </w:tc>
-        <w:tc>
-          <w:tcPr>
-            <w:tcW w:type="dxa" w:w="1872"/>
-          </w:tcPr>
-          <w:p>
-            <w:r>
-              <w:rPr>
-                <w:rFonts w:ascii="Calibri" w:hAnsi="Calibri"/>
-                <w:sz w:val="17"/>
-              </w:rPr>
-              <w:t>string | null</w:t>
-            </w:r>
-          </w:p>
-        </w:tc>
-        <w:tc>
-          <w:tcPr>
-            <w:tcW w:type="dxa" w:w="5472"/>
-          </w:tcPr>
-          <w:p>
-            <w:r>
-              <w:rPr>
-                <w:rFonts w:ascii="Calibri" w:hAnsi="Calibri"/>
-                <w:sz w:val="17"/>
-              </w:rPr>
-              <w:t>onsite | hybrid | remote | unknown</w:t>
-            </w:r>
-          </w:p>
-        </w:tc>
-      </w:tr>
-      <w:tr>
-        <w:tc>
-          <w:tcPr>
-            <w:tcW w:type="dxa" w:w="2304"/>
-          </w:tcPr>
-          <w:p>
-            <w:r>
-              <w:rPr>
-                <w:rFonts w:ascii="Calibri" w:hAnsi="Calibri"/>
-                <w:sz w:val="17"/>
-              </w:rPr>
-              <w:t>visa_likelihood</w:t>
-            </w:r>
-          </w:p>
-        </w:tc>
-        <w:tc>
-          <w:tcPr>
-            <w:tcW w:type="dxa" w:w="1872"/>
-          </w:tcPr>
-          <w:p>
-            <w:r>
-              <w:rPr>
-                <w:rFonts w:ascii="Calibri" w:hAnsi="Calibri"/>
-                <w:sz w:val="17"/>
-              </w:rPr>
-              <w:t>string | null</w:t>
-            </w:r>
-          </w:p>
-        </w:tc>
-        <w:tc>
-          <w:tcPr>
-            <w:tcW w:type="dxa" w:w="5472"/>
-          </w:tcPr>
-          <w:p>
-            <w:r>
-              <w:rPr>
-                <w:rFonts w:ascii="Calibri" w:hAnsi="Calibri"/>
-                <w:sz w:val="17"/>
-              </w:rPr>
-              <w:t>high | medium | low</w:t>
-            </w:r>
-          </w:p>
-        </w:tc>
-      </w:tr>
-      <w:tr>
-        <w:tc>
-          <w:tcPr>
-            <w:tcW w:type="dxa" w:w="2304"/>
-          </w:tcPr>
-          <w:p>
-            <w:r>
-              <w:rPr>
-                <w:rFonts w:ascii="Calibri" w:hAnsi="Calibri"/>
-                <w:sz w:val="17"/>
-              </w:rPr>
-              <w:t>summary_bullets</w:t>
-            </w:r>
-          </w:p>
-        </w:tc>
-        <w:tc>
-          <w:tcPr>
-            <w:tcW w:type="dxa" w:w="1872"/>
-          </w:tcPr>
-          <w:p>
-            <w:r>
-              <w:rPr>
-                <w:rFonts w:ascii="Calibri" w:hAnsi="Calibri"/>
-                <w:sz w:val="17"/>
-              </w:rPr>
-              <w:t>string | null</w:t>
-            </w:r>
-          </w:p>
-        </w:tc>
-        <w:tc>
-          <w:tcPr>
-            <w:tcW w:type="dxa" w:w="5472"/>
-          </w:tcPr>
-          <w:p>
-            <w:r>
-              <w:rPr>
-                <w:rFonts w:ascii="Calibri" w:hAnsi="Calibri"/>
-                <w:sz w:val="17"/>
-              </w:rPr>
-              <w:t>JSON array cached from /api/job-summary</w:t>
-            </w:r>
-          </w:p>
-        </w:tc>
-      </w:tr>
-      <w:tr>
-        <w:tc>
-          <w:tcPr>
-            <w:tcW w:type="dxa" w:w="2304"/>
-          </w:tcPr>
-          <w:p>
-            <w:r>
-              <w:rPr>
-                <w:rFonts w:ascii="Calibri" w:hAnsi="Calibri"/>
-                <w:sz w:val="17"/>
-              </w:rPr>
-              <w:t>link_active</w:t>
-            </w:r>
-          </w:p>
-        </w:tc>
-        <w:tc>
-          <w:tcPr>
-            <w:tcW w:type="dxa" w:w="1872"/>
-          </w:tcPr>
-          <w:p>
-            <w:r>
-              <w:rPr>
-                <w:rFonts w:ascii="Calibri" w:hAnsi="Calibri"/>
-                <w:sz w:val="17"/>
-              </w:rPr>
-              <w:t>bool</w:t>
-            </w:r>
-          </w:p>
-        </w:tc>
-        <w:tc>
-          <w:tcPr>
-            <w:tcW w:type="dxa" w:w="5472"/>
-          </w:tcPr>
-          <w:p>
-            <w:r>
-              <w:rPr>
-                <w:rFonts w:ascii="Calibri" w:hAnsi="Calibri"/>
-                <w:sz w:val="17"/>
-              </w:rPr>
-              <w:t>false = dead link</w:t>
-            </w:r>
-          </w:p>
-        </w:tc>
-      </w:tr>
-    </w:tbl>
-    <w:p/>
-    <w:p>
-      <w:pPr>
-        <w:spacing w:before="0" w:after="40"/>
-        <w:ind w:left="0"/>
-      </w:pPr>
-      <w:r>
-        <w:rPr>
-          <w:rFonts w:ascii="Calibri" w:hAnsi="Calibri"/>
-          <w:b w:val="0"/>
-          <w:i w:val="0"/>
-          <w:color w:val="1A1A1A"/>
-          <w:sz w:val="19"/>
-        </w:rPr>
-        <w:t>Score colours:  90–100 → #16a34a (green)  |  75–89 → #2563eb (blue)  |  60–74 → #d97706 (amber)</w:t>
+        <w:t>PART 6 — JOB DATA TYPES REFERENCE</w:t>
+      </w:r>
+    </w:p>
+    <w:p>
+      <w:pPr>
+        <w:spacing w:after="0"/>
+      </w:pPr>
+      <w:r>
+        <w:rPr>
+          <w:color w:val="9CA3AF"/>
+          <w:sz w:val="16"/>
+        </w:rPr>
+        <w:t>────────────────────────────────────────────────────────────────────────────────</w:t>
+      </w:r>
+    </w:p>
+    <w:p>
+      <w:pPr>
+        <w:spacing w:after="0"/>
+      </w:pPr>
+      <w:r>
+        <w:rPr>
+          <w:sz w:val="20"/>
+        </w:rPr>
+      </w:r>
+    </w:p>
+    <w:p>
+      <w:pPr>
+        <w:spacing w:after="0"/>
+      </w:pPr>
+      <w:r>
+        <w:rPr>
+          <w:sz w:val="20"/>
+        </w:rPr>
+        <w:t>Job object (from /api/refresh-matches or /api/application-board):</w:t>
+      </w:r>
+    </w:p>
+    <w:p>
+      <w:pPr>
+        <w:spacing w:after="0"/>
+      </w:pPr>
+      <w:r>
+        <w:rPr>
+          <w:sz w:val="20"/>
+        </w:rPr>
+      </w:r>
+    </w:p>
+    <w:p>
+      <w:pPr>
+        <w:spacing w:after="0"/>
+      </w:pPr>
+      <w:r>
+        <w:rPr>
+          <w:sz w:val="20"/>
+        </w:rPr>
+        <w:t xml:space="preserve">  id              string (uuid)</w:t>
+      </w:r>
+    </w:p>
+    <w:p>
+      <w:pPr>
+        <w:spacing w:after="0"/>
+      </w:pPr>
+      <w:r>
+        <w:rPr>
+          <w:sz w:val="20"/>
+        </w:rPr>
+        <w:t xml:space="preserve">  title           string</w:t>
+      </w:r>
+    </w:p>
+    <w:p>
+      <w:pPr>
+        <w:spacing w:after="0"/>
+      </w:pPr>
+      <w:r>
+        <w:rPr>
+          <w:sz w:val="20"/>
+        </w:rPr>
+        <w:t xml:space="preserve">  company         string          may be "Unknown" for anonymous listings</w:t>
+      </w:r>
+    </w:p>
+    <w:p>
+      <w:pPr>
+        <w:spacing w:after="0"/>
+      </w:pPr>
+      <w:r>
+        <w:rPr>
+          <w:sz w:val="20"/>
+        </w:rPr>
+        <w:t xml:space="preserve">  location        string          usually "United Arab Emirates" or city</w:t>
+      </w:r>
+    </w:p>
+    <w:p>
+      <w:pPr>
+        <w:spacing w:after="0"/>
+      </w:pPr>
+      <w:r>
+        <w:rPr>
+          <w:sz w:val="20"/>
+        </w:rPr>
+        <w:t xml:space="preserve">  posted_at       string          ISO 8601 timestamp</w:t>
+      </w:r>
+    </w:p>
+    <w:p>
+      <w:pPr>
+        <w:spacing w:after="0"/>
+      </w:pPr>
+      <w:r>
+        <w:rPr>
+          <w:sz w:val="20"/>
+        </w:rPr>
+        <w:t xml:space="preserve">  link            string          full URL to original job posting</w:t>
+      </w:r>
+    </w:p>
+    <w:p>
+      <w:pPr>
+        <w:spacing w:after="0"/>
+      </w:pPr>
+      <w:r>
+        <w:rPr>
+          <w:sz w:val="20"/>
+        </w:rPr>
+        <w:t xml:space="preserve">  platform        string          LinkedIn | Indeed | Bayt | Naukrigulf | GulfTalent | other</w:t>
+      </w:r>
+    </w:p>
+    <w:p>
+      <w:pPr>
+        <w:spacing w:after="0"/>
+      </w:pPr>
+      <w:r>
+        <w:rPr>
+          <w:sz w:val="20"/>
+        </w:rPr>
+        <w:t xml:space="preserve">  salary          string|null     raw text from scraper (may be null)</w:t>
+      </w:r>
+    </w:p>
+    <w:p>
+      <w:pPr>
+        <w:spacing w:after="0"/>
+      </w:pPr>
+      <w:r>
+        <w:rPr>
+          <w:sz w:val="20"/>
+        </w:rPr>
+        <w:t xml:space="preserve">  salary_min_aed  number|null     parsed min from premium/salary call</w:t>
+      </w:r>
+    </w:p>
+    <w:p>
+      <w:pPr>
+        <w:spacing w:after="0"/>
+      </w:pPr>
+      <w:r>
+        <w:rPr>
+          <w:sz w:val="20"/>
+        </w:rPr>
+        <w:t xml:space="preserve">  salary_max_aed  number|null     parsed max from premium/salary call</w:t>
+      </w:r>
+    </w:p>
+    <w:p>
+      <w:pPr>
+        <w:spacing w:after="0"/>
+      </w:pPr>
+      <w:r>
+        <w:rPr>
+          <w:sz w:val="20"/>
+        </w:rPr>
+        <w:t xml:space="preserve">  description     string          truncated to 1500 chars</w:t>
+      </w:r>
+    </w:p>
+    <w:p>
+      <w:pPr>
+        <w:spacing w:after="0"/>
+      </w:pPr>
+      <w:r>
+        <w:rPr>
+          <w:sz w:val="20"/>
+        </w:rPr>
+        <w:t xml:space="preserve">  score           number          0–100 AI match score (60+ only returned)</w:t>
+      </w:r>
+    </w:p>
+    <w:p>
+      <w:pPr>
+        <w:spacing w:after="0"/>
+      </w:pPr>
+      <w:r>
+        <w:rPr>
+          <w:sz w:val="20"/>
+        </w:rPr>
+        <w:t xml:space="preserve">  quality_score   number          0–100 listing quality (salary + desc + recency + platform)</w:t>
+      </w:r>
+    </w:p>
+    <w:p>
+      <w:pPr>
+        <w:spacing w:after="0"/>
+      </w:pPr>
+      <w:r>
+        <w:rPr>
+          <w:sz w:val="20"/>
+        </w:rPr>
+        <w:t xml:space="preserve">  match_reason    string|null     JSON string {"m": string[], "g": string[]} — match and gap bullets</w:t>
+      </w:r>
+    </w:p>
+    <w:p>
+      <w:pPr>
+        <w:spacing w:after="0"/>
+      </w:pPr>
+      <w:r>
+        <w:rPr>
+          <w:sz w:val="20"/>
+        </w:rPr>
+        <w:t xml:space="preserve">  status          "new" | "skipped" | "applied" | "interview" | "offer" | "rejected"</w:t>
+      </w:r>
+    </w:p>
+    <w:p>
+      <w:pPr>
+        <w:spacing w:after="0"/>
+      </w:pPr>
+      <w:r>
+        <w:rPr>
+          <w:sz w:val="20"/>
+        </w:rPr>
+        <w:t xml:space="preserve">  notes           string|null     user free-text notes</w:t>
+      </w:r>
+    </w:p>
+    <w:p>
+      <w:pPr>
+        <w:spacing w:after="0"/>
+      </w:pPr>
+      <w:r>
+        <w:rPr>
+          <w:sz w:val="20"/>
+        </w:rPr>
+        <w:t xml:space="preserve">  interview_date  string|null     ISO timestamp set by user</w:t>
+      </w:r>
+    </w:p>
+    <w:p>
+      <w:pPr>
+        <w:spacing w:after="0"/>
+      </w:pPr>
+      <w:r>
+        <w:rPr>
+          <w:sz w:val="20"/>
+        </w:rPr>
+        <w:t xml:space="preserve">  industry        string|null     Healthcare &amp; Pharmacy | Retail | FMCG | Technology | etc.</w:t>
+      </w:r>
+    </w:p>
+    <w:p>
+      <w:pPr>
+        <w:spacing w:after="0"/>
+      </w:pPr>
+      <w:r>
+        <w:rPr>
+          <w:sz w:val="20"/>
+        </w:rPr>
+        <w:t xml:space="preserve">  seniority       "entry"|"mid"|"senior"|"director"|null</w:t>
+      </w:r>
+    </w:p>
+    <w:p>
+      <w:pPr>
+        <w:spacing w:after="0"/>
+      </w:pPr>
+      <w:r>
+        <w:rPr>
+          <w:sz w:val="20"/>
+        </w:rPr>
+        <w:t xml:space="preserve">  remote_status   "onsite"|"hybrid"|"remote"|"unknown"|null</w:t>
+      </w:r>
+    </w:p>
+    <w:p>
+      <w:pPr>
+        <w:spacing w:after="0"/>
+      </w:pPr>
+      <w:r>
+        <w:rPr>
+          <w:sz w:val="20"/>
+        </w:rPr>
+        <w:t xml:space="preserve">  visa_likelihood "high"|"medium"|"low"|null</w:t>
+      </w:r>
+    </w:p>
+    <w:p>
+      <w:pPr>
+        <w:spacing w:after="0"/>
+      </w:pPr>
+      <w:r>
+        <w:rPr>
+          <w:sz w:val="20"/>
+        </w:rPr>
+        <w:t xml:space="preserve">  summary_bullets string|null     JSON array cached from /api/job-summary</w:t>
+      </w:r>
+    </w:p>
+    <w:p>
+      <w:pPr>
+        <w:spacing w:after="0"/>
+      </w:pPr>
+      <w:r>
+        <w:rPr>
+          <w:sz w:val="20"/>
+        </w:rPr>
+        <w:t xml:space="preserve">  link_active     bool            false if link was detected as dead</w:t>
+      </w:r>
+    </w:p>
+    <w:p>
+      <w:pPr>
+        <w:spacing w:after="0"/>
+      </w:pPr>
+      <w:r>
+        <w:rPr>
+          <w:sz w:val="20"/>
+        </w:rPr>
+      </w:r>
+    </w:p>
+    <w:p>
+      <w:pPr>
+        <w:spacing w:after="0"/>
+      </w:pPr>
+      <w:r>
+        <w:rPr>
+          <w:sz w:val="20"/>
+        </w:rPr>
+        <w:t>Score display colours:</w:t>
+      </w:r>
+    </w:p>
+    <w:p>
+      <w:pPr>
+        <w:spacing w:after="0"/>
+      </w:pPr>
+      <w:r>
+        <w:rPr>
+          <w:sz w:val="20"/>
+        </w:rPr>
+        <w:t xml:space="preserve">  90–100 → #16a34a (green)</w:t>
+      </w:r>
+    </w:p>
+    <w:p>
+      <w:pPr>
+        <w:spacing w:after="0"/>
+      </w:pPr>
+      <w:r>
+        <w:rPr>
+          <w:sz w:val="20"/>
+        </w:rPr>
+        <w:t xml:space="preserve">  75–89  → #2563eb (blue)</w:t>
+      </w:r>
+    </w:p>
+    <w:p>
+      <w:pPr>
+        <w:spacing w:after="0"/>
+      </w:pPr>
+      <w:r>
+        <w:rPr>
+          <w:sz w:val="20"/>
+        </w:rPr>
+        <w:t xml:space="preserve">  60–74  → #d97706 (amber)</w:t>
+      </w:r>
+    </w:p>
+    <w:p>
+      <w:pPr>
+        <w:spacing w:after="0"/>
+      </w:pPr>
+      <w:r>
+        <w:rPr>
+          <w:sz w:val="20"/>
+        </w:rPr>
+      </w:r>
+    </w:p>
+    <w:p>
+      <w:pPr>
+        <w:spacing w:after="0"/>
+      </w:pPr>
+      <w:r>
+        <w:rPr>
+          <w:color w:val="9CA3AF"/>
+          <w:sz w:val="16"/>
+        </w:rPr>
+        <w:t>================================================================================</w:t>
+      </w:r>
+    </w:p>
+    <w:p>
+      <w:pPr>
+        <w:spacing w:after="0"/>
+      </w:pPr>
+      <w:r>
+        <w:rPr>
+          <w:sz w:val="20"/>
+        </w:rPr>
+        <w:t>END OF PROMPT</w:t>
+      </w:r>
+    </w:p>
+    <w:p>
+      <w:pPr>
+        <w:spacing w:after="0"/>
+      </w:pPr>
+      <w:r>
+        <w:rPr>
+          <w:color w:val="9CA3AF"/>
+          <w:sz w:val="16"/>
+        </w:rPr>
+        <w:t>================================================================================</w:t>
+      </w:r>
+    </w:p>
+    <w:p>
+      <w:pPr>
+        <w:spacing w:after="0"/>
+      </w:pPr>
+      <w:r>
+        <w:rPr>
+          <w:sz w:val="20"/>
+        </w:rPr>
       </w:r>
     </w:p>
     <w:sectPr>
       <w:pgSz w:w="12240" w:h="15840"/>
-      <w:pgMar w:top="1008" w:right="1224" w:bottom="1008" w:left="1224" w:header="720" w:footer="720" w:gutter="0"/>
+      <w:pgMar w:top="1080" w:right="1296" w:bottom="1080" w:left="1296" w:header="720" w:footer="720" w:gutter="0"/>
       <w:cols w:space="720"/>
       <w:docGrid w:linePitch="360"/>
     </w:sectPr>
@@ -5579,6 +4795,10 @@
     <w:name w:val="Normal"/>
     <w:qFormat/>
     <w:rsid w:val="00FC693F"/>
+    <w:rPr>
+      <w:rFonts w:ascii="Calibri" w:hAnsi="Calibri"/>
+      <w:sz w:val="20"/>
+    </w:rPr>
   </w:style>
   <w:style w:type="paragraph" w:styleId="Header">
     <w:name w:val="header"/>

--- a/lovable_prompt.docx
+++ b/lovable_prompt.docx
@@ -1129,7 +1129,7 @@
         <w:rPr>
           <w:sz w:val="20"/>
         </w:rPr>
-        <w:t xml:space="preserve">  Body:    { "user_id": string, "title_id": string }  ← use user_title_id here</w:t>
+        <w:t xml:space="preserve">  Body:    { "user_id": string, "user_title_id": string }</w:t>
       </w:r>
     </w:p>
     <w:p>
@@ -1151,6 +1151,17 @@
         <w:rPr>
           <w:sz w:val="20"/>
         </w:rPr>
+        <w:t xml:space="preserve">  Note:    Pass the user_title_id field from /api/get-titles response (NOT title_id)</w:t>
+      </w:r>
+    </w:p>
+    <w:p>
+      <w:pPr>
+        <w:spacing w:after="0"/>
+      </w:pPr>
+      <w:r>
+        <w:rPr>
+          <w:sz w:val="20"/>
+        </w:rPr>
       </w:r>
     </w:p>
     <w:p>
@@ -1932,6 +1943,193 @@
           <w:sz w:val="20"/>
         </w:rPr>
         <w:t xml:space="preserve">  Display: Dedicated "Skills Gap" card in Settings or Dashboard header.</w:t>
+      </w:r>
+    </w:p>
+    <w:p>
+      <w:pPr>
+        <w:spacing w:after="0"/>
+      </w:pPr>
+      <w:r>
+        <w:rPr>
+          <w:sz w:val="20"/>
+        </w:rPr>
+      </w:r>
+    </w:p>
+    <w:p>
+      <w:pPr>
+        <w:spacing w:after="0"/>
+      </w:pPr>
+      <w:r>
+        <w:rPr>
+          <w:b/>
+          <w:sz w:val="20"/>
+        </w:rPr>
+        <w:t>── ACCOUNT LINKS (profile page) ─────────────────────────────────────────────</w:t>
+      </w:r>
+    </w:p>
+    <w:p>
+      <w:pPr>
+        <w:spacing w:after="0"/>
+      </w:pPr>
+      <w:r>
+        <w:rPr>
+          <w:sz w:val="20"/>
+        </w:rPr>
+      </w:r>
+    </w:p>
+    <w:p>
+      <w:pPr>
+        <w:spacing w:after="0"/>
+      </w:pPr>
+      <w:r>
+        <w:rPr>
+          <w:b/>
+          <w:sz w:val="20"/>
+        </w:rPr>
+        <w:t>POST /api/account-links</w:t>
+      </w:r>
+    </w:p>
+    <w:p>
+      <w:pPr>
+        <w:spacing w:after="0"/>
+      </w:pPr>
+      <w:r>
+        <w:rPr>
+          <w:sz w:val="20"/>
+        </w:rPr>
+        <w:t xml:space="preserve">  Body:    { "user_id": string }</w:t>
+      </w:r>
+    </w:p>
+    <w:p>
+      <w:pPr>
+        <w:spacing w:after="0"/>
+      </w:pPr>
+      <w:r>
+        <w:rPr>
+          <w:sz w:val="20"/>
+        </w:rPr>
+        <w:t xml:space="preserve">  Returns: { "links": [{ "site": "linkedin|indeed|bayt|naukrigulf|gulftalent",</w:t>
+      </w:r>
+    </w:p>
+    <w:p>
+      <w:pPr>
+        <w:spacing w:after="0"/>
+      </w:pPr>
+      <w:r>
+        <w:rPr>
+          <w:sz w:val="20"/>
+        </w:rPr>
+        <w:t xml:space="preserve">                          "status": "linked|unlinked|expired",</w:t>
+      </w:r>
+    </w:p>
+    <w:p>
+      <w:pPr>
+        <w:spacing w:after="0"/>
+      </w:pPr>
+      <w:r>
+        <w:rPr>
+          <w:sz w:val="20"/>
+        </w:rPr>
+        <w:t xml:space="preserve">                          "linked_at": string|null }] }</w:t>
+      </w:r>
+    </w:p>
+    <w:p>
+      <w:pPr>
+        <w:spacing w:after="0"/>
+      </w:pPr>
+      <w:r>
+        <w:rPr>
+          <w:sz w:val="20"/>
+        </w:rPr>
+        <w:t xml:space="preserve">  Display: 5 platform cards in profile/settings. Green check = linked, grey = unlinked.</w:t>
+      </w:r>
+    </w:p>
+    <w:p>
+      <w:pPr>
+        <w:spacing w:after="0"/>
+      </w:pPr>
+      <w:r>
+        <w:rPr>
+          <w:sz w:val="20"/>
+        </w:rPr>
+      </w:r>
+    </w:p>
+    <w:p>
+      <w:pPr>
+        <w:spacing w:after="0"/>
+      </w:pPr>
+      <w:r>
+        <w:rPr>
+          <w:b/>
+          <w:sz w:val="20"/>
+        </w:rPr>
+        <w:t>POST /api/set-account-link</w:t>
+      </w:r>
+    </w:p>
+    <w:p>
+      <w:pPr>
+        <w:spacing w:after="0"/>
+      </w:pPr>
+      <w:r>
+        <w:rPr>
+          <w:sz w:val="20"/>
+        </w:rPr>
+        <w:t xml:space="preserve">  Body:    { "user_id": string, "site": string, "status": "linked|unlinked" }</w:t>
+      </w:r>
+    </w:p>
+    <w:p>
+      <w:pPr>
+        <w:spacing w:after="0"/>
+      </w:pPr>
+      <w:r>
+        <w:rPr>
+          <w:sz w:val="20"/>
+        </w:rPr>
+        <w:t xml:space="preserve">  Returns: { "ok": true }</w:t>
+      </w:r>
+    </w:p>
+    <w:p>
+      <w:pPr>
+        <w:spacing w:after="0"/>
+      </w:pPr>
+      <w:r>
+        <w:rPr>
+          <w:sz w:val="20"/>
+        </w:rPr>
+        <w:t xml:space="preserve">  Use:     Toggle button on each platform card to mark as linked/unlinked.</w:t>
+      </w:r>
+    </w:p>
+    <w:p>
+      <w:pPr>
+        <w:spacing w:after="0"/>
+      </w:pPr>
+      <w:r>
+        <w:rPr>
+          <w:sz w:val="20"/>
+        </w:rPr>
+        <w:t xml:space="preserve">  Note:    This records the user's self-reported account status only. Auto-apply</w:t>
+      </w:r>
+    </w:p>
+    <w:p>
+      <w:pPr>
+        <w:spacing w:after="0"/>
+      </w:pPr>
+      <w:r>
+        <w:rPr>
+          <w:sz w:val="20"/>
+        </w:rPr>
+        <w:t xml:space="preserve">           via API is not available on UAE job boards. Users apply manually through</w:t>
+      </w:r>
+    </w:p>
+    <w:p>
+      <w:pPr>
+        <w:spacing w:after="0"/>
+      </w:pPr>
+      <w:r>
+        <w:rPr>
+          <w:sz w:val="20"/>
+        </w:rPr>
+        <w:t xml:space="preserve">           the linked platform using their stored credentials.</w:t>
       </w:r>
     </w:p>
     <w:p>

--- a/lovable_prompt.docx
+++ b/lovable_prompt.docx
@@ -4,35 +4,29 @@
   <w:body>
     <w:p>
       <w:pPr>
-        <w:spacing w:after="0"/>
+        <w:spacing w:after="80"/>
+        <w:jc w:val="center"/>
       </w:pPr>
       <w:r>
         <w:rPr>
-          <w:color w:val="9CA3AF"/>
-          <w:sz w:val="16"/>
-        </w:rPr>
-        <w:t>================================================================================</w:t>
-      </w:r>
-    </w:p>
-    <w:p>
-      <w:pPr>
-        <w:spacing w:after="0"/>
-      </w:pPr>
-      <w:r>
-        <w:rPr>
+          <w:rFonts w:ascii="Calibri" w:hAnsi="Calibri"/>
           <w:b/>
-          <w:color w:val="1D4ED8"/>
-          <w:sz w:val="22"/>
+          <w:color w:val="1E5AA0"/>
+          <w:sz w:val="32"/>
         </w:rPr>
         <w:t>JOBHUNTER — LOVABLE PROMPT v3</w:t>
       </w:r>
     </w:p>
     <w:p>
       <w:pPr>
-        <w:spacing w:after="0"/>
+        <w:spacing w:after="200"/>
+        <w:jc w:val="center"/>
       </w:pPr>
       <w:r>
         <w:rPr>
+          <w:rFonts w:ascii="Calibri" w:hAnsi="Calibri"/>
+          <w:b w:val="0"/>
+          <w:color w:val="646464"/>
           <w:sz w:val="20"/>
         </w:rPr>
         <w:t>Complete frontend specification: bug fixes + all features</w:t>
@@ -40,81 +34,35 @@
     </w:p>
     <w:p>
       <w:pPr>
-        <w:spacing w:after="0"/>
+        <w:spacing w:before="120" w:after="120"/>
+        <w:pBdr>
+          <w:bottom w:val="single" w:sz="4" w:space="1" w:color="CCCCCC"/>
+        </w:pBdr>
+      </w:pPr>
+    </w:p>
+    <w:p>
+      <w:pPr>
+        <w:spacing w:before="280" w:after="80"/>
       </w:pPr>
       <w:r>
         <w:rPr>
-          <w:color w:val="9CA3AF"/>
-          <w:sz w:val="16"/>
-        </w:rPr>
-        <w:t>================================================================================</w:t>
-      </w:r>
-    </w:p>
-    <w:p>
-      <w:pPr>
-        <w:spacing w:after="0"/>
-      </w:pPr>
-      <w:r>
-        <w:rPr>
-          <w:sz w:val="20"/>
-        </w:rPr>
-      </w:r>
-    </w:p>
-    <w:p>
-      <w:pPr>
-        <w:spacing w:after="0"/>
-      </w:pPr>
-      <w:r>
-        <w:rPr>
-          <w:color w:val="9CA3AF"/>
-          <w:sz w:val="16"/>
-        </w:rPr>
-        <w:t>────────────────────────────────────────────────────────────────────────────────</w:t>
-      </w:r>
-    </w:p>
-    <w:p>
-      <w:pPr>
-        <w:spacing w:after="0"/>
-      </w:pPr>
-      <w:r>
-        <w:rPr>
+          <w:rFonts w:ascii="Calibri" w:hAnsi="Calibri"/>
           <w:b/>
-          <w:color w:val="1D4ED8"/>
-          <w:sz w:val="22"/>
+          <w:color w:val="1E5AA0"/>
+          <w:sz w:val="26"/>
         </w:rPr>
         <w:t>PART 1 — CRITICAL FIXES (DO THESE FIRST)</w:t>
       </w:r>
     </w:p>
     <w:p>
       <w:pPr>
-        <w:spacing w:after="0"/>
+        <w:spacing w:before="160" w:after="80"/>
       </w:pPr>
       <w:r>
         <w:rPr>
-          <w:color w:val="9CA3AF"/>
-          <w:sz w:val="16"/>
-        </w:rPr>
-        <w:t>────────────────────────────────────────────────────────────────────────────────</w:t>
-      </w:r>
-    </w:p>
-    <w:p>
-      <w:pPr>
-        <w:spacing w:after="0"/>
-      </w:pPr>
-      <w:r>
-        <w:rPr>
-          <w:sz w:val="20"/>
-        </w:rPr>
-      </w:r>
-    </w:p>
-    <w:p>
-      <w:pPr>
-        <w:spacing w:after="0"/>
-      </w:pPr>
-      <w:r>
-        <w:rPr>
+          <w:rFonts w:ascii="Calibri" w:hAnsi="Calibri"/>
           <w:b/>
-          <w:color w:val="1D4ED8"/>
+          <w:color w:val="3C3C3C"/>
           <w:sz w:val="22"/>
         </w:rPr>
         <w:t>FIX 1 — JOBS DISAPPEARING WHEN NAVIGATING AWAY</w:t>
@@ -122,53 +70,25 @@
     </w:p>
     <w:p>
       <w:pPr>
-        <w:spacing w:after="0"/>
+        <w:spacing w:before="40" w:after="40"/>
       </w:pPr>
       <w:r>
         <w:rPr>
+          <w:rFonts w:ascii="Calibri" w:hAnsi="Calibri"/>
+          <w:b w:val="0"/>
           <w:sz w:val="20"/>
         </w:rPr>
-        <w:t>The dashboard fetches jobs on mount. When the user navigates to Settings and</w:t>
+        <w:t>The dashboard fetches jobs on mount. When the user navigates to Settings and back, the component unmounts and the jobs array resets to empty, causing a flash of "no matches" before re-loading.</w:t>
       </w:r>
     </w:p>
     <w:p>
       <w:pPr>
-        <w:spacing w:after="0"/>
+        <w:spacing w:before="40" w:after="40"/>
       </w:pPr>
       <w:r>
         <w:rPr>
-          <w:sz w:val="20"/>
-        </w:rPr>
-        <w:t>back, the component unmounts and the jobs array resets to empty, causing a</w:t>
-      </w:r>
-    </w:p>
-    <w:p>
-      <w:pPr>
-        <w:spacing w:after="0"/>
-      </w:pPr>
-      <w:r>
-        <w:rPr>
-          <w:sz w:val="20"/>
-        </w:rPr>
-        <w:t>flash of "no matches" before re-loading.</w:t>
-      </w:r>
-    </w:p>
-    <w:p>
-      <w:pPr>
-        <w:spacing w:after="0"/>
-      </w:pPr>
-      <w:r>
-        <w:rPr>
-          <w:sz w:val="20"/>
-        </w:rPr>
-      </w:r>
-    </w:p>
-    <w:p>
-      <w:pPr>
-        <w:spacing w:after="0"/>
-      </w:pPr>
-      <w:r>
-        <w:rPr>
+          <w:rFonts w:ascii="Calibri" w:hAnsi="Calibri"/>
+          <w:b w:val="0"/>
           <w:sz w:val="20"/>
         </w:rPr>
         <w:t>Fix: Cache the matches in a global store (Zustand or React Query) so:</w:t>
@@ -176,120 +96,100 @@
     </w:p>
     <w:p>
       <w:pPr>
-        <w:spacing w:after="0"/>
+        <w:pStyle w:val="ListBullet"/>
+        <w:ind w:left="432"/>
+      </w:pPr>
+      <w:r>
+        <w:t>Data shows immediately from cache on return to dashboard</w:t>
+      </w:r>
+    </w:p>
+    <w:p>
+      <w:pPr>
+        <w:pStyle w:val="ListBullet"/>
+        <w:ind w:left="432"/>
+      </w:pPr>
+      <w:r>
+        <w:t>Refresh happens in the background (stale-while-revalidate pattern)</w:t>
+      </w:r>
+    </w:p>
+    <w:p>
+      <w:pPr>
+        <w:pStyle w:val="ListBullet"/>
+        <w:ind w:left="432"/>
+      </w:pPr>
+      <w:r>
+        <w:t>Never show empty state if cached data exists</w:t>
+      </w:r>
+    </w:p>
+    <w:p>
+      <w:pPr>
+        <w:spacing w:before="20" w:after="20"/>
+        <w:ind w:left="432"/>
       </w:pPr>
       <w:r>
         <w:rPr>
-          <w:sz w:val="20"/>
+          <w:rFonts w:ascii="Courier New" w:hAnsi="Courier New"/>
+          <w:b w:val="0"/>
+          <w:color w:val="282828"/>
+          <w:sz w:val="17"/>
         </w:rPr>
-        <w:t xml:space="preserve">  • Data shows immediately from cache on return to dashboard</w:t>
+        <w:t>If using React Query:  staleTime: 5 * 60 * 1000, placeholderData: keepPreviousData</w:t>
       </w:r>
     </w:p>
     <w:p>
       <w:pPr>
-        <w:spacing w:after="0"/>
+        <w:spacing w:before="20" w:after="20"/>
+        <w:ind w:left="432"/>
       </w:pPr>
       <w:r>
         <w:rPr>
-          <w:sz w:val="20"/>
+          <w:rFonts w:ascii="Courier New" w:hAnsi="Courier New"/>
+          <w:b w:val="0"/>
+          <w:color w:val="282828"/>
+          <w:sz w:val="17"/>
         </w:rPr>
-        <w:t xml:space="preserve">  • Refresh happens in the background (stale-while-revalidate pattern)</w:t>
+        <w:t>If using Zustand:      store matchesData + lastFetched, show stored data instantly</w:t>
       </w:r>
     </w:p>
     <w:p>
       <w:pPr>
-        <w:spacing w:after="0"/>
+        <w:spacing w:before="20" w:after="20"/>
+        <w:ind w:left="432"/>
       </w:pPr>
       <w:r>
         <w:rPr>
-          <w:sz w:val="20"/>
+          <w:rFonts w:ascii="Courier New" w:hAnsi="Courier New"/>
+          <w:b w:val="0"/>
+          <w:color w:val="282828"/>
+          <w:sz w:val="17"/>
         </w:rPr>
-        <w:t xml:space="preserve">  • Never show empty state if cached data exists</w:t>
+        <w:t>Also persist to localStorage so data survives page refresh</w:t>
       </w:r>
     </w:p>
     <w:p>
       <w:pPr>
-        <w:spacing w:after="0"/>
+        <w:spacing w:before="20" w:after="20"/>
+        <w:ind w:left="432"/>
       </w:pPr>
       <w:r>
         <w:rPr>
-          <w:sz w:val="20"/>
+          <w:rFonts w:ascii="Courier New" w:hAnsi="Courier New"/>
+          <w:b w:val="0"/>
+          <w:color w:val="282828"/>
+          <w:sz w:val="17"/>
         </w:rPr>
+        <w:t>Show a subtle "Updating..." spinner (NOT a full blank state) during re-fetch</w:t>
       </w:r>
     </w:p>
     <w:p>
       <w:pPr>
-        <w:spacing w:after="0"/>
+        <w:spacing w:before="160" w:after="80"/>
       </w:pPr>
       <w:r>
         <w:rPr>
-          <w:sz w:val="20"/>
-        </w:rPr>
-        <w:t>Implementation:</w:t>
-      </w:r>
-    </w:p>
-    <w:p>
-      <w:pPr>
-        <w:spacing w:after="0"/>
-      </w:pPr>
-      <w:r>
-        <w:rPr>
-          <w:sz w:val="20"/>
-        </w:rPr>
-        <w:t xml:space="preserve">  - If using React Query:  staleTime: 5 * 60 * 1000, placeholderData: keepPreviousData</w:t>
-      </w:r>
-    </w:p>
-    <w:p>
-      <w:pPr>
-        <w:spacing w:after="0"/>
-      </w:pPr>
-      <w:r>
-        <w:rPr>
-          <w:sz w:val="20"/>
-        </w:rPr>
-        <w:t xml:space="preserve">  - If using Zustand:      store matchesData + lastFetched, show stored data instantly</w:t>
-      </w:r>
-    </w:p>
-    <w:p>
-      <w:pPr>
-        <w:spacing w:after="0"/>
-      </w:pPr>
-      <w:r>
-        <w:rPr>
-          <w:sz w:val="20"/>
-        </w:rPr>
-        <w:t xml:space="preserve">  - Also persist to localStorage so data survives page refresh</w:t>
-      </w:r>
-    </w:p>
-    <w:p>
-      <w:pPr>
-        <w:spacing w:after="0"/>
-      </w:pPr>
-      <w:r>
-        <w:rPr>
-          <w:sz w:val="20"/>
-        </w:rPr>
-        <w:t xml:space="preserve">  - Show a subtle "Updating..." spinner (NOT a full blank state) during re-fetch</w:t>
-      </w:r>
-    </w:p>
-    <w:p>
-      <w:pPr>
-        <w:spacing w:after="0"/>
-      </w:pPr>
-      <w:r>
-        <w:rPr>
-          <w:sz w:val="20"/>
-        </w:rPr>
-      </w:r>
-    </w:p>
-    <w:p>
-      <w:pPr>
-        <w:spacing w:after="0"/>
-      </w:pPr>
-      <w:r>
-        <w:rPr>
+          <w:rFonts w:ascii="Calibri" w:hAnsi="Calibri"/>
           <w:b/>
-          <w:color w:val="1D4ED8"/>
+          <w:color w:val="3C3C3C"/>
           <w:sz w:val="22"/>
         </w:rPr>
         <w:t>FIX 2 — DATA SOURCE FOR MATCHES</w:t>
@@ -297,96 +197,70 @@
     </w:p>
     <w:p>
       <w:pPr>
-        <w:spacing w:after="0"/>
+        <w:spacing w:before="40" w:after="40"/>
       </w:pPr>
       <w:r>
         <w:rPr>
+          <w:rFonts w:ascii="Calibri" w:hAnsi="Calibri"/>
+          <w:b w:val="0"/>
           <w:sz w:val="20"/>
         </w:rPr>
-        <w:t>Use the backend API exclusively (not direct Supabase queries) for the matches</w:t>
+        <w:t>Use the backend API exclusively (not direct Supabase queries) for the matches list.</w:t>
       </w:r>
     </w:p>
     <w:p>
       <w:pPr>
-        <w:spacing w:after="0"/>
+        <w:spacing w:before="20" w:after="20"/>
+        <w:ind w:left="432"/>
       </w:pPr>
       <w:r>
         <w:rPr>
-          <w:sz w:val="20"/>
+          <w:rFonts w:ascii="Courier New" w:hAnsi="Courier New"/>
+          <w:b w:val="0"/>
+          <w:color w:val="282828"/>
+          <w:sz w:val="17"/>
         </w:rPr>
-        <w:t>list. The backend already returns all required fields including quality_score,</w:t>
+        <w:t>POST /api/refresh-matches</w:t>
       </w:r>
     </w:p>
     <w:p>
       <w:pPr>
-        <w:spacing w:after="0"/>
+        <w:spacing w:before="20" w:after="20"/>
+        <w:ind w:left="432"/>
       </w:pPr>
       <w:r>
         <w:rPr>
-          <w:sz w:val="20"/>
+          <w:rFonts w:ascii="Courier New" w:hAnsi="Courier New"/>
+          <w:b w:val="0"/>
+          <w:color w:val="282828"/>
+          <w:sz w:val="17"/>
         </w:rPr>
-        <w:t>match_reason, and status:</w:t>
+        <w:t>Body:    { "user_id": "&lt;user uuid&gt;" }</w:t>
       </w:r>
     </w:p>
     <w:p>
       <w:pPr>
-        <w:spacing w:after="0"/>
+        <w:spacing w:before="20" w:after="20"/>
+        <w:ind w:left="432"/>
       </w:pPr>
       <w:r>
         <w:rPr>
-          <w:sz w:val="20"/>
+          <w:rFonts w:ascii="Courier New" w:hAnsi="Courier New"/>
+          <w:b w:val="0"/>
+          <w:color w:val="282828"/>
+          <w:sz w:val="17"/>
         </w:rPr>
+        <w:t>Returns: { "matches": Job[], "pending_titles": string[], "user_industry": string|null }</w:t>
       </w:r>
     </w:p>
     <w:p>
       <w:pPr>
-        <w:spacing w:after="0"/>
+        <w:spacing w:before="40" w:after="40"/>
       </w:pPr>
       <w:r>
         <w:rPr>
-          <w:sz w:val="20"/>
-        </w:rPr>
-        <w:t xml:space="preserve">  POST /api/refresh-matches</w:t>
-      </w:r>
-    </w:p>
-    <w:p>
-      <w:pPr>
-        <w:spacing w:after="0"/>
-      </w:pPr>
-      <w:r>
-        <w:rPr>
-          <w:sz w:val="20"/>
-        </w:rPr>
-        <w:t xml:space="preserve">  Body: { "user_id": "&lt;user uuid&gt;" }</w:t>
-      </w:r>
-    </w:p>
-    <w:p>
-      <w:pPr>
-        <w:spacing w:after="0"/>
-      </w:pPr>
-      <w:r>
-        <w:rPr>
-          <w:sz w:val="20"/>
-        </w:rPr>
-        <w:t xml:space="preserve">  Returns: { "matches": Job[], "pending_titles": string[] }</w:t>
-      </w:r>
-    </w:p>
-    <w:p>
-      <w:pPr>
-        <w:spacing w:after="0"/>
-      </w:pPr>
-      <w:r>
-        <w:rPr>
-          <w:sz w:val="20"/>
-        </w:rPr>
-      </w:r>
-    </w:p>
-    <w:p>
-      <w:pPr>
-        <w:spacing w:after="0"/>
-      </w:pPr>
-      <w:r>
-        <w:rPr>
+          <w:rFonts w:ascii="Calibri" w:hAnsi="Calibri"/>
+          <w:b w:val="0"/>
           <w:sz w:val="20"/>
         </w:rPr>
         <w:t>If you still do any direct Supabase queries, this select now works:</w:t>
@@ -394,44 +268,43 @@
     </w:p>
     <w:p>
       <w:pPr>
-        <w:spacing w:after="0"/>
+        <w:spacing w:before="20" w:after="20"/>
+        <w:ind w:left="432"/>
       </w:pPr>
       <w:r>
         <w:rPr>
-          <w:sz w:val="20"/>
+          <w:rFonts w:ascii="Courier New" w:hAnsi="Courier New"/>
+          <w:b w:val="0"/>
+          <w:color w:val="282828"/>
+          <w:sz w:val="17"/>
         </w:rPr>
-        <w:t xml:space="preserve">  supabase.from('user_job_matches')</w:t>
+        <w:t>supabase.from('user_job_matches')</w:t>
       </w:r>
     </w:p>
     <w:p>
       <w:pPr>
-        <w:spacing w:after="0"/>
+        <w:spacing w:before="20" w:after="20"/>
+        <w:ind w:left="432"/>
       </w:pPr>
       <w:r>
         <w:rPr>
-          <w:sz w:val="20"/>
+          <w:rFonts w:ascii="Courier New" w:hAnsi="Courier New"/>
+          <w:b w:val="0"/>
+          <w:color w:val="282828"/>
+          <w:sz w:val="17"/>
         </w:rPr>
-        <w:t xml:space="preserve">    .select('job_id, score, status, match_reason, quality_score, notes, interview_date')</w:t>
+        <w:t xml:space="preserve">  .select('job_id, score, status, match_reason, quality_score, notes, interview_date')</w:t>
       </w:r>
     </w:p>
     <w:p>
       <w:pPr>
-        <w:spacing w:after="0"/>
+        <w:spacing w:before="160" w:after="80"/>
       </w:pPr>
       <w:r>
         <w:rPr>
-          <w:sz w:val="20"/>
-        </w:rPr>
-      </w:r>
-    </w:p>
-    <w:p>
-      <w:pPr>
-        <w:spacing w:after="0"/>
-      </w:pPr>
-      <w:r>
-        <w:rPr>
+          <w:rFonts w:ascii="Calibri" w:hAnsi="Calibri"/>
           <w:b/>
-          <w:color w:val="1D4ED8"/>
+          <w:color w:val="3C3C3C"/>
           <w:sz w:val="22"/>
         </w:rPr>
         <w:t>FIX 3 — SUPABASE MIGRATION (run in SQL Editor BEFORE next deploy)</w:t>
@@ -439,155 +312,154 @@
     </w:p>
     <w:p>
       <w:pPr>
-        <w:spacing w:after="0"/>
+        <w:spacing w:before="20" w:after="20"/>
+        <w:ind w:left="432"/>
       </w:pPr>
       <w:r>
         <w:rPr>
-          <w:sz w:val="20"/>
+          <w:rFonts w:ascii="Courier New" w:hAnsi="Courier New"/>
+          <w:b w:val="0"/>
+          <w:color w:val="282828"/>
+          <w:sz w:val="17"/>
         </w:rPr>
-        <w:t xml:space="preserve">  ALTER TABLE user_job_matches ADD COLUMN IF NOT EXISTS quality_score int;</w:t>
+        <w:t>ALTER TABLE user_job_matches ADD COLUMN IF NOT EXISTS quality_score int;</w:t>
       </w:r>
     </w:p>
     <w:p>
       <w:pPr>
-        <w:spacing w:after="0"/>
+        <w:spacing w:before="20" w:after="20"/>
+        <w:ind w:left="432"/>
       </w:pPr>
       <w:r>
         <w:rPr>
-          <w:sz w:val="20"/>
+          <w:rFonts w:ascii="Courier New" w:hAnsi="Courier New"/>
+          <w:b w:val="0"/>
+          <w:color w:val="282828"/>
+          <w:sz w:val="17"/>
         </w:rPr>
-        <w:t xml:space="preserve">  ALTER TABLE user_job_matches ADD COLUMN IF NOT EXISTS created_at timestamptz DEFAULT now();</w:t>
+        <w:t>ALTER TABLE user_job_matches ADD COLUMN IF NOT EXISTS created_at timestamptz DEFAULT now();</w:t>
       </w:r>
     </w:p>
     <w:p>
       <w:pPr>
-        <w:spacing w:after="0"/>
+        <w:spacing w:before="20" w:after="20"/>
+        <w:ind w:left="432"/>
       </w:pPr>
       <w:r>
         <w:rPr>
-          <w:sz w:val="20"/>
+          <w:rFonts w:ascii="Courier New" w:hAnsi="Courier New"/>
+          <w:b w:val="0"/>
+          <w:color w:val="282828"/>
+          <w:sz w:val="17"/>
         </w:rPr>
-        <w:t xml:space="preserve">  ALTER TABLE user_job_matches ADD COLUMN IF NOT EXISTS interview_date timestamptz;</w:t>
+        <w:t>ALTER TABLE user_job_matches ADD COLUMN IF NOT EXISTS interview_date timestamptz;</w:t>
       </w:r>
     </w:p>
     <w:p>
       <w:pPr>
-        <w:spacing w:after="0"/>
+        <w:spacing w:before="20" w:after="20"/>
+        <w:ind w:left="432"/>
       </w:pPr>
       <w:r>
         <w:rPr>
-          <w:sz w:val="20"/>
+          <w:rFonts w:ascii="Courier New" w:hAnsi="Courier New"/>
+          <w:b w:val="0"/>
+          <w:color w:val="282828"/>
+          <w:sz w:val="17"/>
         </w:rPr>
-        <w:t xml:space="preserve">  ALTER TABLE user_job_matches ADD COLUMN IF NOT EXISTS notes text;</w:t>
+        <w:t>ALTER TABLE user_job_matches ADD COLUMN IF NOT EXISTS notes text;</w:t>
       </w:r>
     </w:p>
     <w:p>
       <w:pPr>
-        <w:spacing w:after="0"/>
+        <w:spacing w:before="20" w:after="20"/>
+        <w:ind w:left="432"/>
       </w:pPr>
       <w:r>
         <w:rPr>
-          <w:sz w:val="20"/>
+          <w:rFonts w:ascii="Courier New" w:hAnsi="Courier New"/>
+          <w:b w:val="0"/>
+          <w:color w:val="282828"/>
+          <w:sz w:val="17"/>
         </w:rPr>
-        <w:t xml:space="preserve">  ALTER TABLE job_pool ADD COLUMN IF NOT EXISTS salary_min_aed int;</w:t>
+        <w:t>ALTER TABLE job_pool ADD COLUMN IF NOT EXISTS salary_min_aed int;</w:t>
       </w:r>
     </w:p>
     <w:p>
       <w:pPr>
-        <w:spacing w:after="0"/>
+        <w:spacing w:before="20" w:after="20"/>
+        <w:ind w:left="432"/>
       </w:pPr>
       <w:r>
         <w:rPr>
-          <w:sz w:val="20"/>
+          <w:rFonts w:ascii="Courier New" w:hAnsi="Courier New"/>
+          <w:b w:val="0"/>
+          <w:color w:val="282828"/>
+          <w:sz w:val="17"/>
         </w:rPr>
-        <w:t xml:space="preserve">  ALTER TABLE job_pool ADD COLUMN IF NOT EXISTS salary_max_aed int;</w:t>
+        <w:t>ALTER TABLE job_pool ADD COLUMN IF NOT EXISTS salary_max_aed int;</w:t>
       </w:r>
     </w:p>
     <w:p>
       <w:pPr>
-        <w:spacing w:after="0"/>
+        <w:spacing w:before="20" w:after="20"/>
+        <w:ind w:left="432"/>
       </w:pPr>
       <w:r>
         <w:rPr>
-          <w:sz w:val="20"/>
+          <w:rFonts w:ascii="Courier New" w:hAnsi="Courier New"/>
+          <w:b w:val="0"/>
+          <w:color w:val="282828"/>
+          <w:sz w:val="17"/>
         </w:rPr>
-        <w:t xml:space="preserve">  ALTER TABLE job_pool ADD COLUMN IF NOT EXISTS summary_bullets text;</w:t>
+        <w:t>ALTER TABLE job_pool ADD COLUMN IF NOT EXISTS summary_bullets text;</w:t>
       </w:r>
     </w:p>
     <w:p>
       <w:pPr>
-        <w:spacing w:after="0"/>
+        <w:spacing w:before="20" w:after="20"/>
+        <w:ind w:left="432"/>
       </w:pPr>
       <w:r>
         <w:rPr>
-          <w:sz w:val="20"/>
+          <w:rFonts w:ascii="Courier New" w:hAnsi="Courier New"/>
+          <w:b w:val="0"/>
+          <w:color w:val="282828"/>
+          <w:sz w:val="17"/>
         </w:rPr>
-        <w:t xml:space="preserve">  ALTER TABLE job_pool ADD COLUMN IF NOT EXISTS link_active boolean DEFAULT true;</w:t>
+        <w:t>ALTER TABLE job_pool ADD COLUMN IF NOT EXISTS link_active boolean DEFAULT true;</w:t>
       </w:r>
     </w:p>
     <w:p>
       <w:pPr>
-        <w:spacing w:after="0"/>
+        <w:spacing w:before="120" w:after="120"/>
+        <w:pBdr>
+          <w:bottom w:val="single" w:sz="4" w:space="1" w:color="CCCCCC"/>
+        </w:pBdr>
+      </w:pPr>
+    </w:p>
+    <w:p>
+      <w:pPr>
+        <w:spacing w:before="280" w:after="80"/>
       </w:pPr>
       <w:r>
         <w:rPr>
-          <w:sz w:val="20"/>
-        </w:rPr>
-      </w:r>
-    </w:p>
-    <w:p>
-      <w:pPr>
-        <w:spacing w:after="0"/>
-      </w:pPr>
-      <w:r>
-        <w:rPr>
-          <w:color w:val="9CA3AF"/>
-          <w:sz w:val="16"/>
-        </w:rPr>
-        <w:t>────────────────────────────────────────────────────────────────────────────────</w:t>
-      </w:r>
-    </w:p>
-    <w:p>
-      <w:pPr>
-        <w:spacing w:after="0"/>
-      </w:pPr>
-      <w:r>
-        <w:rPr>
+          <w:rFonts w:ascii="Calibri" w:hAnsi="Calibri"/>
           <w:b/>
-          <w:color w:val="1D4ED8"/>
-          <w:sz w:val="22"/>
+          <w:color w:val="1E5AA0"/>
+          <w:sz w:val="26"/>
         </w:rPr>
         <w:t>PART 2 — COMPLETE API REFERENCE</w:t>
       </w:r>
     </w:p>
     <w:p>
       <w:pPr>
-        <w:spacing w:after="0"/>
+        <w:spacing w:before="40" w:after="40"/>
       </w:pPr>
       <w:r>
         <w:rPr>
-          <w:color w:val="9CA3AF"/>
-          <w:sz w:val="16"/>
-        </w:rPr>
-        <w:t>────────────────────────────────────────────────────────────────────────────────</w:t>
-      </w:r>
-    </w:p>
-    <w:p>
-      <w:pPr>
-        <w:spacing w:after="0"/>
-      </w:pPr>
-      <w:r>
-        <w:rPr>
-          <w:sz w:val="20"/>
-        </w:rPr>
-      </w:r>
-    </w:p>
-    <w:p>
-      <w:pPr>
-        <w:spacing w:after="0"/>
-      </w:pPr>
-      <w:r>
-        <w:rPr>
+          <w:rFonts w:ascii="Calibri" w:hAnsi="Calibri"/>
+          <w:b w:val="0"/>
           <w:sz w:val="20"/>
         </w:rPr>
         <w:t>BASE URL: https://[your-backend]/</w:t>
@@ -595,889 +467,923 @@
     </w:p>
     <w:p>
       <w:pPr>
-        <w:spacing w:after="0"/>
+        <w:spacing w:before="160" w:after="80"/>
       </w:pPr>
       <w:r>
         <w:rPr>
-          <w:sz w:val="20"/>
+          <w:rFonts w:ascii="Calibri" w:hAnsi="Calibri"/>
+          <w:b/>
+          <w:color w:val="3C3C3C"/>
+          <w:sz w:val="22"/>
         </w:rPr>
+        <w:t>MATCHES</w:t>
       </w:r>
     </w:p>
     <w:p>
       <w:pPr>
-        <w:spacing w:after="0"/>
+        <w:spacing w:before="20" w:after="20"/>
+        <w:ind w:left="432"/>
       </w:pPr>
       <w:r>
         <w:rPr>
-          <w:b/>
-          <w:sz w:val="20"/>
-        </w:rPr>
-        <w:t>── MATCHES ─────────────────────────────────────────────────────────────────────</w:t>
-      </w:r>
-    </w:p>
-    <w:p>
-      <w:pPr>
-        <w:spacing w:after="0"/>
-      </w:pPr>
-      <w:r>
-        <w:rPr>
-          <w:sz w:val="20"/>
-        </w:rPr>
-      </w:r>
-    </w:p>
-    <w:p>
-      <w:pPr>
-        <w:spacing w:after="0"/>
-      </w:pPr>
-      <w:r>
-        <w:rPr>
-          <w:b/>
-          <w:sz w:val="20"/>
+          <w:rFonts w:ascii="Courier New" w:hAnsi="Courier New"/>
+          <w:b w:val="0"/>
+          <w:color w:val="282828"/>
+          <w:sz w:val="17"/>
         </w:rPr>
         <w:t>POST /api/refresh-matches</w:t>
       </w:r>
     </w:p>
     <w:p>
       <w:pPr>
-        <w:spacing w:after="0"/>
+        <w:spacing w:before="20" w:after="20"/>
+        <w:ind w:left="432"/>
       </w:pPr>
       <w:r>
         <w:rPr>
-          <w:sz w:val="20"/>
+          <w:rFonts w:ascii="Courier New" w:hAnsi="Courier New"/>
+          <w:b w:val="0"/>
+          <w:color w:val="282828"/>
+          <w:sz w:val="17"/>
         </w:rPr>
         <w:t xml:space="preserve">  Body:    { "user_id": string }</w:t>
       </w:r>
     </w:p>
     <w:p>
       <w:pPr>
-        <w:spacing w:after="0"/>
+        <w:spacing w:before="20" w:after="20"/>
+        <w:ind w:left="432"/>
       </w:pPr>
       <w:r>
         <w:rPr>
-          <w:sz w:val="20"/>
+          <w:rFonts w:ascii="Courier New" w:hAnsi="Courier New"/>
+          <w:b w:val="0"/>
+          <w:color w:val="282828"/>
+          <w:sz w:val="17"/>
         </w:rPr>
-        <w:t xml:space="preserve">  Returns: { "matches": Job[], "pending_titles": string[] }</w:t>
+        <w:t xml:space="preserve">  Returns: { "matches": Job[], "pending_titles": string[], "user_industry": string|null }</w:t>
       </w:r>
     </w:p>
     <w:p>
       <w:pPr>
-        <w:spacing w:after="0"/>
+        <w:spacing w:before="20" w:after="20"/>
+        <w:ind w:left="432"/>
       </w:pPr>
       <w:r>
         <w:rPr>
-          <w:sz w:val="20"/>
+          <w:rFonts w:ascii="Courier New" w:hAnsi="Courier New"/>
+          <w:b w:val="0"/>
+          <w:color w:val="282828"/>
+          <w:sz w:val="17"/>
         </w:rPr>
-        <w:t xml:space="preserve">  Notes:   - pending_titles = titles still being scraped (show loading banner)</w:t>
+        <w:t xml:space="preserve">  Notes:   pending_titles = titles still being scraped (show loading banner)</w:t>
       </w:r>
     </w:p>
     <w:p>
       <w:pPr>
-        <w:spacing w:after="0"/>
+        <w:spacing w:before="20" w:after="20"/>
+        <w:ind w:left="432"/>
       </w:pPr>
       <w:r>
         <w:rPr>
-          <w:sz w:val="20"/>
+          <w:rFonts w:ascii="Courier New" w:hAnsi="Courier New"/>
+          <w:b w:val="0"/>
+          <w:color w:val="282828"/>
+          <w:sz w:val="17"/>
         </w:rPr>
-        <w:t xml:space="preserve">           - Only returns status="new" jobs (60%+ score)</w:t>
+        <w:t xml:space="preserve">           Only returns status="new" jobs (60%+ score). Call on mount; cache result.</w:t>
       </w:r>
     </w:p>
     <w:p>
       <w:pPr>
-        <w:spacing w:after="0"/>
+        <w:spacing w:before="20" w:after="20"/>
+        <w:ind w:left="432"/>
       </w:pPr>
       <w:r>
         <w:rPr>
-          <w:sz w:val="20"/>
+          <w:rFonts w:ascii="Courier New" w:hAnsi="Courier New"/>
+          <w:b w:val="0"/>
+          <w:color w:val="282828"/>
+          <w:sz w:val="17"/>
         </w:rPr>
-        <w:t xml:space="preserve">           - Call on dashboard mount; cache result</w:t>
+        <w:t xml:space="preserve">           user_industry = detected primary industry ("Finance &amp; Banking", etc. or null)</w:t>
       </w:r>
     </w:p>
     <w:p>
       <w:pPr>
-        <w:spacing w:after="0"/>
+        <w:spacing w:before="20" w:after="20"/>
+        <w:ind w:left="432"/>
       </w:pPr>
       <w:r>
         <w:rPr>
-          <w:sz w:val="20"/>
+          <w:rFonts w:ascii="Courier New" w:hAnsi="Courier New"/>
+          <w:b w:val="0"/>
+          <w:color w:val="282828"/>
+          <w:sz w:val="17"/>
         </w:rPr>
+        <w:t xml:space="preserve">           Each job has industry_match: bool</w:t>
       </w:r>
     </w:p>
     <w:p>
       <w:pPr>
-        <w:spacing w:after="0"/>
+        <w:spacing w:before="20" w:after="20"/>
+        <w:ind w:left="432"/>
       </w:pPr>
       <w:r>
         <w:rPr>
-          <w:b/>
-          <w:sz w:val="20"/>
+          <w:rFonts w:ascii="Courier New" w:hAnsi="Courier New"/>
+          <w:b w:val="0"/>
+          <w:color w:val="282828"/>
+          <w:sz w:val="17"/>
+        </w:rPr>
+        <w:t xml:space="preserve"> </w:t>
+      </w:r>
+    </w:p>
+    <w:p>
+      <w:pPr>
+        <w:spacing w:before="20" w:after="20"/>
+        <w:ind w:left="432"/>
+      </w:pPr>
+      <w:r>
+        <w:rPr>
+          <w:rFonts w:ascii="Courier New" w:hAnsi="Courier New"/>
+          <w:b w:val="0"/>
+          <w:color w:val="282828"/>
+          <w:sz w:val="17"/>
         </w:rPr>
         <w:t>POST /api/job-status</w:t>
       </w:r>
     </w:p>
     <w:p>
       <w:pPr>
-        <w:spacing w:after="0"/>
+        <w:spacing w:before="20" w:after="20"/>
+        <w:ind w:left="432"/>
       </w:pPr>
       <w:r>
         <w:rPr>
-          <w:sz w:val="20"/>
+          <w:rFonts w:ascii="Courier New" w:hAnsi="Courier New"/>
+          <w:b w:val="0"/>
+          <w:color w:val="282828"/>
+          <w:sz w:val="17"/>
         </w:rPr>
         <w:t xml:space="preserve">  Body:    { "user_id": string, "job_id": string,</w:t>
       </w:r>
     </w:p>
     <w:p>
       <w:pPr>
-        <w:spacing w:after="0"/>
+        <w:spacing w:before="20" w:after="20"/>
+        <w:ind w:left="432"/>
       </w:pPr>
       <w:r>
         <w:rPr>
-          <w:sz w:val="20"/>
+          <w:rFonts w:ascii="Courier New" w:hAnsi="Courier New"/>
+          <w:b w:val="0"/>
+          <w:color w:val="282828"/>
+          <w:sz w:val="17"/>
         </w:rPr>
-        <w:t xml:space="preserve">             "status": "new" | "skipped" | "applied" | "interview" | "offer" | "rejected" }</w:t>
+        <w:t xml:space="preserve">             "status": "new|skipped|applied|interview|offer|rejected" }</w:t>
       </w:r>
     </w:p>
     <w:p>
       <w:pPr>
-        <w:spacing w:after="0"/>
+        <w:spacing w:before="20" w:after="20"/>
+        <w:ind w:left="432"/>
       </w:pPr>
       <w:r>
         <w:rPr>
-          <w:sz w:val="20"/>
+          <w:rFonts w:ascii="Courier New" w:hAnsi="Courier New"/>
+          <w:b w:val="0"/>
+          <w:color w:val="282828"/>
+          <w:sz w:val="17"/>
         </w:rPr>
         <w:t xml:space="preserve">  Returns: { "ok": true }</w:t>
       </w:r>
     </w:p>
     <w:p>
       <w:pPr>
-        <w:spacing w:after="0"/>
+        <w:spacing w:before="20" w:after="20"/>
+        <w:ind w:left="432"/>
       </w:pPr>
       <w:r>
         <w:rPr>
-          <w:sz w:val="20"/>
+          <w:rFonts w:ascii="Courier New" w:hAnsi="Courier New"/>
+          <w:b w:val="0"/>
+          <w:color w:val="282828"/>
+          <w:sz w:val="17"/>
         </w:rPr>
+        <w:t xml:space="preserve"> </w:t>
       </w:r>
     </w:p>
     <w:p>
       <w:pPr>
-        <w:spacing w:after="0"/>
+        <w:spacing w:before="20" w:after="20"/>
+        <w:ind w:left="432"/>
       </w:pPr>
       <w:r>
         <w:rPr>
-          <w:b/>
-          <w:sz w:val="20"/>
+          <w:rFonts w:ascii="Courier New" w:hAnsi="Courier New"/>
+          <w:b w:val="0"/>
+          <w:color w:val="282828"/>
+          <w:sz w:val="17"/>
         </w:rPr>
         <w:t>POST /api/update-match-notes</w:t>
       </w:r>
     </w:p>
     <w:p>
       <w:pPr>
-        <w:spacing w:after="0"/>
+        <w:spacing w:before="20" w:after="20"/>
+        <w:ind w:left="432"/>
       </w:pPr>
       <w:r>
         <w:rPr>
-          <w:sz w:val="20"/>
+          <w:rFonts w:ascii="Courier New" w:hAnsi="Courier New"/>
+          <w:b w:val="0"/>
+          <w:color w:val="282828"/>
+          <w:sz w:val="17"/>
         </w:rPr>
-        <w:t xml:space="preserve">  Body:    { "user_id": string, "job_id": string, "notes": string (max 2000 chars) }</w:t>
+        <w:t xml:space="preserve">  Body:    { "user_id": string, "job_id": string, "notes": string (max 2000) }</w:t>
       </w:r>
     </w:p>
     <w:p>
       <w:pPr>
-        <w:spacing w:after="0"/>
+        <w:spacing w:before="20" w:after="20"/>
+        <w:ind w:left="432"/>
       </w:pPr>
       <w:r>
         <w:rPr>
-          <w:sz w:val="20"/>
+          <w:rFonts w:ascii="Courier New" w:hAnsi="Courier New"/>
+          <w:b w:val="0"/>
+          <w:color w:val="282828"/>
+          <w:sz w:val="17"/>
         </w:rPr>
         <w:t xml:space="preserve">  Returns: { "ok": true }</w:t>
       </w:r>
     </w:p>
     <w:p>
       <w:pPr>
-        <w:spacing w:after="0"/>
+        <w:spacing w:before="20" w:after="20"/>
+        <w:ind w:left="432"/>
       </w:pPr>
       <w:r>
         <w:rPr>
-          <w:sz w:val="20"/>
+          <w:rFonts w:ascii="Courier New" w:hAnsi="Courier New"/>
+          <w:b w:val="0"/>
+          <w:color w:val="282828"/>
+          <w:sz w:val="17"/>
         </w:rPr>
-        <w:t xml:space="preserve">  Use:     Recruiter name, follow-up date, anything the user wants to remember</w:t>
+        <w:t xml:space="preserve"> </w:t>
       </w:r>
     </w:p>
     <w:p>
       <w:pPr>
-        <w:spacing w:after="0"/>
+        <w:spacing w:before="20" w:after="20"/>
+        <w:ind w:left="432"/>
       </w:pPr>
       <w:r>
         <w:rPr>
-          <w:sz w:val="20"/>
-        </w:rPr>
-      </w:r>
-    </w:p>
-    <w:p>
-      <w:pPr>
-        <w:spacing w:after="0"/>
-      </w:pPr>
-      <w:r>
-        <w:rPr>
-          <w:b/>
-          <w:sz w:val="20"/>
+          <w:rFonts w:ascii="Courier New" w:hAnsi="Courier New"/>
+          <w:b w:val="0"/>
+          <w:color w:val="282828"/>
+          <w:sz w:val="17"/>
         </w:rPr>
         <w:t>POST /api/set-interview-date</w:t>
       </w:r>
     </w:p>
     <w:p>
       <w:pPr>
-        <w:spacing w:after="0"/>
+        <w:spacing w:before="20" w:after="20"/>
+        <w:ind w:left="432"/>
       </w:pPr>
       <w:r>
         <w:rPr>
-          <w:sz w:val="20"/>
+          <w:rFonts w:ascii="Courier New" w:hAnsi="Courier New"/>
+          <w:b w:val="0"/>
+          <w:color w:val="282828"/>
+          <w:sz w:val="17"/>
         </w:rPr>
         <w:t xml:space="preserve">  Body:    { "user_id": string, "job_id": string, "interview_date": "ISO string or null" }</w:t>
       </w:r>
     </w:p>
     <w:p>
       <w:pPr>
-        <w:spacing w:after="0"/>
+        <w:spacing w:before="20" w:after="20"/>
+        <w:ind w:left="432"/>
       </w:pPr>
       <w:r>
         <w:rPr>
-          <w:sz w:val="20"/>
+          <w:rFonts w:ascii="Courier New" w:hAnsi="Courier New"/>
+          <w:b w:val="0"/>
+          <w:color w:val="282828"/>
+          <w:sz w:val="17"/>
         </w:rPr>
         <w:t xml:space="preserve">  Returns: { "ok": true }</w:t>
       </w:r>
     </w:p>
     <w:p>
       <w:pPr>
-        <w:spacing w:after="0"/>
+        <w:spacing w:before="20" w:after="20"/>
+        <w:ind w:left="432"/>
       </w:pPr>
       <w:r>
         <w:rPr>
-          <w:sz w:val="20"/>
+          <w:rFonts w:ascii="Courier New" w:hAnsi="Courier New"/>
+          <w:b w:val="0"/>
+          <w:color w:val="282828"/>
+          <w:sz w:val="17"/>
         </w:rPr>
+        <w:t xml:space="preserve"> </w:t>
       </w:r>
     </w:p>
     <w:p>
       <w:pPr>
-        <w:spacing w:after="0"/>
+        <w:spacing w:before="20" w:after="20"/>
+        <w:ind w:left="432"/>
       </w:pPr>
       <w:r>
         <w:rPr>
-          <w:b/>
-          <w:sz w:val="20"/>
+          <w:rFonts w:ascii="Courier New" w:hAnsi="Courier New"/>
+          <w:b w:val="0"/>
+          <w:color w:val="282828"/>
+          <w:sz w:val="17"/>
         </w:rPr>
         <w:t>POST /api/application-board</w:t>
       </w:r>
     </w:p>
     <w:p>
       <w:pPr>
-        <w:spacing w:after="0"/>
+        <w:spacing w:before="20" w:after="20"/>
+        <w:ind w:left="432"/>
       </w:pPr>
       <w:r>
         <w:rPr>
-          <w:sz w:val="20"/>
+          <w:rFonts w:ascii="Courier New" w:hAnsi="Courier New"/>
+          <w:b w:val="0"/>
+          <w:color w:val="282828"/>
+          <w:sz w:val="17"/>
         </w:rPr>
         <w:t xml:space="preserve">  Body:    { "user_id": string }</w:t>
       </w:r>
     </w:p>
     <w:p>
       <w:pPr>
-        <w:spacing w:after="0"/>
+        <w:spacing w:before="20" w:after="20"/>
+        <w:ind w:left="432"/>
       </w:pPr>
       <w:r>
         <w:rPr>
-          <w:sz w:val="20"/>
+          <w:rFonts w:ascii="Courier New" w:hAnsi="Courier New"/>
+          <w:b w:val="0"/>
+          <w:color w:val="282828"/>
+          <w:sz w:val="17"/>
         </w:rPr>
         <w:t xml:space="preserve">  Returns: { "board": { "new": Job[], "applied": Job[], "interview": Job[],</w:t>
       </w:r>
     </w:p>
     <w:p>
       <w:pPr>
-        <w:spacing w:after="0"/>
+        <w:spacing w:before="20" w:after="20"/>
+        <w:ind w:left="432"/>
       </w:pPr>
       <w:r>
         <w:rPr>
-          <w:sz w:val="20"/>
+          <w:rFonts w:ascii="Courier New" w:hAnsi="Courier New"/>
+          <w:b w:val="0"/>
+          <w:color w:val="282828"/>
+          <w:sz w:val="17"/>
         </w:rPr>
         <w:t xml:space="preserve">                         "offer": Job[], "rejected": Job[], "skipped": Job[] } }</w:t>
       </w:r>
     </w:p>
     <w:p>
       <w:pPr>
-        <w:spacing w:after="0"/>
+        <w:spacing w:before="160" w:after="80"/>
       </w:pPr>
       <w:r>
         <w:rPr>
-          <w:sz w:val="20"/>
+          <w:rFonts w:ascii="Calibri" w:hAnsi="Calibri"/>
+          <w:b/>
+          <w:color w:val="3C3C3C"/>
+          <w:sz w:val="22"/>
         </w:rPr>
-        <w:t xml:space="preserve">  Use:     The Kanban application tracking board (see Part 5)</w:t>
+        <w:t>TITLES</w:t>
       </w:r>
     </w:p>
     <w:p>
       <w:pPr>
-        <w:spacing w:after="0"/>
+        <w:spacing w:before="20" w:after="20"/>
+        <w:ind w:left="432"/>
       </w:pPr>
       <w:r>
         <w:rPr>
-          <w:sz w:val="20"/>
-        </w:rPr>
-        <w:t xml:space="preserve">  Notes:   Jobs include notes and interview_date fields</w:t>
-      </w:r>
-    </w:p>
-    <w:p>
-      <w:pPr>
-        <w:spacing w:after="0"/>
-      </w:pPr>
-      <w:r>
-        <w:rPr>
-          <w:sz w:val="20"/>
-        </w:rPr>
-      </w:r>
-    </w:p>
-    <w:p>
-      <w:pPr>
-        <w:spacing w:after="0"/>
-      </w:pPr>
-      <w:r>
-        <w:rPr>
-          <w:b/>
-          <w:sz w:val="20"/>
-        </w:rPr>
-        <w:t>── TITLES ───────────────────────────────────────────────────────────────────────</w:t>
-      </w:r>
-    </w:p>
-    <w:p>
-      <w:pPr>
-        <w:spacing w:after="0"/>
-      </w:pPr>
-      <w:r>
-        <w:rPr>
-          <w:sz w:val="20"/>
-        </w:rPr>
-      </w:r>
-    </w:p>
-    <w:p>
-      <w:pPr>
-        <w:spacing w:after="0"/>
-      </w:pPr>
-      <w:r>
-        <w:rPr>
-          <w:b/>
-          <w:sz w:val="20"/>
+          <w:rFonts w:ascii="Courier New" w:hAnsi="Courier New"/>
+          <w:b w:val="0"/>
+          <w:color w:val="282828"/>
+          <w:sz w:val="17"/>
         </w:rPr>
         <w:t>POST /api/get-titles</w:t>
       </w:r>
     </w:p>
     <w:p>
       <w:pPr>
-        <w:spacing w:after="0"/>
+        <w:spacing w:before="20" w:after="20"/>
+        <w:ind w:left="432"/>
       </w:pPr>
       <w:r>
         <w:rPr>
-          <w:sz w:val="20"/>
+          <w:rFonts w:ascii="Courier New" w:hAnsi="Courier New"/>
+          <w:b w:val="0"/>
+          <w:color w:val="282828"/>
+          <w:sz w:val="17"/>
         </w:rPr>
         <w:t xml:space="preserve">  Body:    { "user_id": string }</w:t>
       </w:r>
     </w:p>
     <w:p>
       <w:pPr>
-        <w:spacing w:after="0"/>
+        <w:spacing w:before="20" w:after="20"/>
+        <w:ind w:left="432"/>
       </w:pPr>
       <w:r>
         <w:rPr>
-          <w:sz w:val="20"/>
+          <w:rFonts w:ascii="Courier New" w:hAnsi="Courier New"/>
+          <w:b w:val="0"/>
+          <w:color w:val="282828"/>
+          <w:sz w:val="17"/>
         </w:rPr>
         <w:t xml:space="preserve">  Returns: { "titles": [{ "user_title_id": string, "title_id": string,</w:t>
       </w:r>
     </w:p>
     <w:p>
       <w:pPr>
-        <w:spacing w:after="0"/>
+        <w:spacing w:before="20" w:after="20"/>
+        <w:ind w:left="432"/>
       </w:pPr>
       <w:r>
         <w:rPr>
-          <w:sz w:val="20"/>
+          <w:rFonts w:ascii="Courier New" w:hAnsi="Courier New"/>
+          <w:b w:val="0"/>
+          <w:color w:val="282828"/>
+          <w:sz w:val="17"/>
         </w:rPr>
-        <w:t xml:space="preserve">                           "keyword": string, "last_scraped": string,</w:t>
+        <w:t xml:space="preserve">                           "keyword": string, "last_scraped": string, "job_count": number }] }</w:t>
       </w:r>
     </w:p>
     <w:p>
       <w:pPr>
-        <w:spacing w:after="0"/>
+        <w:spacing w:before="20" w:after="20"/>
+        <w:ind w:left="432"/>
       </w:pPr>
       <w:r>
         <w:rPr>
-          <w:sz w:val="20"/>
+          <w:rFonts w:ascii="Courier New" w:hAnsi="Courier New"/>
+          <w:b w:val="0"/>
+          <w:color w:val="282828"/>
+          <w:sz w:val="17"/>
         </w:rPr>
-        <w:t xml:space="preserve">                           "job_count": number }] }</w:t>
+        <w:t xml:space="preserve"> </w:t>
       </w:r>
     </w:p>
     <w:p>
       <w:pPr>
-        <w:spacing w:after="0"/>
+        <w:spacing w:before="20" w:after="20"/>
+        <w:ind w:left="432"/>
       </w:pPr>
       <w:r>
         <w:rPr>
-          <w:sz w:val="20"/>
-        </w:rPr>
-      </w:r>
-    </w:p>
-    <w:p>
-      <w:pPr>
-        <w:spacing w:after="0"/>
-      </w:pPr>
-      <w:r>
-        <w:rPr>
-          <w:b/>
-          <w:sz w:val="20"/>
+          <w:rFonts w:ascii="Courier New" w:hAnsi="Courier New"/>
+          <w:b w:val="0"/>
+          <w:color w:val="282828"/>
+          <w:sz w:val="17"/>
         </w:rPr>
         <w:t>POST /api/add-title</w:t>
       </w:r>
     </w:p>
     <w:p>
       <w:pPr>
-        <w:spacing w:after="0"/>
+        <w:spacing w:before="20" w:after="20"/>
+        <w:ind w:left="432"/>
       </w:pPr>
       <w:r>
         <w:rPr>
-          <w:sz w:val="20"/>
+          <w:rFonts w:ascii="Courier New" w:hAnsi="Courier New"/>
+          <w:b w:val="0"/>
+          <w:color w:val="282828"/>
+          <w:sz w:val="17"/>
         </w:rPr>
         <w:t xml:space="preserve">  Body:    { "user_id": string, "title": string }</w:t>
       </w:r>
     </w:p>
     <w:p>
       <w:pPr>
-        <w:spacing w:after="0"/>
+        <w:spacing w:before="20" w:after="20"/>
+        <w:ind w:left="432"/>
       </w:pPr>
       <w:r>
         <w:rPr>
-          <w:sz w:val="20"/>
+          <w:rFonts w:ascii="Courier New" w:hAnsi="Courier New"/>
+          <w:b w:val="0"/>
+          <w:color w:val="282828"/>
+          <w:sz w:val="17"/>
         </w:rPr>
         <w:t xml:space="preserve">  Returns: { "added": [string], "title_id": string, "expanding": bool }</w:t>
       </w:r>
     </w:p>
     <w:p>
       <w:pPr>
-        <w:spacing w:after="0"/>
+        <w:spacing w:before="20" w:after="20"/>
+        <w:ind w:left="432"/>
       </w:pPr>
       <w:r>
         <w:rPr>
-          <w:sz w:val="20"/>
+          <w:rFonts w:ascii="Courier New" w:hAnsi="Courier New"/>
+          <w:b w:val="0"/>
+          <w:color w:val="282828"/>
+          <w:sz w:val="17"/>
         </w:rPr>
+        <w:t xml:space="preserve"> </w:t>
       </w:r>
     </w:p>
     <w:p>
       <w:pPr>
-        <w:spacing w:after="0"/>
+        <w:spacing w:before="20" w:after="20"/>
+        <w:ind w:left="432"/>
       </w:pPr>
       <w:r>
         <w:rPr>
-          <w:b/>
-          <w:sz w:val="20"/>
+          <w:rFonts w:ascii="Courier New" w:hAnsi="Courier New"/>
+          <w:b w:val="0"/>
+          <w:color w:val="282828"/>
+          <w:sz w:val="17"/>
         </w:rPr>
         <w:t>POST /api/can-edit-titles</w:t>
       </w:r>
     </w:p>
     <w:p>
       <w:pPr>
-        <w:spacing w:after="0"/>
+        <w:spacing w:before="20" w:after="20"/>
+        <w:ind w:left="432"/>
       </w:pPr>
       <w:r>
         <w:rPr>
-          <w:sz w:val="20"/>
+          <w:rFonts w:ascii="Courier New" w:hAnsi="Courier New"/>
+          <w:b w:val="0"/>
+          <w:color w:val="282828"/>
+          <w:sz w:val="17"/>
         </w:rPr>
         <w:t xml:space="preserve">  Body:    { "user_id": string }</w:t>
       </w:r>
     </w:p>
     <w:p>
       <w:pPr>
-        <w:spacing w:after="0"/>
+        <w:spacing w:before="20" w:after="20"/>
+        <w:ind w:left="432"/>
       </w:pPr>
       <w:r>
         <w:rPr>
-          <w:sz w:val="20"/>
+          <w:rFonts w:ascii="Courier New" w:hAnsi="Courier New"/>
+          <w:b w:val="0"/>
+          <w:color w:val="282828"/>
+          <w:sz w:val="17"/>
         </w:rPr>
         <w:t xml:space="preserve">  Returns: { "can_add": bool, "count": number, "max": 10 }</w:t>
       </w:r>
     </w:p>
     <w:p>
       <w:pPr>
-        <w:spacing w:after="0"/>
+        <w:spacing w:before="20" w:after="20"/>
+        <w:ind w:left="432"/>
       </w:pPr>
       <w:r>
         <w:rPr>
-          <w:sz w:val="20"/>
+          <w:rFonts w:ascii="Courier New" w:hAnsi="Courier New"/>
+          <w:b w:val="0"/>
+          <w:color w:val="282828"/>
+          <w:sz w:val="17"/>
         </w:rPr>
+        <w:t xml:space="preserve"> </w:t>
       </w:r>
     </w:p>
     <w:p>
       <w:pPr>
-        <w:spacing w:after="0"/>
+        <w:spacing w:before="20" w:after="20"/>
+        <w:ind w:left="432"/>
       </w:pPr>
       <w:r>
         <w:rPr>
-          <w:b/>
-          <w:sz w:val="20"/>
+          <w:rFonts w:ascii="Courier New" w:hAnsi="Courier New"/>
+          <w:b w:val="0"/>
+          <w:color w:val="282828"/>
+          <w:sz w:val="17"/>
         </w:rPr>
         <w:t>POST /api/delete-title</w:t>
       </w:r>
     </w:p>
     <w:p>
       <w:pPr>
-        <w:spacing w:after="0"/>
+        <w:spacing w:before="20" w:after="20"/>
+        <w:ind w:left="432"/>
       </w:pPr>
       <w:r>
         <w:rPr>
-          <w:sz w:val="20"/>
+          <w:rFonts w:ascii="Courier New" w:hAnsi="Courier New"/>
+          <w:b w:val="0"/>
+          <w:color w:val="282828"/>
+          <w:sz w:val="17"/>
         </w:rPr>
         <w:t xml:space="preserve">  Body:    { "user_id": string, "user_title_id": string }</w:t>
       </w:r>
     </w:p>
     <w:p>
       <w:pPr>
-        <w:spacing w:after="0"/>
+        <w:spacing w:before="20" w:after="20"/>
+        <w:ind w:left="432"/>
       </w:pPr>
       <w:r>
         <w:rPr>
-          <w:sz w:val="20"/>
+          <w:rFonts w:ascii="Courier New" w:hAnsi="Courier New"/>
+          <w:b w:val="0"/>
+          <w:color w:val="282828"/>
+          <w:sz w:val="17"/>
         </w:rPr>
         <w:t xml:space="preserve">  Returns: { "ok": true }</w:t>
       </w:r>
     </w:p>
     <w:p>
       <w:pPr>
-        <w:spacing w:after="0"/>
+        <w:spacing w:before="20" w:after="20"/>
+        <w:ind w:left="432"/>
       </w:pPr>
       <w:r>
         <w:rPr>
-          <w:sz w:val="20"/>
+          <w:rFonts w:ascii="Courier New" w:hAnsi="Courier New"/>
+          <w:b w:val="0"/>
+          <w:color w:val="282828"/>
+          <w:sz w:val="17"/>
         </w:rPr>
-        <w:t xml:space="preserve">  Note:    Pass the user_title_id field from /api/get-titles response (NOT title_id)</w:t>
+        <w:t xml:space="preserve">  Note:    Pass user_title_id from /api/get-titles (NOT title_id)</w:t>
       </w:r>
     </w:p>
     <w:p>
       <w:pPr>
-        <w:spacing w:after="0"/>
+        <w:spacing w:before="160" w:after="80"/>
       </w:pPr>
       <w:r>
         <w:rPr>
-          <w:sz w:val="20"/>
+          <w:rFonts w:ascii="Calibri" w:hAnsi="Calibri"/>
+          <w:b/>
+          <w:color w:val="3C3C3C"/>
+          <w:sz w:val="22"/>
         </w:rPr>
+        <w:t>CV &amp; DOCUMENTS</w:t>
       </w:r>
     </w:p>
     <w:p>
       <w:pPr>
-        <w:spacing w:after="0"/>
+        <w:spacing w:before="20" w:after="20"/>
+        <w:ind w:left="432"/>
       </w:pPr>
       <w:r>
         <w:rPr>
-          <w:b/>
-          <w:sz w:val="20"/>
-        </w:rPr>
-        <w:t>── CV &amp; DOCUMENTS ───────────────────────────────────────────────────────────────</w:t>
-      </w:r>
-    </w:p>
-    <w:p>
-      <w:pPr>
-        <w:spacing w:after="0"/>
-      </w:pPr>
-      <w:r>
-        <w:rPr>
-          <w:sz w:val="20"/>
-        </w:rPr>
-      </w:r>
-    </w:p>
-    <w:p>
-      <w:pPr>
-        <w:spacing w:after="0"/>
-      </w:pPr>
-      <w:r>
-        <w:rPr>
-          <w:b/>
-          <w:sz w:val="20"/>
+          <w:rFonts w:ascii="Courier New" w:hAnsi="Courier New"/>
+          <w:b w:val="0"/>
+          <w:color w:val="282828"/>
+          <w:sz w:val="17"/>
         </w:rPr>
         <w:t>POST /api/upload-cv</w:t>
       </w:r>
     </w:p>
     <w:p>
       <w:pPr>
-        <w:spacing w:after="0"/>
+        <w:spacing w:before="20" w:after="20"/>
+        <w:ind w:left="432"/>
       </w:pPr>
       <w:r>
         <w:rPr>
-          <w:sz w:val="20"/>
+          <w:rFonts w:ascii="Courier New" w:hAnsi="Courier New"/>
+          <w:b w:val="0"/>
+          <w:color w:val="282828"/>
+          <w:sz w:val="17"/>
         </w:rPr>
         <w:t xml:space="preserve">  Body:    multipart/form-data — fields: user_id, file (PDF/DOCX/TXT)</w:t>
       </w:r>
     </w:p>
     <w:p>
       <w:pPr>
-        <w:spacing w:after="0"/>
+        <w:spacing w:before="20" w:after="20"/>
+        <w:ind w:left="432"/>
       </w:pPr>
       <w:r>
         <w:rPr>
-          <w:sz w:val="20"/>
+          <w:rFonts w:ascii="Courier New" w:hAnsi="Courier New"/>
+          <w:b w:val="0"/>
+          <w:color w:val="282828"/>
+          <w:sz w:val="17"/>
         </w:rPr>
         <w:t xml:space="preserve">  Returns: { "ok": true, "name_detected": string, "chars": number, "rescoring": true }</w:t>
       </w:r>
     </w:p>
     <w:p>
       <w:pPr>
-        <w:spacing w:after="0"/>
+        <w:spacing w:before="20" w:after="20"/>
+        <w:ind w:left="432"/>
       </w:pPr>
       <w:r>
         <w:rPr>
-          <w:sz w:val="20"/>
+          <w:rFonts w:ascii="Courier New" w:hAnsi="Courier New"/>
+          <w:b w:val="0"/>
+          <w:color w:val="282828"/>
+          <w:sz w:val="17"/>
         </w:rPr>
-        <w:t xml:space="preserve">  Note:    Uploading a new CV automatically clears old unactioned matches so</w:t>
+        <w:t xml:space="preserve"> </w:t>
       </w:r>
     </w:p>
     <w:p>
       <w:pPr>
-        <w:spacing w:after="0"/>
+        <w:spacing w:before="20" w:after="20"/>
+        <w:ind w:left="432"/>
       </w:pPr>
       <w:r>
         <w:rPr>
-          <w:sz w:val="20"/>
-        </w:rPr>
-        <w:t xml:space="preserve">           they get re-scored against the updated CV.</w:t>
-      </w:r>
-    </w:p>
-    <w:p>
-      <w:pPr>
-        <w:spacing w:after="0"/>
-      </w:pPr>
-      <w:r>
-        <w:rPr>
-          <w:sz w:val="20"/>
-        </w:rPr>
-      </w:r>
-    </w:p>
-    <w:p>
-      <w:pPr>
-        <w:spacing w:after="0"/>
-      </w:pPr>
-      <w:r>
-        <w:rPr>
-          <w:b/>
-          <w:sz w:val="20"/>
+          <w:rFonts w:ascii="Courier New" w:hAnsi="Courier New"/>
+          <w:b w:val="0"/>
+          <w:color w:val="282828"/>
+          <w:sz w:val="17"/>
         </w:rPr>
         <w:t>POST /api/generate-cv</w:t>
       </w:r>
     </w:p>
     <w:p>
       <w:pPr>
-        <w:spacing w:after="0"/>
+        <w:spacing w:before="20" w:after="20"/>
+        <w:ind w:left="432"/>
       </w:pPr>
       <w:r>
         <w:rPr>
-          <w:sz w:val="20"/>
+          <w:rFonts w:ascii="Courier New" w:hAnsi="Courier New"/>
+          <w:b w:val="0"/>
+          <w:color w:val="282828"/>
+          <w:sz w:val="17"/>
         </w:rPr>
         <w:t xml:space="preserve">  Body:    { "user_id": string, "job_id": string }</w:t>
       </w:r>
     </w:p>
     <w:p>
       <w:pPr>
-        <w:spacing w:after="0"/>
+        <w:spacing w:before="20" w:after="20"/>
+        <w:ind w:left="432"/>
       </w:pPr>
       <w:r>
         <w:rPr>
-          <w:sz w:val="20"/>
+          <w:rFonts w:ascii="Courier New" w:hAnsi="Courier New"/>
+          <w:b w:val="0"/>
+          <w:color w:val="282828"/>
+          <w:sz w:val="17"/>
         </w:rPr>
         <w:t xml:space="preserve">  Returns: { "cover_letter": string, "tailored_cv": string,</w:t>
       </w:r>
     </w:p>
     <w:p>
       <w:pPr>
-        <w:spacing w:after="0"/>
+        <w:spacing w:before="20" w:after="20"/>
+        <w:ind w:left="432"/>
       </w:pPr>
       <w:r>
         <w:rPr>
-          <w:sz w:val="20"/>
+          <w:rFonts w:ascii="Courier New" w:hAnsi="Courier New"/>
+          <w:b w:val="0"/>
+          <w:color w:val="282828"/>
+          <w:sz w:val="17"/>
         </w:rPr>
         <w:t xml:space="preserve">             "cover_letter_ok": bool, "tailored_cv_ok": bool,</w:t>
       </w:r>
     </w:p>
     <w:p>
       <w:pPr>
-        <w:spacing w:after="0"/>
+        <w:spacing w:before="20" w:after="20"/>
+        <w:ind w:left="432"/>
       </w:pPr>
       <w:r>
         <w:rPr>
-          <w:sz w:val="20"/>
+          <w:rFonts w:ascii="Courier New" w:hAnsi="Courier New"/>
+          <w:b w:val="0"/>
+          <w:color w:val="282828"/>
+          <w:sz w:val="17"/>
         </w:rPr>
         <w:t xml:space="preserve">             "cl_docx_b64": string, "cv_docx_b64": string,</w:t>
       </w:r>
     </w:p>
     <w:p>
       <w:pPr>
-        <w:spacing w:after="0"/>
+        <w:spacing w:before="20" w:after="20"/>
+        <w:ind w:left="432"/>
       </w:pPr>
       <w:r>
         <w:rPr>
-          <w:sz w:val="20"/>
+          <w:rFonts w:ascii="Courier New" w:hAnsi="Courier New"/>
+          <w:b w:val="0"/>
+          <w:color w:val="282828"/>
+          <w:sz w:val="17"/>
         </w:rPr>
         <w:t xml:space="preserve">             "cl_filename": string, "cv_filename": string,</w:t>
       </w:r>
     </w:p>
     <w:p>
       <w:pPr>
-        <w:spacing w:after="0"/>
+        <w:spacing w:before="20" w:after="20"/>
+        <w:ind w:left="432"/>
       </w:pPr>
       <w:r>
         <w:rPr>
-          <w:sz w:val="20"/>
+          <w:rFonts w:ascii="Courier New" w:hAnsi="Courier New"/>
+          <w:b w:val="0"/>
+          <w:color w:val="282828"/>
+          <w:sz w:val="17"/>
         </w:rPr>
         <w:t xml:space="preserve">             "job_title": string, "company": string }</w:t>
       </w:r>
     </w:p>
     <w:p>
       <w:pPr>
-        <w:spacing w:after="0"/>
+        <w:spacing w:before="20" w:after="20"/>
+        <w:ind w:left="432"/>
       </w:pPr>
       <w:r>
         <w:rPr>
-          <w:sz w:val="20"/>
+          <w:rFonts w:ascii="Courier New" w:hAnsi="Courier New"/>
+          <w:b w:val="0"/>
+          <w:color w:val="282828"/>
+          <w:sz w:val="17"/>
         </w:rPr>
-        <w:t xml:space="preserve">  Note:    Offer both "Download DOCX" and "Preview text" options in UI.</w:t>
+        <w:t xml:space="preserve">  Note:    Offer both "Download DOCX" and "Preview text" options.</w:t>
       </w:r>
     </w:p>
     <w:p>
       <w:pPr>
-        <w:spacing w:after="0"/>
+        <w:spacing w:before="20" w:after="20"/>
+        <w:ind w:left="432"/>
       </w:pPr>
       <w:r>
         <w:rPr>
-          <w:sz w:val="20"/>
+          <w:rFonts w:ascii="Courier New" w:hAnsi="Courier New"/>
+          <w:b w:val="0"/>
+          <w:color w:val="282828"/>
+          <w:sz w:val="17"/>
         </w:rPr>
-        <w:t xml:space="preserve">           The DOCX version is ATS-optimised with proper fonts/formatting.</w:t>
+        <w:t xml:space="preserve"> </w:t>
       </w:r>
     </w:p>
     <w:p>
       <w:pPr>
-        <w:spacing w:after="0"/>
+        <w:spacing w:before="20" w:after="20"/>
+        <w:ind w:left="432"/>
       </w:pPr>
       <w:r>
         <w:rPr>
-          <w:sz w:val="20"/>
+          <w:rFonts w:ascii="Courier New" w:hAnsi="Courier New"/>
+          <w:b w:val="0"/>
+          <w:color w:val="282828"/>
+          <w:sz w:val="17"/>
         </w:rPr>
+        <w:t>POST /api/download-cv          → DOCX file stream</w:t>
       </w:r>
     </w:p>
     <w:p>
       <w:pPr>
-        <w:spacing w:after="0"/>
+        <w:spacing w:before="20" w:after="20"/>
+        <w:ind w:left="432"/>
       </w:pPr>
       <w:r>
         <w:rPr>
-          <w:b/>
-          <w:sz w:val="20"/>
+          <w:rFonts w:ascii="Courier New" w:hAnsi="Courier New"/>
+          <w:b w:val="0"/>
+          <w:color w:val="282828"/>
+          <w:sz w:val="17"/>
         </w:rPr>
-        <w:t>POST /api/download-cv</w:t>
+        <w:t>POST /api/download-cover-letter → DOCX file stream</w:t>
       </w:r>
     </w:p>
     <w:p>
       <w:pPr>
-        <w:spacing w:after="0"/>
+        <w:spacing w:before="160" w:after="80"/>
       </w:pPr>
       <w:r>
         <w:rPr>
-          <w:sz w:val="20"/>
+          <w:rFonts w:ascii="Calibri" w:hAnsi="Calibri"/>
+          <w:b/>
+          <w:color w:val="3C3C3C"/>
+          <w:sz w:val="22"/>
         </w:rPr>
-        <w:t xml:space="preserve">  Body:    { "user_id": string, "job_id": string }</w:t>
+        <w:t>PREMIUM INTELLIGENCE</w:t>
       </w:r>
     </w:p>
     <w:p>
       <w:pPr>
-        <w:spacing w:after="0"/>
+        <w:spacing w:before="40" w:after="40"/>
       </w:pPr>
       <w:r>
         <w:rPr>
-          <w:sz w:val="20"/>
-        </w:rPr>
-        <w:t xml:space="preserve">  Returns: DOCX file stream</w:t>
-      </w:r>
-    </w:p>
-    <w:p>
-      <w:pPr>
-        <w:spacing w:after="0"/>
-      </w:pPr>
-      <w:r>
-        <w:rPr>
-          <w:sz w:val="20"/>
-        </w:rPr>
-      </w:r>
-    </w:p>
-    <w:p>
-      <w:pPr>
-        <w:spacing w:after="0"/>
-      </w:pPr>
-      <w:r>
-        <w:rPr>
-          <w:b/>
-          <w:sz w:val="20"/>
-        </w:rPr>
-        <w:t>POST /api/download-cover-letter</w:t>
-      </w:r>
-    </w:p>
-    <w:p>
-      <w:pPr>
-        <w:spacing w:after="0"/>
-      </w:pPr>
-      <w:r>
-        <w:rPr>
-          <w:sz w:val="20"/>
-        </w:rPr>
-        <w:t xml:space="preserve">  Body:    { "user_id": string, "job_id": string }</w:t>
-      </w:r>
-    </w:p>
-    <w:p>
-      <w:pPr>
-        <w:spacing w:after="0"/>
-      </w:pPr>
-      <w:r>
-        <w:rPr>
-          <w:sz w:val="20"/>
-        </w:rPr>
-        <w:t xml:space="preserve">  Returns: DOCX file stream</w:t>
-      </w:r>
-    </w:p>
-    <w:p>
-      <w:pPr>
-        <w:spacing w:after="0"/>
-      </w:pPr>
-      <w:r>
-        <w:rPr>
-          <w:sz w:val="20"/>
-        </w:rPr>
-      </w:r>
-    </w:p>
-    <w:p>
-      <w:pPr>
-        <w:spacing w:after="0"/>
-      </w:pPr>
-      <w:r>
-        <w:rPr>
-          <w:b/>
-          <w:sz w:val="20"/>
-        </w:rPr>
-        <w:t>── PREMIUM INTELLIGENCE ─────────────────────────────────────────────────────────</w:t>
-      </w:r>
-    </w:p>
-    <w:p>
-      <w:pPr>
-        <w:spacing w:after="0"/>
-      </w:pPr>
-      <w:r>
-        <w:rPr>
-          <w:sz w:val="20"/>
-        </w:rPr>
-      </w:r>
-    </w:p>
-    <w:p>
-      <w:pPr>
-        <w:spacing w:after="0"/>
-      </w:pPr>
-      <w:r>
-        <w:rPr>
+          <w:rFonts w:ascii="Calibri" w:hAnsi="Calibri"/>
+          <w:b w:val="0"/>
           <w:sz w:val="20"/>
         </w:rPr>
         <w:t>All take { "user_id": string, "job_id": string } unless noted.</w:t>
@@ -1485,1446 +1391,1275 @@
     </w:p>
     <w:p>
       <w:pPr>
-        <w:spacing w:after="0"/>
+        <w:spacing w:before="20" w:after="20"/>
+        <w:ind w:left="432"/>
       </w:pPr>
       <w:r>
         <w:rPr>
-          <w:sz w:val="20"/>
-        </w:rPr>
-      </w:r>
-    </w:p>
-    <w:p>
-      <w:pPr>
-        <w:spacing w:after="0"/>
-      </w:pPr>
-      <w:r>
-        <w:rPr>
-          <w:b/>
-          <w:sz w:val="20"/>
+          <w:rFonts w:ascii="Courier New" w:hAnsi="Courier New"/>
+          <w:b w:val="0"/>
+          <w:color w:val="282828"/>
+          <w:sz w:val="17"/>
         </w:rPr>
         <w:t>POST /api/premium/ats-score</w:t>
       </w:r>
     </w:p>
     <w:p>
       <w:pPr>
-        <w:spacing w:after="0"/>
+        <w:spacing w:before="20" w:after="20"/>
+        <w:ind w:left="432"/>
       </w:pPr>
       <w:r>
         <w:rPr>
-          <w:sz w:val="20"/>
+          <w:rFonts w:ascii="Courier New" w:hAnsi="Courier New"/>
+          <w:b w:val="0"/>
+          <w:color w:val="282828"/>
+          <w:sz w:val="17"/>
         </w:rPr>
         <w:t xml:space="preserve">  Returns: { "ats_score": 0-100, "label": "Excellent|Good|Fair|Weak|Poor",</w:t>
       </w:r>
     </w:p>
     <w:p>
       <w:pPr>
-        <w:spacing w:after="0"/>
+        <w:spacing w:before="20" w:after="20"/>
+        <w:ind w:left="432"/>
       </w:pPr>
       <w:r>
         <w:rPr>
-          <w:sz w:val="20"/>
+          <w:rFonts w:ascii="Courier New" w:hAnsi="Courier New"/>
+          <w:b w:val="0"/>
+          <w:color w:val="282828"/>
+          <w:sz w:val="17"/>
         </w:rPr>
         <w:t xml:space="preserve">             "score_breakdown": { "keyword_match": 0-100, "experience_match": 0-100,</w:t>
       </w:r>
     </w:p>
     <w:p>
       <w:pPr>
-        <w:spacing w:after="0"/>
+        <w:spacing w:before="20" w:after="20"/>
+        <w:ind w:left="432"/>
       </w:pPr>
       <w:r>
         <w:rPr>
-          <w:sz w:val="20"/>
+          <w:rFonts w:ascii="Courier New" w:hAnsi="Courier New"/>
+          <w:b w:val="0"/>
+          <w:color w:val="282828"/>
+          <w:sz w:val="17"/>
         </w:rPr>
         <w:t xml:space="preserve">                                   "skills_match": 0-100, "education_match": 0-100 },</w:t>
       </w:r>
     </w:p>
     <w:p>
       <w:pPr>
-        <w:spacing w:after="0"/>
+        <w:spacing w:before="20" w:after="20"/>
+        <w:ind w:left="432"/>
       </w:pPr>
       <w:r>
         <w:rPr>
-          <w:sz w:val="20"/>
+          <w:rFonts w:ascii="Courier New" w:hAnsi="Courier New"/>
+          <w:b w:val="0"/>
+          <w:color w:val="282828"/>
+          <w:sz w:val="17"/>
         </w:rPr>
-        <w:t xml:space="preserve">             "missing_keywords": string[], "strengths": string[],</w:t>
+        <w:t xml:space="preserve">             "missing_keywords": string[], "strengths": string[], "improvements": string[] }</w:t>
       </w:r>
     </w:p>
     <w:p>
       <w:pPr>
-        <w:spacing w:after="0"/>
+        <w:spacing w:before="20" w:after="20"/>
+        <w:ind w:left="432"/>
       </w:pPr>
       <w:r>
         <w:rPr>
-          <w:sz w:val="20"/>
+          <w:rFonts w:ascii="Courier New" w:hAnsi="Courier New"/>
+          <w:b w:val="0"/>
+          <w:color w:val="282828"/>
+          <w:sz w:val="17"/>
         </w:rPr>
-        <w:t xml:space="preserve">             "improvements": string[] }</w:t>
+        <w:t xml:space="preserve">  Display: Label prominently (colour-coded), 4 progress bars, then lists.</w:t>
       </w:r>
     </w:p>
     <w:p>
       <w:pPr>
-        <w:spacing w:after="0"/>
+        <w:spacing w:before="20" w:after="20"/>
+        <w:ind w:left="432"/>
       </w:pPr>
       <w:r>
         <w:rPr>
-          <w:sz w:val="20"/>
+          <w:rFonts w:ascii="Courier New" w:hAnsi="Courier New"/>
+          <w:b w:val="0"/>
+          <w:color w:val="282828"/>
+          <w:sz w:val="17"/>
         </w:rPr>
-        <w:t xml:space="preserve">  Display: Show label prominently (colour-coded), breakdown as 4 progress bars,</w:t>
+        <w:t xml:space="preserve"> </w:t>
       </w:r>
     </w:p>
     <w:p>
       <w:pPr>
-        <w:spacing w:after="0"/>
+        <w:spacing w:before="20" w:after="20"/>
+        <w:ind w:left="432"/>
       </w:pPr>
       <w:r>
         <w:rPr>
-          <w:sz w:val="20"/>
-        </w:rPr>
-        <w:t xml:space="preserve">           then the 3 lists below.</w:t>
-      </w:r>
-    </w:p>
-    <w:p>
-      <w:pPr>
-        <w:spacing w:after="0"/>
-      </w:pPr>
-      <w:r>
-        <w:rPr>
-          <w:sz w:val="20"/>
-        </w:rPr>
-      </w:r>
-    </w:p>
-    <w:p>
-      <w:pPr>
-        <w:spacing w:after="0"/>
-      </w:pPr>
-      <w:r>
-        <w:rPr>
-          <w:b/>
-          <w:sz w:val="20"/>
+          <w:rFonts w:ascii="Courier New" w:hAnsi="Courier New"/>
+          <w:b w:val="0"/>
+          <w:color w:val="282828"/>
+          <w:sz w:val="17"/>
         </w:rPr>
         <w:t>POST /api/premium/salary</w:t>
       </w:r>
     </w:p>
     <w:p>
       <w:pPr>
-        <w:spacing w:after="0"/>
+        <w:spacing w:before="20" w:after="20"/>
+        <w:ind w:left="432"/>
       </w:pPr>
       <w:r>
         <w:rPr>
-          <w:sz w:val="20"/>
+          <w:rFonts w:ascii="Courier New" w:hAnsi="Courier New"/>
+          <w:b w:val="0"/>
+          <w:color w:val="282828"/>
+          <w:sz w:val="17"/>
         </w:rPr>
-        <w:t xml:space="preserve">  Returns: { "min_aed": number, "max_aed": number,</w:t>
+        <w:t xml:space="preserve">  Returns: { "min_aed": number, "max_aed": number, "confidence": "high|medium|low", "basis": string }</w:t>
       </w:r>
     </w:p>
     <w:p>
       <w:pPr>
-        <w:spacing w:after="0"/>
+        <w:spacing w:before="20" w:after="20"/>
+        <w:ind w:left="432"/>
       </w:pPr>
       <w:r>
         <w:rPr>
-          <w:sz w:val="20"/>
-        </w:rPr>
-        <w:t xml:space="preserve">             "confidence": "high|medium|low", "basis": string }</w:t>
-      </w:r>
-    </w:p>
-    <w:p>
-      <w:pPr>
-        <w:spacing w:after="0"/>
-      </w:pPr>
-      <w:r>
-        <w:rPr>
-          <w:sz w:val="20"/>
+          <w:rFonts w:ascii="Courier New" w:hAnsi="Courier New"/>
+          <w:b w:val="0"/>
+          <w:color w:val="282828"/>
+          <w:sz w:val="17"/>
         </w:rPr>
         <w:t xml:space="preserve">  Display: "AED 18,000 – 25,000 / month" with confidence badge.</w:t>
       </w:r>
     </w:p>
     <w:p>
       <w:pPr>
-        <w:spacing w:after="0"/>
+        <w:spacing w:before="20" w:after="20"/>
+        <w:ind w:left="432"/>
       </w:pPr>
       <w:r>
         <w:rPr>
-          <w:sz w:val="20"/>
+          <w:rFonts w:ascii="Courier New" w:hAnsi="Courier New"/>
+          <w:b w:val="0"/>
+          <w:color w:val="282828"/>
+          <w:sz w:val="17"/>
         </w:rPr>
+        <w:t xml:space="preserve"> </w:t>
       </w:r>
     </w:p>
     <w:p>
       <w:pPr>
-        <w:spacing w:after="0"/>
+        <w:spacing w:before="20" w:after="20"/>
+        <w:ind w:left="432"/>
       </w:pPr>
       <w:r>
         <w:rPr>
-          <w:b/>
-          <w:sz w:val="20"/>
+          <w:rFonts w:ascii="Courier New" w:hAnsi="Courier New"/>
+          <w:b w:val="0"/>
+          <w:color w:val="282828"/>
+          <w:sz w:val="17"/>
         </w:rPr>
         <w:t>POST /api/premium/red-flags</w:t>
       </w:r>
     </w:p>
     <w:p>
       <w:pPr>
-        <w:spacing w:after="0"/>
+        <w:spacing w:before="20" w:after="20"/>
+        <w:ind w:left="432"/>
       </w:pPr>
       <w:r>
         <w:rPr>
-          <w:sz w:val="20"/>
+          <w:rFonts w:ascii="Courier New" w:hAnsi="Courier New"/>
+          <w:b w:val="0"/>
+          <w:color w:val="282828"/>
+          <w:sz w:val="17"/>
         </w:rPr>
-        <w:t xml:space="preserve">  Returns: { "risk_level": "low|medium|high", "flags": string[],</w:t>
+        <w:t xml:space="preserve">  Returns: { "risk_level": "low|medium|high", "flags": string[], "positives": string[], "advice": string }</w:t>
       </w:r>
     </w:p>
     <w:p>
       <w:pPr>
-        <w:spacing w:after="0"/>
+        <w:spacing w:before="20" w:after="20"/>
+        <w:ind w:left="432"/>
       </w:pPr>
       <w:r>
         <w:rPr>
-          <w:sz w:val="20"/>
+          <w:rFonts w:ascii="Courier New" w:hAnsi="Courier New"/>
+          <w:b w:val="0"/>
+          <w:color w:val="282828"/>
+          <w:sz w:val="17"/>
         </w:rPr>
-        <w:t xml:space="preserve">             "positives": string[], "advice": string, "live_search_used": bool }</w:t>
+        <w:t xml:space="preserve">  Display: Colour-coded risk badge (green/amber/red) + bullet lists.</w:t>
       </w:r>
     </w:p>
     <w:p>
       <w:pPr>
-        <w:spacing w:after="0"/>
+        <w:spacing w:before="20" w:after="20"/>
+        <w:ind w:left="432"/>
       </w:pPr>
       <w:r>
         <w:rPr>
-          <w:sz w:val="20"/>
+          <w:rFonts w:ascii="Courier New" w:hAnsi="Courier New"/>
+          <w:b w:val="0"/>
+          <w:color w:val="282828"/>
+          <w:sz w:val="17"/>
         </w:rPr>
-        <w:t xml:space="preserve">  Display: Colour-coded risk badge (green/amber/red), then lists.</w:t>
+        <w:t xml:space="preserve"> </w:t>
       </w:r>
     </w:p>
     <w:p>
       <w:pPr>
-        <w:spacing w:after="0"/>
+        <w:spacing w:before="20" w:after="20"/>
+        <w:ind w:left="432"/>
       </w:pPr>
       <w:r>
         <w:rPr>
-          <w:sz w:val="20"/>
-        </w:rPr>
-      </w:r>
-    </w:p>
-    <w:p>
-      <w:pPr>
-        <w:spacing w:after="0"/>
-      </w:pPr>
-      <w:r>
-        <w:rPr>
-          <w:b/>
-          <w:sz w:val="20"/>
+          <w:rFonts w:ascii="Courier New" w:hAnsi="Courier New"/>
+          <w:b w:val="0"/>
+          <w:color w:val="282828"/>
+          <w:sz w:val="17"/>
         </w:rPr>
         <w:t>POST /api/premium/interview-prep</w:t>
       </w:r>
     </w:p>
     <w:p>
       <w:pPr>
-        <w:spacing w:after="0"/>
+        <w:spacing w:before="20" w:after="20"/>
+        <w:ind w:left="432"/>
       </w:pPr>
       <w:r>
         <w:rPr>
-          <w:sz w:val="20"/>
+          <w:rFonts w:ascii="Courier New" w:hAnsi="Courier New"/>
+          <w:b w:val="0"/>
+          <w:color w:val="282828"/>
+          <w:sz w:val="17"/>
         </w:rPr>
         <w:t xml:space="preserve">  Returns: { "likely_questions": [{ "q": string, "approach": string }],</w:t>
       </w:r>
     </w:p>
     <w:p>
       <w:pPr>
-        <w:spacing w:after="0"/>
+        <w:spacing w:before="20" w:after="20"/>
+        <w:ind w:left="432"/>
       </w:pPr>
       <w:r>
         <w:rPr>
-          <w:sz w:val="20"/>
+          <w:rFonts w:ascii="Courier New" w:hAnsi="Courier New"/>
+          <w:b w:val="0"/>
+          <w:color w:val="282828"/>
+          <w:sz w:val="17"/>
         </w:rPr>
         <w:t xml:space="preserve">             "questions_to_ask": string[], "key_selling_points": string[] }</w:t>
       </w:r>
     </w:p>
     <w:p>
       <w:pPr>
-        <w:spacing w:after="0"/>
+        <w:spacing w:before="20" w:after="20"/>
+        <w:ind w:left="432"/>
       </w:pPr>
       <w:r>
         <w:rPr>
-          <w:sz w:val="20"/>
+          <w:rFonts w:ascii="Courier New" w:hAnsi="Courier New"/>
+          <w:b w:val="0"/>
+          <w:color w:val="282828"/>
+          <w:sz w:val="17"/>
         </w:rPr>
-        <w:t xml:space="preserve">  Display: Expandable question list with approach hints, then the two other lists.</w:t>
+        <w:t xml:space="preserve">  Display: Expandable Q&amp;A list, then Questions to Ask, then Sell Yourself list.</w:t>
       </w:r>
     </w:p>
     <w:p>
       <w:pPr>
-        <w:spacing w:after="0"/>
+        <w:spacing w:before="20" w:after="20"/>
+        <w:ind w:left="432"/>
       </w:pPr>
       <w:r>
         <w:rPr>
-          <w:sz w:val="20"/>
+          <w:rFonts w:ascii="Courier New" w:hAnsi="Courier New"/>
+          <w:b w:val="0"/>
+          <w:color w:val="282828"/>
+          <w:sz w:val="17"/>
         </w:rPr>
+        <w:t xml:space="preserve"> </w:t>
       </w:r>
     </w:p>
     <w:p>
       <w:pPr>
-        <w:spacing w:after="0"/>
+        <w:spacing w:before="20" w:after="20"/>
+        <w:ind w:left="432"/>
       </w:pPr>
       <w:r>
         <w:rPr>
-          <w:b/>
-          <w:sz w:val="20"/>
+          <w:rFonts w:ascii="Courier New" w:hAnsi="Courier New"/>
+          <w:b w:val="0"/>
+          <w:color w:val="282828"/>
+          <w:sz w:val="17"/>
         </w:rPr>
         <w:t>POST /api/premium/company-info</w:t>
       </w:r>
     </w:p>
     <w:p>
       <w:pPr>
-        <w:spacing w:after="0"/>
+        <w:spacing w:before="20" w:after="20"/>
+        <w:ind w:left="432"/>
       </w:pPr>
       <w:r>
         <w:rPr>
-          <w:sz w:val="20"/>
+          <w:rFonts w:ascii="Courier New" w:hAnsi="Courier New"/>
+          <w:b w:val="0"/>
+          <w:color w:val="282828"/>
+          <w:sz w:val="17"/>
         </w:rPr>
         <w:t xml:space="preserve">  Returns: { "company": string, "website": string|null, "linkedin": string|null,</w:t>
       </w:r>
     </w:p>
     <w:p>
       <w:pPr>
-        <w:spacing w:after="0"/>
+        <w:spacing w:before="20" w:after="20"/>
+        <w:ind w:left="432"/>
       </w:pPr>
       <w:r>
         <w:rPr>
-          <w:sz w:val="20"/>
+          <w:rFonts w:ascii="Courier New" w:hAnsi="Courier New"/>
+          <w:b w:val="0"/>
+          <w:color w:val="282828"/>
+          <w:sz w:val="17"/>
         </w:rPr>
         <w:t xml:space="preserve">             "overview": string|null, "uae_presence": string|null,</w:t>
       </w:r>
     </w:p>
     <w:p>
       <w:pPr>
-        <w:spacing w:after="0"/>
+        <w:spacing w:before="20" w:after="20"/>
+        <w:ind w:left="432"/>
       </w:pPr>
       <w:r>
         <w:rPr>
-          <w:sz w:val="20"/>
+          <w:rFonts w:ascii="Courier New" w:hAnsi="Courier New"/>
+          <w:b w:val="0"/>
+          <w:color w:val="282828"/>
+          <w:sz w:val="17"/>
         </w:rPr>
-        <w:t xml:space="preserve">             "culture_notes": string|null, "interview_style": string|null,</w:t>
+        <w:t xml:space="preserve">             "culture_notes": string|null, "interview_style": string|null }</w:t>
       </w:r>
     </w:p>
     <w:p>
       <w:pPr>
-        <w:spacing w:after="0"/>
+        <w:spacing w:before="20" w:after="20"/>
+        <w:ind w:left="432"/>
       </w:pPr>
       <w:r>
         <w:rPr>
-          <w:sz w:val="20"/>
-        </w:rPr>
-        <w:t xml:space="preserve">             "live_search_used": bool }</w:t>
-      </w:r>
-    </w:p>
-    <w:p>
-      <w:pPr>
-        <w:spacing w:after="0"/>
-      </w:pPr>
-      <w:r>
-        <w:rPr>
-          <w:sz w:val="20"/>
+          <w:rFonts w:ascii="Courier New" w:hAnsi="Courier New"/>
+          <w:b w:val="0"/>
+          <w:color w:val="282828"/>
+          <w:sz w:val="17"/>
         </w:rPr>
         <w:t xml:space="preserve">  Display: Company card with links + AI overview sections.</w:t>
       </w:r>
     </w:p>
     <w:p>
       <w:pPr>
-        <w:spacing w:after="0"/>
+        <w:spacing w:before="20" w:after="20"/>
+        <w:ind w:left="432"/>
       </w:pPr>
       <w:r>
         <w:rPr>
-          <w:sz w:val="20"/>
+          <w:rFonts w:ascii="Courier New" w:hAnsi="Courier New"/>
+          <w:b w:val="0"/>
+          <w:color w:val="282828"/>
+          <w:sz w:val="17"/>
         </w:rPr>
+        <w:t xml:space="preserve"> </w:t>
       </w:r>
     </w:p>
     <w:p>
       <w:pPr>
-        <w:spacing w:after="0"/>
+        <w:spacing w:before="20" w:after="20"/>
+        <w:ind w:left="432"/>
       </w:pPr>
       <w:r>
         <w:rPr>
-          <w:b/>
-          <w:sz w:val="20"/>
+          <w:rFonts w:ascii="Courier New" w:hAnsi="Courier New"/>
+          <w:b w:val="0"/>
+          <w:color w:val="282828"/>
+          <w:sz w:val="17"/>
         </w:rPr>
-        <w:t>POST /api/job-summary         (NEW)</w:t>
+        <w:t>POST /api/job-summary</w:t>
       </w:r>
     </w:p>
     <w:p>
       <w:pPr>
-        <w:spacing w:after="0"/>
+        <w:spacing w:before="20" w:after="20"/>
+        <w:ind w:left="432"/>
       </w:pPr>
       <w:r>
         <w:rPr>
-          <w:sz w:val="20"/>
+          <w:rFonts w:ascii="Courier New" w:hAnsi="Courier New"/>
+          <w:b w:val="0"/>
+          <w:color w:val="282828"/>
+          <w:sz w:val="17"/>
         </w:rPr>
         <w:t xml:space="preserve">  Body:    { "user_id": string, "job_id": string }</w:t>
       </w:r>
     </w:p>
     <w:p>
       <w:pPr>
-        <w:spacing w:after="0"/>
+        <w:spacing w:before="20" w:after="20"/>
+        <w:ind w:left="432"/>
       </w:pPr>
       <w:r>
         <w:rPr>
-          <w:sz w:val="20"/>
+          <w:rFonts w:ascii="Courier New" w:hAnsi="Courier New"/>
+          <w:b w:val="0"/>
+          <w:color w:val="282828"/>
+          <w:sz w:val="17"/>
         </w:rPr>
         <w:t xml:space="preserve">  Returns: { "bullets": [string, string, string] }</w:t>
       </w:r>
     </w:p>
     <w:p>
       <w:pPr>
-        <w:spacing w:after="0"/>
+        <w:spacing w:before="20" w:after="20"/>
+        <w:ind w:left="432"/>
       </w:pPr>
       <w:r>
         <w:rPr>
-          <w:sz w:val="20"/>
+          <w:rFonts w:ascii="Courier New" w:hAnsi="Courier New"/>
+          <w:b w:val="0"/>
+          <w:color w:val="282828"/>
+          <w:sz w:val="17"/>
         </w:rPr>
-        <w:t xml:space="preserve">  Display: 3 bullet points at the top of the job card (expand/collapse).</w:t>
+        <w:t xml:space="preserve">  Display: 3 bullet points at top of card — NOT behind premium. Skeleton while loading.</w:t>
       </w:r>
     </w:p>
     <w:p>
       <w:pPr>
-        <w:spacing w:after="0"/>
+        <w:spacing w:before="20" w:after="20"/>
+        <w:ind w:left="432"/>
       </w:pPr>
       <w:r>
         <w:rPr>
-          <w:sz w:val="20"/>
+          <w:rFonts w:ascii="Courier New" w:hAnsi="Courier New"/>
+          <w:b w:val="0"/>
+          <w:color w:val="282828"/>
+          <w:sz w:val="17"/>
         </w:rPr>
+        <w:t xml:space="preserve"> </w:t>
       </w:r>
     </w:p>
     <w:p>
       <w:pPr>
-        <w:spacing w:after="0"/>
+        <w:spacing w:before="20" w:after="20"/>
+        <w:ind w:left="432"/>
       </w:pPr>
       <w:r>
         <w:rPr>
-          <w:b/>
-          <w:sz w:val="20"/>
+          <w:rFonts w:ascii="Courier New" w:hAnsi="Courier New"/>
+          <w:b w:val="0"/>
+          <w:color w:val="282828"/>
+          <w:sz w:val="17"/>
         </w:rPr>
-        <w:t>POST /api/skills-gap          (NEW)</w:t>
+        <w:t>POST /api/skills-gap</w:t>
       </w:r>
     </w:p>
     <w:p>
       <w:pPr>
-        <w:spacing w:after="0"/>
+        <w:spacing w:before="20" w:after="20"/>
+        <w:ind w:left="432"/>
       </w:pPr>
       <w:r>
         <w:rPr>
-          <w:sz w:val="20"/>
+          <w:rFonts w:ascii="Courier New" w:hAnsi="Courier New"/>
+          <w:b w:val="0"/>
+          <w:color w:val="282828"/>
+          <w:sz w:val="17"/>
         </w:rPr>
         <w:t xml:space="preserve">  Body:    { "user_id": string }</w:t>
       </w:r>
     </w:p>
     <w:p>
       <w:pPr>
-        <w:spacing w:after="0"/>
+        <w:spacing w:before="20" w:after="20"/>
+        <w:ind w:left="432"/>
       </w:pPr>
       <w:r>
         <w:rPr>
-          <w:sz w:val="20"/>
+          <w:rFonts w:ascii="Courier New" w:hAnsi="Courier New"/>
+          <w:b w:val="0"/>
+          <w:color w:val="282828"/>
+          <w:sz w:val="17"/>
         </w:rPr>
         <w:t xml:space="preserve">  Returns: { "critical_gaps": string[], "nice_to_have": string[],</w:t>
       </w:r>
     </w:p>
     <w:p>
       <w:pPr>
-        <w:spacing w:after="0"/>
+        <w:spacing w:before="20" w:after="20"/>
+        <w:ind w:left="432"/>
       </w:pPr>
       <w:r>
         <w:rPr>
-          <w:sz w:val="20"/>
+          <w:rFonts w:ascii="Courier New" w:hAnsi="Courier New"/>
+          <w:b w:val="0"/>
+          <w:color w:val="282828"/>
+          <w:sz w:val="17"/>
         </w:rPr>
         <w:t xml:space="preserve">             "quick_wins": string[], "estimated_impact": string }</w:t>
       </w:r>
     </w:p>
     <w:p>
       <w:pPr>
-        <w:spacing w:after="0"/>
+        <w:spacing w:before="20" w:after="20"/>
+        <w:ind w:left="432"/>
       </w:pPr>
       <w:r>
         <w:rPr>
-          <w:sz w:val="20"/>
+          <w:rFonts w:ascii="Courier New" w:hAnsi="Courier New"/>
+          <w:b w:val="0"/>
+          <w:color w:val="282828"/>
+          <w:sz w:val="17"/>
         </w:rPr>
-        <w:t xml:space="preserve">  Display: Dedicated "Skills Gap" card in Settings or Dashboard header.</w:t>
+        <w:t xml:space="preserve">  Display: Dedicated Skills Gap card in Settings.</w:t>
       </w:r>
     </w:p>
     <w:p>
       <w:pPr>
-        <w:spacing w:after="0"/>
+        <w:spacing w:before="160" w:after="80"/>
       </w:pPr>
       <w:r>
         <w:rPr>
-          <w:sz w:val="20"/>
+          <w:rFonts w:ascii="Calibri" w:hAnsi="Calibri"/>
+          <w:b/>
+          <w:color w:val="3C3C3C"/>
+          <w:sz w:val="22"/>
         </w:rPr>
+        <w:t>ACCOUNT LINKS (profile page)</w:t>
       </w:r>
     </w:p>
     <w:p>
       <w:pPr>
-        <w:spacing w:after="0"/>
+        <w:spacing w:before="20" w:after="20"/>
+        <w:ind w:left="432"/>
       </w:pPr>
       <w:r>
         <w:rPr>
-          <w:b/>
-          <w:sz w:val="20"/>
-        </w:rPr>
-        <w:t>── ACCOUNT LINKS (profile page) ─────────────────────────────────────────────</w:t>
-      </w:r>
-    </w:p>
-    <w:p>
-      <w:pPr>
-        <w:spacing w:after="0"/>
-      </w:pPr>
-      <w:r>
-        <w:rPr>
-          <w:sz w:val="20"/>
-        </w:rPr>
-      </w:r>
-    </w:p>
-    <w:p>
-      <w:pPr>
-        <w:spacing w:after="0"/>
-      </w:pPr>
-      <w:r>
-        <w:rPr>
-          <w:b/>
-          <w:sz w:val="20"/>
+          <w:rFonts w:ascii="Courier New" w:hAnsi="Courier New"/>
+          <w:b w:val="0"/>
+          <w:color w:val="282828"/>
+          <w:sz w:val="17"/>
         </w:rPr>
         <w:t>POST /api/account-links</w:t>
       </w:r>
     </w:p>
     <w:p>
       <w:pPr>
-        <w:spacing w:after="0"/>
+        <w:spacing w:before="20" w:after="20"/>
+        <w:ind w:left="432"/>
       </w:pPr>
       <w:r>
         <w:rPr>
-          <w:sz w:val="20"/>
+          <w:rFonts w:ascii="Courier New" w:hAnsi="Courier New"/>
+          <w:b w:val="0"/>
+          <w:color w:val="282828"/>
+          <w:sz w:val="17"/>
         </w:rPr>
         <w:t xml:space="preserve">  Body:    { "user_id": string }</w:t>
       </w:r>
     </w:p>
     <w:p>
       <w:pPr>
-        <w:spacing w:after="0"/>
+        <w:spacing w:before="20" w:after="20"/>
+        <w:ind w:left="432"/>
       </w:pPr>
       <w:r>
         <w:rPr>
-          <w:sz w:val="20"/>
+          <w:rFonts w:ascii="Courier New" w:hAnsi="Courier New"/>
+          <w:b w:val="0"/>
+          <w:color w:val="282828"/>
+          <w:sz w:val="17"/>
         </w:rPr>
-        <w:t xml:space="preserve">  Returns: { "links": [{ "site": "linkedin|indeed|bayt|naukrigulf|gulftalent",</w:t>
+        <w:t xml:space="preserve">  Returns: { "links": [</w:t>
       </w:r>
     </w:p>
     <w:p>
       <w:pPr>
-        <w:spacing w:after="0"/>
+        <w:spacing w:before="20" w:after="20"/>
+        <w:ind w:left="432"/>
       </w:pPr>
       <w:r>
         <w:rPr>
-          <w:sz w:val="20"/>
+          <w:rFonts w:ascii="Courier New" w:hAnsi="Courier New"/>
+          <w:b w:val="0"/>
+          <w:color w:val="282828"/>
+          <w:sz w:val="17"/>
         </w:rPr>
-        <w:t xml:space="preserve">                          "status": "linked|unlinked|expired",</w:t>
+        <w:t xml:space="preserve">               { "site": string, "label": string, "url": string,</w:t>
       </w:r>
     </w:p>
     <w:p>
       <w:pPr>
-        <w:spacing w:after="0"/>
+        <w:spacing w:before="20" w:after="20"/>
+        <w:ind w:left="432"/>
       </w:pPr>
       <w:r>
         <w:rPr>
-          <w:sz w:val="20"/>
+          <w:rFonts w:ascii="Courier New" w:hAnsi="Courier New"/>
+          <w:b w:val="0"/>
+          <w:color w:val="282828"/>
+          <w:sz w:val="17"/>
         </w:rPr>
-        <w:t xml:space="preserve">                          "linked_at": string|null }] }</w:t>
+        <w:t xml:space="preserve">                 "status": "linked|unlinked|expired", "linked_at": string|null }</w:t>
       </w:r>
     </w:p>
     <w:p>
       <w:pPr>
-        <w:spacing w:after="0"/>
+        <w:spacing w:before="20" w:after="20"/>
+        <w:ind w:left="432"/>
       </w:pPr>
       <w:r>
         <w:rPr>
-          <w:sz w:val="20"/>
+          <w:rFonts w:ascii="Courier New" w:hAnsi="Courier New"/>
+          <w:b w:val="0"/>
+          <w:color w:val="282828"/>
+          <w:sz w:val="17"/>
         </w:rPr>
-        <w:t xml:space="preserve">  Display: 5 platform cards in profile/settings. Green check = linked, grey = unlinked.</w:t>
+        <w:t xml:space="preserve">             ] }</w:t>
       </w:r>
     </w:p>
     <w:p>
       <w:pPr>
-        <w:spacing w:after="0"/>
+        <w:spacing w:before="20" w:after="20"/>
+        <w:ind w:left="432"/>
       </w:pPr>
       <w:r>
         <w:rPr>
-          <w:sz w:val="20"/>
+          <w:rFonts w:ascii="Courier New" w:hAnsi="Courier New"/>
+          <w:b w:val="0"/>
+          <w:color w:val="282828"/>
+          <w:sz w:val="17"/>
         </w:rPr>
+        <w:t xml:space="preserve">  Platforms (12): linkedin, indeed, bayt, naukrigulf, gulftalent,</w:t>
       </w:r>
     </w:p>
     <w:p>
       <w:pPr>
-        <w:spacing w:after="0"/>
+        <w:spacing w:before="20" w:after="20"/>
+        <w:ind w:left="432"/>
       </w:pPr>
       <w:r>
         <w:rPr>
-          <w:b/>
-          <w:sz w:val="20"/>
+          <w:rFonts w:ascii="Courier New" w:hAnsi="Courier New"/>
+          <w:b w:val="0"/>
+          <w:color w:val="282828"/>
+          <w:sz w:val="17"/>
+        </w:rPr>
+        <w:t xml:space="preserve">                  dubizzle, laimoon, drjobs, glassdoor, monster, xpatjobs, ziprecruiter</w:t>
+      </w:r>
+    </w:p>
+    <w:p>
+      <w:pPr>
+        <w:spacing w:before="20" w:after="20"/>
+        <w:ind w:left="432"/>
+      </w:pPr>
+      <w:r>
+        <w:rPr>
+          <w:rFonts w:ascii="Courier New" w:hAnsi="Courier New"/>
+          <w:b w:val="0"/>
+          <w:color w:val="282828"/>
+          <w:sz w:val="17"/>
+        </w:rPr>
+        <w:t xml:space="preserve"> </w:t>
+      </w:r>
+    </w:p>
+    <w:p>
+      <w:pPr>
+        <w:spacing w:before="20" w:after="20"/>
+        <w:ind w:left="432"/>
+      </w:pPr>
+      <w:r>
+        <w:rPr>
+          <w:rFonts w:ascii="Courier New" w:hAnsi="Courier New"/>
+          <w:b w:val="0"/>
+          <w:color w:val="282828"/>
+          <w:sz w:val="17"/>
         </w:rPr>
         <w:t>POST /api/set-account-link</w:t>
       </w:r>
     </w:p>
     <w:p>
       <w:pPr>
-        <w:spacing w:after="0"/>
+        <w:spacing w:before="20" w:after="20"/>
+        <w:ind w:left="432"/>
       </w:pPr>
       <w:r>
         <w:rPr>
-          <w:sz w:val="20"/>
+          <w:rFonts w:ascii="Courier New" w:hAnsi="Courier New"/>
+          <w:b w:val="0"/>
+          <w:color w:val="282828"/>
+          <w:sz w:val="17"/>
         </w:rPr>
         <w:t xml:space="preserve">  Body:    { "user_id": string, "site": string, "status": "linked|unlinked" }</w:t>
       </w:r>
     </w:p>
     <w:p>
       <w:pPr>
-        <w:spacing w:after="0"/>
+        <w:spacing w:before="20" w:after="20"/>
+        <w:ind w:left="432"/>
       </w:pPr>
       <w:r>
         <w:rPr>
-          <w:sz w:val="20"/>
+          <w:rFonts w:ascii="Courier New" w:hAnsi="Courier New"/>
+          <w:b w:val="0"/>
+          <w:color w:val="282828"/>
+          <w:sz w:val="17"/>
         </w:rPr>
         <w:t xml:space="preserve">  Returns: { "ok": true }</w:t>
       </w:r>
     </w:p>
     <w:p>
       <w:pPr>
-        <w:spacing w:after="0"/>
+        <w:spacing w:before="40" w:after="40"/>
       </w:pPr>
       <w:r>
         <w:rPr>
+          <w:rFonts w:ascii="Calibri" w:hAnsi="Calibri"/>
+          <w:b w:val="0"/>
           <w:sz w:val="20"/>
         </w:rPr>
-        <w:t xml:space="preserve">  Use:     Toggle button on each platform card to mark as linked/unlinked.</w:t>
+        <w:t>DISPLAY — Profile / Settings page, "Job Boards" section:</w:t>
       </w:r>
     </w:p>
     <w:p>
       <w:pPr>
-        <w:spacing w:after="0"/>
+        <w:pStyle w:val="ListBullet"/>
+        <w:ind w:left="432"/>
+      </w:pPr>
+      <w:r>
+        <w:t>Show all 12 platforms in a 2-column grid of cards.</w:t>
+      </w:r>
+    </w:p>
+    <w:p>
+      <w:pPr>
+        <w:pStyle w:val="ListBullet"/>
+        <w:ind w:left="432"/>
+      </w:pPr>
+      <w:r>
+        <w:t>Each card: platform logo/icon (favicon or letter avatar), label from API, "Linked ✓" green badge or "Not linked" grey.</w:t>
+      </w:r>
+    </w:p>
+    <w:p>
+      <w:pPr>
+        <w:pStyle w:val="ListBullet"/>
+        <w:ind w:left="432"/>
+      </w:pPr>
+      <w:r>
+        <w:t>Toggle button: "Mark as Linked" / "Unlink".</w:t>
+      </w:r>
+    </w:p>
+    <w:p>
+      <w:pPr>
+        <w:pStyle w:val="ListBullet"/>
+        <w:ind w:left="432"/>
+      </w:pPr>
+      <w:r>
+        <w:t>"Open" icon-button → opens link.url in new tab so user can access their account.</w:t>
+      </w:r>
+    </w:p>
+    <w:p>
+      <w:pPr>
+        <w:pStyle w:val="ListBullet"/>
+        <w:ind w:left="432"/>
+      </w:pPr>
+      <w:r>
+        <w:t>On toggle: call /api/set-account-link then refresh /api/account-links.</w:t>
+      </w:r>
+    </w:p>
+    <w:p>
+      <w:pPr>
+        <w:pStyle w:val="ListBullet"/>
+        <w:ind w:left="432"/>
+      </w:pPr>
+      <w:r>
+        <w:t>Records self-reported status only. Users apply manually via the platform.</w:t>
+      </w:r>
+    </w:p>
+    <w:p>
+      <w:pPr>
+        <w:spacing w:before="160" w:after="80"/>
       </w:pPr>
       <w:r>
         <w:rPr>
-          <w:sz w:val="20"/>
+          <w:rFonts w:ascii="Calibri" w:hAnsi="Calibri"/>
+          <w:b/>
+          <w:color w:val="3C3C3C"/>
+          <w:sz w:val="22"/>
         </w:rPr>
-        <w:t xml:space="preserve">  Note:    This records the user's self-reported account status only. Auto-apply</w:t>
+        <w:t>SYSTEM</w:t>
       </w:r>
     </w:p>
     <w:p>
       <w:pPr>
-        <w:spacing w:after="0"/>
+        <w:spacing w:before="20" w:after="20"/>
+        <w:ind w:left="432"/>
       </w:pPr>
       <w:r>
         <w:rPr>
-          <w:sz w:val="20"/>
+          <w:rFonts w:ascii="Courier New" w:hAnsi="Courier New"/>
+          <w:b w:val="0"/>
+          <w:color w:val="282828"/>
+          <w:sz w:val="17"/>
         </w:rPr>
-        <w:t xml:space="preserve">           via API is not available on UAE job boards. Users apply manually through</w:t>
+        <w:t>GET /health        → { "status": "ok", "ts": string }</w:t>
       </w:r>
     </w:p>
     <w:p>
       <w:pPr>
-        <w:spacing w:after="0"/>
+        <w:spacing w:before="20" w:after="20"/>
+        <w:ind w:left="432"/>
       </w:pPr>
       <w:r>
         <w:rPr>
-          <w:sz w:val="20"/>
+          <w:rFonts w:ascii="Courier New" w:hAnsi="Courier New"/>
+          <w:b w:val="0"/>
+          <w:color w:val="282828"/>
+          <w:sz w:val="17"/>
         </w:rPr>
-        <w:t xml:space="preserve">           the linked platform using their stored credentials.</w:t>
+        <w:t>GET /api/analytics → { "users": n, "jobs_in_pool": n, "matches_60plus": n,</w:t>
       </w:r>
     </w:p>
     <w:p>
       <w:pPr>
-        <w:spacing w:after="0"/>
+        <w:spacing w:before="20" w:after="20"/>
+        <w:ind w:left="432"/>
       </w:pPr>
       <w:r>
         <w:rPr>
-          <w:sz w:val="20"/>
+          <w:rFonts w:ascii="Courier New" w:hAnsi="Courier New"/>
+          <w:b w:val="0"/>
+          <w:color w:val="282828"/>
+          <w:sz w:val="17"/>
         </w:rPr>
+        <w:t xml:space="preserve">                       "titles": n, "applied_total": n, "skipped_total": n }</w:t>
       </w:r>
     </w:p>
     <w:p>
       <w:pPr>
-        <w:spacing w:after="0"/>
+        <w:spacing w:before="120" w:after="120"/>
+        <w:pBdr>
+          <w:bottom w:val="single" w:sz="4" w:space="1" w:color="CCCCCC"/>
+        </w:pBdr>
+      </w:pPr>
+    </w:p>
+    <w:p>
+      <w:pPr>
+        <w:spacing w:before="280" w:after="80"/>
       </w:pPr>
       <w:r>
         <w:rPr>
+          <w:rFonts w:ascii="Calibri" w:hAnsi="Calibri"/>
           <w:b/>
-          <w:sz w:val="20"/>
-        </w:rPr>
-        <w:t>── SYSTEM ───────────────────────────────────────────────────────────────────────</w:t>
-      </w:r>
-    </w:p>
-    <w:p>
-      <w:pPr>
-        <w:spacing w:after="0"/>
-      </w:pPr>
-      <w:r>
-        <w:rPr>
-          <w:sz w:val="20"/>
-        </w:rPr>
-      </w:r>
-    </w:p>
-    <w:p>
-      <w:pPr>
-        <w:spacing w:after="0"/>
-      </w:pPr>
-      <w:r>
-        <w:rPr>
-          <w:b/>
-          <w:sz w:val="20"/>
-        </w:rPr>
-        <w:t>GET /health            → { "status": "ok", "ts": string }</w:t>
-      </w:r>
-    </w:p>
-    <w:p>
-      <w:pPr>
-        <w:spacing w:after="0"/>
-      </w:pPr>
-      <w:r>
-        <w:rPr>
-          <w:b/>
-          <w:sz w:val="20"/>
-        </w:rPr>
-        <w:t>GET /api/analytics     → { "users": n, "jobs_in_pool": n, "matches_60plus": n,</w:t>
-      </w:r>
-    </w:p>
-    <w:p>
-      <w:pPr>
-        <w:spacing w:after="0"/>
-      </w:pPr>
-      <w:r>
-        <w:rPr>
-          <w:sz w:val="20"/>
-        </w:rPr>
-        <w:t xml:space="preserve">                           "titles": n, "applied_total": n, "skipped_total": n }</w:t>
-      </w:r>
-    </w:p>
-    <w:p>
-      <w:pPr>
-        <w:spacing w:after="0"/>
-      </w:pPr>
-      <w:r>
-        <w:rPr>
-          <w:sz w:val="20"/>
-        </w:rPr>
-      </w:r>
-    </w:p>
-    <w:p>
-      <w:pPr>
-        <w:spacing w:after="0"/>
-      </w:pPr>
-      <w:r>
-        <w:rPr>
-          <w:color w:val="9CA3AF"/>
-          <w:sz w:val="16"/>
-        </w:rPr>
-        <w:t>────────────────────────────────────────────────────────────────────────────────</w:t>
-      </w:r>
-    </w:p>
-    <w:p>
-      <w:pPr>
-        <w:spacing w:after="0"/>
-      </w:pPr>
-      <w:r>
-        <w:rPr>
-          <w:b/>
-          <w:color w:val="1D4ED8"/>
-          <w:sz w:val="22"/>
+          <w:color w:val="1E5AA0"/>
+          <w:sz w:val="26"/>
         </w:rPr>
         <w:t>PART 3 — DASHBOARD: MATCHES PAGE</w:t>
       </w:r>
     </w:p>
     <w:p>
       <w:pPr>
-        <w:spacing w:after="0"/>
+        <w:spacing w:before="160" w:after="80"/>
       </w:pPr>
       <w:r>
         <w:rPr>
-          <w:color w:val="9CA3AF"/>
-          <w:sz w:val="16"/>
+          <w:rFonts w:ascii="Calibri" w:hAnsi="Calibri"/>
+          <w:b/>
+          <w:color w:val="3C3C3C"/>
+          <w:sz w:val="22"/>
         </w:rPr>
-        <w:t>────────────────────────────────────────────────────────────────────────────────</w:t>
+        <w:t>A. SEARCH BAR + FILTER/SORT ICONS</w:t>
       </w:r>
     </w:p>
     <w:p>
       <w:pPr>
-        <w:spacing w:after="0"/>
+        <w:spacing w:before="40" w:after="40"/>
       </w:pPr>
       <w:r>
         <w:rPr>
+          <w:rFonts w:ascii="Calibri" w:hAnsi="Calibri"/>
+          <w:b w:val="0"/>
           <w:sz w:val="20"/>
         </w:rPr>
+        <w:t>Layout:  [🔍 Search bar]  [⊞ Filters]  [↕ Sort]</w:t>
       </w:r>
     </w:p>
     <w:p>
       <w:pPr>
-        <w:spacing w:after="0"/>
+        <w:spacing w:before="40" w:after="40"/>
       </w:pPr>
       <w:r>
         <w:rPr>
-          <w:b/>
+          <w:rFonts w:ascii="Calibri" w:hAnsi="Calibri"/>
+          <w:b w:val="0"/>
           <w:sz w:val="20"/>
         </w:rPr>
-        <w:t>── A. SEARCH BAR + FILTER/SORT ICONS ────────────────────────────────────────────</w:t>
+        <w:t>The two icons open panels:</w:t>
       </w:r>
     </w:p>
     <w:p>
       <w:pPr>
-        <w:spacing w:after="0"/>
+        <w:spacing w:before="160" w:after="80"/>
       </w:pPr>
       <w:r>
         <w:rPr>
+          <w:rFonts w:ascii="Calibri" w:hAnsi="Calibri"/>
+          <w:b/>
+          <w:color w:val="505050"/>
           <w:sz w:val="20"/>
         </w:rPr>
+        <w:t>FILTER PANEL (left slide-in, like Noon.com)</w:t>
       </w:r>
     </w:p>
     <w:p>
       <w:pPr>
-        <w:spacing w:after="0"/>
+        <w:spacing w:before="40" w:after="40"/>
       </w:pPr>
       <w:r>
         <w:rPr>
+          <w:rFonts w:ascii="Calibri" w:hAnsi="Calibri"/>
+          <w:b w:val="0"/>
           <w:sz w:val="20"/>
         </w:rPr>
-        <w:t>Layout: [🔍 Search bar          ] [⊞ Filters] [↕ Sort]</w:t>
+        <w:t>Opens from left with smooth transition. Dark overlay. X to close. Active filter count badge on Filters button.</w:t>
       </w:r>
     </w:p>
     <w:p>
       <w:pPr>
-        <w:spacing w:after="0"/>
+        <w:pStyle w:val="ListBullet"/>
+        <w:ind w:left="432"/>
+      </w:pPr>
+      <w:r>
+        <w:t>Score Range — All / 60–74% / 75–89% / 90%+</w:t>
+      </w:r>
+    </w:p>
+    <w:p>
+      <w:pPr>
+        <w:pStyle w:val="ListBullet"/>
+        <w:ind w:left="432"/>
+      </w:pPr>
+      <w:r>
+        <w:t>Date Posted — Any / Last 7 days / Last 14 days</w:t>
+      </w:r>
+    </w:p>
+    <w:p>
+      <w:pPr>
+        <w:pStyle w:val="ListBullet"/>
+        <w:ind w:left="432"/>
+      </w:pPr>
+      <w:r>
+        <w:t>Remote — Onsite / Hybrid / Remote (checkboxes)</w:t>
+      </w:r>
+    </w:p>
+    <w:p>
+      <w:pPr>
+        <w:pStyle w:val="ListBullet"/>
+        <w:ind w:left="432"/>
+      </w:pPr>
+      <w:r>
+        <w:t>Seniority — Entry / Mid / Senior / Director (checkboxes)</w:t>
+      </w:r>
+    </w:p>
+    <w:p>
+      <w:pPr>
+        <w:pStyle w:val="ListBullet"/>
+        <w:ind w:left="432"/>
+      </w:pPr>
+      <w:r>
+        <w:t>Platform — LinkedIn / Indeed / Bayt / Naukrigulf / GulfTalent / Dubizzle / Laimoon / DrJobs / Glassdoor / Monster (checkboxes)</w:t>
+      </w:r>
+    </w:p>
+    <w:p>
+      <w:pPr>
+        <w:pStyle w:val="ListBullet"/>
+        <w:ind w:left="432"/>
+      </w:pPr>
+      <w:r>
+        <w:t>Industry — show only industries present in current match list</w:t>
+      </w:r>
+    </w:p>
+    <w:p>
+      <w:pPr>
+        <w:pStyle w:val="ListBullet"/>
+        <w:ind w:left="432"/>
+      </w:pPr>
+      <w:r>
+        <w:t>Buttons: [Apply Filters]  [Clear All]</w:t>
+      </w:r>
+    </w:p>
+    <w:p>
+      <w:pPr>
+        <w:spacing w:before="160" w:after="80"/>
       </w:pPr>
       <w:r>
         <w:rPr>
+          <w:rFonts w:ascii="Calibri" w:hAnsi="Calibri"/>
+          <w:b/>
+          <w:color w:val="505050"/>
           <w:sz w:val="20"/>
         </w:rPr>
+        <w:t>SORT PANEL (small dropdown near button)</w:t>
       </w:r>
     </w:p>
     <w:p>
       <w:pPr>
-        <w:spacing w:after="0"/>
+        <w:pStyle w:val="ListBullet"/>
+        <w:ind w:left="432"/>
+      </w:pPr>
+      <w:r>
+        <w:t>Best Match (score desc) — default</w:t>
+      </w:r>
+    </w:p>
+    <w:p>
+      <w:pPr>
+        <w:pStyle w:val="ListBullet"/>
+        <w:ind w:left="432"/>
+      </w:pPr>
+      <w:r>
+        <w:t>Newest First (posted_at desc)</w:t>
+      </w:r>
+    </w:p>
+    <w:p>
+      <w:pPr>
+        <w:pStyle w:val="ListBullet"/>
+        <w:ind w:left="432"/>
+      </w:pPr>
+      <w:r>
+        <w:t>Highest Quality (quality_score desc)</w:t>
+      </w:r>
+    </w:p>
+    <w:p>
+      <w:pPr>
+        <w:pStyle w:val="ListBullet"/>
+        <w:ind w:left="432"/>
+      </w:pPr>
+      <w:r>
+        <w:t>Salary High–Low (salary_max_aed desc)</w:t>
+      </w:r>
+    </w:p>
+    <w:p>
+      <w:pPr>
+        <w:spacing w:before="40" w:after="40"/>
       </w:pPr>
       <w:r>
         <w:rPr>
+          <w:rFonts w:ascii="Calibri" w:hAnsi="Calibri"/>
+          <w:b w:val="0"/>
           <w:sz w:val="20"/>
         </w:rPr>
-        <w:t>The two icons on the right open PANELS:</w:t>
+        <w:t>All filtering and sorting is CLIENT-SIDE on the cached matches array. No new API call needed.</w:t>
       </w:r>
     </w:p>
     <w:p>
       <w:pPr>
-        <w:spacing w:after="0"/>
+        <w:spacing w:before="160" w:after="80"/>
       </w:pPr>
       <w:r>
         <w:rPr>
+          <w:rFonts w:ascii="Calibri" w:hAnsi="Calibri"/>
+          <w:b/>
+          <w:color w:val="3C3C3C"/>
+          <w:sz w:val="22"/>
+        </w:rPr>
+        <w:t>B. INDUSTRY SPLIT TABS</w:t>
+      </w:r>
+    </w:p>
+    <w:p>
+      <w:pPr>
+        <w:spacing w:before="40" w:after="40"/>
+      </w:pPr>
+      <w:r>
+        <w:rPr>
+          <w:rFonts w:ascii="Calibri" w:hAnsi="Calibri"/>
+          <w:b w:val="0"/>
           <w:sz w:val="20"/>
         </w:rPr>
+        <w:t>Below the search bar, show two tabs splitting the matches list:</w:t>
       </w:r>
     </w:p>
     <w:p>
       <w:pPr>
-        <w:spacing w:after="0"/>
+        <w:spacing w:before="20" w:after="20"/>
+        <w:ind w:left="432"/>
       </w:pPr>
       <w:r>
         <w:rPr>
+          <w:rFonts w:ascii="Courier New" w:hAnsi="Courier New"/>
+          <w:b w:val="0"/>
+          <w:color w:val="282828"/>
+          <w:sz w:val="17"/>
+        </w:rPr>
+        <w:t>[ Your Industry ({n}) ]   [ Other Industries ({n}) ]</w:t>
+      </w:r>
+    </w:p>
+    <w:p>
+      <w:pPr>
+        <w:pStyle w:val="ListBullet"/>
+        <w:ind w:left="432"/>
+      </w:pPr>
+      <w:r>
+        <w:t>"Your Industry" tab: jobs where industry_match === true. Header: "Matches in {user_industry}".</w:t>
+      </w:r>
+    </w:p>
+    <w:p>
+      <w:pPr>
+        <w:pStyle w:val="ListBullet"/>
+        <w:ind w:left="432"/>
+      </w:pPr>
+      <w:r>
+        <w:t>If user_industry is null or no industry matches, hide tabs and show all jobs in one list.</w:t>
+      </w:r>
+    </w:p>
+    <w:p>
+      <w:pPr>
+        <w:pStyle w:val="ListBullet"/>
+        <w:ind w:left="432"/>
+      </w:pPr>
+      <w:r>
+        <w:t>"Other Industries" tab: jobs where industry_match === false or null. Sub-label: "Roles where your skills transfer".</w:t>
+      </w:r>
+    </w:p>
+    <w:p>
+      <w:pPr>
+        <w:pStyle w:val="ListBullet"/>
+        <w:ind w:left="432"/>
+      </w:pPr>
+      <w:r>
+        <w:t>Default: "Your Industry" tab active if it has results, else "Other Industries".</w:t>
+      </w:r>
+    </w:p>
+    <w:p>
+      <w:pPr>
+        <w:pStyle w:val="ListBullet"/>
+        <w:ind w:left="432"/>
+      </w:pPr>
+      <w:r>
+        <w:t>Tab counts update when filters are applied. Both tabs share the same filter/sort state.</w:t>
+      </w:r>
+    </w:p>
+    <w:p>
+      <w:pPr>
+        <w:spacing w:before="160" w:after="80"/>
+      </w:pPr>
+      <w:r>
+        <w:rPr>
+          <w:rFonts w:ascii="Calibri" w:hAnsi="Calibri"/>
+          <w:b/>
+          <w:color w:val="3C3C3C"/>
+          <w:sz w:val="22"/>
+        </w:rPr>
+        <w:t>C. STATS BAR</w:t>
+      </w:r>
+    </w:p>
+    <w:p>
+      <w:pPr>
+        <w:spacing w:before="40" w:after="40"/>
+      </w:pPr>
+      <w:r>
+        <w:rPr>
+          <w:rFonts w:ascii="Calibri" w:hAnsi="Calibri"/>
+          <w:b w:val="0"/>
           <w:sz w:val="20"/>
         </w:rPr>
-        <w:t>FILTER PANEL (left slide-in, like Noon.com):</w:t>
+        <w:t>4 stat chips above the tabs (computed from full matches array, not filtered):</w:t>
       </w:r>
     </w:p>
     <w:p>
       <w:pPr>
-        <w:spacing w:after="0"/>
+        <w:spacing w:before="20" w:after="20"/>
+        <w:ind w:left="432"/>
       </w:pPr>
       <w:r>
         <w:rPr>
-          <w:sz w:val="20"/>
+          <w:rFonts w:ascii="Courier New" w:hAnsi="Courier New"/>
+          <w:b w:val="0"/>
+          <w:color w:val="282828"/>
+          <w:sz w:val="17"/>
         </w:rPr>
-        <w:t xml:space="preserve">  Opens from left with smooth transition. Dark overlay behind. X to close.</w:t>
+        <w:t>📊 {matches.length} Matches</w:t>
       </w:r>
     </w:p>
     <w:p>
       <w:pPr>
-        <w:spacing w:after="0"/>
+        <w:spacing w:before="20" w:after="20"/>
+        <w:ind w:left="432"/>
       </w:pPr>
       <w:r>
         <w:rPr>
-          <w:sz w:val="20"/>
+          <w:rFonts w:ascii="Courier New" w:hAnsi="Courier New"/>
+          <w:b w:val="0"/>
+          <w:color w:val="282828"/>
+          <w:sz w:val="17"/>
         </w:rPr>
-        <w:t xml:space="preserve">  Show active filter count badge on the Filters button.</w:t>
+        <w:t>⭐ Best: {max score}%</w:t>
       </w:r>
     </w:p>
     <w:p>
       <w:pPr>
-        <w:spacing w:after="0"/>
+        <w:spacing w:before="20" w:after="20"/>
+        <w:ind w:left="432"/>
       </w:pPr>
       <w:r>
         <w:rPr>
-          <w:sz w:val="20"/>
+          <w:rFonts w:ascii="Courier New" w:hAnsi="Courier New"/>
+          <w:b w:val="0"/>
+          <w:color w:val="282828"/>
+          <w:sz w:val="17"/>
         </w:rPr>
+        <w:t>🆕 {jobs posted in last 7 days} Fresh</w:t>
       </w:r>
     </w:p>
     <w:p>
       <w:pPr>
-        <w:spacing w:after="0"/>
+        <w:spacing w:before="20" w:after="20"/>
+        <w:ind w:left="432"/>
       </w:pPr>
       <w:r>
         <w:rPr>
-          <w:sz w:val="20"/>
+          <w:rFonts w:ascii="Courier New" w:hAnsi="Courier New"/>
+          <w:b w:val="0"/>
+          <w:color w:val="282828"/>
+          <w:sz w:val="17"/>
         </w:rPr>
-        <w:t xml:space="preserve">  Panel sections (each collapsible):</w:t>
+        <w:t>✅ {applied count from board} Applied</w:t>
       </w:r>
     </w:p>
     <w:p>
       <w:pPr>
-        <w:spacing w:after="0"/>
+        <w:spacing w:before="160" w:after="80"/>
       </w:pPr>
       <w:r>
         <w:rPr>
-          <w:sz w:val="20"/>
+          <w:rFonts w:ascii="Calibri" w:hAnsi="Calibri"/>
+          <w:b/>
+          <w:color w:val="3C3C3C"/>
+          <w:sz w:val="22"/>
         </w:rPr>
-        <w:t xml:space="preserve">  ┌─────────────────────────────────┐</w:t>
+        <w:t>D. PENDING TITLES BANNER</w:t>
       </w:r>
     </w:p>
     <w:p>
       <w:pPr>
-        <w:spacing w:after="0"/>
+        <w:spacing w:before="40" w:after="40"/>
       </w:pPr>
       <w:r>
         <w:rPr>
-          <w:sz w:val="20"/>
-        </w:rPr>
-        <w:t xml:space="preserve">  │ FILTERS                      ✕ │</w:t>
-      </w:r>
-    </w:p>
-    <w:p>
-      <w:pPr>
-        <w:spacing w:after="0"/>
-      </w:pPr>
-      <w:r>
-        <w:rPr>
-          <w:sz w:val="20"/>
-        </w:rPr>
-        <w:t xml:space="preserve">  ├─────────────────────────────────┤</w:t>
-      </w:r>
-    </w:p>
-    <w:p>
-      <w:pPr>
-        <w:spacing w:after="0"/>
-      </w:pPr>
-      <w:r>
-        <w:rPr>
-          <w:sz w:val="20"/>
-        </w:rPr>
-        <w:t xml:space="preserve">  │ ▾ Score Range                   │</w:t>
-      </w:r>
-    </w:p>
-    <w:p>
-      <w:pPr>
-        <w:spacing w:after="0"/>
-      </w:pPr>
-      <w:r>
-        <w:rPr>
-          <w:sz w:val="20"/>
-        </w:rPr>
-        <w:t xml:space="preserve">  │   ● All   ○ 60–74%              │</w:t>
-      </w:r>
-    </w:p>
-    <w:p>
-      <w:pPr>
-        <w:spacing w:after="0"/>
-      </w:pPr>
-      <w:r>
-        <w:rPr>
-          <w:sz w:val="20"/>
-        </w:rPr>
-        <w:t xml:space="preserve">  │   ○ 75–89%  ○ 90%+              │</w:t>
-      </w:r>
-    </w:p>
-    <w:p>
-      <w:pPr>
-        <w:spacing w:after="0"/>
-      </w:pPr>
-      <w:r>
-        <w:rPr>
-          <w:sz w:val="20"/>
-        </w:rPr>
-        <w:t xml:space="preserve">  ├─────────────────────────────────┤</w:t>
-      </w:r>
-    </w:p>
-    <w:p>
-      <w:pPr>
-        <w:spacing w:after="0"/>
-      </w:pPr>
-      <w:r>
-        <w:rPr>
-          <w:sz w:val="20"/>
-        </w:rPr>
-        <w:t xml:space="preserve">  │ ▾ Date Posted                   │</w:t>
-      </w:r>
-    </w:p>
-    <w:p>
-      <w:pPr>
-        <w:spacing w:after="0"/>
-      </w:pPr>
-      <w:r>
-        <w:rPr>
-          <w:sz w:val="20"/>
-        </w:rPr>
-        <w:t xml:space="preserve">  │   ● Any   ○ Last 7 days         │</w:t>
-      </w:r>
-    </w:p>
-    <w:p>
-      <w:pPr>
-        <w:spacing w:after="0"/>
-      </w:pPr>
-      <w:r>
-        <w:rPr>
-          <w:sz w:val="20"/>
-        </w:rPr>
-        <w:t xml:space="preserve">  │   ○ Last 14 days                │</w:t>
-      </w:r>
-    </w:p>
-    <w:p>
-      <w:pPr>
-        <w:spacing w:after="0"/>
-      </w:pPr>
-      <w:r>
-        <w:rPr>
-          <w:sz w:val="20"/>
-        </w:rPr>
-        <w:t xml:space="preserve">  ├─────────────────────────────────┤</w:t>
-      </w:r>
-    </w:p>
-    <w:p>
-      <w:pPr>
-        <w:spacing w:after="0"/>
-      </w:pPr>
-      <w:r>
-        <w:rPr>
-          <w:sz w:val="20"/>
-        </w:rPr>
-        <w:t xml:space="preserve">  │ ▾ Remote                        │</w:t>
-      </w:r>
-    </w:p>
-    <w:p>
-      <w:pPr>
-        <w:spacing w:after="0"/>
-      </w:pPr>
-      <w:r>
-        <w:rPr>
-          <w:sz w:val="20"/>
-        </w:rPr>
-        <w:t xml:space="preserve">  │   □ Onsite  □ Hybrid  □ Remote  │</w:t>
-      </w:r>
-    </w:p>
-    <w:p>
-      <w:pPr>
-        <w:spacing w:after="0"/>
-      </w:pPr>
-      <w:r>
-        <w:rPr>
-          <w:sz w:val="20"/>
-        </w:rPr>
-        <w:t xml:space="preserve">  ├─────────────────────────────────┤</w:t>
-      </w:r>
-    </w:p>
-    <w:p>
-      <w:pPr>
-        <w:spacing w:after="0"/>
-      </w:pPr>
-      <w:r>
-        <w:rPr>
-          <w:sz w:val="20"/>
-        </w:rPr>
-        <w:t xml:space="preserve">  │ ▾ Seniority                     │</w:t>
-      </w:r>
-    </w:p>
-    <w:p>
-      <w:pPr>
-        <w:spacing w:after="0"/>
-      </w:pPr>
-      <w:r>
-        <w:rPr>
-          <w:sz w:val="20"/>
-        </w:rPr>
-        <w:t xml:space="preserve">  │   □ Entry  □ Mid                │</w:t>
-      </w:r>
-    </w:p>
-    <w:p>
-      <w:pPr>
-        <w:spacing w:after="0"/>
-      </w:pPr>
-      <w:r>
-        <w:rPr>
-          <w:sz w:val="20"/>
-        </w:rPr>
-        <w:t xml:space="preserve">  │   □ Senior  □ Director          │</w:t>
-      </w:r>
-    </w:p>
-    <w:p>
-      <w:pPr>
-        <w:spacing w:after="0"/>
-      </w:pPr>
-      <w:r>
-        <w:rPr>
-          <w:sz w:val="20"/>
-        </w:rPr>
-        <w:t xml:space="preserve">  ├─────────────────────────────────┤</w:t>
-      </w:r>
-    </w:p>
-    <w:p>
-      <w:pPr>
-        <w:spacing w:after="0"/>
-      </w:pPr>
-      <w:r>
-        <w:rPr>
-          <w:sz w:val="20"/>
-        </w:rPr>
-        <w:t xml:space="preserve">  │ ▾ Platform                      │</w:t>
-      </w:r>
-    </w:p>
-    <w:p>
-      <w:pPr>
-        <w:spacing w:after="0"/>
-      </w:pPr>
-      <w:r>
-        <w:rPr>
-          <w:sz w:val="20"/>
-        </w:rPr>
-        <w:t xml:space="preserve">  │   □ LinkedIn  □ Indeed          │</w:t>
-      </w:r>
-    </w:p>
-    <w:p>
-      <w:pPr>
-        <w:spacing w:after="0"/>
-      </w:pPr>
-      <w:r>
-        <w:rPr>
-          <w:sz w:val="20"/>
-        </w:rPr>
-        <w:t xml:space="preserve">  │   □ Bayt  □ Naukrigulf          │</w:t>
-      </w:r>
-    </w:p>
-    <w:p>
-      <w:pPr>
-        <w:spacing w:after="0"/>
-      </w:pPr>
-      <w:r>
-        <w:rPr>
-          <w:sz w:val="20"/>
-        </w:rPr>
-        <w:t xml:space="preserve">  │   □ GulfTalent                  │</w:t>
-      </w:r>
-    </w:p>
-    <w:p>
-      <w:pPr>
-        <w:spacing w:after="0"/>
-      </w:pPr>
-      <w:r>
-        <w:rPr>
-          <w:sz w:val="20"/>
-        </w:rPr>
-        <w:t xml:space="preserve">  ├─────────────────────────────────┤</w:t>
-      </w:r>
-    </w:p>
-    <w:p>
-      <w:pPr>
-        <w:spacing w:after="0"/>
-      </w:pPr>
-      <w:r>
-        <w:rPr>
-          <w:sz w:val="20"/>
-        </w:rPr>
-        <w:t xml:space="preserve">  │ ▾ Industry                      │</w:t>
-      </w:r>
-    </w:p>
-    <w:p>
-      <w:pPr>
-        <w:spacing w:after="0"/>
-      </w:pPr>
-      <w:r>
-        <w:rPr>
-          <w:sz w:val="20"/>
-        </w:rPr>
-        <w:t xml:space="preserve">  │   (Show only industries present │</w:t>
-      </w:r>
-    </w:p>
-    <w:p>
-      <w:pPr>
-        <w:spacing w:after="0"/>
-      </w:pPr>
-      <w:r>
-        <w:rPr>
-          <w:sz w:val="20"/>
-        </w:rPr>
-        <w:t xml:space="preserve">  │    in current match list)       │</w:t>
-      </w:r>
-    </w:p>
-    <w:p>
-      <w:pPr>
-        <w:spacing w:after="0"/>
-      </w:pPr>
-      <w:r>
-        <w:rPr>
-          <w:sz w:val="20"/>
-        </w:rPr>
-        <w:t xml:space="preserve">  ├─────────────────────────────────┤</w:t>
-      </w:r>
-    </w:p>
-    <w:p>
-      <w:pPr>
-        <w:spacing w:after="0"/>
-      </w:pPr>
-      <w:r>
-        <w:rPr>
-          <w:sz w:val="20"/>
-        </w:rPr>
-        <w:t xml:space="preserve">  │ [Apply Filters]  [Clear All]    │</w:t>
-      </w:r>
-    </w:p>
-    <w:p>
-      <w:pPr>
-        <w:spacing w:after="0"/>
-      </w:pPr>
-      <w:r>
-        <w:rPr>
-          <w:sz w:val="20"/>
-        </w:rPr>
-        <w:t xml:space="preserve">  └─────────────────────────────────┘</w:t>
-      </w:r>
-    </w:p>
-    <w:p>
-      <w:pPr>
-        <w:spacing w:after="0"/>
-      </w:pPr>
-      <w:r>
-        <w:rPr>
-          <w:sz w:val="20"/>
-        </w:rPr>
-      </w:r>
-    </w:p>
-    <w:p>
-      <w:pPr>
-        <w:spacing w:after="0"/>
-      </w:pPr>
-      <w:r>
-        <w:rPr>
-          <w:sz w:val="20"/>
-        </w:rPr>
-        <w:t>SORT PANEL (small dropdown near button):</w:t>
-      </w:r>
-    </w:p>
-    <w:p>
-      <w:pPr>
-        <w:spacing w:after="0"/>
-      </w:pPr>
-      <w:r>
-        <w:rPr>
-          <w:sz w:val="20"/>
-        </w:rPr>
-        <w:t xml:space="preserve">  ● Best Match (score desc)  — default</w:t>
-      </w:r>
-    </w:p>
-    <w:p>
-      <w:pPr>
-        <w:spacing w:after="0"/>
-      </w:pPr>
-      <w:r>
-        <w:rPr>
-          <w:sz w:val="20"/>
-        </w:rPr>
-        <w:t xml:space="preserve">  ○ Newest First (posted_at desc)</w:t>
-      </w:r>
-    </w:p>
-    <w:p>
-      <w:pPr>
-        <w:spacing w:after="0"/>
-      </w:pPr>
-      <w:r>
-        <w:rPr>
-          <w:sz w:val="20"/>
-        </w:rPr>
-        <w:t xml:space="preserve">  ○ Highest Quality (quality_score desc)</w:t>
-      </w:r>
-    </w:p>
-    <w:p>
-      <w:pPr>
-        <w:spacing w:after="0"/>
-      </w:pPr>
-      <w:r>
-        <w:rPr>
-          <w:sz w:val="20"/>
-        </w:rPr>
-        <w:t xml:space="preserve">  ○ Salary High-Low (salary_max_aed or salary desc)</w:t>
-      </w:r>
-    </w:p>
-    <w:p>
-      <w:pPr>
-        <w:spacing w:after="0"/>
-      </w:pPr>
-      <w:r>
-        <w:rPr>
-          <w:sz w:val="20"/>
-        </w:rPr>
-      </w:r>
-    </w:p>
-    <w:p>
-      <w:pPr>
-        <w:spacing w:after="0"/>
-      </w:pPr>
-      <w:r>
-        <w:rPr>
-          <w:sz w:val="20"/>
-        </w:rPr>
-        <w:t>All filtering and sorting is CLIENT-SIDE on the cached matches array.</w:t>
-      </w:r>
-    </w:p>
-    <w:p>
-      <w:pPr>
-        <w:spacing w:after="0"/>
-      </w:pPr>
-      <w:r>
-        <w:rPr>
-          <w:sz w:val="20"/>
-        </w:rPr>
-        <w:t>No new API call needed — all data is already in the response.</w:t>
-      </w:r>
-    </w:p>
-    <w:p>
-      <w:pPr>
-        <w:spacing w:after="0"/>
-      </w:pPr>
-      <w:r>
-        <w:rPr>
-          <w:sz w:val="20"/>
-        </w:rPr>
-      </w:r>
-    </w:p>
-    <w:p>
-      <w:pPr>
-        <w:spacing w:after="0"/>
-      </w:pPr>
-      <w:r>
-        <w:rPr>
-          <w:b/>
-          <w:sz w:val="20"/>
-        </w:rPr>
-        <w:t>── B. STATS BAR ─────────────────────────────────────────────────────────────────</w:t>
-      </w:r>
-    </w:p>
-    <w:p>
-      <w:pPr>
-        <w:spacing w:after="0"/>
-      </w:pPr>
-      <w:r>
-        <w:rPr>
-          <w:sz w:val="20"/>
-        </w:rPr>
-      </w:r>
-    </w:p>
-    <w:p>
-      <w:pPr>
-        <w:spacing w:after="0"/>
-      </w:pPr>
-      <w:r>
-        <w:rPr>
-          <w:sz w:val="20"/>
-        </w:rPr>
-        <w:t>4 stat chips above the job list (compute from matches array):</w:t>
-      </w:r>
-    </w:p>
-    <w:p>
-      <w:pPr>
-        <w:spacing w:after="0"/>
-      </w:pPr>
-      <w:r>
-        <w:rPr>
-          <w:sz w:val="20"/>
-        </w:rPr>
-      </w:r>
-    </w:p>
-    <w:p>
-      <w:pPr>
-        <w:spacing w:after="0"/>
-      </w:pPr>
-      <w:r>
-        <w:rPr>
-          <w:sz w:val="20"/>
-        </w:rPr>
-        <w:t xml:space="preserve">  📊 {matches.length} Matches</w:t>
-      </w:r>
-    </w:p>
-    <w:p>
-      <w:pPr>
-        <w:spacing w:after="0"/>
-      </w:pPr>
-      <w:r>
-        <w:rPr>
-          <w:sz w:val="20"/>
-        </w:rPr>
-        <w:t xml:space="preserve">  ⭐ Best: {max score}%</w:t>
-      </w:r>
-    </w:p>
-    <w:p>
-      <w:pPr>
-        <w:spacing w:after="0"/>
-      </w:pPr>
-      <w:r>
-        <w:rPr>
-          <w:sz w:val="20"/>
-        </w:rPr>
-        <w:t xml:space="preserve">  🆕 {jobs posted in last 7 days} Fresh</w:t>
-      </w:r>
-    </w:p>
-    <w:p>
-      <w:pPr>
-        <w:spacing w:after="0"/>
-      </w:pPr>
-      <w:r>
-        <w:rPr>
-          <w:sz w:val="20"/>
-        </w:rPr>
-        <w:t xml:space="preserve">  ✅ {applied count from board} Applied</w:t>
-      </w:r>
-    </w:p>
-    <w:p>
-      <w:pPr>
-        <w:spacing w:after="0"/>
-      </w:pPr>
-      <w:r>
-        <w:rPr>
-          <w:sz w:val="20"/>
-        </w:rPr>
-      </w:r>
-    </w:p>
-    <w:p>
-      <w:pPr>
-        <w:spacing w:after="0"/>
-      </w:pPr>
-      <w:r>
-        <w:rPr>
-          <w:b/>
-          <w:sz w:val="20"/>
-        </w:rPr>
-        <w:t>── C. PENDING TITLES BANNER ────────────────────────────────────────────────────</w:t>
-      </w:r>
-    </w:p>
-    <w:p>
-      <w:pPr>
-        <w:spacing w:after="0"/>
-      </w:pPr>
-      <w:r>
-        <w:rPr>
-          <w:sz w:val="20"/>
-        </w:rPr>
-      </w:r>
-    </w:p>
-    <w:p>
-      <w:pPr>
-        <w:spacing w:after="0"/>
-      </w:pPr>
-      <w:r>
-        <w:rPr>
+          <w:rFonts w:ascii="Calibri" w:hAnsi="Calibri"/>
+          <w:b w:val="0"/>
           <w:sz w:val="20"/>
         </w:rPr>
         <w:t>When pending_titles is non-empty, show below the stats bar:</w:t>
@@ -2932,21 +2667,27 @@
     </w:p>
     <w:p>
       <w:pPr>
-        <w:spacing w:after="0"/>
+        <w:spacing w:before="20" w:after="20"/>
+        <w:ind w:left="432"/>
       </w:pPr>
       <w:r>
         <w:rPr>
-          <w:sz w:val="20"/>
+          <w:rFonts w:ascii="Courier New" w:hAnsi="Courier New"/>
+          <w:b w:val="0"/>
+          <w:color w:val="282828"/>
+          <w:sz w:val="17"/>
         </w:rPr>
-        <w:t xml:space="preserve">  "🔍 Finding jobs for: [Sales Director], [Regional Manager]… [spinner]"</w:t>
+        <w:t>"🔍 Finding jobs for: [Sales Director], [Regional Manager]… [spinner]"</w:t>
       </w:r>
     </w:p>
     <w:p>
       <w:pPr>
-        <w:spacing w:after="0"/>
+        <w:spacing w:before="40" w:after="40"/>
       </w:pPr>
       <w:r>
         <w:rPr>
+          <w:rFonts w:ascii="Calibri" w:hAnsi="Calibri"/>
+          <w:b w:val="0"/>
           <w:sz w:val="20"/>
         </w:rPr>
         <w:t>Auto-poll /api/refresh-matches every 20 seconds while pending_titles is non-empty.</w:t>
@@ -2954,411 +2695,287 @@
     </w:p>
     <w:p>
       <w:pPr>
-        <w:spacing w:after="0"/>
+        <w:spacing w:before="160" w:after="80"/>
       </w:pPr>
       <w:r>
         <w:rPr>
+          <w:rFonts w:ascii="Calibri" w:hAnsi="Calibri"/>
+          <w:b/>
+          <w:color w:val="3C3C3C"/>
+          <w:sz w:val="22"/>
+        </w:rPr>
+        <w:t>E. JOB CARD DESIGN</w:t>
+      </w:r>
+    </w:p>
+    <w:p>
+      <w:pPr>
+        <w:spacing w:before="20" w:after="20"/>
+        <w:ind w:left="432"/>
+      </w:pPr>
+      <w:r>
+        <w:rPr>
+          <w:rFonts w:ascii="Courier New" w:hAnsi="Courier New"/>
+          <w:b w:val="0"/>
+          <w:color w:val="282828"/>
+          <w:sz w:val="17"/>
+        </w:rPr>
+        <w:t>┌────────────────────────────────────────────────┐</w:t>
+      </w:r>
+    </w:p>
+    <w:p>
+      <w:pPr>
+        <w:spacing w:before="20" w:after="20"/>
+        <w:ind w:left="432"/>
+      </w:pPr>
+      <w:r>
+        <w:rPr>
+          <w:rFonts w:ascii="Courier New" w:hAnsi="Courier New"/>
+          <w:b w:val="0"/>
+          <w:color w:val="282828"/>
+          <w:sz w:val="17"/>
+        </w:rPr>
+        <w:t>│ Area Sales Manager - GCC           [  90%  ]  │</w:t>
+      </w:r>
+    </w:p>
+    <w:p>
+      <w:pPr>
+        <w:spacing w:before="20" w:after="20"/>
+        <w:ind w:left="432"/>
+      </w:pPr>
+      <w:r>
+        <w:rPr>
+          <w:rFonts w:ascii="Courier New" w:hAnsi="Courier New"/>
+          <w:b w:val="0"/>
+          <w:color w:val="282828"/>
+          <w:sz w:val="17"/>
+        </w:rPr>
+        <w:t>│ Established Search · UAE · Indeed              │</w:t>
+      </w:r>
+    </w:p>
+    <w:p>
+      <w:pPr>
+        <w:spacing w:before="20" w:after="20"/>
+        <w:ind w:left="432"/>
+      </w:pPr>
+      <w:r>
+        <w:rPr>
+          <w:rFonts w:ascii="Courier New" w:hAnsi="Courier New"/>
+          <w:b w:val="0"/>
+          <w:color w:val="282828"/>
+          <w:sz w:val="17"/>
+        </w:rPr>
+        <w:t>│ 3 days ago · AED 18k–25k                      │</w:t>
+      </w:r>
+    </w:p>
+    <w:p>
+      <w:pPr>
+        <w:spacing w:before="20" w:after="20"/>
+        <w:ind w:left="432"/>
+      </w:pPr>
+      <w:r>
+        <w:rPr>
+          <w:rFonts w:ascii="Courier New" w:hAnsi="Courier New"/>
+          <w:b w:val="0"/>
+          <w:color w:val="282828"/>
+          <w:sz w:val="17"/>
+        </w:rPr>
+        <w:t>│ ─────────────────────────────────────────────  │</w:t>
+      </w:r>
+    </w:p>
+    <w:p>
+      <w:pPr>
+        <w:spacing w:before="20" w:after="20"/>
+        <w:ind w:left="432"/>
+      </w:pPr>
+      <w:r>
+        <w:rPr>
+          <w:rFonts w:ascii="Courier New" w:hAnsi="Courier New"/>
+          <w:b w:val="0"/>
+          <w:color w:val="282828"/>
+          <w:sz w:val="17"/>
+        </w:rPr>
+        <w:t>│ ✓ 8yr GCC sales matches regional mgmt req     │</w:t>
+      </w:r>
+    </w:p>
+    <w:p>
+      <w:pPr>
+        <w:spacing w:before="20" w:after="20"/>
+        <w:ind w:left="432"/>
+      </w:pPr>
+      <w:r>
+        <w:rPr>
+          <w:rFonts w:ascii="Courier New" w:hAnsi="Courier New"/>
+          <w:b w:val="0"/>
+          <w:color w:val="282828"/>
+          <w:sz w:val="17"/>
+        </w:rPr>
+        <w:t>│ ✓ FMCG distribution background aligns         │</w:t>
+      </w:r>
+    </w:p>
+    <w:p>
+      <w:pPr>
+        <w:spacing w:before="20" w:after="20"/>
+        <w:ind w:left="432"/>
+      </w:pPr>
+      <w:r>
+        <w:rPr>
+          <w:rFonts w:ascii="Courier New" w:hAnsi="Courier New"/>
+          <w:b w:val="0"/>
+          <w:color w:val="282828"/>
+          <w:sz w:val="17"/>
+        </w:rPr>
+        <w:t>│ △ SAP experience not evidenced in CV          │</w:t>
+      </w:r>
+    </w:p>
+    <w:p>
+      <w:pPr>
+        <w:spacing w:before="20" w:after="20"/>
+        <w:ind w:left="432"/>
+      </w:pPr>
+      <w:r>
+        <w:rPr>
+          <w:rFonts w:ascii="Courier New" w:hAnsi="Courier New"/>
+          <w:b w:val="0"/>
+          <w:color w:val="282828"/>
+          <w:sz w:val="17"/>
+        </w:rPr>
+        <w:t>│                                                │</w:t>
+      </w:r>
+    </w:p>
+    <w:p>
+      <w:pPr>
+        <w:spacing w:before="20" w:after="20"/>
+        <w:ind w:left="432"/>
+      </w:pPr>
+      <w:r>
+        <w:rPr>
+          <w:rFonts w:ascii="Courier New" w:hAnsi="Courier New"/>
+          <w:b w:val="0"/>
+          <w:color w:val="282828"/>
+          <w:sz w:val="17"/>
+        </w:rPr>
+        <w:t>│ [Senior] [Onsite] [Visa Likely]               │</w:t>
+      </w:r>
+    </w:p>
+    <w:p>
+      <w:pPr>
+        <w:spacing w:before="20" w:after="20"/>
+        <w:ind w:left="432"/>
+      </w:pPr>
+      <w:r>
+        <w:rPr>
+          <w:rFonts w:ascii="Courier New" w:hAnsi="Courier New"/>
+          <w:b w:val="0"/>
+          <w:color w:val="282828"/>
+          <w:sz w:val="17"/>
+        </w:rPr>
+        <w:t>│ [▶ Job Intelligence ✨ PREMIUM]               │</w:t>
+      </w:r>
+    </w:p>
+    <w:p>
+      <w:pPr>
+        <w:spacing w:before="20" w:after="20"/>
+        <w:ind w:left="432"/>
+      </w:pPr>
+      <w:r>
+        <w:rPr>
+          <w:rFonts w:ascii="Courier New" w:hAnsi="Courier New"/>
+          <w:b w:val="0"/>
+          <w:color w:val="282828"/>
+          <w:sz w:val="17"/>
+        </w:rPr>
+        <w:t>│ [↗ View &amp; Apply]  [✓ Applied]  [✗ Skip]      │</w:t>
+      </w:r>
+    </w:p>
+    <w:p>
+      <w:pPr>
+        <w:spacing w:before="20" w:after="20"/>
+        <w:ind w:left="432"/>
+      </w:pPr>
+      <w:r>
+        <w:rPr>
+          <w:rFonts w:ascii="Courier New" w:hAnsi="Courier New"/>
+          <w:b w:val="0"/>
+          <w:color w:val="282828"/>
+          <w:sz w:val="17"/>
+        </w:rPr>
+        <w:t>└────────────────────────────────────────────────┘</w:t>
+      </w:r>
+    </w:p>
+    <w:p>
+      <w:pPr>
+        <w:spacing w:before="40" w:after="40"/>
+      </w:pPr>
+      <w:r>
+        <w:rPr>
+          <w:rFonts w:ascii="Calibri" w:hAnsi="Calibri"/>
+          <w:b w:val="0"/>
           <w:sz w:val="20"/>
         </w:rPr>
+        <w:t>Score badge colours:  90–100 → green #16a34a  |  75–89 → blue #2563eb  |  60–74 → amber #d97706</w:t>
       </w:r>
     </w:p>
     <w:p>
       <w:pPr>
-        <w:spacing w:after="0"/>
+        <w:spacing w:before="40" w:after="40"/>
       </w:pPr>
       <w:r>
         <w:rPr>
-          <w:b/>
+          <w:rFonts w:ascii="Calibri" w:hAnsi="Calibri"/>
+          <w:b w:val="0"/>
           <w:sz w:val="20"/>
         </w:rPr>
-        <w:t>── D. JOB CARD DESIGN ──────────────────────────────────────────────────────────</w:t>
+        <w:t>match_reason: stored as JSON string {"m": [...], "g": [...]}. Parse with JSON.parse().</w:t>
       </w:r>
     </w:p>
     <w:p>
       <w:pPr>
-        <w:spacing w:after="0"/>
+        <w:spacing w:before="40" w:after="40"/>
       </w:pPr>
       <w:r>
         <w:rPr>
+          <w:rFonts w:ascii="Calibri" w:hAnsi="Calibri"/>
+          <w:b w:val="0"/>
           <w:sz w:val="20"/>
         </w:rPr>
+        <w:t>"m" = match bullets (tick, score colour). "g" = gap bullets (△ red #ef4444, max 2 shown). If parse fails, show raw string. Hide if null.</w:t>
       </w:r>
     </w:p>
     <w:p>
       <w:pPr>
-        <w:spacing w:after="0"/>
+        <w:spacing w:before="40" w:after="40"/>
       </w:pPr>
       <w:r>
         <w:rPr>
+          <w:rFonts w:ascii="Calibri" w:hAnsi="Calibri"/>
+          <w:b w:val="0"/>
           <w:sz w:val="20"/>
         </w:rPr>
-        <w:t>Each card:</w:t>
+        <w:t>Tags: show remote_status (if not onsite/unknown) and seniority. Do not show null tags.</w:t>
       </w:r>
     </w:p>
     <w:p>
       <w:pPr>
-        <w:spacing w:after="0"/>
+        <w:spacing w:before="160" w:after="80"/>
       </w:pPr>
       <w:r>
         <w:rPr>
-          <w:sz w:val="20"/>
+          <w:rFonts w:ascii="Calibri" w:hAnsi="Calibri"/>
+          <w:b/>
+          <w:color w:val="3C3C3C"/>
+          <w:sz w:val="22"/>
         </w:rPr>
+        <w:t>F. JOB INTELLIGENCE ACCORDION (PREMIUM)</w:t>
       </w:r>
     </w:p>
     <w:p>
       <w:pPr>
-        <w:spacing w:after="0"/>
+        <w:spacing w:before="40" w:after="40"/>
       </w:pPr>
       <w:r>
         <w:rPr>
-          <w:sz w:val="20"/>
-        </w:rPr>
-        <w:t xml:space="preserve">  ┌────────────────────────────────────────────────┐</w:t>
-      </w:r>
-    </w:p>
-    <w:p>
-      <w:pPr>
-        <w:spacing w:after="0"/>
-      </w:pPr>
-      <w:r>
-        <w:rPr>
-          <w:sz w:val="20"/>
-        </w:rPr>
-        <w:t xml:space="preserve">  │ Area Sales Manager - GCC           [  90%  ]  │</w:t>
-      </w:r>
-    </w:p>
-    <w:p>
-      <w:pPr>
-        <w:spacing w:after="0"/>
-      </w:pPr>
-      <w:r>
-        <w:rPr>
-          <w:sz w:val="20"/>
-        </w:rPr>
-        <w:t xml:space="preserve">  │ Established Search · UAE · Indeed              │</w:t>
-      </w:r>
-    </w:p>
-    <w:p>
-      <w:pPr>
-        <w:spacing w:after="0"/>
-      </w:pPr>
-      <w:r>
-        <w:rPr>
-          <w:sz w:val="20"/>
-        </w:rPr>
-        <w:t xml:space="preserve">  │ 3 days ago · AED 18k–25k                      │</w:t>
-      </w:r>
-    </w:p>
-    <w:p>
-      <w:pPr>
-        <w:spacing w:after="0"/>
-      </w:pPr>
-      <w:r>
-        <w:rPr>
-          <w:sz w:val="20"/>
-        </w:rPr>
-        <w:t xml:space="preserve">  │ ─────────────────────────────────────────────  │</w:t>
-      </w:r>
-    </w:p>
-    <w:p>
-      <w:pPr>
-        <w:spacing w:after="0"/>
-      </w:pPr>
-      <w:r>
-        <w:rPr>
-          <w:sz w:val="20"/>
-        </w:rPr>
-        <w:t xml:space="preserve">  │ 🤖 "8yr GCC sales matches regional mgmt req;   │</w:t>
-      </w:r>
-    </w:p>
-    <w:p>
-      <w:pPr>
-        <w:spacing w:after="0"/>
-      </w:pPr>
-      <w:r>
-        <w:rPr>
-          <w:sz w:val="20"/>
-        </w:rPr>
-        <w:t xml:space="preserve">  │    FMCG dist. background aligns with role"     │</w:t>
-      </w:r>
-    </w:p>
-    <w:p>
-      <w:pPr>
-        <w:spacing w:after="0"/>
-      </w:pPr>
-      <w:r>
-        <w:rPr>
-          <w:sz w:val="20"/>
-        </w:rPr>
-        <w:t xml:space="preserve">  │                                                │</w:t>
-      </w:r>
-    </w:p>
-    <w:p>
-      <w:pPr>
-        <w:spacing w:after="0"/>
-      </w:pPr>
-      <w:r>
-        <w:rPr>
-          <w:sz w:val="20"/>
-        </w:rPr>
-        <w:t xml:space="preserve">  │ [Senior] [Onsite] [Visa Likely]               │</w:t>
-      </w:r>
-    </w:p>
-    <w:p>
-      <w:pPr>
-        <w:spacing w:after="0"/>
-      </w:pPr>
-      <w:r>
-        <w:rPr>
-          <w:sz w:val="20"/>
-        </w:rPr>
-        <w:t xml:space="preserve">  │                                                │</w:t>
-      </w:r>
-    </w:p>
-    <w:p>
-      <w:pPr>
-        <w:spacing w:after="0"/>
-      </w:pPr>
-      <w:r>
-        <w:rPr>
-          <w:sz w:val="20"/>
-        </w:rPr>
-        <w:t xml:space="preserve">  │ [▶ Job Intelligence ✨ PREMIUM]               │</w:t>
-      </w:r>
-    </w:p>
-    <w:p>
-      <w:pPr>
-        <w:spacing w:after="0"/>
-      </w:pPr>
-      <w:r>
-        <w:rPr>
-          <w:sz w:val="20"/>
-        </w:rPr>
-        <w:t xml:space="preserve">  │                                                │</w:t>
-      </w:r>
-    </w:p>
-    <w:p>
-      <w:pPr>
-        <w:spacing w:after="0"/>
-      </w:pPr>
-      <w:r>
-        <w:rPr>
-          <w:sz w:val="20"/>
-        </w:rPr>
-        <w:t xml:space="preserve">  │ [↗ View &amp; Apply]  [✓ Applied]  [✗ Skip]      │</w:t>
-      </w:r>
-    </w:p>
-    <w:p>
-      <w:pPr>
-        <w:spacing w:after="0"/>
-      </w:pPr>
-      <w:r>
-        <w:rPr>
-          <w:sz w:val="20"/>
-        </w:rPr>
-        <w:t xml:space="preserve">  └────────────────────────────────────────────────┘</w:t>
-      </w:r>
-    </w:p>
-    <w:p>
-      <w:pPr>
-        <w:spacing w:after="0"/>
-      </w:pPr>
-      <w:r>
-        <w:rPr>
-          <w:sz w:val="20"/>
-        </w:rPr>
-      </w:r>
-    </w:p>
-    <w:p>
-      <w:pPr>
-        <w:spacing w:after="0"/>
-      </w:pPr>
-      <w:r>
-        <w:rPr>
-          <w:sz w:val="20"/>
-        </w:rPr>
-        <w:t>Score badge colour:</w:t>
-      </w:r>
-    </w:p>
-    <w:p>
-      <w:pPr>
-        <w:spacing w:after="0"/>
-      </w:pPr>
-      <w:r>
-        <w:rPr>
-          <w:sz w:val="20"/>
-        </w:rPr>
-        <w:t xml:space="preserve">  90–100: green #16a34a</w:t>
-      </w:r>
-    </w:p>
-    <w:p>
-      <w:pPr>
-        <w:spacing w:after="0"/>
-      </w:pPr>
-      <w:r>
-        <w:rPr>
-          <w:sz w:val="20"/>
-        </w:rPr>
-        <w:t xml:space="preserve">  75–89:  blue  #2563eb</w:t>
-      </w:r>
-    </w:p>
-    <w:p>
-      <w:pPr>
-        <w:spacing w:after="0"/>
-      </w:pPr>
-      <w:r>
-        <w:rPr>
-          <w:sz w:val="20"/>
-        </w:rPr>
-        <w:t xml:space="preserve">  60–74:  amber #d97706</w:t>
-      </w:r>
-    </w:p>
-    <w:p>
-      <w:pPr>
-        <w:spacing w:after="0"/>
-      </w:pPr>
-      <w:r>
-        <w:rPr>
-          <w:sz w:val="20"/>
-        </w:rPr>
-      </w:r>
-    </w:p>
-    <w:p>
-      <w:pPr>
-        <w:spacing w:after="0"/>
-      </w:pPr>
-      <w:r>
-        <w:rPr>
-          <w:sz w:val="20"/>
-        </w:rPr>
-        <w:t>match_reason: The backend stores this as JSON string {"m": [...], "g": [...]}.</w:t>
-      </w:r>
-    </w:p>
-    <w:p>
-      <w:pPr>
-        <w:spacing w:after="0"/>
-      </w:pPr>
-      <w:r>
-        <w:rPr>
-          <w:sz w:val="20"/>
-        </w:rPr>
-        <w:t>Parse it with JSON.parse(). "m" = match bullets (what the candidate has), "g" = gap</w:t>
-      </w:r>
-    </w:p>
-    <w:p>
-      <w:pPr>
-        <w:spacing w:after="0"/>
-      </w:pPr>
-      <w:r>
-        <w:rPr>
-          <w:sz w:val="20"/>
-        </w:rPr>
-        <w:t>bullets (what is missing). Display as two bulleted lists below the meta line:</w:t>
-      </w:r>
-    </w:p>
-    <w:p>
-      <w:pPr>
-        <w:spacing w:after="0"/>
-      </w:pPr>
-      <w:r>
-        <w:rPr>
-          <w:sz w:val="20"/>
-        </w:rPr>
-        <w:t xml:space="preserve">  ✓ match bullets in the score colour (green/blue/amber)</w:t>
-      </w:r>
-    </w:p>
-    <w:p>
-      <w:pPr>
-        <w:spacing w:after="0"/>
-      </w:pPr>
-      <w:r>
-        <w:rPr>
-          <w:sz w:val="20"/>
-        </w:rPr>
-        <w:t xml:space="preserve">  △ gap bullets in red (#ef4444), max 2 gaps shown</w:t>
-      </w:r>
-    </w:p>
-    <w:p>
-      <w:pPr>
-        <w:spacing w:after="0"/>
-      </w:pPr>
-      <w:r>
-        <w:rPr>
-          <w:sz w:val="20"/>
-        </w:rPr>
-        <w:t>If JSON.parse fails or field is null, show the raw string as a single bullet.</w:t>
-      </w:r>
-    </w:p>
-    <w:p>
-      <w:pPr>
-        <w:spacing w:after="0"/>
-      </w:pPr>
-      <w:r>
-        <w:rPr>
-          <w:sz w:val="20"/>
-        </w:rPr>
-        <w:t>Hide the section entirely if match_reason is null/empty.</w:t>
-      </w:r>
-    </w:p>
-    <w:p>
-      <w:pPr>
-        <w:spacing w:after="0"/>
-      </w:pPr>
-      <w:r>
-        <w:rPr>
-          <w:sz w:val="20"/>
-        </w:rPr>
-      </w:r>
-    </w:p>
-    <w:p>
-      <w:pPr>
-        <w:spacing w:after="0"/>
-      </w:pPr>
-      <w:r>
-        <w:rPr>
-          <w:sz w:val="20"/>
-        </w:rPr>
-        <w:t>Tags (chips): show remote_status (if not onsite/unknown), seniority. Don't show null tags.</w:t>
-      </w:r>
-    </w:p>
-    <w:p>
-      <w:pPr>
-        <w:spacing w:after="0"/>
-      </w:pPr>
-      <w:r>
-        <w:rPr>
-          <w:sz w:val="20"/>
-        </w:rPr>
-      </w:r>
-    </w:p>
-    <w:p>
-      <w:pPr>
-        <w:spacing w:after="0"/>
-      </w:pPr>
-      <w:r>
-        <w:rPr>
-          <w:b/>
-          <w:sz w:val="20"/>
-        </w:rPr>
-        <w:t>── E. JOB INTELLIGENCE ACCORDION ────────────────────────────────────────────────</w:t>
-      </w:r>
-    </w:p>
-    <w:p>
-      <w:pPr>
-        <w:spacing w:after="0"/>
-      </w:pPr>
-      <w:r>
-        <w:rPr>
-          <w:sz w:val="20"/>
-        </w:rPr>
-      </w:r>
-    </w:p>
-    <w:p>
-      <w:pPr>
-        <w:spacing w:after="0"/>
-      </w:pPr>
-      <w:r>
-        <w:rPr>
+          <w:rFonts w:ascii="Calibri" w:hAnsi="Calibri"/>
+          <w:b w:val="0"/>
           <w:sz w:val="20"/>
         </w:rPr>
         <w:t>On first expand, fire ALL 5 premium calls in parallel:</w:t>
@@ -3366,230 +2983,120 @@
     </w:p>
     <w:p>
       <w:pPr>
-        <w:spacing w:after="0"/>
+        <w:spacing w:before="20" w:after="20"/>
+        <w:ind w:left="432"/>
       </w:pPr>
       <w:r>
         <w:rPr>
+          <w:rFonts w:ascii="Courier New" w:hAnsi="Courier New"/>
+          <w:b w:val="0"/>
+          <w:color w:val="282828"/>
+          <w:sz w:val="17"/>
+        </w:rPr>
+        <w:t>Promise.all([ats-score, salary, red-flags, interview-prep, company-info])</w:t>
+      </w:r>
+    </w:p>
+    <w:p>
+      <w:pPr>
+        <w:spacing w:before="40" w:after="40"/>
+      </w:pPr>
+      <w:r>
+        <w:rPr>
+          <w:rFonts w:ascii="Calibri" w:hAnsi="Calibri"/>
+          <w:b w:val="0"/>
           <w:sz w:val="20"/>
         </w:rPr>
-        <w:t xml:space="preserve">  Promise.all([ats-score, salary, red-flags, interview-prep, company-info])</w:t>
+        <w:t>Cache results in memory by job_id. Re-opening shows cached data instantly.</w:t>
       </w:r>
     </w:p>
     <w:p>
       <w:pPr>
-        <w:spacing w:after="0"/>
+        <w:spacing w:before="40" w:after="40"/>
       </w:pPr>
       <w:r>
         <w:rPr>
+          <w:rFonts w:ascii="Calibri" w:hAnsi="Calibri"/>
+          <w:b w:val="0"/>
           <w:sz w:val="20"/>
         </w:rPr>
-        <w:t>Cache results in memory by job_id. Re-opening accordion shows cached data instantly.</w:t>
+        <w:t>Also show "📋 Job Summary" (3 bullets from /api/job-summary) at the top of the card — NOT behind premium. Skeleton while loading.</w:t>
       </w:r>
     </w:p>
     <w:p>
       <w:pPr>
-        <w:spacing w:after="0"/>
+        <w:pStyle w:val="ListBullet"/>
+        <w:ind w:left="432"/>
+      </w:pPr>
+      <w:r>
+        <w:t>ATS SCORE: Large label ("Good"), 4 progress bars for breakdown, missing keywords as red chips, strengths as green chips, improvements as numbered list.</w:t>
+      </w:r>
+    </w:p>
+    <w:p>
+      <w:pPr>
+        <w:pStyle w:val="ListBullet"/>
+        <w:ind w:left="432"/>
+      </w:pPr>
+      <w:r>
+        <w:t>SALARY: "AED 18,000 – 25,000 / mo" + confidence badge + basis text.</w:t>
+      </w:r>
+    </w:p>
+    <w:p>
+      <w:pPr>
+        <w:pStyle w:val="ListBullet"/>
+        <w:ind w:left="432"/>
+      </w:pPr>
+      <w:r>
+        <w:t>RED FLAGS: Risk badge (green/amber/red) + bullet list of flags and positives.</w:t>
+      </w:r>
+    </w:p>
+    <w:p>
+      <w:pPr>
+        <w:pStyle w:val="ListBullet"/>
+        <w:ind w:left="432"/>
+      </w:pPr>
+      <w:r>
+        <w:t>INTERVIEW: Expandable 6 Q&amp;A pairs, then "Questions to Ask" list, then "Sell Yourself" list.</w:t>
+      </w:r>
+    </w:p>
+    <w:p>
+      <w:pPr>
+        <w:pStyle w:val="ListBullet"/>
+        <w:ind w:left="432"/>
+      </w:pPr>
+      <w:r>
+        <w:t>COMPANY: Card with website/LinkedIn buttons + overview text + culture notes.</w:t>
+      </w:r>
+    </w:p>
+    <w:p>
+      <w:pPr>
+        <w:spacing w:before="120" w:after="120"/>
+        <w:pBdr>
+          <w:bottom w:val="single" w:sz="4" w:space="1" w:color="CCCCCC"/>
+        </w:pBdr>
+      </w:pPr>
+    </w:p>
+    <w:p>
+      <w:pPr>
+        <w:spacing w:before="280" w:after="80"/>
       </w:pPr>
       <w:r>
         <w:rPr>
-          <w:sz w:val="20"/>
+          <w:rFonts w:ascii="Calibri" w:hAnsi="Calibri"/>
+          <w:b/>
+          <w:color w:val="1E5AA0"/>
+          <w:sz w:val="26"/>
         </w:rPr>
+        <w:t>PART 4 — APPLICATION TRACKING BOARD (KANBAN)</w:t>
       </w:r>
     </w:p>
     <w:p>
       <w:pPr>
-        <w:spacing w:after="0"/>
+        <w:spacing w:before="40" w:after="40"/>
       </w:pPr>
       <w:r>
         <w:rPr>
-          <w:sz w:val="20"/>
-        </w:rPr>
-        <w:t>Also add a "📋 Job Summary" line (3 bullets from /api/job-summary) at the top of</w:t>
-      </w:r>
-    </w:p>
-    <w:p>
-      <w:pPr>
-        <w:spacing w:after="0"/>
-      </w:pPr>
-      <w:r>
-        <w:rPr>
-          <w:sz w:val="20"/>
-        </w:rPr>
-        <w:t>the card body (not behind premium). Show a skeleton while loading.</w:t>
-      </w:r>
-    </w:p>
-    <w:p>
-      <w:pPr>
-        <w:spacing w:after="0"/>
-      </w:pPr>
-      <w:r>
-        <w:rPr>
-          <w:sz w:val="20"/>
-        </w:rPr>
-      </w:r>
-    </w:p>
-    <w:p>
-      <w:pPr>
-        <w:spacing w:after="0"/>
-      </w:pPr>
-      <w:r>
-        <w:rPr>
-          <w:sz w:val="20"/>
-        </w:rPr>
-        <w:t>Display each section:</w:t>
-      </w:r>
-    </w:p>
-    <w:p>
-      <w:pPr>
-        <w:spacing w:after="0"/>
-      </w:pPr>
-      <w:r>
-        <w:rPr>
-          <w:sz w:val="20"/>
-        </w:rPr>
-        <w:t xml:space="preserve">  ATS SCORE: Large label ("Good"), 4 horizontal progress bars for breakdown,</w:t>
-      </w:r>
-    </w:p>
-    <w:p>
-      <w:pPr>
-        <w:spacing w:after="0"/>
-      </w:pPr>
-      <w:r>
-        <w:rPr>
-          <w:sz w:val="20"/>
-        </w:rPr>
-        <w:t xml:space="preserve">             then missing keywords as red chips, strengths as green chips,</w:t>
-      </w:r>
-    </w:p>
-    <w:p>
-      <w:pPr>
-        <w:spacing w:after="0"/>
-      </w:pPr>
-      <w:r>
-        <w:rPr>
-          <w:sz w:val="20"/>
-        </w:rPr>
-        <w:t xml:space="preserve">             improvements as numbered list.</w:t>
-      </w:r>
-    </w:p>
-    <w:p>
-      <w:pPr>
-        <w:spacing w:after="0"/>
-      </w:pPr>
-      <w:r>
-        <w:rPr>
-          <w:sz w:val="20"/>
-        </w:rPr>
-        <w:t xml:space="preserve">  SALARY:    "AED 18,000 – 25,000 / mo" + confidence badge + basis text.</w:t>
-      </w:r>
-    </w:p>
-    <w:p>
-      <w:pPr>
-        <w:spacing w:after="0"/>
-      </w:pPr>
-      <w:r>
-        <w:rPr>
-          <w:sz w:val="20"/>
-        </w:rPr>
-        <w:t xml:space="preserve">  RED FLAGS: Risk badge (green/amber/red) + bullet list of flags and positives.</w:t>
-      </w:r>
-    </w:p>
-    <w:p>
-      <w:pPr>
-        <w:spacing w:after="0"/>
-      </w:pPr>
-      <w:r>
-        <w:rPr>
-          <w:sz w:val="20"/>
-        </w:rPr>
-        <w:t xml:space="preserve">  INTERVIEW: Expandable list of 6 Q&amp;A pairs, then "Questions to Ask" list,</w:t>
-      </w:r>
-    </w:p>
-    <w:p>
-      <w:pPr>
-        <w:spacing w:after="0"/>
-      </w:pPr>
-      <w:r>
-        <w:rPr>
-          <w:sz w:val="20"/>
-        </w:rPr>
-        <w:t xml:space="preserve">             then "Sell Yourself" list.</w:t>
-      </w:r>
-    </w:p>
-    <w:p>
-      <w:pPr>
-        <w:spacing w:after="0"/>
-      </w:pPr>
-      <w:r>
-        <w:rPr>
-          <w:sz w:val="20"/>
-        </w:rPr>
-        <w:t xml:space="preserve">  COMPANY:   Card with website/LinkedIn buttons + overview text + culture notes.</w:t>
-      </w:r>
-    </w:p>
-    <w:p>
-      <w:pPr>
-        <w:spacing w:after="0"/>
-      </w:pPr>
-      <w:r>
-        <w:rPr>
-          <w:sz w:val="20"/>
-        </w:rPr>
-      </w:r>
-    </w:p>
-    <w:p>
-      <w:pPr>
-        <w:spacing w:after="0"/>
-      </w:pPr>
-      <w:r>
-        <w:rPr>
-          <w:color w:val="9CA3AF"/>
-          <w:sz w:val="16"/>
-        </w:rPr>
-        <w:t>────────────────────────────────────────────────────────────────────────────────</w:t>
-      </w:r>
-    </w:p>
-    <w:p>
-      <w:pPr>
-        <w:spacing w:after="0"/>
-      </w:pPr>
-      <w:r>
-        <w:rPr>
-          <w:b/>
-          <w:color w:val="1D4ED8"/>
-          <w:sz w:val="22"/>
-        </w:rPr>
-        <w:t>PART 4 — APPLICATION TRACKING BOARD (KANBAN)  ← NEW FEATURE</w:t>
-      </w:r>
-    </w:p>
-    <w:p>
-      <w:pPr>
-        <w:spacing w:after="0"/>
-      </w:pPr>
-      <w:r>
-        <w:rPr>
-          <w:color w:val="9CA3AF"/>
-          <w:sz w:val="16"/>
-        </w:rPr>
-        <w:t>────────────────────────────────────────────────────────────────────────────────</w:t>
-      </w:r>
-    </w:p>
-    <w:p>
-      <w:pPr>
-        <w:spacing w:after="0"/>
-      </w:pPr>
-      <w:r>
-        <w:rPr>
-          <w:sz w:val="20"/>
-        </w:rPr>
-      </w:r>
-    </w:p>
-    <w:p>
-      <w:pPr>
-        <w:spacing w:after="0"/>
-      </w:pPr>
-      <w:r>
-        <w:rPr>
+          <w:rFonts w:ascii="Calibri" w:hAnsi="Calibri"/>
+          <w:b w:val="0"/>
           <w:sz w:val="20"/>
         </w:rPr>
         <w:t>Add a second tab on the dashboard: "Track Applications"</w:t>
@@ -3597,73 +3104,38 @@
     </w:p>
     <w:p>
       <w:pPr>
-        <w:spacing w:after="0"/>
+        <w:spacing w:before="40" w:after="40"/>
       </w:pPr>
       <w:r>
         <w:rPr>
+          <w:rFonts w:ascii="Calibri" w:hAnsi="Calibri"/>
+          <w:b w:val="0"/>
           <w:sz w:val="20"/>
         </w:rPr>
+        <w:t>Data source: POST /api/application-board → board.new / applied / interview / offer / rejected / skipped</w:t>
       </w:r>
     </w:p>
     <w:p>
       <w:pPr>
-        <w:spacing w:after="0"/>
+        <w:spacing w:before="40" w:after="40"/>
       </w:pPr>
       <w:r>
         <w:rPr>
+          <w:rFonts w:ascii="Calibri" w:hAnsi="Calibri"/>
+          <w:b w:val="0"/>
           <w:sz w:val="20"/>
         </w:rPr>
-        <w:t>Data source: POST /api/application-board  →  board.new / applied / interview / offer / rejected / skipped</w:t>
+        <w:t>Kanban columns (left to right, scrollable on mobile):  Applied → Interview → Offer → Rejected</w:t>
       </w:r>
     </w:p>
     <w:p>
       <w:pPr>
-        <w:spacing w:after="0"/>
+        <w:spacing w:before="40" w:after="40"/>
       </w:pPr>
       <w:r>
         <w:rPr>
-          <w:sz w:val="20"/>
-        </w:rPr>
-      </w:r>
-    </w:p>
-    <w:p>
-      <w:pPr>
-        <w:spacing w:after="0"/>
-      </w:pPr>
-      <w:r>
-        <w:rPr>
-          <w:sz w:val="20"/>
-        </w:rPr>
-        <w:t>Kanban columns (left to right, scrollable on mobile):</w:t>
-      </w:r>
-    </w:p>
-    <w:p>
-      <w:pPr>
-        <w:spacing w:after="0"/>
-      </w:pPr>
-      <w:r>
-        <w:rPr>
-          <w:sz w:val="20"/>
-        </w:rPr>
-        <w:t xml:space="preserve">  Applied → Interview → Offer → Rejected</w:t>
-      </w:r>
-    </w:p>
-    <w:p>
-      <w:pPr>
-        <w:spacing w:after="0"/>
-      </w:pPr>
-      <w:r>
-        <w:rPr>
-          <w:sz w:val="20"/>
-        </w:rPr>
-      </w:r>
-    </w:p>
-    <w:p>
-      <w:pPr>
-        <w:spacing w:after="0"/>
-      </w:pPr>
-      <w:r>
-        <w:rPr>
+          <w:rFonts w:ascii="Calibri" w:hAnsi="Calibri"/>
+          <w:b w:val="0"/>
           <w:sz w:val="20"/>
         </w:rPr>
         <w:t>Each card shows: title, company, score badge, interview_date if set, notes snippet.</w:t>
@@ -3671,20 +3143,12 @@
     </w:p>
     <w:p>
       <w:pPr>
-        <w:spacing w:after="0"/>
+        <w:spacing w:before="40" w:after="40"/>
       </w:pPr>
       <w:r>
         <w:rPr>
-          <w:sz w:val="20"/>
-        </w:rPr>
-      </w:r>
-    </w:p>
-    <w:p>
-      <w:pPr>
-        <w:spacing w:after="0"/>
-      </w:pPr>
-      <w:r>
-        <w:rPr>
+          <w:rFonts w:ascii="Calibri" w:hAnsi="Calibri"/>
+          <w:b w:val="0"/>
           <w:sz w:val="20"/>
         </w:rPr>
         <w:t>User actions per card:</w:t>
@@ -3692,165 +3156,97 @@
     </w:p>
     <w:p>
       <w:pPr>
-        <w:spacing w:after="0"/>
+        <w:pStyle w:val="ListBullet"/>
+        <w:ind w:left="432"/>
+      </w:pPr>
+      <w:r>
+        <w:t>"Set interview date" → date picker → POST /api/set-interview-date</w:t>
+      </w:r>
+    </w:p>
+    <w:p>
+      <w:pPr>
+        <w:pStyle w:val="ListBullet"/>
+        <w:ind w:left="432"/>
+      </w:pPr>
+      <w:r>
+        <w:t>"Add note" → text field → POST /api/update-match-notes</w:t>
+      </w:r>
+    </w:p>
+    <w:p>
+      <w:pPr>
+        <w:pStyle w:val="ListBullet"/>
+        <w:ind w:left="432"/>
+      </w:pPr>
+      <w:r>
+        <w:t>Drag card between columns → POST /api/job-status with new status</w:t>
+      </w:r>
+    </w:p>
+    <w:p>
+      <w:pPr>
+        <w:pStyle w:val="ListBullet"/>
+        <w:ind w:left="432"/>
+      </w:pPr>
+      <w:r>
+        <w:t>"Move back to New" → sets status to "new" (returns card to matches list)</w:t>
+      </w:r>
+    </w:p>
+    <w:p>
+      <w:pPr>
+        <w:spacing w:before="40" w:after="40"/>
       </w:pPr>
       <w:r>
         <w:rPr>
+          <w:rFonts w:ascii="Calibri" w:hAnsi="Calibri"/>
+          <w:b w:val="0"/>
           <w:sz w:val="20"/>
         </w:rPr>
-        <w:t xml:space="preserve">  • "Set interview date" → date picker → POST /api/set-interview-date</w:t>
+        <w:t>Display interview_date as "Interview: Tue 15 Jul 2026". Show 🔔 reminder chip if within 48 hours.</w:t>
       </w:r>
     </w:p>
     <w:p>
       <w:pPr>
-        <w:spacing w:after="0"/>
+        <w:spacing w:before="120" w:after="120"/>
+        <w:pBdr>
+          <w:bottom w:val="single" w:sz="4" w:space="1" w:color="CCCCCC"/>
+        </w:pBdr>
+      </w:pPr>
+    </w:p>
+    <w:p>
+      <w:pPr>
+        <w:spacing w:before="280" w:after="80"/>
       </w:pPr>
       <w:r>
         <w:rPr>
-          <w:sz w:val="20"/>
-        </w:rPr>
-        <w:t xml:space="preserve">  • "Add note" → text field → POST /api/update-match-notes</w:t>
-      </w:r>
-    </w:p>
-    <w:p>
-      <w:pPr>
-        <w:spacing w:after="0"/>
-      </w:pPr>
-      <w:r>
-        <w:rPr>
-          <w:sz w:val="20"/>
-        </w:rPr>
-        <w:t xml:space="preserve">  • Drag card between columns → POST /api/job-status with new status</w:t>
-      </w:r>
-    </w:p>
-    <w:p>
-      <w:pPr>
-        <w:spacing w:after="0"/>
-      </w:pPr>
-      <w:r>
-        <w:rPr>
-          <w:sz w:val="20"/>
-        </w:rPr>
-        <w:t xml:space="preserve">  • "Move back to New" → sets status to "new" (returns card to matches list)</w:t>
-      </w:r>
-    </w:p>
-    <w:p>
-      <w:pPr>
-        <w:spacing w:after="0"/>
-      </w:pPr>
-      <w:r>
-        <w:rPr>
-          <w:sz w:val="20"/>
-        </w:rPr>
-      </w:r>
-    </w:p>
-    <w:p>
-      <w:pPr>
-        <w:spacing w:after="0"/>
-      </w:pPr>
-      <w:r>
-        <w:rPr>
-          <w:sz w:val="20"/>
-        </w:rPr>
-        <w:t>Display interview_date as "Interview: Tue 15 Jul 2026" if set.</w:t>
-      </w:r>
-    </w:p>
-    <w:p>
-      <w:pPr>
-        <w:spacing w:after="0"/>
-      </w:pPr>
-      <w:r>
-        <w:rPr>
-          <w:sz w:val="20"/>
-        </w:rPr>
-        <w:t>Show a 🔔 reminder chip if interview_date is within 48 hours.</w:t>
-      </w:r>
-    </w:p>
-    <w:p>
-      <w:pPr>
-        <w:spacing w:after="0"/>
-      </w:pPr>
-      <w:r>
-        <w:rPr>
-          <w:sz w:val="20"/>
-        </w:rPr>
-      </w:r>
-    </w:p>
-    <w:p>
-      <w:pPr>
-        <w:spacing w:after="0"/>
-      </w:pPr>
-      <w:r>
-        <w:rPr>
-          <w:color w:val="9CA3AF"/>
-          <w:sz w:val="16"/>
-        </w:rPr>
-        <w:t>────────────────────────────────────────────────────────────────────────────────</w:t>
-      </w:r>
-    </w:p>
-    <w:p>
-      <w:pPr>
-        <w:spacing w:after="0"/>
-      </w:pPr>
-      <w:r>
-        <w:rPr>
+          <w:rFonts w:ascii="Calibri" w:hAnsi="Calibri"/>
           <w:b/>
-          <w:color w:val="1D4ED8"/>
-          <w:sz w:val="22"/>
+          <w:color w:val="1E5AA0"/>
+          <w:sz w:val="26"/>
         </w:rPr>
         <w:t>PART 5 — SETTINGS PAGE</w:t>
       </w:r>
     </w:p>
     <w:p>
       <w:pPr>
-        <w:spacing w:after="0"/>
+        <w:spacing w:before="160" w:after="80"/>
       </w:pPr>
       <w:r>
         <w:rPr>
-          <w:color w:val="9CA3AF"/>
-          <w:sz w:val="16"/>
+          <w:rFonts w:ascii="Calibri" w:hAnsi="Calibri"/>
+          <w:b/>
+          <w:color w:val="3C3C3C"/>
+          <w:sz w:val="22"/>
         </w:rPr>
-        <w:t>────────────────────────────────────────────────────────────────────────────────</w:t>
+        <w:t>TITLE MANAGEMENT</w:t>
       </w:r>
     </w:p>
     <w:p>
       <w:pPr>
-        <w:spacing w:after="0"/>
+        <w:spacing w:before="40" w:after="40"/>
       </w:pPr>
       <w:r>
         <w:rPr>
-          <w:sz w:val="20"/>
-        </w:rPr>
-      </w:r>
-    </w:p>
-    <w:p>
-      <w:pPr>
-        <w:spacing w:after="0"/>
-      </w:pPr>
-      <w:r>
-        <w:rPr>
-          <w:b/>
-          <w:sz w:val="20"/>
-        </w:rPr>
-        <w:t>── TITLE MANAGEMENT ─────────────────────────────────────────────────────────────</w:t>
-      </w:r>
-    </w:p>
-    <w:p>
-      <w:pPr>
-        <w:spacing w:after="0"/>
-      </w:pPr>
-      <w:r>
-        <w:rPr>
-          <w:sz w:val="20"/>
-        </w:rPr>
-      </w:r>
-    </w:p>
-    <w:p>
-      <w:pPr>
-        <w:spacing w:after="0"/>
-      </w:pPr>
-      <w:r>
-        <w:rPr>
+          <w:rFonts w:ascii="Calibri" w:hAnsi="Calibri"/>
+          <w:b w:val="0"/>
           <w:sz w:val="20"/>
         </w:rPr>
         <w:t>Use POST /api/get-titles for the list. Each title card shows:</w:t>
@@ -3858,771 +3254,668 @@
     </w:p>
     <w:p>
       <w:pPr>
-        <w:spacing w:after="0"/>
+        <w:pStyle w:val="ListBullet"/>
+        <w:ind w:left="432"/>
+      </w:pPr>
+      <w:r>
+        <w:t>keyword</w:t>
+      </w:r>
+    </w:p>
+    <w:p>
+      <w:pPr>
+        <w:pStyle w:val="ListBullet"/>
+        <w:ind w:left="432"/>
+      </w:pPr>
+      <w:r>
+        <w:t>"{n} jobs in pool" (from job_count)</w:t>
+      </w:r>
+    </w:p>
+    <w:p>
+      <w:pPr>
+        <w:pStyle w:val="ListBullet"/>
+        <w:ind w:left="432"/>
+      </w:pPr>
+      <w:r>
+        <w:t>"Last checked {relative time}" (from last_scraped), or "Not yet checked"</w:t>
+      </w:r>
+    </w:p>
+    <w:p>
+      <w:pPr>
+        <w:pStyle w:val="ListBullet"/>
+        <w:ind w:left="432"/>
+      </w:pPr>
+      <w:r>
+        <w:t>[Delete] button using user_title_id</w:t>
+      </w:r>
+    </w:p>
+    <w:p>
+      <w:pPr>
+        <w:spacing w:before="40" w:after="40"/>
       </w:pPr>
       <w:r>
         <w:rPr>
+          <w:rFonts w:ascii="Calibri" w:hAnsi="Calibri"/>
+          <w:b w:val="0"/>
           <w:sz w:val="20"/>
         </w:rPr>
-        <w:t xml:space="preserve">  • keyword</w:t>
+        <w:t>Add title: check /api/can-edit-titles first. Show "Limit reached (10/10)" if full. After adding, poll /api/get-titles every 10 seconds for 60 seconds to show "Scraping…" → "142 jobs found" transition.</w:t>
       </w:r>
     </w:p>
     <w:p>
       <w:pPr>
-        <w:spacing w:after="0"/>
+        <w:spacing w:before="160" w:after="80"/>
       </w:pPr>
       <w:r>
         <w:rPr>
+          <w:rFonts w:ascii="Calibri" w:hAnsi="Calibri"/>
+          <w:b/>
+          <w:color w:val="3C3C3C"/>
+          <w:sz w:val="22"/>
+        </w:rPr>
+        <w:t>SKILLS GAP CARD</w:t>
+      </w:r>
+    </w:p>
+    <w:p>
+      <w:pPr>
+        <w:spacing w:before="40" w:after="40"/>
+      </w:pPr>
+      <w:r>
+        <w:rPr>
+          <w:rFonts w:ascii="Calibri" w:hAnsi="Calibri"/>
+          <w:b w:val="0"/>
           <w:sz w:val="20"/>
         </w:rPr>
-        <w:t xml:space="preserve">  • "{n} jobs in pool" (from job_count)</w:t>
+        <w:t>Below title management, show a "Skills Gap Analysis" card with [Analyse My Gaps] button → POST /api/skills-gap.</w:t>
       </w:r>
     </w:p>
     <w:p>
       <w:pPr>
-        <w:spacing w:after="0"/>
+        <w:spacing w:before="20" w:after="20"/>
+        <w:ind w:left="432"/>
       </w:pPr>
       <w:r>
         <w:rPr>
+          <w:rFonts w:ascii="Courier New" w:hAnsi="Courier New"/>
+          <w:b w:val="0"/>
+          <w:color w:val="282828"/>
+          <w:sz w:val="17"/>
+        </w:rPr>
+        <w:t>❗ Critical Gaps: [Python] [Salesforce] [SAP]</w:t>
+      </w:r>
+    </w:p>
+    <w:p>
+      <w:pPr>
+        <w:spacing w:before="20" w:after="20"/>
+        <w:ind w:left="432"/>
+      </w:pPr>
+      <w:r>
+        <w:rPr>
+          <w:rFonts w:ascii="Courier New" w:hAnsi="Courier New"/>
+          <w:b w:val="0"/>
+          <w:color w:val="282828"/>
+          <w:sz w:val="17"/>
+        </w:rPr>
+        <w:t>💡 Nice to Have: [PowerBI] [Tableau]</w:t>
+      </w:r>
+    </w:p>
+    <w:p>
+      <w:pPr>
+        <w:spacing w:before="20" w:after="20"/>
+        <w:ind w:left="432"/>
+      </w:pPr>
+      <w:r>
+        <w:rPr>
+          <w:rFonts w:ascii="Courier New" w:hAnsi="Courier New"/>
+          <w:b w:val="0"/>
+          <w:color w:val="282828"/>
+          <w:sz w:val="17"/>
+        </w:rPr>
+        <w:t>🎯 Quick Wins:   [Google Analytics Cert] [HubSpot CRM Cert]</w:t>
+      </w:r>
+    </w:p>
+    <w:p>
+      <w:pPr>
+        <w:spacing w:before="20" w:after="20"/>
+        <w:ind w:left="432"/>
+      </w:pPr>
+      <w:r>
+        <w:rPr>
+          <w:rFonts w:ascii="Courier New" w:hAnsi="Courier New"/>
+          <w:b w:val="0"/>
+          <w:color w:val="282828"/>
+          <w:sz w:val="17"/>
+        </w:rPr>
+        <w:t>📈 "Adding Python and Salesforce would likely increase match scores by 15–20%"</w:t>
+      </w:r>
+    </w:p>
+    <w:p>
+      <w:pPr>
+        <w:spacing w:before="40" w:after="40"/>
+      </w:pPr>
+      <w:r>
+        <w:rPr>
+          <w:rFonts w:ascii="Calibri" w:hAnsi="Calibri"/>
+          <w:b w:val="0"/>
           <w:sz w:val="20"/>
         </w:rPr>
-        <w:t xml:space="preserve">  • "Last checked {relative time}" (from last_scraped), or "Not yet checked"</w:t>
+        <w:t>Cache result for 24 hours (do not re-fetch on every page visit).</w:t>
       </w:r>
     </w:p>
     <w:p>
       <w:pPr>
-        <w:spacing w:after="0"/>
+        <w:spacing w:before="160" w:after="80"/>
       </w:pPr>
       <w:r>
         <w:rPr>
+          <w:rFonts w:ascii="Calibri" w:hAnsi="Calibri"/>
+          <w:b/>
+          <w:color w:val="3C3C3C"/>
+          <w:sz w:val="22"/>
+        </w:rPr>
+        <w:t>CV MANAGEMENT</w:t>
+      </w:r>
+    </w:p>
+    <w:p>
+      <w:pPr>
+        <w:pStyle w:val="ListBullet"/>
+        <w:ind w:left="432"/>
+      </w:pPr>
+      <w:r>
+        <w:t>"CV uploaded — {chars} characters" or "No CV uploaded"</w:t>
+      </w:r>
+    </w:p>
+    <w:p>
+      <w:pPr>
+        <w:pStyle w:val="ListBullet"/>
+        <w:ind w:left="432"/>
+      </w:pPr>
+      <w:r>
+        <w:t>"When you upload a new CV, all your matches are automatically re-scored."</w:t>
+      </w:r>
+    </w:p>
+    <w:p>
+      <w:pPr>
+        <w:pStyle w:val="ListBullet"/>
+        <w:ind w:left="432"/>
+      </w:pPr>
+      <w:r>
+        <w:t>Upload button (PDF/DOCX/TXT, max 5MB)</w:t>
+      </w:r>
+    </w:p>
+    <w:p>
+      <w:pPr>
+        <w:pStyle w:val="ListBullet"/>
+        <w:ind w:left="432"/>
+      </w:pPr>
+      <w:r>
+        <w:t>After upload: show rescoring=true message: "Matches will be re-scored with your new CV"</w:t>
+      </w:r>
+    </w:p>
+    <w:p>
+      <w:pPr>
+        <w:spacing w:before="160" w:after="80"/>
+      </w:pPr>
+      <w:r>
+        <w:rPr>
+          <w:rFonts w:ascii="Calibri" w:hAnsi="Calibri"/>
+          <w:b/>
+          <w:color w:val="3C3C3C"/>
+          <w:sz w:val="22"/>
+        </w:rPr>
+        <w:t>JOB BOARDS (LINKED ACCOUNTS)</w:t>
+      </w:r>
+    </w:p>
+    <w:p>
+      <w:pPr>
+        <w:spacing w:before="40" w:after="40"/>
+      </w:pPr>
+      <w:r>
+        <w:rPr>
+          <w:rFonts w:ascii="Calibri" w:hAnsi="Calibri"/>
+          <w:b w:val="0"/>
           <w:sz w:val="20"/>
         </w:rPr>
-        <w:t xml:space="preserve">  • [Delete] button using user_title_id</w:t>
+        <w:t>Show all 12 platforms in a 2-column grid of cards. Data from POST /api/account-links.</w:t>
       </w:r>
     </w:p>
     <w:p>
       <w:pPr>
-        <w:spacing w:after="0"/>
+        <w:pStyle w:val="ListBullet"/>
+        <w:ind w:left="432"/>
+      </w:pPr>
+      <w:r>
+        <w:t>Each card: platform logo/icon, label, "Linked ✓" green or "Not linked" grey badge.</w:t>
+      </w:r>
+    </w:p>
+    <w:p>
+      <w:pPr>
+        <w:pStyle w:val="ListBullet"/>
+        <w:ind w:left="432"/>
+      </w:pPr>
+      <w:r>
+        <w:t>Toggle button: "Mark as Linked" / "Unlink" → POST /api/set-account-link.</w:t>
+      </w:r>
+    </w:p>
+    <w:p>
+      <w:pPr>
+        <w:pStyle w:val="ListBullet"/>
+        <w:ind w:left="432"/>
+      </w:pPr>
+      <w:r>
+        <w:t>"Open" button → opens link.url in new tab.</w:t>
+      </w:r>
+    </w:p>
+    <w:p>
+      <w:pPr>
+        <w:spacing w:before="120" w:after="120"/>
+        <w:pBdr>
+          <w:bottom w:val="single" w:sz="4" w:space="1" w:color="CCCCCC"/>
+        </w:pBdr>
+      </w:pPr>
+    </w:p>
+    <w:p>
+      <w:pPr>
+        <w:spacing w:before="280" w:after="80"/>
       </w:pPr>
       <w:r>
         <w:rPr>
-          <w:sz w:val="20"/>
-        </w:rPr>
-      </w:r>
-    </w:p>
-    <w:p>
-      <w:pPr>
-        <w:spacing w:after="0"/>
-      </w:pPr>
-      <w:r>
-        <w:rPr>
-          <w:sz w:val="20"/>
-        </w:rPr>
-        <w:t>Add title: check /api/can-edit-titles first. Show "Limit reached (10/10)" if full.</w:t>
-      </w:r>
-    </w:p>
-    <w:p>
-      <w:pPr>
-        <w:spacing w:after="0"/>
-      </w:pPr>
-      <w:r>
-        <w:rPr>
-          <w:sz w:val="20"/>
-        </w:rPr>
-        <w:t>After adding, poll /api/get-titles every 10 seconds for 60 seconds to show</w:t>
-      </w:r>
-    </w:p>
-    <w:p>
-      <w:pPr>
-        <w:spacing w:after="0"/>
-      </w:pPr>
-      <w:r>
-        <w:rPr>
-          <w:sz w:val="20"/>
-        </w:rPr>
-        <w:t>"Scraping…" → "142 jobs found" transition.</w:t>
-      </w:r>
-    </w:p>
-    <w:p>
-      <w:pPr>
-        <w:spacing w:after="0"/>
-      </w:pPr>
-      <w:r>
-        <w:rPr>
-          <w:sz w:val="20"/>
-        </w:rPr>
-      </w:r>
-    </w:p>
-    <w:p>
-      <w:pPr>
-        <w:spacing w:after="0"/>
-      </w:pPr>
-      <w:r>
-        <w:rPr>
+          <w:rFonts w:ascii="Calibri" w:hAnsi="Calibri"/>
           <w:b/>
-          <w:sz w:val="20"/>
-        </w:rPr>
-        <w:t>── SKILLS GAP CARD ──────────────────────────────────────────────────────────────</w:t>
-      </w:r>
-    </w:p>
-    <w:p>
-      <w:pPr>
-        <w:spacing w:after="0"/>
-      </w:pPr>
-      <w:r>
-        <w:rPr>
-          <w:sz w:val="20"/>
-        </w:rPr>
-      </w:r>
-    </w:p>
-    <w:p>
-      <w:pPr>
-        <w:spacing w:after="0"/>
-      </w:pPr>
-      <w:r>
-        <w:rPr>
-          <w:sz w:val="20"/>
-        </w:rPr>
-        <w:t>Below title management, show a "Skills Gap Analysis" card:</w:t>
-      </w:r>
-    </w:p>
-    <w:p>
-      <w:pPr>
-        <w:spacing w:after="0"/>
-      </w:pPr>
-      <w:r>
-        <w:rPr>
-          <w:sz w:val="20"/>
-        </w:rPr>
-      </w:r>
-    </w:p>
-    <w:p>
-      <w:pPr>
-        <w:spacing w:after="0"/>
-      </w:pPr>
-      <w:r>
-        <w:rPr>
-          <w:sz w:val="20"/>
-        </w:rPr>
-        <w:t xml:space="preserve">  [Analyse My Gaps]  → POST /api/skills-gap with { user_id }</w:t>
-      </w:r>
-    </w:p>
-    <w:p>
-      <w:pPr>
-        <w:spacing w:after="0"/>
-      </w:pPr>
-      <w:r>
-        <w:rPr>
-          <w:sz w:val="20"/>
-        </w:rPr>
-      </w:r>
-    </w:p>
-    <w:p>
-      <w:pPr>
-        <w:spacing w:after="0"/>
-      </w:pPr>
-      <w:r>
-        <w:rPr>
-          <w:sz w:val="20"/>
-        </w:rPr>
-        <w:t xml:space="preserve">  Result display:</w:t>
-      </w:r>
-    </w:p>
-    <w:p>
-      <w:pPr>
-        <w:spacing w:after="0"/>
-      </w:pPr>
-      <w:r>
-        <w:rPr>
-          <w:sz w:val="20"/>
-        </w:rPr>
-        <w:t xml:space="preserve">  ❗ Critical Gaps: [Python] [Salesforce] [SAP]</w:t>
-      </w:r>
-    </w:p>
-    <w:p>
-      <w:pPr>
-        <w:spacing w:after="0"/>
-      </w:pPr>
-      <w:r>
-        <w:rPr>
-          <w:sz w:val="20"/>
-        </w:rPr>
-        <w:t xml:space="preserve">  💡 Nice to Have: [PowerBI] [Tableau]</w:t>
-      </w:r>
-    </w:p>
-    <w:p>
-      <w:pPr>
-        <w:spacing w:after="0"/>
-      </w:pPr>
-      <w:r>
-        <w:rPr>
-          <w:sz w:val="20"/>
-        </w:rPr>
-        <w:t xml:space="preserve">  🎯 Quick Wins:   [Google Analytics Cert] [HubSpot CRM Cert]</w:t>
-      </w:r>
-    </w:p>
-    <w:p>
-      <w:pPr>
-        <w:spacing w:after="0"/>
-      </w:pPr>
-      <w:r>
-        <w:rPr>
-          <w:sz w:val="20"/>
-        </w:rPr>
-        <w:t xml:space="preserve">  📈 "Adding Python and Salesforce would likely increase match scores by 15–20%"</w:t>
-      </w:r>
-    </w:p>
-    <w:p>
-      <w:pPr>
-        <w:spacing w:after="0"/>
-      </w:pPr>
-      <w:r>
-        <w:rPr>
-          <w:sz w:val="20"/>
-        </w:rPr>
-      </w:r>
-    </w:p>
-    <w:p>
-      <w:pPr>
-        <w:spacing w:after="0"/>
-      </w:pPr>
-      <w:r>
-        <w:rPr>
-          <w:sz w:val="20"/>
-        </w:rPr>
-        <w:t>Cache result for 24 hours (don't re-fetch on every page visit).</w:t>
-      </w:r>
-    </w:p>
-    <w:p>
-      <w:pPr>
-        <w:spacing w:after="0"/>
-      </w:pPr>
-      <w:r>
-        <w:rPr>
-          <w:sz w:val="20"/>
-        </w:rPr>
-      </w:r>
-    </w:p>
-    <w:p>
-      <w:pPr>
-        <w:spacing w:after="0"/>
-      </w:pPr>
-      <w:r>
-        <w:rPr>
-          <w:b/>
-          <w:sz w:val="20"/>
-        </w:rPr>
-        <w:t>── CV MANAGEMENT ────────────────────────────────────────────────────────────────</w:t>
-      </w:r>
-    </w:p>
-    <w:p>
-      <w:pPr>
-        <w:spacing w:after="0"/>
-      </w:pPr>
-      <w:r>
-        <w:rPr>
-          <w:sz w:val="20"/>
-        </w:rPr>
-      </w:r>
-    </w:p>
-    <w:p>
-      <w:pPr>
-        <w:spacing w:after="0"/>
-      </w:pPr>
-      <w:r>
-        <w:rPr>
-          <w:sz w:val="20"/>
-        </w:rPr>
-        <w:t>Show current CV status:</w:t>
-      </w:r>
-    </w:p>
-    <w:p>
-      <w:pPr>
-        <w:spacing w:after="0"/>
-      </w:pPr>
-      <w:r>
-        <w:rPr>
-          <w:sz w:val="20"/>
-        </w:rPr>
-        <w:t xml:space="preserve">  • "CV uploaded — {chars} characters" or "No CV uploaded"</w:t>
-      </w:r>
-    </w:p>
-    <w:p>
-      <w:pPr>
-        <w:spacing w:after="0"/>
-      </w:pPr>
-      <w:r>
-        <w:rPr>
-          <w:sz w:val="20"/>
-        </w:rPr>
-        <w:t xml:space="preserve">  • "When you upload a new CV, all your matches are automatically re-scored."</w:t>
-      </w:r>
-    </w:p>
-    <w:p>
-      <w:pPr>
-        <w:spacing w:after="0"/>
-      </w:pPr>
-      <w:r>
-        <w:rPr>
-          <w:sz w:val="20"/>
-        </w:rPr>
-        <w:t xml:space="preserve">  • Upload button (PDF/DOCX/TXT, max 5MB)</w:t>
-      </w:r>
-    </w:p>
-    <w:p>
-      <w:pPr>
-        <w:spacing w:after="0"/>
-      </w:pPr>
-      <w:r>
-        <w:rPr>
-          <w:sz w:val="20"/>
-        </w:rPr>
-        <w:t xml:space="preserve">  • After upload: show rescoring=true message: "Matches will be re-scored with your new CV"</w:t>
-      </w:r>
-    </w:p>
-    <w:p>
-      <w:pPr>
-        <w:spacing w:after="0"/>
-      </w:pPr>
-      <w:r>
-        <w:rPr>
-          <w:sz w:val="20"/>
-        </w:rPr>
-      </w:r>
-    </w:p>
-    <w:p>
-      <w:pPr>
-        <w:spacing w:after="0"/>
-      </w:pPr>
-      <w:r>
-        <w:rPr>
-          <w:color w:val="9CA3AF"/>
-          <w:sz w:val="16"/>
-        </w:rPr>
-        <w:t>────────────────────────────────────────────────────────────────────────────────</w:t>
-      </w:r>
-    </w:p>
-    <w:p>
-      <w:pPr>
-        <w:spacing w:after="0"/>
-      </w:pPr>
-      <w:r>
-        <w:rPr>
-          <w:b/>
-          <w:color w:val="1D4ED8"/>
-          <w:sz w:val="22"/>
+          <w:color w:val="1E5AA0"/>
+          <w:sz w:val="26"/>
         </w:rPr>
         <w:t>PART 6 — JOB DATA TYPES REFERENCE</w:t>
       </w:r>
     </w:p>
     <w:p>
       <w:pPr>
-        <w:spacing w:after="0"/>
+        <w:spacing w:before="40" w:after="40"/>
       </w:pPr>
       <w:r>
         <w:rPr>
-          <w:color w:val="9CA3AF"/>
-          <w:sz w:val="16"/>
+          <w:rFonts w:ascii="Calibri" w:hAnsi="Calibri"/>
+          <w:b w:val="0"/>
+          <w:sz w:val="20"/>
         </w:rPr>
-        <w:t>────────────────────────────────────────────────────────────────────────────────</w:t>
+        <w:t>Job object returned by /api/refresh-matches and /api/application-board:</w:t>
       </w:r>
     </w:p>
     <w:p>
       <w:pPr>
-        <w:spacing w:after="0"/>
+        <w:spacing w:before="20" w:after="20"/>
+        <w:ind w:left="432"/>
       </w:pPr>
       <w:r>
         <w:rPr>
+          <w:rFonts w:ascii="Courier New" w:hAnsi="Courier New"/>
+          <w:b w:val="0"/>
+          <w:color w:val="282828"/>
+          <w:sz w:val="17"/>
+        </w:rPr>
+        <w:t>id              string (uuid)</w:t>
+      </w:r>
+    </w:p>
+    <w:p>
+      <w:pPr>
+        <w:spacing w:before="20" w:after="20"/>
+        <w:ind w:left="432"/>
+      </w:pPr>
+      <w:r>
+        <w:rPr>
+          <w:rFonts w:ascii="Courier New" w:hAnsi="Courier New"/>
+          <w:b w:val="0"/>
+          <w:color w:val="282828"/>
+          <w:sz w:val="17"/>
+        </w:rPr>
+        <w:t>title           string</w:t>
+      </w:r>
+    </w:p>
+    <w:p>
+      <w:pPr>
+        <w:spacing w:before="20" w:after="20"/>
+        <w:ind w:left="432"/>
+      </w:pPr>
+      <w:r>
+        <w:rPr>
+          <w:rFonts w:ascii="Courier New" w:hAnsi="Courier New"/>
+          <w:b w:val="0"/>
+          <w:color w:val="282828"/>
+          <w:sz w:val="17"/>
+        </w:rPr>
+        <w:t>company         string          may be "Unknown" for anonymous listings</w:t>
+      </w:r>
+    </w:p>
+    <w:p>
+      <w:pPr>
+        <w:spacing w:before="20" w:after="20"/>
+        <w:ind w:left="432"/>
+      </w:pPr>
+      <w:r>
+        <w:rPr>
+          <w:rFonts w:ascii="Courier New" w:hAnsi="Courier New"/>
+          <w:b w:val="0"/>
+          <w:color w:val="282828"/>
+          <w:sz w:val="17"/>
+        </w:rPr>
+        <w:t>location        string          usually "United Arab Emirates" or city</w:t>
+      </w:r>
+    </w:p>
+    <w:p>
+      <w:pPr>
+        <w:spacing w:before="20" w:after="20"/>
+        <w:ind w:left="432"/>
+      </w:pPr>
+      <w:r>
+        <w:rPr>
+          <w:rFonts w:ascii="Courier New" w:hAnsi="Courier New"/>
+          <w:b w:val="0"/>
+          <w:color w:val="282828"/>
+          <w:sz w:val="17"/>
+        </w:rPr>
+        <w:t>posted_at       string          ISO 8601 timestamp</w:t>
+      </w:r>
+    </w:p>
+    <w:p>
+      <w:pPr>
+        <w:spacing w:before="20" w:after="20"/>
+        <w:ind w:left="432"/>
+      </w:pPr>
+      <w:r>
+        <w:rPr>
+          <w:rFonts w:ascii="Courier New" w:hAnsi="Courier New"/>
+          <w:b w:val="0"/>
+          <w:color w:val="282828"/>
+          <w:sz w:val="17"/>
+        </w:rPr>
+        <w:t>link            string          full URL to original job posting</w:t>
+      </w:r>
+    </w:p>
+    <w:p>
+      <w:pPr>
+        <w:spacing w:before="20" w:after="20"/>
+        <w:ind w:left="432"/>
+      </w:pPr>
+      <w:r>
+        <w:rPr>
+          <w:rFonts w:ascii="Courier New" w:hAnsi="Courier New"/>
+          <w:b w:val="0"/>
+          <w:color w:val="282828"/>
+          <w:sz w:val="17"/>
+        </w:rPr>
+        <w:t>platform        string          LinkedIn | Indeed | Bayt | Naukrigulf | GulfTalent | other</w:t>
+      </w:r>
+    </w:p>
+    <w:p>
+      <w:pPr>
+        <w:spacing w:before="20" w:after="20"/>
+        <w:ind w:left="432"/>
+      </w:pPr>
+      <w:r>
+        <w:rPr>
+          <w:rFonts w:ascii="Courier New" w:hAnsi="Courier New"/>
+          <w:b w:val="0"/>
+          <w:color w:val="282828"/>
+          <w:sz w:val="17"/>
+        </w:rPr>
+        <w:t>salary          string|null     raw text from scraper (may be null)</w:t>
+      </w:r>
+    </w:p>
+    <w:p>
+      <w:pPr>
+        <w:spacing w:before="20" w:after="20"/>
+        <w:ind w:left="432"/>
+      </w:pPr>
+      <w:r>
+        <w:rPr>
+          <w:rFonts w:ascii="Courier New" w:hAnsi="Courier New"/>
+          <w:b w:val="0"/>
+          <w:color w:val="282828"/>
+          <w:sz w:val="17"/>
+        </w:rPr>
+        <w:t>salary_min_aed  number|null     parsed min from premium/salary call</w:t>
+      </w:r>
+    </w:p>
+    <w:p>
+      <w:pPr>
+        <w:spacing w:before="20" w:after="20"/>
+        <w:ind w:left="432"/>
+      </w:pPr>
+      <w:r>
+        <w:rPr>
+          <w:rFonts w:ascii="Courier New" w:hAnsi="Courier New"/>
+          <w:b w:val="0"/>
+          <w:color w:val="282828"/>
+          <w:sz w:val="17"/>
+        </w:rPr>
+        <w:t>salary_max_aed  number|null     parsed max from premium/salary call</w:t>
+      </w:r>
+    </w:p>
+    <w:p>
+      <w:pPr>
+        <w:spacing w:before="20" w:after="20"/>
+        <w:ind w:left="432"/>
+      </w:pPr>
+      <w:r>
+        <w:rPr>
+          <w:rFonts w:ascii="Courier New" w:hAnsi="Courier New"/>
+          <w:b w:val="0"/>
+          <w:color w:val="282828"/>
+          <w:sz w:val="17"/>
+        </w:rPr>
+        <w:t>description     string          truncated to 1500 chars</w:t>
+      </w:r>
+    </w:p>
+    <w:p>
+      <w:pPr>
+        <w:spacing w:before="20" w:after="20"/>
+        <w:ind w:left="432"/>
+      </w:pPr>
+      <w:r>
+        <w:rPr>
+          <w:rFonts w:ascii="Courier New" w:hAnsi="Courier New"/>
+          <w:b w:val="0"/>
+          <w:color w:val="282828"/>
+          <w:sz w:val="17"/>
+        </w:rPr>
+        <w:t>score           number          0–100 AI match score (60+ only returned)</w:t>
+      </w:r>
+    </w:p>
+    <w:p>
+      <w:pPr>
+        <w:spacing w:before="20" w:after="20"/>
+        <w:ind w:left="432"/>
+      </w:pPr>
+      <w:r>
+        <w:rPr>
+          <w:rFonts w:ascii="Courier New" w:hAnsi="Courier New"/>
+          <w:b w:val="0"/>
+          <w:color w:val="282828"/>
+          <w:sz w:val="17"/>
+        </w:rPr>
+        <w:t>quality_score   number          0–100 listing quality score</w:t>
+      </w:r>
+    </w:p>
+    <w:p>
+      <w:pPr>
+        <w:spacing w:before="20" w:after="20"/>
+        <w:ind w:left="432"/>
+      </w:pPr>
+      <w:r>
+        <w:rPr>
+          <w:rFonts w:ascii="Courier New" w:hAnsi="Courier New"/>
+          <w:b w:val="0"/>
+          <w:color w:val="282828"/>
+          <w:sz w:val="17"/>
+        </w:rPr>
+        <w:t>match_reason    string|null     JSON string {"m": string[], "g": string[]}</w:t>
+      </w:r>
+    </w:p>
+    <w:p>
+      <w:pPr>
+        <w:spacing w:before="20" w:after="20"/>
+        <w:ind w:left="432"/>
+      </w:pPr>
+      <w:r>
+        <w:rPr>
+          <w:rFonts w:ascii="Courier New" w:hAnsi="Courier New"/>
+          <w:b w:val="0"/>
+          <w:color w:val="282828"/>
+          <w:sz w:val="17"/>
+        </w:rPr>
+        <w:t>status          "new"|"skipped"|"applied"|"interview"|"offer"|"rejected"</w:t>
+      </w:r>
+    </w:p>
+    <w:p>
+      <w:pPr>
+        <w:spacing w:before="20" w:after="20"/>
+        <w:ind w:left="432"/>
+      </w:pPr>
+      <w:r>
+        <w:rPr>
+          <w:rFonts w:ascii="Courier New" w:hAnsi="Courier New"/>
+          <w:b w:val="0"/>
+          <w:color w:val="282828"/>
+          <w:sz w:val="17"/>
+        </w:rPr>
+        <w:t>notes           string|null     user free-text notes</w:t>
+      </w:r>
+    </w:p>
+    <w:p>
+      <w:pPr>
+        <w:spacing w:before="20" w:after="20"/>
+        <w:ind w:left="432"/>
+      </w:pPr>
+      <w:r>
+        <w:rPr>
+          <w:rFonts w:ascii="Courier New" w:hAnsi="Courier New"/>
+          <w:b w:val="0"/>
+          <w:color w:val="282828"/>
+          <w:sz w:val="17"/>
+        </w:rPr>
+        <w:t>interview_date  string|null     ISO timestamp set by user</w:t>
+      </w:r>
+    </w:p>
+    <w:p>
+      <w:pPr>
+        <w:spacing w:before="20" w:after="20"/>
+        <w:ind w:left="432"/>
+      </w:pPr>
+      <w:r>
+        <w:rPr>
+          <w:rFonts w:ascii="Courier New" w:hAnsi="Courier New"/>
+          <w:b w:val="0"/>
+          <w:color w:val="282828"/>
+          <w:sz w:val="17"/>
+        </w:rPr>
+        <w:t>industry        string|null     Healthcare &amp; Pharmacy | Retail | Technology | etc.</w:t>
+      </w:r>
+    </w:p>
+    <w:p>
+      <w:pPr>
+        <w:spacing w:before="20" w:after="20"/>
+        <w:ind w:left="432"/>
+      </w:pPr>
+      <w:r>
+        <w:rPr>
+          <w:rFonts w:ascii="Courier New" w:hAnsi="Courier New"/>
+          <w:b w:val="0"/>
+          <w:color w:val="282828"/>
+          <w:sz w:val="17"/>
+        </w:rPr>
+        <w:t>seniority       "entry"|"mid"|"senior"|"director"|null</w:t>
+      </w:r>
+    </w:p>
+    <w:p>
+      <w:pPr>
+        <w:spacing w:before="20" w:after="20"/>
+        <w:ind w:left="432"/>
+      </w:pPr>
+      <w:r>
+        <w:rPr>
+          <w:rFonts w:ascii="Courier New" w:hAnsi="Courier New"/>
+          <w:b w:val="0"/>
+          <w:color w:val="282828"/>
+          <w:sz w:val="17"/>
+        </w:rPr>
+        <w:t>remote_status   "onsite"|"hybrid"|"remote"|"unknown"|null</w:t>
+      </w:r>
+    </w:p>
+    <w:p>
+      <w:pPr>
+        <w:spacing w:before="20" w:after="20"/>
+        <w:ind w:left="432"/>
+      </w:pPr>
+      <w:r>
+        <w:rPr>
+          <w:rFonts w:ascii="Courier New" w:hAnsi="Courier New"/>
+          <w:b w:val="0"/>
+          <w:color w:val="282828"/>
+          <w:sz w:val="17"/>
+        </w:rPr>
+        <w:t>visa_likelihood "high"|"medium"|"low"|null</w:t>
+      </w:r>
+    </w:p>
+    <w:p>
+      <w:pPr>
+        <w:spacing w:before="20" w:after="20"/>
+        <w:ind w:left="432"/>
+      </w:pPr>
+      <w:r>
+        <w:rPr>
+          <w:rFonts w:ascii="Courier New" w:hAnsi="Courier New"/>
+          <w:b w:val="0"/>
+          <w:color w:val="282828"/>
+          <w:sz w:val="17"/>
+        </w:rPr>
+        <w:t>summary_bullets string|null     JSON array cached from /api/job-summary</w:t>
+      </w:r>
+    </w:p>
+    <w:p>
+      <w:pPr>
+        <w:spacing w:before="20" w:after="20"/>
+        <w:ind w:left="432"/>
+      </w:pPr>
+      <w:r>
+        <w:rPr>
+          <w:rFonts w:ascii="Courier New" w:hAnsi="Courier New"/>
+          <w:b w:val="0"/>
+          <w:color w:val="282828"/>
+          <w:sz w:val="17"/>
+        </w:rPr>
+        <w:t>link_active     bool            false if link detected as dead</w:t>
+      </w:r>
+    </w:p>
+    <w:p>
+      <w:pPr>
+        <w:spacing w:before="20" w:after="20"/>
+        <w:ind w:left="432"/>
+      </w:pPr>
+      <w:r>
+        <w:rPr>
+          <w:rFonts w:ascii="Courier New" w:hAnsi="Courier New"/>
+          <w:b w:val="0"/>
+          <w:color w:val="282828"/>
+          <w:sz w:val="17"/>
+        </w:rPr>
+        <w:t>industry_match  bool            true if job.industry matches user's primary industry</w:t>
+      </w:r>
+    </w:p>
+    <w:p>
+      <w:pPr>
+        <w:spacing w:before="40" w:after="40"/>
+      </w:pPr>
+      <w:r>
+        <w:rPr>
+          <w:rFonts w:ascii="Calibri" w:hAnsi="Calibri"/>
+          <w:b w:val="0"/>
           <w:sz w:val="20"/>
         </w:rPr>
-      </w:r>
-    </w:p>
-    <w:p>
-      <w:pPr>
-        <w:spacing w:after="0"/>
-      </w:pPr>
-      <w:r>
-        <w:rPr>
-          <w:sz w:val="20"/>
-        </w:rPr>
-        <w:t>Job object (from /api/refresh-matches or /api/application-board):</w:t>
-      </w:r>
-    </w:p>
-    <w:p>
-      <w:pPr>
-        <w:spacing w:after="0"/>
-      </w:pPr>
-      <w:r>
-        <w:rPr>
-          <w:sz w:val="20"/>
-        </w:rPr>
-      </w:r>
-    </w:p>
-    <w:p>
-      <w:pPr>
-        <w:spacing w:after="0"/>
-      </w:pPr>
-      <w:r>
-        <w:rPr>
-          <w:sz w:val="20"/>
-        </w:rPr>
-        <w:t xml:space="preserve">  id              string (uuid)</w:t>
-      </w:r>
-    </w:p>
-    <w:p>
-      <w:pPr>
-        <w:spacing w:after="0"/>
-      </w:pPr>
-      <w:r>
-        <w:rPr>
-          <w:sz w:val="20"/>
-        </w:rPr>
-        <w:t xml:space="preserve">  title           string</w:t>
-      </w:r>
-    </w:p>
-    <w:p>
-      <w:pPr>
-        <w:spacing w:after="0"/>
-      </w:pPr>
-      <w:r>
-        <w:rPr>
-          <w:sz w:val="20"/>
-        </w:rPr>
-        <w:t xml:space="preserve">  company         string          may be "Unknown" for anonymous listings</w:t>
-      </w:r>
-    </w:p>
-    <w:p>
-      <w:pPr>
-        <w:spacing w:after="0"/>
-      </w:pPr>
-      <w:r>
-        <w:rPr>
-          <w:sz w:val="20"/>
-        </w:rPr>
-        <w:t xml:space="preserve">  location        string          usually "United Arab Emirates" or city</w:t>
-      </w:r>
-    </w:p>
-    <w:p>
-      <w:pPr>
-        <w:spacing w:after="0"/>
-      </w:pPr>
-      <w:r>
-        <w:rPr>
-          <w:sz w:val="20"/>
-        </w:rPr>
-        <w:t xml:space="preserve">  posted_at       string          ISO 8601 timestamp</w:t>
-      </w:r>
-    </w:p>
-    <w:p>
-      <w:pPr>
-        <w:spacing w:after="0"/>
-      </w:pPr>
-      <w:r>
-        <w:rPr>
-          <w:sz w:val="20"/>
-        </w:rPr>
-        <w:t xml:space="preserve">  link            string          full URL to original job posting</w:t>
-      </w:r>
-    </w:p>
-    <w:p>
-      <w:pPr>
-        <w:spacing w:after="0"/>
-      </w:pPr>
-      <w:r>
-        <w:rPr>
-          <w:sz w:val="20"/>
-        </w:rPr>
-        <w:t xml:space="preserve">  platform        string          LinkedIn | Indeed | Bayt | Naukrigulf | GulfTalent | other</w:t>
-      </w:r>
-    </w:p>
-    <w:p>
-      <w:pPr>
-        <w:spacing w:after="0"/>
-      </w:pPr>
-      <w:r>
-        <w:rPr>
-          <w:sz w:val="20"/>
-        </w:rPr>
-        <w:t xml:space="preserve">  salary          string|null     raw text from scraper (may be null)</w:t>
-      </w:r>
-    </w:p>
-    <w:p>
-      <w:pPr>
-        <w:spacing w:after="0"/>
-      </w:pPr>
-      <w:r>
-        <w:rPr>
-          <w:sz w:val="20"/>
-        </w:rPr>
-        <w:t xml:space="preserve">  salary_min_aed  number|null     parsed min from premium/salary call</w:t>
-      </w:r>
-    </w:p>
-    <w:p>
-      <w:pPr>
-        <w:spacing w:after="0"/>
-      </w:pPr>
-      <w:r>
-        <w:rPr>
-          <w:sz w:val="20"/>
-        </w:rPr>
-        <w:t xml:space="preserve">  salary_max_aed  number|null     parsed max from premium/salary call</w:t>
-      </w:r>
-    </w:p>
-    <w:p>
-      <w:pPr>
-        <w:spacing w:after="0"/>
-      </w:pPr>
-      <w:r>
-        <w:rPr>
-          <w:sz w:val="20"/>
-        </w:rPr>
-        <w:t xml:space="preserve">  description     string          truncated to 1500 chars</w:t>
-      </w:r>
-    </w:p>
-    <w:p>
-      <w:pPr>
-        <w:spacing w:after="0"/>
-      </w:pPr>
-      <w:r>
-        <w:rPr>
-          <w:sz w:val="20"/>
-        </w:rPr>
-        <w:t xml:space="preserve">  score           number          0–100 AI match score (60+ only returned)</w:t>
-      </w:r>
-    </w:p>
-    <w:p>
-      <w:pPr>
-        <w:spacing w:after="0"/>
-      </w:pPr>
-      <w:r>
-        <w:rPr>
-          <w:sz w:val="20"/>
-        </w:rPr>
-        <w:t xml:space="preserve">  quality_score   number          0–100 listing quality (salary + desc + recency + platform)</w:t>
-      </w:r>
-    </w:p>
-    <w:p>
-      <w:pPr>
-        <w:spacing w:after="0"/>
-      </w:pPr>
-      <w:r>
-        <w:rPr>
-          <w:sz w:val="20"/>
-        </w:rPr>
-        <w:t xml:space="preserve">  match_reason    string|null     JSON string {"m": string[], "g": string[]} — match and gap bullets</w:t>
-      </w:r>
-    </w:p>
-    <w:p>
-      <w:pPr>
-        <w:spacing w:after="0"/>
-      </w:pPr>
-      <w:r>
-        <w:rPr>
-          <w:sz w:val="20"/>
-        </w:rPr>
-        <w:t xml:space="preserve">  status          "new" | "skipped" | "applied" | "interview" | "offer" | "rejected"</w:t>
-      </w:r>
-    </w:p>
-    <w:p>
-      <w:pPr>
-        <w:spacing w:after="0"/>
-      </w:pPr>
-      <w:r>
-        <w:rPr>
-          <w:sz w:val="20"/>
-        </w:rPr>
-        <w:t xml:space="preserve">  notes           string|null     user free-text notes</w:t>
-      </w:r>
-    </w:p>
-    <w:p>
-      <w:pPr>
-        <w:spacing w:after="0"/>
-      </w:pPr>
-      <w:r>
-        <w:rPr>
-          <w:sz w:val="20"/>
-        </w:rPr>
-        <w:t xml:space="preserve">  interview_date  string|null     ISO timestamp set by user</w:t>
-      </w:r>
-    </w:p>
-    <w:p>
-      <w:pPr>
-        <w:spacing w:after="0"/>
-      </w:pPr>
-      <w:r>
-        <w:rPr>
-          <w:sz w:val="20"/>
-        </w:rPr>
-        <w:t xml:space="preserve">  industry        string|null     Healthcare &amp; Pharmacy | Retail | FMCG | Technology | etc.</w:t>
-      </w:r>
-    </w:p>
-    <w:p>
-      <w:pPr>
-        <w:spacing w:after="0"/>
-      </w:pPr>
-      <w:r>
-        <w:rPr>
-          <w:sz w:val="20"/>
-        </w:rPr>
-        <w:t xml:space="preserve">  seniority       "entry"|"mid"|"senior"|"director"|null</w:t>
-      </w:r>
-    </w:p>
-    <w:p>
-      <w:pPr>
-        <w:spacing w:after="0"/>
-      </w:pPr>
-      <w:r>
-        <w:rPr>
-          <w:sz w:val="20"/>
-        </w:rPr>
-        <w:t xml:space="preserve">  remote_status   "onsite"|"hybrid"|"remote"|"unknown"|null</w:t>
-      </w:r>
-    </w:p>
-    <w:p>
-      <w:pPr>
-        <w:spacing w:after="0"/>
-      </w:pPr>
-      <w:r>
-        <w:rPr>
-          <w:sz w:val="20"/>
-        </w:rPr>
-        <w:t xml:space="preserve">  visa_likelihood "high"|"medium"|"low"|null</w:t>
-      </w:r>
-    </w:p>
-    <w:p>
-      <w:pPr>
-        <w:spacing w:after="0"/>
-      </w:pPr>
-      <w:r>
-        <w:rPr>
-          <w:sz w:val="20"/>
-        </w:rPr>
-        <w:t xml:space="preserve">  summary_bullets string|null     JSON array cached from /api/job-summary</w:t>
-      </w:r>
-    </w:p>
-    <w:p>
-      <w:pPr>
-        <w:spacing w:after="0"/>
-      </w:pPr>
-      <w:r>
-        <w:rPr>
-          <w:sz w:val="20"/>
-        </w:rPr>
-        <w:t xml:space="preserve">  link_active     bool            false if link was detected as dead</w:t>
-      </w:r>
-    </w:p>
-    <w:p>
-      <w:pPr>
-        <w:spacing w:after="0"/>
-      </w:pPr>
-      <w:r>
-        <w:rPr>
-          <w:sz w:val="20"/>
-        </w:rPr>
-      </w:r>
-    </w:p>
-    <w:p>
-      <w:pPr>
-        <w:spacing w:after="0"/>
-      </w:pPr>
-      <w:r>
-        <w:rPr>
-          <w:sz w:val="20"/>
-        </w:rPr>
-        <w:t>Score display colours:</w:t>
-      </w:r>
-    </w:p>
-    <w:p>
-      <w:pPr>
-        <w:spacing w:after="0"/>
-      </w:pPr>
-      <w:r>
-        <w:rPr>
-          <w:sz w:val="20"/>
-        </w:rPr>
-        <w:t xml:space="preserve">  90–100 → #16a34a (green)</w:t>
-      </w:r>
-    </w:p>
-    <w:p>
-      <w:pPr>
-        <w:spacing w:after="0"/>
-      </w:pPr>
-      <w:r>
-        <w:rPr>
-          <w:sz w:val="20"/>
-        </w:rPr>
-        <w:t xml:space="preserve">  75–89  → #2563eb (blue)</w:t>
-      </w:r>
-    </w:p>
-    <w:p>
-      <w:pPr>
-        <w:spacing w:after="0"/>
-      </w:pPr>
-      <w:r>
-        <w:rPr>
-          <w:sz w:val="20"/>
-        </w:rPr>
-        <w:t xml:space="preserve">  60–74  → #d97706 (amber)</w:t>
-      </w:r>
-    </w:p>
-    <w:p>
-      <w:pPr>
-        <w:spacing w:after="0"/>
-      </w:pPr>
-      <w:r>
-        <w:rPr>
-          <w:sz w:val="20"/>
-        </w:rPr>
-      </w:r>
-    </w:p>
-    <w:p>
-      <w:pPr>
-        <w:spacing w:after="0"/>
-      </w:pPr>
-      <w:r>
-        <w:rPr>
-          <w:color w:val="9CA3AF"/>
-          <w:sz w:val="16"/>
-        </w:rPr>
-        <w:t>================================================================================</w:t>
-      </w:r>
-    </w:p>
-    <w:p>
-      <w:pPr>
-        <w:spacing w:after="0"/>
-      </w:pPr>
-      <w:r>
-        <w:rPr>
-          <w:sz w:val="20"/>
-        </w:rPr>
-        <w:t>END OF PROMPT</w:t>
-      </w:r>
-    </w:p>
-    <w:p>
-      <w:pPr>
-        <w:spacing w:after="0"/>
-      </w:pPr>
-      <w:r>
-        <w:rPr>
-          <w:color w:val="9CA3AF"/>
-          <w:sz w:val="16"/>
-        </w:rPr>
-        <w:t>================================================================================</w:t>
-      </w:r>
-    </w:p>
-    <w:p>
-      <w:pPr>
-        <w:spacing w:after="0"/>
-      </w:pPr>
-      <w:r>
-        <w:rPr>
-          <w:sz w:val="20"/>
-        </w:rPr>
+        <w:t>Score display colours:  90–100 → #16a34a (green)  |  75–89 → #2563eb (blue)  |  60–74 → #d97706 (amber)</w:t>
       </w:r>
     </w:p>
     <w:sectPr>
       <w:pgSz w:w="12240" w:h="15840"/>
-      <w:pgMar w:top="1080" w:right="1296" w:bottom="1080" w:left="1296" w:header="720" w:footer="720" w:gutter="0"/>
+      <w:pgMar w:top="1152" w:right="1440" w:bottom="1152" w:left="1440" w:header="720" w:footer="720" w:gutter="0"/>
       <w:cols w:space="720"/>
       <w:docGrid w:linePitch="360"/>
     </w:sectPr>
